--- a/docs-paper/Manuscript_improved.docx
+++ b/docs-paper/Manuscript_improved.docx
@@ -455,7 +455,15 @@
           <w:b/>
           <w:bCs/>
         </w:rPr>
-        <w:t>March 2026</w:t>
+        <w:t>September</w:t>
+      </w:r>
+      <w:r>
+        <w:rPr>
+          <w:rFonts w:ascii="Times New Roman" w:hAnsi="Times New Roman" w:cs="Times New Roman"/>
+          <w:b/>
+          <w:bCs/>
+        </w:rPr>
+        <w:t xml:space="preserve"> 2026</w:t>
       </w:r>
     </w:p>
     <w:bookmarkStart w:id="1" w:name="_Hlk225496209"/>
@@ -702,16 +710,8 @@
         <w:rPr>
           <w:rFonts w:ascii="Times New Roman" w:hAnsi="Times New Roman" w:cs="Times New Roman"/>
         </w:rPr>
-        <w:t xml:space="preserve"> specialized </w:t>
-      </w:r>
-      <w:proofErr w:type="gramStart"/>
-      <w:r>
-        <w:rPr>
-          <w:rFonts w:ascii="Times New Roman" w:hAnsi="Times New Roman" w:cs="Times New Roman"/>
-        </w:rPr>
-        <w:t>watercraft</w:t>
-      </w:r>
-      <w:proofErr w:type="gramEnd"/>
+        <w:t xml:space="preserve"> specialized watercraft</w:t>
+      </w:r>
       <w:r>
         <w:rPr>
           <w:rFonts w:ascii="Times New Roman" w:hAnsi="Times New Roman" w:cs="Times New Roman"/>
@@ -737,21 +737,7 @@
         <w:rPr>
           <w:rFonts w:ascii="Times New Roman" w:hAnsi="Times New Roman" w:cs="Times New Roman"/>
         </w:rPr>
-        <w:t xml:space="preserve">This manual approach creates significant gaps in service delivery, particularly during peak days when regular transport runs overlap with unexpected incidents. According to Chavula and </w:t>
-      </w:r>
-      <w:proofErr w:type="spellStart"/>
-      <w:r>
-        <w:rPr>
-          <w:rFonts w:ascii="Times New Roman" w:hAnsi="Times New Roman" w:cs="Times New Roman"/>
-        </w:rPr>
-        <w:t>Kayusi</w:t>
-      </w:r>
-      <w:proofErr w:type="spellEnd"/>
-      <w:r>
-        <w:rPr>
-          <w:rFonts w:ascii="Times New Roman" w:hAnsi="Times New Roman" w:cs="Times New Roman"/>
-        </w:rPr>
-        <w:t xml:space="preserve"> (2025), service systems in rural communities are frequently hindered by poor data accessibility and fragmented communication. In the context of the Echague MDRRMO, relying on manual processes for logistics results in specific operational bottlenecks</w:t>
+        <w:t>This manual approach creates significant gaps in service delivery, particularly during peak days when regular transport runs overlap with unexpected incidents. According to Chavula and Kayusi (2025), service systems in rural communities are frequently hindered by poor data accessibility and fragmented communication. In the context of the Echague MDRRMO, relying on manual processes for logistics results in specific operational bottlenecks</w:t>
       </w:r>
       <w:r>
         <w:rPr>
@@ -1496,18 +1482,8 @@
           <w:sz w:val="24"/>
           <w:szCs w:val="24"/>
         </w:rPr>
-        <w:t xml:space="preserve">To implement multi-factor authentication (MFA) to enhance system security by protecting sensitive resident data and preventing unauthorized </w:t>
-      </w:r>
-      <w:proofErr w:type="gramStart"/>
-      <w:r>
-        <w:rPr>
-          <w:rFonts w:ascii="Times New Roman" w:hAnsi="Times New Roman" w:cs="Times New Roman"/>
-          <w:sz w:val="24"/>
-          <w:szCs w:val="24"/>
-        </w:rPr>
-        <w:t>access..</w:t>
-      </w:r>
-      <w:proofErr w:type="gramEnd"/>
+        <w:t>To implement multi-factor authentication (MFA) to enhance system security by protecting sensitive resident data and preventing unauthorized access..</w:t>
+      </w:r>
     </w:p>
     <w:p>
       <w:pPr>
@@ -2623,42 +2599,24 @@
           <w:color w:val="000000"/>
           <w:lang w:eastAsia="en-PH"/>
         </w:rPr>
-        <w:t>The International Organization for Standardization (ISO) and the International Electrotechnical Commission (IEC) established the ISO/IEC 25010 Systems and software engineering — Systems and software Quality Requirements and Evaluation (</w:t>
-      </w:r>
-      <w:proofErr w:type="spellStart"/>
+        <w:t>The International Organization for Standardization (ISO) and the International Electrotechnical Commission (IEC) established the ISO/IEC 25010 Systems and software engineering — Systems and software Quality Requirements and Evaluation (SQuaRE) standard. This framework defines a comprehensive software quality model comprising eight primary characteristics: functional suitability, performance efficiency, compatibility, interaction capability, reliability, security, maintainability, and flexibility.</w:t>
+      </w:r>
+    </w:p>
+    <w:p>
+      <w:pPr>
+        <w:spacing w:before="240" w:after="240" w:line="480" w:lineRule="auto"/>
+        <w:ind w:firstLine="720"/>
+        <w:rPr>
+          <w:rFonts w:ascii="Times New Roman" w:eastAsia="Times New Roman" w:hAnsi="Times New Roman" w:cs="Times New Roman"/>
+          <w:lang w:eastAsia="en-PH"/>
+        </w:rPr>
+      </w:pPr>
       <w:r>
         <w:rPr>
           <w:rFonts w:ascii="Times New Roman" w:eastAsia="Times New Roman" w:hAnsi="Times New Roman" w:cs="Times New Roman"/>
           <w:color w:val="000000"/>
           <w:lang w:eastAsia="en-PH"/>
         </w:rPr>
-        <w:t>SQuaRE</w:t>
-      </w:r>
-      <w:proofErr w:type="spellEnd"/>
-      <w:r>
-        <w:rPr>
-          <w:rFonts w:ascii="Times New Roman" w:eastAsia="Times New Roman" w:hAnsi="Times New Roman" w:cs="Times New Roman"/>
-          <w:color w:val="000000"/>
-          <w:lang w:eastAsia="en-PH"/>
-        </w:rPr>
-        <w:t>) standard. This framework defines a comprehensive software quality model comprising eight primary characteristics: functional suitability, performance efficiency, compatibility, interaction capability, reliability, security, maintainability, and flexibility.</w:t>
-      </w:r>
-    </w:p>
-    <w:p>
-      <w:pPr>
-        <w:spacing w:before="240" w:after="240" w:line="480" w:lineRule="auto"/>
-        <w:ind w:firstLine="720"/>
-        <w:rPr>
-          <w:rFonts w:ascii="Times New Roman" w:eastAsia="Times New Roman" w:hAnsi="Times New Roman" w:cs="Times New Roman"/>
-          <w:lang w:eastAsia="en-PH"/>
-        </w:rPr>
-      </w:pPr>
-      <w:r>
-        <w:rPr>
-          <w:rFonts w:ascii="Times New Roman" w:eastAsia="Times New Roman" w:hAnsi="Times New Roman" w:cs="Times New Roman"/>
-          <w:color w:val="000000"/>
-          <w:lang w:eastAsia="en-PH"/>
-        </w:rPr>
         <w:lastRenderedPageBreak/>
         <w:t>It provides a globally recognized baseline to measure the degree to which a software product satisfies stated and implied needs. For the proposed dual-platform system for the Echague MDRRMO, this standard establishes the theoretical foundation for defining system requirements and structuring the evaluation criteria prior to local deployment.</w:t>
       </w:r>
@@ -2671,7 +2629,6 @@
           <w:lang w:eastAsia="en-PH"/>
         </w:rPr>
       </w:pPr>
-      <w:proofErr w:type="spellStart"/>
       <w:r>
         <w:rPr>
           <w:rFonts w:ascii="Times New Roman" w:eastAsia="Times New Roman" w:hAnsi="Times New Roman" w:cs="Times New Roman"/>
@@ -2682,9 +2639,8 @@
           <w:szCs w:val="23"/>
           <w:lang w:eastAsia="en-PH"/>
         </w:rPr>
-        <w:t>RescueLink</w:t>
-      </w:r>
-      <w:proofErr w:type="spellEnd"/>
+        <w:t>RescueLink: SOS Alert system for Disaster response and management</w:t>
+      </w:r>
       <w:r>
         <w:rPr>
           <w:rFonts w:ascii="Times New Roman" w:eastAsia="Times New Roman" w:hAnsi="Times New Roman" w:cs="Times New Roman"/>
@@ -2695,7 +2651,7 @@
           <w:szCs w:val="23"/>
           <w:lang w:eastAsia="en-PH"/>
         </w:rPr>
-        <w:t>: SOS Alert system for Disaster response and management</w:t>
+        <w:br/>
       </w:r>
       <w:r>
         <w:rPr>
@@ -2707,18 +2663,6 @@
           <w:szCs w:val="23"/>
           <w:lang w:eastAsia="en-PH"/>
         </w:rPr>
-        <w:br/>
-      </w:r>
-      <w:r>
-        <w:rPr>
-          <w:rFonts w:ascii="Times New Roman" w:eastAsia="Times New Roman" w:hAnsi="Times New Roman" w:cs="Times New Roman"/>
-          <w:b/>
-          <w:bCs/>
-          <w:color w:val="000000"/>
-          <w:sz w:val="23"/>
-          <w:szCs w:val="23"/>
-          <w:lang w:eastAsia="en-PH"/>
-        </w:rPr>
         <w:tab/>
       </w:r>
       <w:r>
@@ -2727,145 +2671,170 @@
           <w:color w:val="000000"/>
           <w:lang w:eastAsia="en-PH"/>
         </w:rPr>
-        <w:t xml:space="preserve">The </w:t>
-      </w:r>
-      <w:proofErr w:type="spellStart"/>
-      <w:r>
+        <w:t>The RescueLink SOS Alert System for Disaster Response and Management by Lidres et al. (2024), a web application for DRRMO officials and a mobile application for residents of Silay City, Negros Occidental. This system enables registered citizens to send incident or emergency reports through the mobile application, allowing the administrators to track the location of rescuers en route to an incident using real-time mapping. This system is evaluated by five IT experts and 71 respondents, who are composed of 21 DRRM officials and 50 residents. Through the ISO/IEC 25010 software quality characteristics, achieving an overall grand mean score of 4.66 rated as excellent across all criteria. This study demonstrates a comparable architecture for the system and validates the use of ISO/IEC 25010f for credible evaluation framework for systems focused in DRRM in local government context, providing a benchmark for SERBIS’s evaluation results.</w:t>
+      </w:r>
+    </w:p>
+    <w:p>
+      <w:pPr>
+        <w:spacing w:before="240" w:after="240" w:line="480" w:lineRule="auto"/>
         <w:rPr>
           <w:rFonts w:ascii="Times New Roman" w:eastAsia="Times New Roman" w:hAnsi="Times New Roman" w:cs="Times New Roman"/>
           <w:color w:val="000000"/>
           <w:lang w:eastAsia="en-PH"/>
         </w:rPr>
-        <w:t>RescueLink</w:t>
-      </w:r>
-      <w:proofErr w:type="spellEnd"/>
-      <w:r>
-        <w:rPr>
-          <w:rFonts w:ascii="Times New Roman" w:eastAsia="Times New Roman" w:hAnsi="Times New Roman" w:cs="Times New Roman"/>
+      </w:pPr>
+      <w:r>
+        <w:rPr>
+          <w:rFonts w:ascii="Times New Roman" w:eastAsia="Times New Roman" w:hAnsi="Times New Roman" w:cs="Times New Roman"/>
+          <w:b/>
+          <w:bCs/>
           <w:color w:val="000000"/>
           <w:lang w:eastAsia="en-PH"/>
         </w:rPr>
-        <w:t xml:space="preserve"> SOS Alert System for Disaster Response and Management by </w:t>
-      </w:r>
-      <w:proofErr w:type="spellStart"/>
-      <w:r>
-        <w:rPr>
-          <w:rFonts w:ascii="Times New Roman" w:eastAsia="Times New Roman" w:hAnsi="Times New Roman" w:cs="Times New Roman"/>
+        <w:t>Service delivery through e-governance: The case of highly urbanized cities in northern Mindanao, Philippines</w:t>
+      </w:r>
+      <w:r>
+        <w:rPr>
+          <w:rFonts w:ascii="Times New Roman" w:eastAsia="Times New Roman" w:hAnsi="Times New Roman" w:cs="Times New Roman"/>
+          <w:b/>
+          <w:bCs/>
           <w:color w:val="000000"/>
           <w:lang w:eastAsia="en-PH"/>
         </w:rPr>
-        <w:t>Lidres</w:t>
-      </w:r>
-      <w:proofErr w:type="spellEnd"/>
-      <w:r>
-        <w:rPr>
-          <w:rFonts w:ascii="Times New Roman" w:eastAsia="Times New Roman" w:hAnsi="Times New Roman" w:cs="Times New Roman"/>
+        <w:br/>
+      </w:r>
+      <w:r>
+        <w:rPr>
+          <w:rFonts w:ascii="Times New Roman" w:eastAsia="Times New Roman" w:hAnsi="Times New Roman" w:cs="Times New Roman"/>
+          <w:b/>
+          <w:bCs/>
           <w:color w:val="000000"/>
           <w:lang w:eastAsia="en-PH"/>
         </w:rPr>
-        <w:t xml:space="preserve"> et al. (2024), a web application for DRRMO officials and a mobile application for residents of Silay City, Negros Occidental. This system enables registered citizens to send incident or emergency reports through the mobile application, allowing the administrators to track the location of rescuers </w:t>
-      </w:r>
-      <w:proofErr w:type="spellStart"/>
+        <w:tab/>
+      </w:r>
       <w:r>
         <w:rPr>
           <w:rFonts w:ascii="Times New Roman" w:eastAsia="Times New Roman" w:hAnsi="Times New Roman" w:cs="Times New Roman"/>
           <w:color w:val="000000"/>
           <w:lang w:eastAsia="en-PH"/>
         </w:rPr>
-        <w:t>en</w:t>
-      </w:r>
-      <w:proofErr w:type="spellEnd"/>
+        <w:t xml:space="preserve">Assessing Digital Governance Implementation Issues in Local Government Units A systematic literature review by Conchas and Salapa investigated the difficulties faced by local officials in Padada, Davao del Sur, during their transition from paper-based to digital administrative systems under the E-Governance Act. Utilizing the PRISMA framework, the review analyzed digital governance challenges between 2015 and 2025. The study identified six </w:t>
+      </w:r>
       <w:r>
         <w:rPr>
           <w:rFonts w:ascii="Times New Roman" w:eastAsia="Times New Roman" w:hAnsi="Times New Roman" w:cs="Times New Roman"/>
           <w:color w:val="000000"/>
           <w:lang w:eastAsia="en-PH"/>
         </w:rPr>
-        <w:t xml:space="preserve"> route to an incident using real-time mapping. This system is evaluated by five IT experts and 71 respondents, who are composed of 21 DRRM officials and 50 residents. Through the ISO/IEC 25010 software quality characteristics, achieving an overall grand mean score of 4.66 rated as excellent across all criteria. This study demonstrates a comparable architecture for the system and validates the use of ISO/IEC 25010f for credible evaluation framework for systems focused in DRRM in local government context, providing a benchmark for SERBIS’s evaluation results.</w:t>
-      </w:r>
-    </w:p>
-    <w:p>
-      <w:pPr>
-        <w:spacing w:before="240" w:after="240" w:line="480" w:lineRule="auto"/>
-        <w:rPr>
-          <w:rFonts w:ascii="Times New Roman" w:eastAsia="Times New Roman" w:hAnsi="Times New Roman" w:cs="Times New Roman"/>
+        <w:lastRenderedPageBreak/>
+        <w:t>essential themes hindering implementation: a lack of infrastructure and internet connectivity, limited digital skills among LGU staff, low citizen adoption, policy gaps, resource limitations, and security concerns. The research concluded that successful e-governance requires combining infrastructure development with staff training and citizen participation initiatives to achieve lasting digital success in local communities. This literature directly justifies the dual-platform architecture of SERBIS for the Echague MDRRMO. The identified challenge of poor internet connectivity and infrastructure in Local Government Units validates the necessity of the system's SMS-Text Blast feature and offline-capable mobile application. By providing non-internet-dependent channels for emergency alerts and offline access to the digital instructional library, SERBIS effectively overcomes the exact infrastructure and connectivity barriers that typically cause digital governance implementations to fail in rural municipalities</w:t>
+      </w:r>
+    </w:p>
+    <w:p>
+      <w:pPr>
+        <w:spacing w:after="0" w:line="480" w:lineRule="auto"/>
+        <w:rPr>
+          <w:rFonts w:ascii="Times New Roman" w:eastAsia="Times New Roman" w:hAnsi="Times New Roman" w:cs="Times New Roman"/>
+          <w:lang w:eastAsia="en-PH"/>
+        </w:rPr>
+      </w:pPr>
+      <w:r>
+        <w:rPr>
+          <w:rFonts w:ascii="Times New Roman" w:eastAsia="Times New Roman" w:hAnsi="Times New Roman" w:cs="Times New Roman"/>
+          <w:b/>
+          <w:bCs/>
           <w:color w:val="000000"/>
           <w:lang w:eastAsia="en-PH"/>
         </w:rPr>
-      </w:pPr>
-      <w:r>
-        <w:rPr>
-          <w:rFonts w:ascii="Times New Roman" w:eastAsia="Times New Roman" w:hAnsi="Times New Roman" w:cs="Times New Roman"/>
-          <w:b/>
-          <w:bCs/>
+        <w:t>2.3 Related Studies</w:t>
+      </w:r>
+    </w:p>
+    <w:p>
+      <w:pPr>
+        <w:spacing w:after="0" w:line="480" w:lineRule="auto"/>
+        <w:ind w:firstLine="720"/>
+        <w:rPr>
+          <w:rFonts w:ascii="Times New Roman" w:eastAsia="Times New Roman" w:hAnsi="Times New Roman" w:cs="Times New Roman"/>
           <w:color w:val="000000"/>
           <w:lang w:eastAsia="en-PH"/>
         </w:rPr>
-        <w:t>Service delivery through e-governance: The case of highly urbanized cities in northern Mindanao, Philippines</w:t>
-      </w:r>
-      <w:r>
-        <w:rPr>
-          <w:rFonts w:ascii="Times New Roman" w:eastAsia="Times New Roman" w:hAnsi="Times New Roman" w:cs="Times New Roman"/>
-          <w:b/>
-          <w:bCs/>
+      </w:pPr>
+      <w:r>
+        <w:rPr>
+          <w:rFonts w:ascii="Times New Roman" w:eastAsia="Times New Roman" w:hAnsi="Times New Roman" w:cs="Times New Roman"/>
           <w:color w:val="000000"/>
           <w:lang w:eastAsia="en-PH"/>
         </w:rPr>
-        <w:br/>
-      </w:r>
-      <w:r>
-        <w:rPr>
-          <w:rFonts w:ascii="Times New Roman" w:eastAsia="Times New Roman" w:hAnsi="Times New Roman" w:cs="Times New Roman"/>
-          <w:b/>
-          <w:bCs/>
+        <w:t>This section presents previous research studies or developed systems similar to the proposed project.</w:t>
+      </w:r>
+      <w:r>
+        <w:rPr>
+          <w:rFonts w:ascii="Times New Roman" w:eastAsia="Times New Roman" w:hAnsi="Times New Roman" w:cs="Times New Roman"/>
           <w:color w:val="000000"/>
           <w:lang w:eastAsia="en-PH"/>
         </w:rPr>
         <w:tab/>
       </w:r>
-      <w:r>
-        <w:rPr>
-          <w:rFonts w:ascii="Times New Roman" w:eastAsia="Times New Roman" w:hAnsi="Times New Roman" w:cs="Times New Roman"/>
+    </w:p>
+    <w:p>
+      <w:pPr>
+        <w:spacing w:after="0" w:line="480" w:lineRule="auto"/>
+        <w:ind w:firstLine="720"/>
+        <w:rPr>
+          <w:rFonts w:ascii="Times New Roman" w:eastAsia="Times New Roman" w:hAnsi="Times New Roman" w:cs="Times New Roman"/>
+          <w:b/>
+          <w:bCs/>
+          <w:lang w:eastAsia="en-PH"/>
+        </w:rPr>
+      </w:pPr>
+      <w:r>
+        <w:rPr>
+          <w:rFonts w:ascii="Times New Roman" w:eastAsia="Times New Roman" w:hAnsi="Times New Roman" w:cs="Times New Roman"/>
+          <w:b/>
+          <w:bCs/>
           <w:color w:val="000000"/>
           <w:lang w:eastAsia="en-PH"/>
         </w:rPr>
-        <w:t xml:space="preserve">Assessing Digital Governance Implementation Issues in Local Government Units A systematic literature review by Conchas and </w:t>
-      </w:r>
-      <w:proofErr w:type="spellStart"/>
-      <w:r>
+        <w:t>2.3.1 Foreign Studies</w:t>
+      </w:r>
+    </w:p>
+    <w:p>
+      <w:pPr>
+        <w:spacing w:after="240" w:line="480" w:lineRule="auto"/>
+        <w:ind w:firstLine="720"/>
         <w:rPr>
           <w:rFonts w:ascii="Times New Roman" w:eastAsia="Times New Roman" w:hAnsi="Times New Roman" w:cs="Times New Roman"/>
           <w:color w:val="000000"/>
           <w:lang w:eastAsia="en-PH"/>
         </w:rPr>
-        <w:t>Salapa</w:t>
-      </w:r>
-      <w:proofErr w:type="spellEnd"/>
+      </w:pPr>
       <w:r>
         <w:rPr>
           <w:rFonts w:ascii="Times New Roman" w:eastAsia="Times New Roman" w:hAnsi="Times New Roman" w:cs="Times New Roman"/>
           <w:color w:val="000000"/>
           <w:lang w:eastAsia="en-PH"/>
         </w:rPr>
-        <w:t xml:space="preserve"> investigated the difficulties faced by local officials in </w:t>
-      </w:r>
-      <w:proofErr w:type="spellStart"/>
-      <w:r>
+        <w:t>Elejalde et al. (2025) studied behavioral responses to mobile phone evacuation alerts during the 2024 wildfires in Valparaíso, Chile. The methodology involved analyzing mobile phone data to measure evacuation timing. Results showed that initial SMS alerts triggered immediate evacuation, while repeated messages had diminishing effects. However, the study indicated a limitation that emergency communication can be less effective if not targeted and socioeconomically calibrated, as high-income areas evacuated faster than lower-income areas.</w:t>
+      </w:r>
+    </w:p>
+    <w:p>
+      <w:pPr>
+        <w:spacing w:after="240" w:line="480" w:lineRule="auto"/>
+        <w:ind w:firstLine="720"/>
         <w:rPr>
           <w:rFonts w:ascii="Times New Roman" w:eastAsia="Times New Roman" w:hAnsi="Times New Roman" w:cs="Times New Roman"/>
           <w:color w:val="000000"/>
           <w:lang w:eastAsia="en-PH"/>
         </w:rPr>
-        <w:t>Padada</w:t>
-      </w:r>
-      <w:proofErr w:type="spellEnd"/>
+      </w:pPr>
       <w:r>
         <w:rPr>
           <w:rFonts w:ascii="Times New Roman" w:eastAsia="Times New Roman" w:hAnsi="Times New Roman" w:cs="Times New Roman"/>
           <w:color w:val="000000"/>
           <w:lang w:eastAsia="en-PH"/>
         </w:rPr>
-        <w:t xml:space="preserve">, Davao del Sur, during their transition from paper-based to digital administrative systems under the E-Governance Act. Utilizing the PRISMA framework, the review analyzed digital governance challenges between 2015 and 2025. The study identified six </w:t>
+        <w:t xml:space="preserve">Escolano et al. (2023) evaluated a mobile application designed for disaster preparedness to determine its effectiveness in fostering decision intelligence. The methodology utilized </w:t>
       </w:r>
       <w:r>
         <w:rPr>
@@ -2874,27 +2843,275 @@
           <w:lang w:eastAsia="en-PH"/>
         </w:rPr>
         <w:lastRenderedPageBreak/>
-        <w:t>essential themes hindering implementation: a lack of infrastructure and internet connectivity, limited digital skills among LGU staff, low citizen adoption, policy gaps, resource limitations, and security concerns. The research concluded that successful e-governance requires combining infrastructure development with staff training and citizen participation initiatives to achieve lasting digital success in local communities. This literature directly justifies the dual-platform architecture of SERBIS for the Echague MDRRMO. The identified challenge of poor internet connectivity and infrastructure in Local Government Units validates the necessity of the system's SMS-Text Blast feature and offline-capable mobile application. By providing non-internet-dependent channels for emergency alerts and offline access to the digital instructional library, SERBIS effectively overcomes the exact infrastructure and connectivity barriers that typically cause digital governance implementations to fail in rural municipalities</w:t>
-      </w:r>
-    </w:p>
-    <w:p>
-      <w:pPr>
-        <w:spacing w:after="0" w:line="480" w:lineRule="auto"/>
-        <w:rPr>
-          <w:rFonts w:ascii="Times New Roman" w:eastAsia="Times New Roman" w:hAnsi="Times New Roman" w:cs="Times New Roman"/>
-          <w:lang w:eastAsia="en-PH"/>
-        </w:rPr>
-      </w:pPr>
-      <w:r>
-        <w:rPr>
-          <w:rFonts w:ascii="Times New Roman" w:eastAsia="Times New Roman" w:hAnsi="Times New Roman" w:cs="Times New Roman"/>
-          <w:b/>
-          <w:bCs/>
+        <w:t>surveys and focus group discussions with disaster management personnel. The major findings showed high user acceptance, with respondents emphasizing the application's robust information quality and practical usefulness. The study noted a limitation regarding the necessity of offline usability, as tools must remain accessible during severe weather when cellular data is compromised.</w:t>
+      </w:r>
+    </w:p>
+    <w:p>
+      <w:pPr>
+        <w:spacing w:after="240" w:line="480" w:lineRule="auto"/>
+        <w:ind w:firstLine="720"/>
+        <w:rPr>
+          <w:rFonts w:ascii="Times New Roman" w:eastAsia="Times New Roman" w:hAnsi="Times New Roman" w:cs="Times New Roman"/>
           <w:color w:val="000000"/>
           <w:lang w:eastAsia="en-PH"/>
         </w:rPr>
-        <w:t>2.3 Related Studies</w:t>
-      </w:r>
+      </w:pPr>
+      <w:r>
+        <w:rPr>
+          <w:rFonts w:ascii="Times New Roman" w:eastAsia="Times New Roman" w:hAnsi="Times New Roman" w:cs="Times New Roman"/>
+          <w:color w:val="000000"/>
+          <w:lang w:eastAsia="en-PH"/>
+        </w:rPr>
+        <w:t>Fonseca and Silva (2025) evaluated disaster communication by analyzing 73,701 transmitted SMS warning messages in Brazil. The methodology relied on quantitative data analysis of the message contents. Results revealed that only 1.83% of the messages contained complete and effective information. The primary limitation identified was the standard 160-character limit of SMS, which restricted the inclusion of critical geographical details and comprehensive safety guidance.</w:t>
+      </w:r>
+    </w:p>
+    <w:p>
+      <w:pPr>
+        <w:spacing w:after="240" w:line="480" w:lineRule="auto"/>
+        <w:ind w:firstLine="720"/>
+        <w:rPr>
+          <w:rFonts w:ascii="Times New Roman" w:eastAsia="Times New Roman" w:hAnsi="Times New Roman" w:cs="Times New Roman"/>
+          <w:color w:val="000000"/>
+          <w:lang w:eastAsia="en-PH"/>
+        </w:rPr>
+      </w:pPr>
+      <w:r>
+        <w:rPr>
+          <w:rFonts w:ascii="Times New Roman" w:eastAsia="Times New Roman" w:hAnsi="Times New Roman" w:cs="Times New Roman"/>
+          <w:color w:val="000000"/>
+          <w:lang w:eastAsia="en-PH"/>
+        </w:rPr>
+        <w:t>Syahputra and Sembiring (2021) developed an early flood detection prototype utilizing an Arduino microcontroller, ultrasonic sensors, and a SIM800L module to automate SMS Gateway alerts. The methodology focused on hardware prototype development. The findings proved that automated SMS notifications are highly effective in alerting vulnerable populations, particularly during offline or nighttime scenarios. However, the limitation of the system is its strict reliance on hardware sensor triggers for localized floods, rather than utilizing a centralized administrative tool for manual hazard dissemination.</w:t>
+      </w:r>
+    </w:p>
+    <w:p>
+      <w:pPr>
+        <w:spacing w:after="240" w:line="480" w:lineRule="auto"/>
+        <w:ind w:firstLine="720"/>
+        <w:rPr>
+          <w:rFonts w:ascii="Times New Roman" w:eastAsia="Times New Roman" w:hAnsi="Times New Roman" w:cs="Times New Roman"/>
+          <w:color w:val="000000"/>
+          <w:lang w:eastAsia="en-PH"/>
+        </w:rPr>
+      </w:pPr>
+      <w:r>
+        <w:rPr>
+          <w:rFonts w:ascii="Times New Roman" w:eastAsia="Times New Roman" w:hAnsi="Times New Roman" w:cs="Times New Roman"/>
+          <w:color w:val="000000"/>
+          <w:lang w:eastAsia="en-PH"/>
+        </w:rPr>
+        <w:t xml:space="preserve">Nurjannah et al. (2025) investigated the use of mobile applications for public service innovation in government agencies using a qualitative approach. They found that mobile apps successfully optimize operations, enhance transparency, and widen public access to municipal services. However, inadequate training and poor technological infrastructure remain significant </w:t>
+      </w:r>
+      <w:r>
+        <w:rPr>
+          <w:rFonts w:ascii="Times New Roman" w:eastAsia="Times New Roman" w:hAnsi="Times New Roman" w:cs="Times New Roman"/>
+          <w:color w:val="000000"/>
+          <w:lang w:eastAsia="en-PH"/>
+        </w:rPr>
+        <w:lastRenderedPageBreak/>
+        <w:t>hurdles. This study justifies SERBIS’s Service Management Panel, proving that digitizing citizen requests improves local government efficiency, while highlighting the need for user-friendly design to overcome adoption barriers.</w:t>
+      </w:r>
+    </w:p>
+    <w:p>
+      <w:pPr>
+        <w:spacing w:after="240" w:line="480" w:lineRule="auto"/>
+        <w:ind w:firstLine="720"/>
+        <w:rPr>
+          <w:rFonts w:ascii="Times New Roman" w:eastAsia="Times New Roman" w:hAnsi="Times New Roman" w:cs="Times New Roman"/>
+          <w:color w:val="000000"/>
+          <w:lang w:eastAsia="en-PH"/>
+        </w:rPr>
+      </w:pPr>
+      <w:r>
+        <w:rPr>
+          <w:rFonts w:ascii="Times New Roman" w:eastAsia="Times New Roman" w:hAnsi="Times New Roman" w:cs="Times New Roman"/>
+          <w:color w:val="000000"/>
+          <w:lang w:eastAsia="en-PH"/>
+        </w:rPr>
+        <w:t>Puspita et al. (2025) investigated the contribution of Information and Communication Technology (ICT) to disaster risk reduction from a spatial perspective. They found that spatiotemporal analysis—tracking incidents across specific times and locations—is a mechanical necessity for modern risk reduction. By identifying geographic "hotspots" through data aggregation, disaster response units can move from reactive measures to proactive resource allocation. This study justifies SERBIS’s Data Analytics Module, proving that visualizing service request trends by barangay allows the MDRRMO to identify high-need areas in Echague based on real-time frequency data.</w:t>
+      </w:r>
+    </w:p>
+    <w:p>
+      <w:pPr>
+        <w:spacing w:after="240" w:line="480" w:lineRule="auto"/>
+        <w:ind w:firstLine="720"/>
+        <w:rPr>
+          <w:rFonts w:ascii="Times New Roman" w:eastAsia="Times New Roman" w:hAnsi="Times New Roman" w:cs="Times New Roman"/>
+          <w:color w:val="000000"/>
+          <w:lang w:eastAsia="en-PH"/>
+        </w:rPr>
+      </w:pPr>
+      <w:r>
+        <w:rPr>
+          <w:rFonts w:ascii="Times New Roman" w:eastAsia="Times New Roman" w:hAnsi="Times New Roman" w:cs="Times New Roman"/>
+          <w:color w:val="000000"/>
+          <w:lang w:eastAsia="en-PH"/>
+        </w:rPr>
+        <w:t>EmergInsight (2026) explored the effectiveness of real-time dashboards for optimizing emergency care through data visualization and analytics. They found that interactive visualizations, such as pie and bar charts, facilitate the identification of operational patterns that are often obscured in traditional spreadsheet formats. The study concludes that visualization reduces the "cognitive load" on emergency personnel, allowing for faster and more accurate decision-making during high-stress scenarios. This research justifies the SERBIS Administrative Dashboard, proving that transforming raw resident records into visual analytics assists the MDRRMO in strategic planning and municipal coordination.</w:t>
+      </w:r>
+    </w:p>
+    <w:p>
+      <w:pPr>
+        <w:spacing w:after="240" w:line="480" w:lineRule="auto"/>
+        <w:ind w:firstLine="720"/>
+        <w:rPr>
+          <w:rFonts w:ascii="Times New Roman" w:eastAsia="Times New Roman" w:hAnsi="Times New Roman" w:cs="Times New Roman"/>
+          <w:b/>
+          <w:bCs/>
+          <w:lang w:eastAsia="en-PH"/>
+        </w:rPr>
+      </w:pPr>
+      <w:r>
+        <w:rPr>
+          <w:rFonts w:ascii="Times New Roman" w:eastAsia="Times New Roman" w:hAnsi="Times New Roman" w:cs="Times New Roman"/>
+          <w:b/>
+          <w:bCs/>
+          <w:lang w:eastAsia="en-PH"/>
+        </w:rPr>
+        <w:t>2.3.2 Local Studies</w:t>
+      </w:r>
+    </w:p>
+    <w:p>
+      <w:pPr>
+        <w:spacing w:after="240" w:line="480" w:lineRule="auto"/>
+        <w:ind w:left="720" w:firstLine="720"/>
+        <w:rPr>
+          <w:rFonts w:ascii="Times New Roman" w:eastAsia="Times New Roman" w:hAnsi="Times New Roman" w:cs="Times New Roman"/>
+          <w:color w:val="000000"/>
+          <w:lang w:eastAsia="en-PH"/>
+        </w:rPr>
+      </w:pPr>
+      <w:r>
+        <w:rPr>
+          <w:rFonts w:ascii="Times New Roman" w:eastAsia="Times New Roman" w:hAnsi="Times New Roman" w:cs="Times New Roman"/>
+          <w:color w:val="000000"/>
+          <w:lang w:eastAsia="en-PH"/>
+        </w:rPr>
+        <w:t xml:space="preserve">Gatchalian et al. (2023) developed a localized Government Text Alert System in Barangay San Miguel, Bulacan, designed to improve communication between municipal </w:t>
+      </w:r>
+      <w:r>
+        <w:rPr>
+          <w:rFonts w:ascii="Times New Roman" w:eastAsia="Times New Roman" w:hAnsi="Times New Roman" w:cs="Times New Roman"/>
+          <w:color w:val="000000"/>
+          <w:lang w:eastAsia="en-PH"/>
+        </w:rPr>
+        <w:lastRenderedPageBreak/>
+        <w:t>authorities and residents during emergencies. The study employed a system development approach and evaluated it through user and IT expert testing. Findings demonstrated high acceptability and effectiveness in providing timely SMS alerts. A limitation is that the system functions strictly as an SMS warning tool without an integrated mobile application for extended data, highlighting the potential of systems like SERBBIS.</w:t>
+      </w:r>
+    </w:p>
+    <w:p>
+      <w:pPr>
+        <w:spacing w:after="240" w:line="480" w:lineRule="auto"/>
+        <w:ind w:left="720" w:firstLine="720"/>
+        <w:rPr>
+          <w:rFonts w:ascii="Times New Roman" w:eastAsia="Times New Roman" w:hAnsi="Times New Roman" w:cs="Times New Roman"/>
+          <w:color w:val="000000"/>
+          <w:lang w:eastAsia="en-PH"/>
+        </w:rPr>
+      </w:pPr>
+      <w:r>
+        <w:rPr>
+          <w:rFonts w:ascii="Times New Roman" w:eastAsia="Times New Roman" w:hAnsi="Times New Roman" w:cs="Times New Roman"/>
+          <w:color w:val="000000"/>
+          <w:lang w:eastAsia="en-PH"/>
+        </w:rPr>
+        <w:t>Goh et al. (2023) developed iAlerto, a web and mobile alert system for the Pasig City DRRMO designed to improve incident reporting and alert dissemination. The researchers utilized a system development methodology featuring a web application for officials and a mobile interface for announcements. Findings showed the architecture successfully managed user profiles and evacuation center records. Critically, the system possessed a significant limitation by lacking an SMS module, preventing official alerts from reaching residents without internet access.</w:t>
+      </w:r>
+    </w:p>
+    <w:p>
+      <w:pPr>
+        <w:spacing w:after="240" w:line="480" w:lineRule="auto"/>
+        <w:ind w:left="720" w:firstLine="720"/>
+        <w:rPr>
+          <w:rFonts w:ascii="Times New Roman" w:eastAsia="Times New Roman" w:hAnsi="Times New Roman" w:cs="Times New Roman"/>
+          <w:lang w:eastAsia="en-PH"/>
+        </w:rPr>
+      </w:pPr>
+      <w:r>
+        <w:rPr>
+          <w:rFonts w:ascii="Times New Roman" w:eastAsia="Times New Roman" w:hAnsi="Times New Roman" w:cs="Times New Roman"/>
+          <w:lang w:eastAsia="en-PH"/>
+        </w:rPr>
+        <w:t>Gongora et al. (2026) conducted a study on the computerized record management of resident and certificate issuance systems within the context of Cagayan. They found that manual, paper-based systems are inherently prone to data redundancy, physical damage, and slow retrieval times, which significantly delay municipal service delivery. This study justifies SERBIS’s Record Management Module, proving that a centralized, indexed database provides a "single source of truth" for the MDRRMO, ensuring data integrity and a reliable audit trail for all processed resident requests.</w:t>
+      </w:r>
+    </w:p>
+    <w:p>
+      <w:pPr>
+        <w:spacing w:after="240" w:line="480" w:lineRule="auto"/>
+        <w:ind w:left="720" w:firstLine="720"/>
+        <w:rPr>
+          <w:rFonts w:ascii="Times New Roman" w:eastAsia="Times New Roman" w:hAnsi="Times New Roman" w:cs="Times New Roman"/>
+          <w:color w:val="000000"/>
+          <w:lang w:eastAsia="en-PH"/>
+        </w:rPr>
+      </w:pPr>
+      <w:r>
+        <w:rPr>
+          <w:rFonts w:ascii="Times New Roman" w:eastAsia="Times New Roman" w:hAnsi="Times New Roman" w:cs="Times New Roman"/>
+          <w:color w:val="000000"/>
+          <w:lang w:eastAsia="en-PH"/>
+        </w:rPr>
+        <w:t xml:space="preserve">Montefalcon et al. (2021) developed IRespondPH, a mobile and web-based application designed for Post Disaster Needs Assessment in the Philippines. The study employed the Agile Software Development cycle and conducted rigorous usability </w:t>
+      </w:r>
+      <w:r>
+        <w:rPr>
+          <w:rFonts w:ascii="Times New Roman" w:eastAsia="Times New Roman" w:hAnsi="Times New Roman" w:cs="Times New Roman"/>
+          <w:color w:val="000000"/>
+          <w:lang w:eastAsia="en-PH"/>
+        </w:rPr>
+        <w:lastRenderedPageBreak/>
+        <w:t>testing. Results showed highly favorable mean scores, proving the system enabled citizens to report real-time information for data-driven decisions. A limitation is that the application is primarily structured for post-disaster recovery rather than functioning as a pre-disaster early warning tool.</w:t>
+      </w:r>
+    </w:p>
+    <w:p>
+      <w:pPr>
+        <w:spacing w:after="240" w:line="480" w:lineRule="auto"/>
+        <w:ind w:left="720" w:firstLine="720"/>
+        <w:rPr>
+          <w:rFonts w:ascii="Times New Roman" w:eastAsia="Times New Roman" w:hAnsi="Times New Roman" w:cs="Times New Roman"/>
+          <w:color w:val="000000"/>
+          <w:lang w:eastAsia="en-PH"/>
+        </w:rPr>
+      </w:pPr>
+      <w:r>
+        <w:rPr>
+          <w:rFonts w:ascii="Times New Roman" w:eastAsia="Times New Roman" w:hAnsi="Times New Roman" w:cs="Times New Roman"/>
+          <w:color w:val="000000"/>
+          <w:lang w:eastAsia="en-PH"/>
+        </w:rPr>
+        <w:t>The Philippine Institute for Development Studies (2024) reviewed the implementation of Republic Act No. 11315 (CBMS Act), focusing on evidence-based local planning. They found that technology-based monitoring allows for the collection of disaggregated, household-level data that is vital for disaster vulnerability assessments and targeted service delivery. This framework justifies SERBIS’s Resident Reporting Module, proving that empowering citizens to submit localized data through a mobile platform aligns with the national mandate of establishing a digital, community-driven monitoring system for local authorities.</w:t>
+      </w:r>
+    </w:p>
+    <w:p>
+      <w:pPr>
+        <w:spacing w:after="0" w:line="480" w:lineRule="auto"/>
+        <w:rPr>
+          <w:rFonts w:ascii="Times New Roman" w:eastAsia="Times New Roman" w:hAnsi="Times New Roman" w:cs="Times New Roman"/>
+          <w:lang w:eastAsia="en-PH"/>
+        </w:rPr>
+      </w:pPr>
+      <w:r>
+        <w:rPr>
+          <w:rFonts w:ascii="Times New Roman" w:eastAsia="Times New Roman" w:hAnsi="Times New Roman" w:cs="Times New Roman"/>
+          <w:b/>
+          <w:bCs/>
+          <w:color w:val="000000"/>
+          <w:lang w:eastAsia="en-PH"/>
+        </w:rPr>
+        <w:t xml:space="preserve">2.4 </w:t>
+      </w:r>
+      <w:bookmarkStart w:id="2" w:name="_Hlk225454628"/>
+      <w:r>
+        <w:rPr>
+          <w:rFonts w:ascii="Times New Roman" w:eastAsia="Times New Roman" w:hAnsi="Times New Roman" w:cs="Times New Roman"/>
+          <w:b/>
+          <w:bCs/>
+          <w:color w:val="000000"/>
+          <w:lang w:eastAsia="en-PH"/>
+        </w:rPr>
+        <w:t>Synthesis of the Reviewed Literature and Studies</w:t>
+      </w:r>
+      <w:bookmarkEnd w:id="2"/>
     </w:p>
     <w:p>
       <w:pPr>
@@ -2902,557 +3119,74 @@
         <w:ind w:firstLine="720"/>
         <w:rPr>
           <w:rFonts w:ascii="Times New Roman" w:eastAsia="Times New Roman" w:hAnsi="Times New Roman" w:cs="Times New Roman"/>
+          <w:lang w:eastAsia="en-PH"/>
+        </w:rPr>
+      </w:pPr>
+      <w:r>
+        <w:rPr>
+          <w:rFonts w:ascii="Times New Roman" w:eastAsia="Times New Roman" w:hAnsi="Times New Roman" w:cs="Times New Roman"/>
           <w:color w:val="000000"/>
           <w:lang w:eastAsia="en-PH"/>
         </w:rPr>
-      </w:pPr>
-      <w:r>
+        <w:t>This section analyzes and integrates the reviewed literature and studies.</w:t>
+      </w:r>
+    </w:p>
+    <w:p>
+      <w:pPr>
+        <w:spacing w:before="240" w:after="240" w:line="480" w:lineRule="auto"/>
+        <w:ind w:firstLine="720"/>
         <w:rPr>
           <w:rFonts w:ascii="Times New Roman" w:eastAsia="Times New Roman" w:hAnsi="Times New Roman" w:cs="Times New Roman"/>
           <w:color w:val="000000"/>
           <w:lang w:eastAsia="en-PH"/>
         </w:rPr>
-        <w:t>This section presents previous research studies or developed systems similar to the proposed project.</w:t>
-      </w:r>
+      </w:pPr>
       <w:r>
         <w:rPr>
           <w:rFonts w:ascii="Times New Roman" w:eastAsia="Times New Roman" w:hAnsi="Times New Roman" w:cs="Times New Roman"/>
           <w:color w:val="000000"/>
           <w:lang w:eastAsia="en-PH"/>
         </w:rPr>
-        <w:tab/>
-      </w:r>
-    </w:p>
-    <w:p>
-      <w:pPr>
-        <w:spacing w:after="0" w:line="480" w:lineRule="auto"/>
+        <w:t>The reviewed literature and studies establish that the evolution of Information and Communication Technology (ICT) has moved beyond simple alert dissemination to a mechanical necessity for municipal innovation. Nurjannah et al. (2025) and Puspita et al. (2025) emphasize that while mobile applications successfully optimize operations and widen public access to services, their effectiveness depends on the ability to perform spatiotemporal analysis tracking service trends across specific times and locations to identify geographic "hotspots." This highlights a significant gap in existing systems: most disaster platforms focus solely on communication but lack the Data Analytics required for proactive resource allocation.</w:t>
+      </w:r>
+    </w:p>
+    <w:p>
+      <w:pPr>
+        <w:spacing w:before="240" w:after="240" w:line="480" w:lineRule="auto"/>
         <w:ind w:firstLine="720"/>
         <w:rPr>
           <w:rFonts w:ascii="Times New Roman" w:eastAsia="Times New Roman" w:hAnsi="Times New Roman" w:cs="Times New Roman"/>
-          <w:b/>
-          <w:bCs/>
-          <w:lang w:eastAsia="en-PH"/>
-        </w:rPr>
-      </w:pPr>
-      <w:r>
-        <w:rPr>
-          <w:rFonts w:ascii="Times New Roman" w:eastAsia="Times New Roman" w:hAnsi="Times New Roman" w:cs="Times New Roman"/>
-          <w:b/>
-          <w:bCs/>
           <w:color w:val="000000"/>
           <w:lang w:eastAsia="en-PH"/>
         </w:rPr>
-        <w:t>2.3.1 Foreign Studies</w:t>
-      </w:r>
-    </w:p>
-    <w:p>
-      <w:pPr>
-        <w:spacing w:after="240" w:line="480" w:lineRule="auto"/>
-        <w:ind w:firstLine="720"/>
+      </w:pPr>
+      <w:r>
         <w:rPr>
           <w:rFonts w:ascii="Times New Roman" w:eastAsia="Times New Roman" w:hAnsi="Times New Roman" w:cs="Times New Roman"/>
           <w:color w:val="000000"/>
           <w:lang w:eastAsia="en-PH"/>
         </w:rPr>
-      </w:pPr>
-      <w:r>
+        <w:lastRenderedPageBreak/>
+        <w:t>Furthermore, the transition from manual to digital systems is identified as a primary requirement for municipal integrity. As noted in the local study by Gongora et al. (2026), manual record-keeping in the Cagayan region is inherently prone to data redundancy and slow retrieval times, which significantly delay disaster response. This validates the Record Management focus of the SERBIS system, which provides a centralized "single source of truth" for the MDRRMO. The legal framework provided by the CBMS Act (RA 11315) further justifies the system's architecture, as it mandates the collection of disaggregated, community-based data to support evidence-based local planning.</w:t>
+      </w:r>
+    </w:p>
+    <w:p>
+      <w:pPr>
+        <w:spacing w:before="240" w:after="240" w:line="480" w:lineRule="auto"/>
+        <w:ind w:firstLine="720"/>
         <w:rPr>
           <w:rFonts w:ascii="Times New Roman" w:eastAsia="Times New Roman" w:hAnsi="Times New Roman" w:cs="Times New Roman"/>
           <w:color w:val="000000"/>
           <w:lang w:eastAsia="en-PH"/>
         </w:rPr>
-        <w:t>Elejalde et al. (2025) studied behavioral responses to mobile phone evacuation alerts during the 2024 wildfires in Valparaíso, Chile. The methodology involved analyzing mobile phone data to measure evacuation timing. Results showed that initial SMS alerts triggered immediate evacuation, while repeated messages had diminishing effects. However, the study indicated a limitation that emergency communication can be less effective if not targeted and socioeconomically calibrated, as high-income areas evacuated faster than lower-income areas.</w:t>
-      </w:r>
-    </w:p>
-    <w:p>
-      <w:pPr>
-        <w:spacing w:after="240" w:line="480" w:lineRule="auto"/>
-        <w:ind w:firstLine="720"/>
+      </w:pPr>
+      <w:r>
         <w:rPr>
           <w:rFonts w:ascii="Times New Roman" w:eastAsia="Times New Roman" w:hAnsi="Times New Roman" w:cs="Times New Roman"/>
           <w:color w:val="000000"/>
           <w:lang w:eastAsia="en-PH"/>
         </w:rPr>
-      </w:pPr>
-      <w:r>
-        <w:rPr>
-          <w:rFonts w:ascii="Times New Roman" w:eastAsia="Times New Roman" w:hAnsi="Times New Roman" w:cs="Times New Roman"/>
-          <w:color w:val="000000"/>
-          <w:lang w:eastAsia="en-PH"/>
-        </w:rPr>
-        <w:t xml:space="preserve">Escolano et al. (2023) evaluated a mobile application designed for disaster preparedness to determine its effectiveness in fostering decision intelligence. The methodology utilized </w:t>
-      </w:r>
-      <w:r>
-        <w:rPr>
-          <w:rFonts w:ascii="Times New Roman" w:eastAsia="Times New Roman" w:hAnsi="Times New Roman" w:cs="Times New Roman"/>
-          <w:color w:val="000000"/>
-          <w:lang w:eastAsia="en-PH"/>
-        </w:rPr>
-        <w:lastRenderedPageBreak/>
-        <w:t>surveys and focus group discussions with disaster management personnel. The major findings showed high user acceptance, with respondents emphasizing the application's robust information quality and practical usefulness. The study noted a limitation regarding the necessity of offline usability, as tools must remain accessible during severe weather when cellular data is compromised.</w:t>
-      </w:r>
-    </w:p>
-    <w:p>
-      <w:pPr>
-        <w:spacing w:after="240" w:line="480" w:lineRule="auto"/>
-        <w:ind w:firstLine="720"/>
-        <w:rPr>
-          <w:rFonts w:ascii="Times New Roman" w:eastAsia="Times New Roman" w:hAnsi="Times New Roman" w:cs="Times New Roman"/>
-          <w:color w:val="000000"/>
-          <w:lang w:eastAsia="en-PH"/>
-        </w:rPr>
-      </w:pPr>
-      <w:r>
-        <w:rPr>
-          <w:rFonts w:ascii="Times New Roman" w:eastAsia="Times New Roman" w:hAnsi="Times New Roman" w:cs="Times New Roman"/>
-          <w:color w:val="000000"/>
-          <w:lang w:eastAsia="en-PH"/>
-        </w:rPr>
-        <w:t>Fonseca and Silva (2025) evaluated disaster communication by analyzing 73,701 transmitted SMS warning messages in Brazil. The methodology relied on quantitative data analysis of the message contents. Results revealed that only 1.83% of the messages contained complete and effective information. The primary limitation identified was the standard 160-character limit of SMS, which restricted the inclusion of critical geographical details and comprehensive safety guidance.</w:t>
-      </w:r>
-    </w:p>
-    <w:p>
-      <w:pPr>
-        <w:spacing w:after="240" w:line="480" w:lineRule="auto"/>
-        <w:ind w:firstLine="720"/>
-        <w:rPr>
-          <w:rFonts w:ascii="Times New Roman" w:eastAsia="Times New Roman" w:hAnsi="Times New Roman" w:cs="Times New Roman"/>
-          <w:color w:val="000000"/>
-          <w:lang w:eastAsia="en-PH"/>
-        </w:rPr>
-      </w:pPr>
-      <w:proofErr w:type="spellStart"/>
-      <w:r>
-        <w:rPr>
-          <w:rFonts w:ascii="Times New Roman" w:eastAsia="Times New Roman" w:hAnsi="Times New Roman" w:cs="Times New Roman"/>
-          <w:color w:val="000000"/>
-          <w:lang w:eastAsia="en-PH"/>
-        </w:rPr>
-        <w:t>Syahputra</w:t>
-      </w:r>
-      <w:proofErr w:type="spellEnd"/>
-      <w:r>
-        <w:rPr>
-          <w:rFonts w:ascii="Times New Roman" w:eastAsia="Times New Roman" w:hAnsi="Times New Roman" w:cs="Times New Roman"/>
-          <w:color w:val="000000"/>
-          <w:lang w:eastAsia="en-PH"/>
-        </w:rPr>
-        <w:t xml:space="preserve"> and </w:t>
-      </w:r>
-      <w:proofErr w:type="spellStart"/>
-      <w:r>
-        <w:rPr>
-          <w:rFonts w:ascii="Times New Roman" w:eastAsia="Times New Roman" w:hAnsi="Times New Roman" w:cs="Times New Roman"/>
-          <w:color w:val="000000"/>
-          <w:lang w:eastAsia="en-PH"/>
-        </w:rPr>
-        <w:t>Sembiring</w:t>
-      </w:r>
-      <w:proofErr w:type="spellEnd"/>
-      <w:r>
-        <w:rPr>
-          <w:rFonts w:ascii="Times New Roman" w:eastAsia="Times New Roman" w:hAnsi="Times New Roman" w:cs="Times New Roman"/>
-          <w:color w:val="000000"/>
-          <w:lang w:eastAsia="en-PH"/>
-        </w:rPr>
-        <w:t xml:space="preserve"> (2021) developed an early flood detection prototype utilizing an Arduino microcontroller, ultrasonic sensors, and a SIM800L module to automate SMS Gateway alerts. The methodology focused on hardware prototype development. The findings proved that automated SMS notifications are highly effective in alerting vulnerable populations, particularly during offline or nighttime scenarios. However, the limitation of the system is its strict reliance on hardware sensor triggers for localized floods, rather than utilizing a centralized administrative tool for manual hazard dissemination.</w:t>
-      </w:r>
-    </w:p>
-    <w:p>
-      <w:pPr>
-        <w:spacing w:after="240" w:line="480" w:lineRule="auto"/>
-        <w:ind w:firstLine="720"/>
-        <w:rPr>
-          <w:rFonts w:ascii="Times New Roman" w:eastAsia="Times New Roman" w:hAnsi="Times New Roman" w:cs="Times New Roman"/>
-          <w:color w:val="000000"/>
-          <w:lang w:eastAsia="en-PH"/>
-        </w:rPr>
-      </w:pPr>
-      <w:proofErr w:type="spellStart"/>
-      <w:r>
-        <w:rPr>
-          <w:rFonts w:ascii="Times New Roman" w:eastAsia="Times New Roman" w:hAnsi="Times New Roman" w:cs="Times New Roman"/>
-          <w:color w:val="000000"/>
-          <w:lang w:eastAsia="en-PH"/>
-        </w:rPr>
-        <w:t>Nurjannah</w:t>
-      </w:r>
-      <w:proofErr w:type="spellEnd"/>
-      <w:r>
-        <w:rPr>
-          <w:rFonts w:ascii="Times New Roman" w:eastAsia="Times New Roman" w:hAnsi="Times New Roman" w:cs="Times New Roman"/>
-          <w:color w:val="000000"/>
-          <w:lang w:eastAsia="en-PH"/>
-        </w:rPr>
-        <w:t xml:space="preserve"> et al. (2025) investigated the use of mobile applications for public service innovation in government agencies using a qualitative approach. They found that mobile apps successfully optimize operations, enhance transparency, and widen public access to municipal services. However, inadequate training and poor technological infrastructure remain significant </w:t>
-      </w:r>
-      <w:r>
-        <w:rPr>
-          <w:rFonts w:ascii="Times New Roman" w:eastAsia="Times New Roman" w:hAnsi="Times New Roman" w:cs="Times New Roman"/>
-          <w:color w:val="000000"/>
-          <w:lang w:eastAsia="en-PH"/>
-        </w:rPr>
-        <w:lastRenderedPageBreak/>
-        <w:t>hurdles. This study justifies SERBIS’s Service Management Panel, proving that digitizing citizen requests improves local government efficiency, while highlighting the need for user-friendly design to overcome adoption barriers.</w:t>
-      </w:r>
-    </w:p>
-    <w:p>
-      <w:pPr>
-        <w:spacing w:after="240" w:line="480" w:lineRule="auto"/>
-        <w:ind w:firstLine="720"/>
-        <w:rPr>
-          <w:rFonts w:ascii="Times New Roman" w:eastAsia="Times New Roman" w:hAnsi="Times New Roman" w:cs="Times New Roman"/>
-          <w:color w:val="000000"/>
-          <w:lang w:eastAsia="en-PH"/>
-        </w:rPr>
-      </w:pPr>
-      <w:r>
-        <w:rPr>
-          <w:rFonts w:ascii="Times New Roman" w:eastAsia="Times New Roman" w:hAnsi="Times New Roman" w:cs="Times New Roman"/>
-          <w:color w:val="000000"/>
-          <w:lang w:eastAsia="en-PH"/>
-        </w:rPr>
-        <w:t>Puspita et al. (2025) investigated the contribution of Information and Communication Technology (ICT) to disaster risk reduction from a spatial perspective. They found that spatiotemporal analysis—tracking incidents across specific times and locations—is a mechanical necessity for modern risk reduction. By identifying geographic "hotspots" through data aggregation, disaster response units can move from reactive measures to proactive resource allocation. This study justifies SERBIS’s Data Analytics Module, proving that visualizing service request trends by barangay allows the MDRRMO to identify high-need areas in Echague based on real-time frequency data.</w:t>
-      </w:r>
-    </w:p>
-    <w:p>
-      <w:pPr>
-        <w:spacing w:after="240" w:line="480" w:lineRule="auto"/>
-        <w:ind w:firstLine="720"/>
-        <w:rPr>
-          <w:rFonts w:ascii="Times New Roman" w:eastAsia="Times New Roman" w:hAnsi="Times New Roman" w:cs="Times New Roman"/>
-          <w:color w:val="000000"/>
-          <w:lang w:eastAsia="en-PH"/>
-        </w:rPr>
-      </w:pPr>
-      <w:proofErr w:type="spellStart"/>
-      <w:r>
-        <w:rPr>
-          <w:rFonts w:ascii="Times New Roman" w:eastAsia="Times New Roman" w:hAnsi="Times New Roman" w:cs="Times New Roman"/>
-          <w:color w:val="000000"/>
-          <w:lang w:eastAsia="en-PH"/>
-        </w:rPr>
-        <w:t>EmergInsight</w:t>
-      </w:r>
-      <w:proofErr w:type="spellEnd"/>
-      <w:r>
-        <w:rPr>
-          <w:rFonts w:ascii="Times New Roman" w:eastAsia="Times New Roman" w:hAnsi="Times New Roman" w:cs="Times New Roman"/>
-          <w:color w:val="000000"/>
-          <w:lang w:eastAsia="en-PH"/>
-        </w:rPr>
-        <w:t xml:space="preserve"> (2026) explored the effectiveness of real-time dashboards for optimizing emergency care through data visualization and analytics. They found that interactive visualizations, such as pie and bar charts, facilitate the identification of operational patterns that are often obscured in traditional spreadsheet formats. The study concludes that visualization reduces the "cognitive load" on emergency personnel, allowing for faster and more accurate decision-making during high-stress scenarios. This research justifies the SERBIS Administrative Dashboard, proving that transforming raw resident records into visual analytics assists the MDRRMO in strategic planning and municipal coordination.</w:t>
-      </w:r>
-    </w:p>
-    <w:p>
-      <w:pPr>
-        <w:spacing w:after="240" w:line="480" w:lineRule="auto"/>
-        <w:ind w:firstLine="720"/>
-        <w:rPr>
-          <w:rFonts w:ascii="Times New Roman" w:eastAsia="Times New Roman" w:hAnsi="Times New Roman" w:cs="Times New Roman"/>
-          <w:b/>
-          <w:bCs/>
-          <w:lang w:eastAsia="en-PH"/>
-        </w:rPr>
-      </w:pPr>
-      <w:r>
-        <w:rPr>
-          <w:rFonts w:ascii="Times New Roman" w:eastAsia="Times New Roman" w:hAnsi="Times New Roman" w:cs="Times New Roman"/>
-          <w:b/>
-          <w:bCs/>
-          <w:lang w:eastAsia="en-PH"/>
-        </w:rPr>
-        <w:t>2.3.2 Local Studies</w:t>
-      </w:r>
-    </w:p>
-    <w:p>
-      <w:pPr>
-        <w:spacing w:after="240" w:line="480" w:lineRule="auto"/>
-        <w:ind w:left="720" w:firstLine="720"/>
-        <w:rPr>
-          <w:rFonts w:ascii="Times New Roman" w:eastAsia="Times New Roman" w:hAnsi="Times New Roman" w:cs="Times New Roman"/>
-          <w:color w:val="000000"/>
-          <w:lang w:eastAsia="en-PH"/>
-        </w:rPr>
-      </w:pPr>
-      <w:r>
-        <w:rPr>
-          <w:rFonts w:ascii="Times New Roman" w:eastAsia="Times New Roman" w:hAnsi="Times New Roman" w:cs="Times New Roman"/>
-          <w:color w:val="000000"/>
-          <w:lang w:eastAsia="en-PH"/>
-        </w:rPr>
-        <w:t xml:space="preserve">Gatchalian et al. (2023) developed a localized Government Text Alert System in Barangay San Miguel, Bulacan, designed to improve communication between municipal </w:t>
-      </w:r>
-      <w:r>
-        <w:rPr>
-          <w:rFonts w:ascii="Times New Roman" w:eastAsia="Times New Roman" w:hAnsi="Times New Roman" w:cs="Times New Roman"/>
-          <w:color w:val="000000"/>
-          <w:lang w:eastAsia="en-PH"/>
-        </w:rPr>
-        <w:lastRenderedPageBreak/>
-        <w:t>authorities and residents during emergencies. The study employed a system development approach and evaluated it through user and IT expert testing. Findings demonstrated high acceptability and effectiveness in providing timely SMS alerts. A limitation is that the system functions strictly as an SMS warning tool without an integrated mobile application for extended data, highlighting the potential of systems like SERBBIS.</w:t>
-      </w:r>
-    </w:p>
-    <w:p>
-      <w:pPr>
-        <w:spacing w:after="240" w:line="480" w:lineRule="auto"/>
-        <w:ind w:left="720" w:firstLine="720"/>
-        <w:rPr>
-          <w:rFonts w:ascii="Times New Roman" w:eastAsia="Times New Roman" w:hAnsi="Times New Roman" w:cs="Times New Roman"/>
-          <w:color w:val="000000"/>
-          <w:lang w:eastAsia="en-PH"/>
-        </w:rPr>
-      </w:pPr>
-      <w:r>
-        <w:rPr>
-          <w:rFonts w:ascii="Times New Roman" w:eastAsia="Times New Roman" w:hAnsi="Times New Roman" w:cs="Times New Roman"/>
-          <w:color w:val="000000"/>
-          <w:lang w:eastAsia="en-PH"/>
-        </w:rPr>
-        <w:t xml:space="preserve">Goh et al. (2023) developed </w:t>
-      </w:r>
-      <w:proofErr w:type="spellStart"/>
-      <w:r>
-        <w:rPr>
-          <w:rFonts w:ascii="Times New Roman" w:eastAsia="Times New Roman" w:hAnsi="Times New Roman" w:cs="Times New Roman"/>
-          <w:color w:val="000000"/>
-          <w:lang w:eastAsia="en-PH"/>
-        </w:rPr>
-        <w:t>iAlerto</w:t>
-      </w:r>
-      <w:proofErr w:type="spellEnd"/>
-      <w:r>
-        <w:rPr>
-          <w:rFonts w:ascii="Times New Roman" w:eastAsia="Times New Roman" w:hAnsi="Times New Roman" w:cs="Times New Roman"/>
-          <w:color w:val="000000"/>
-          <w:lang w:eastAsia="en-PH"/>
-        </w:rPr>
-        <w:t>, a web and mobile alert system for the Pasig City DRRMO designed to improve incident reporting and alert dissemination. The researchers utilized a system development methodology featuring a web application for officials and a mobile interface for announcements. Findings showed the architecture successfully managed user profiles and evacuation center records. Critically, the system possessed a significant limitation by lacking an SMS module, preventing official alerts from reaching residents without internet access.</w:t>
-      </w:r>
-    </w:p>
-    <w:p>
-      <w:pPr>
-        <w:spacing w:after="240" w:line="480" w:lineRule="auto"/>
-        <w:ind w:left="720" w:firstLine="720"/>
-        <w:rPr>
-          <w:rFonts w:ascii="Times New Roman" w:eastAsia="Times New Roman" w:hAnsi="Times New Roman" w:cs="Times New Roman"/>
-          <w:lang w:eastAsia="en-PH"/>
-        </w:rPr>
-      </w:pPr>
-      <w:r>
-        <w:rPr>
-          <w:rFonts w:ascii="Times New Roman" w:eastAsia="Times New Roman" w:hAnsi="Times New Roman" w:cs="Times New Roman"/>
-          <w:lang w:eastAsia="en-PH"/>
-        </w:rPr>
-        <w:t>Gongora et al. (2026) conducted a study on the computerized record management of resident and certificate issuance systems within the context of Cagayan. They found that manual, paper-based systems are inherently prone to data redundancy, physical damage, and slow retrieval times, which significantly delay municipal service delivery. This study justifies SERBIS’s Record Management Module, proving that a centralized, indexed database provides a "single source of truth" for the MDRRMO, ensuring data integrity and a reliable audit trail for all processed resident requests.</w:t>
-      </w:r>
-    </w:p>
-    <w:p>
-      <w:pPr>
-        <w:spacing w:after="240" w:line="480" w:lineRule="auto"/>
-        <w:ind w:left="720" w:firstLine="720"/>
-        <w:rPr>
-          <w:rFonts w:ascii="Times New Roman" w:eastAsia="Times New Roman" w:hAnsi="Times New Roman" w:cs="Times New Roman"/>
-          <w:color w:val="000000"/>
-          <w:lang w:eastAsia="en-PH"/>
-        </w:rPr>
-      </w:pPr>
-      <w:r>
-        <w:rPr>
-          <w:rFonts w:ascii="Times New Roman" w:eastAsia="Times New Roman" w:hAnsi="Times New Roman" w:cs="Times New Roman"/>
-          <w:color w:val="000000"/>
-          <w:lang w:eastAsia="en-PH"/>
-        </w:rPr>
-        <w:t xml:space="preserve">Montefalcon et al. (2021) developed </w:t>
-      </w:r>
-      <w:proofErr w:type="spellStart"/>
-      <w:r>
-        <w:rPr>
-          <w:rFonts w:ascii="Times New Roman" w:eastAsia="Times New Roman" w:hAnsi="Times New Roman" w:cs="Times New Roman"/>
-          <w:color w:val="000000"/>
-          <w:lang w:eastAsia="en-PH"/>
-        </w:rPr>
-        <w:t>IRespondPH</w:t>
-      </w:r>
-      <w:proofErr w:type="spellEnd"/>
-      <w:r>
-        <w:rPr>
-          <w:rFonts w:ascii="Times New Roman" w:eastAsia="Times New Roman" w:hAnsi="Times New Roman" w:cs="Times New Roman"/>
-          <w:color w:val="000000"/>
-          <w:lang w:eastAsia="en-PH"/>
-        </w:rPr>
-        <w:t xml:space="preserve">, a mobile and web-based application designed for Post Disaster Needs Assessment in the Philippines. The study employed the Agile Software Development cycle and conducted rigorous usability </w:t>
-      </w:r>
-      <w:r>
-        <w:rPr>
-          <w:rFonts w:ascii="Times New Roman" w:eastAsia="Times New Roman" w:hAnsi="Times New Roman" w:cs="Times New Roman"/>
-          <w:color w:val="000000"/>
-          <w:lang w:eastAsia="en-PH"/>
-        </w:rPr>
-        <w:lastRenderedPageBreak/>
-        <w:t>testing. Results showed highly favorable mean scores, proving the system enabled citizens to report real-time information for data-driven decisions. A limitation is that the application is primarily structured for post-disaster recovery rather than functioning as a pre-disaster early warning tool.</w:t>
-      </w:r>
-    </w:p>
-    <w:p>
-      <w:pPr>
-        <w:spacing w:after="240" w:line="480" w:lineRule="auto"/>
-        <w:ind w:left="720" w:firstLine="720"/>
-        <w:rPr>
-          <w:rFonts w:ascii="Times New Roman" w:eastAsia="Times New Roman" w:hAnsi="Times New Roman" w:cs="Times New Roman"/>
-          <w:color w:val="000000"/>
-          <w:lang w:eastAsia="en-PH"/>
-        </w:rPr>
-      </w:pPr>
-      <w:r>
-        <w:rPr>
-          <w:rFonts w:ascii="Times New Roman" w:eastAsia="Times New Roman" w:hAnsi="Times New Roman" w:cs="Times New Roman"/>
-          <w:color w:val="000000"/>
-          <w:lang w:eastAsia="en-PH"/>
-        </w:rPr>
-        <w:t>The Philippine Institute for Development Studies (2024) reviewed the implementation of Republic Act No. 11315 (CBMS Act), focusing on evidence-based local planning. They found that technology-based monitoring allows for the collection of disaggregated, household-level data that is vital for disaster vulnerability assessments and targeted service delivery. This framework justifies SERBIS’s Resident Reporting Module, proving that empowering citizens to submit localized data through a mobile platform aligns with the national mandate of establishing a digital, community-driven monitoring system for local authorities.</w:t>
-      </w:r>
-    </w:p>
-    <w:p>
-      <w:pPr>
-        <w:spacing w:after="0" w:line="480" w:lineRule="auto"/>
-        <w:rPr>
-          <w:rFonts w:ascii="Times New Roman" w:eastAsia="Times New Roman" w:hAnsi="Times New Roman" w:cs="Times New Roman"/>
-          <w:lang w:eastAsia="en-PH"/>
-        </w:rPr>
-      </w:pPr>
-      <w:r>
-        <w:rPr>
-          <w:rFonts w:ascii="Times New Roman" w:eastAsia="Times New Roman" w:hAnsi="Times New Roman" w:cs="Times New Roman"/>
-          <w:b/>
-          <w:bCs/>
-          <w:color w:val="000000"/>
-          <w:lang w:eastAsia="en-PH"/>
-        </w:rPr>
-        <w:t xml:space="preserve">2.4 </w:t>
-      </w:r>
-      <w:bookmarkStart w:id="2" w:name="_Hlk225454628"/>
-      <w:r>
-        <w:rPr>
-          <w:rFonts w:ascii="Times New Roman" w:eastAsia="Times New Roman" w:hAnsi="Times New Roman" w:cs="Times New Roman"/>
-          <w:b/>
-          <w:bCs/>
-          <w:color w:val="000000"/>
-          <w:lang w:eastAsia="en-PH"/>
-        </w:rPr>
-        <w:t>Synthesis of the Reviewed Literature and Studies</w:t>
-      </w:r>
-      <w:bookmarkEnd w:id="2"/>
-    </w:p>
-    <w:p>
-      <w:pPr>
-        <w:spacing w:after="0" w:line="480" w:lineRule="auto"/>
-        <w:ind w:firstLine="720"/>
-        <w:rPr>
-          <w:rFonts w:ascii="Times New Roman" w:eastAsia="Times New Roman" w:hAnsi="Times New Roman" w:cs="Times New Roman"/>
-          <w:lang w:eastAsia="en-PH"/>
-        </w:rPr>
-      </w:pPr>
-      <w:r>
-        <w:rPr>
-          <w:rFonts w:ascii="Times New Roman" w:eastAsia="Times New Roman" w:hAnsi="Times New Roman" w:cs="Times New Roman"/>
-          <w:color w:val="000000"/>
-          <w:lang w:eastAsia="en-PH"/>
-        </w:rPr>
-        <w:t>This section analyzes and integrates the reviewed literature and studies.</w:t>
-      </w:r>
-    </w:p>
-    <w:p>
-      <w:pPr>
-        <w:spacing w:before="240" w:after="240" w:line="480" w:lineRule="auto"/>
-        <w:ind w:firstLine="720"/>
-        <w:rPr>
-          <w:rFonts w:ascii="Times New Roman" w:eastAsia="Times New Roman" w:hAnsi="Times New Roman" w:cs="Times New Roman"/>
-          <w:color w:val="000000"/>
-          <w:lang w:eastAsia="en-PH"/>
-        </w:rPr>
-      </w:pPr>
-      <w:r>
-        <w:rPr>
-          <w:rFonts w:ascii="Times New Roman" w:eastAsia="Times New Roman" w:hAnsi="Times New Roman" w:cs="Times New Roman"/>
-          <w:color w:val="000000"/>
-          <w:lang w:eastAsia="en-PH"/>
-        </w:rPr>
-        <w:t xml:space="preserve">The reviewed literature and studies establish that the evolution of Information and Communication Technology (ICT) has moved beyond simple alert dissemination to a mechanical necessity for municipal innovation. </w:t>
-      </w:r>
-      <w:proofErr w:type="spellStart"/>
-      <w:r>
-        <w:rPr>
-          <w:rFonts w:ascii="Times New Roman" w:eastAsia="Times New Roman" w:hAnsi="Times New Roman" w:cs="Times New Roman"/>
-          <w:color w:val="000000"/>
-          <w:lang w:eastAsia="en-PH"/>
-        </w:rPr>
-        <w:t>Nurjannah</w:t>
-      </w:r>
-      <w:proofErr w:type="spellEnd"/>
-      <w:r>
-        <w:rPr>
-          <w:rFonts w:ascii="Times New Roman" w:eastAsia="Times New Roman" w:hAnsi="Times New Roman" w:cs="Times New Roman"/>
-          <w:color w:val="000000"/>
-          <w:lang w:eastAsia="en-PH"/>
-        </w:rPr>
-        <w:t xml:space="preserve"> et al. (2025) and Puspita et al. (2025) emphasize that while mobile applications successfully optimize operations and widen public access to services, their effectiveness depends on the ability to perform spatiotemporal analysis tracking service trends across specific times and locations to identify geographic "hotspots." This highlights a significant gap in existing systems: most disaster platforms focus solely on communication but lack the Data Analytics required for proactive resource allocation.</w:t>
-      </w:r>
-    </w:p>
-    <w:p>
-      <w:pPr>
-        <w:spacing w:before="240" w:after="240" w:line="480" w:lineRule="auto"/>
-        <w:ind w:firstLine="720"/>
-        <w:rPr>
-          <w:rFonts w:ascii="Times New Roman" w:eastAsia="Times New Roman" w:hAnsi="Times New Roman" w:cs="Times New Roman"/>
-          <w:color w:val="000000"/>
-          <w:lang w:eastAsia="en-PH"/>
-        </w:rPr>
-      </w:pPr>
-      <w:r>
-        <w:rPr>
-          <w:rFonts w:ascii="Times New Roman" w:eastAsia="Times New Roman" w:hAnsi="Times New Roman" w:cs="Times New Roman"/>
-          <w:color w:val="000000"/>
-          <w:lang w:eastAsia="en-PH"/>
-        </w:rPr>
-        <w:lastRenderedPageBreak/>
-        <w:t>Furthermore, the transition from manual to digital systems is identified as a primary requirement for municipal integrity. As noted in the local study by Gongora et al. (2026), manual record-keeping in the Cagayan region is inherently prone to data redundancy and slow retrieval times, which significantly delay disaster response. This validates the Record Management focus of the SERBIS system, which provides a centralized "single source of truth" for the MDRRMO. The legal framework provided by the CBMS Act (RA 11315) further justifies the system's architecture, as it mandates the collection of disaggregated, community-based data to support evidence-based local planning.</w:t>
-      </w:r>
-    </w:p>
-    <w:p>
-      <w:pPr>
-        <w:spacing w:before="240" w:after="240" w:line="480" w:lineRule="auto"/>
-        <w:ind w:firstLine="720"/>
-        <w:rPr>
-          <w:rFonts w:ascii="Times New Roman" w:eastAsia="Times New Roman" w:hAnsi="Times New Roman" w:cs="Times New Roman"/>
-          <w:color w:val="000000"/>
-          <w:lang w:eastAsia="en-PH"/>
-        </w:rPr>
-      </w:pPr>
-      <w:r>
-        <w:rPr>
-          <w:rFonts w:ascii="Times New Roman" w:eastAsia="Times New Roman" w:hAnsi="Times New Roman" w:cs="Times New Roman"/>
-          <w:color w:val="000000"/>
-          <w:lang w:eastAsia="en-PH"/>
-        </w:rPr>
-        <w:t xml:space="preserve">The primary gap identified in the existing literature is the lack of a unified platform that combines resident reporting with real-time visual analytics for administrative decision-making. Most existing disaster applications either focus strictly on SMS alerts or depend heavily on internet connectivity, which Puspita et al. (2025) identified as a major hurdle in rural adoption. SERBIS addresses these gaps by integrating an offline-accessible information module and applying the visualization principles suggested by </w:t>
-      </w:r>
-      <w:proofErr w:type="spellStart"/>
-      <w:r>
-        <w:rPr>
-          <w:rFonts w:ascii="Times New Roman" w:eastAsia="Times New Roman" w:hAnsi="Times New Roman" w:cs="Times New Roman"/>
-          <w:color w:val="000000"/>
-          <w:lang w:eastAsia="en-PH"/>
-        </w:rPr>
-        <w:t>EmergInsight</w:t>
-      </w:r>
-      <w:proofErr w:type="spellEnd"/>
-      <w:r>
-        <w:rPr>
-          <w:rFonts w:ascii="Times New Roman" w:eastAsia="Times New Roman" w:hAnsi="Times New Roman" w:cs="Times New Roman"/>
-          <w:color w:val="000000"/>
-          <w:lang w:eastAsia="en-PH"/>
-        </w:rPr>
-        <w:t xml:space="preserve"> (2026). By utilizing interactive pie and bar charts, the system reduces the "cognitive load" on MDRRMO personnel, allowing them to transform raw resident records into actionable insights.</w:t>
+        <w:t>The primary gap identified in the existing literature is the lack of a unified platform that combines resident reporting with real-time visual analytics for administrative decision-making. Most existing disaster applications either focus strictly on SMS alerts or depend heavily on internet connectivity, which Puspita et al. (2025) identified as a major hurdle in rural adoption. SERBIS addresses these gaps by integrating an offline-accessible information module and applying the visualization principles suggested by EmergInsight (2026). By utilizing interactive pie and bar charts, the system reduces the "cognitive load" on MDRRMO personnel, allowing them to transform raw resident records into actionable insights.</w:t>
       </w:r>
     </w:p>
     <w:p>
@@ -3758,7 +3492,7 @@
           <w:color w:val="000000"/>
         </w:rPr>
         <w:drawing>
-          <wp:inline distT="0" distB="0" distL="0" distR="0" wp14:anchorId="54982C14" wp14:editId="5D2B0EF4">
+          <wp:inline distT="0" distB="0" distL="0" distR="0" wp14:anchorId="54982C14" wp14:editId="70929908">
             <wp:extent cx="5943600" cy="3343275"/>
             <wp:effectExtent l="0" t="0" r="0" b="9525"/>
             <wp:docPr id="2086350339" name="Picture 4"/>
@@ -3961,21 +3695,7 @@
           <w:rFonts w:ascii="Times New Roman" w:eastAsia="Times New Roman" w:hAnsi="Times New Roman" w:cs="Times New Roman"/>
         </w:rPr>
         <w:lastRenderedPageBreak/>
-        <w:t>continuous user feedback (</w:t>
-      </w:r>
-      <w:proofErr w:type="spellStart"/>
-      <w:r>
-        <w:rPr>
-          <w:rFonts w:ascii="Times New Roman" w:eastAsia="Times New Roman" w:hAnsi="Times New Roman" w:cs="Times New Roman"/>
-        </w:rPr>
-        <w:t>Nalendra</w:t>
-      </w:r>
-      <w:proofErr w:type="spellEnd"/>
-      <w:r>
-        <w:rPr>
-          <w:rFonts w:ascii="Times New Roman" w:eastAsia="Times New Roman" w:hAnsi="Times New Roman" w:cs="Times New Roman"/>
-        </w:rPr>
-        <w:t>, 2021), which is essential for aligning the system with the operational workflows of the Echague MDRRMO.</w:t>
+        <w:t>continuous user feedback (Nalendra, 2021), which is essential for aligning the system with the operational workflows of the Echague MDRRMO.</w:t>
       </w:r>
     </w:p>
     <w:p>
@@ -5532,21 +5252,7 @@
         <w:rPr>
           <w:rFonts w:ascii="Times New Roman" w:eastAsia="Times New Roman" w:hAnsi="Times New Roman" w:cs="Times New Roman"/>
         </w:rPr>
-        <w:t xml:space="preserve">San Antonio </w:t>
-      </w:r>
-      <w:proofErr w:type="spellStart"/>
-      <w:r>
-        <w:rPr>
-          <w:rFonts w:ascii="Times New Roman" w:eastAsia="Times New Roman" w:hAnsi="Times New Roman" w:cs="Times New Roman"/>
-        </w:rPr>
-        <w:t>Ugad</w:t>
-      </w:r>
-      <w:proofErr w:type="spellEnd"/>
-      <w:r>
-        <w:rPr>
-          <w:rFonts w:ascii="Times New Roman" w:eastAsia="Times New Roman" w:hAnsi="Times New Roman" w:cs="Times New Roman"/>
-        </w:rPr>
-        <w:t xml:space="preserve"> (Southern Region): 17 participants</w:t>
+        <w:t>San Antonio Ugad (Southern Region): 17 participants</w:t>
       </w:r>
     </w:p>
     <w:p>
@@ -6458,21 +6164,7 @@
         <w:rPr>
           <w:rFonts w:ascii="Times New Roman" w:eastAsia="Times New Roman" w:hAnsi="Times New Roman" w:cs="Times New Roman"/>
         </w:rPr>
-        <w:t xml:space="preserve"> The primary users of the mobile application consist of family heads residing in the municipality of Echague. Each family head represents their household, providing critical feedback on system interaction capability, service request management, and access to offline disaster information. For the system evaluation, a total of fifty (50) resident participants is selected from three representative barangays: San Miguel (Forest Region), San Antonio </w:t>
-      </w:r>
-      <w:proofErr w:type="spellStart"/>
-      <w:r>
-        <w:rPr>
-          <w:rFonts w:ascii="Times New Roman" w:eastAsia="Times New Roman" w:hAnsi="Times New Roman" w:cs="Times New Roman"/>
-        </w:rPr>
-        <w:t>Ugad</w:t>
-      </w:r>
-      <w:proofErr w:type="spellEnd"/>
-      <w:r>
-        <w:rPr>
-          <w:rFonts w:ascii="Times New Roman" w:eastAsia="Times New Roman" w:hAnsi="Times New Roman" w:cs="Times New Roman"/>
-        </w:rPr>
-        <w:t xml:space="preserve"> (Southern Region), and San Fabian (Highway Region).</w:t>
+        <w:t xml:space="preserve"> The primary users of the mobile application consist of family heads residing in the municipality of Echague. Each family head represents their household, providing critical feedback on system interaction capability, service request management, and access to offline disaster information. For the system evaluation, a total of fifty (50) resident participants is selected from three representative barangays: San Miguel (Forest Region), San Antonio Ugad (Southern Region), and San Fabian (Highway Region).</w:t>
       </w:r>
     </w:p>
     <w:p>
@@ -6487,21 +6179,7 @@
         <w:rPr>
           <w:rFonts w:ascii="Times New Roman" w:eastAsia="Times New Roman" w:hAnsi="Times New Roman" w:cs="Times New Roman"/>
         </w:rPr>
-        <w:t xml:space="preserve">This geographical distribution—comprising 17 participants from San Miguel, 17 from San Antonio </w:t>
-      </w:r>
-      <w:proofErr w:type="spellStart"/>
-      <w:r>
-        <w:rPr>
-          <w:rFonts w:ascii="Times New Roman" w:eastAsia="Times New Roman" w:hAnsi="Times New Roman" w:cs="Times New Roman"/>
-        </w:rPr>
-        <w:t>Ugad</w:t>
-      </w:r>
-      <w:proofErr w:type="spellEnd"/>
-      <w:r>
-        <w:rPr>
-          <w:rFonts w:ascii="Times New Roman" w:eastAsia="Times New Roman" w:hAnsi="Times New Roman" w:cs="Times New Roman"/>
-        </w:rPr>
-        <w:t>, and 16 from San Fabian—allows the researchers to gather feedback from diverse users operating in different environmental conditions and network signal strengths. This targeted approach ensures that the evaluation captures the system’s performance in both urbanized and remote settings while remaining manageable within the study’s logistical constraints.</w:t>
+        <w:t>This geographical distribution—comprising 17 participants from San Miguel, 17 from San Antonio Ugad, and 16 from San Fabian—allows the researchers to gather feedback from diverse users operating in different environmental conditions and network signal strengths. This targeted approach ensures that the evaluation captures the system’s performance in both urbanized and remote settings while remaining manageable within the study’s logistical constraints.</w:t>
       </w:r>
     </w:p>
     <w:p>
@@ -11016,35 +10694,7 @@
         <w:rPr>
           <w:rFonts w:ascii="Times New Roman" w:eastAsia="Times New Roman" w:hAnsi="Times New Roman" w:cs="Times New Roman"/>
         </w:rPr>
-        <w:t xml:space="preserve">The system utilizes SQL-based aggregation to calculate the volume of service requests. The engine executes COUNT and SUM functions on the MariaDB tables, grouped by </w:t>
-      </w:r>
-      <w:proofErr w:type="spellStart"/>
-      <w:r>
-        <w:rPr>
-          <w:rFonts w:ascii="Times New Roman" w:eastAsia="Times New Roman" w:hAnsi="Times New Roman" w:cs="Times New Roman"/>
-        </w:rPr>
-        <w:t>barangay_id</w:t>
-      </w:r>
-      <w:proofErr w:type="spellEnd"/>
-      <w:r>
-        <w:rPr>
-          <w:rFonts w:ascii="Times New Roman" w:eastAsia="Times New Roman" w:hAnsi="Times New Roman" w:cs="Times New Roman"/>
-        </w:rPr>
-        <w:t xml:space="preserve"> and </w:t>
-      </w:r>
-      <w:proofErr w:type="spellStart"/>
-      <w:r>
-        <w:rPr>
-          <w:rFonts w:ascii="Times New Roman" w:eastAsia="Times New Roman" w:hAnsi="Times New Roman" w:cs="Times New Roman"/>
-        </w:rPr>
-        <w:t>request_type</w:t>
-      </w:r>
-      <w:proofErr w:type="spellEnd"/>
-      <w:r>
-        <w:rPr>
-          <w:rFonts w:ascii="Times New Roman" w:eastAsia="Times New Roman" w:hAnsi="Times New Roman" w:cs="Times New Roman"/>
-        </w:rPr>
-        <w:t>.</w:t>
+        <w:t>The system utilizes SQL-based aggregation to calculate the volume of service requests. The engine executes COUNT and SUM functions on the MariaDB tables, grouped by barangay_id and request_type.</w:t>
       </w:r>
     </w:p>
     <w:p>
@@ -14587,21 +14237,7 @@
         <w:rPr>
           <w:rFonts w:ascii="Times New Roman" w:hAnsi="Times New Roman" w:cs="Times New Roman"/>
         </w:rPr>
-        <w:t xml:space="preserve">To ensure the public accessibility and structural reliability of the platform, the researchers utilized </w:t>
-      </w:r>
-      <w:proofErr w:type="spellStart"/>
-      <w:r>
-        <w:rPr>
-          <w:rFonts w:ascii="Times New Roman" w:hAnsi="Times New Roman" w:cs="Times New Roman"/>
-        </w:rPr>
-        <w:t>Hostinger</w:t>
-      </w:r>
-      <w:proofErr w:type="spellEnd"/>
-      <w:r>
-        <w:rPr>
-          <w:rFonts w:ascii="Times New Roman" w:hAnsi="Times New Roman" w:cs="Times New Roman"/>
-        </w:rPr>
-        <w:t xml:space="preserve"> Cloud Hosting as the primary deployment infrastructure. A scalable cloud environment was necessary to guarantee system availability during severe weather events when localized hardware might fail.</w:t>
+        <w:t>To ensure the public accessibility and structural reliability of the platform, the researchers utilized Hostinger Cloud Hosting as the primary deployment infrastructure. A scalable cloud environment was necessary to guarantee system availability during severe weather events when localized hardware might fail.</w:t>
       </w:r>
     </w:p>
     <w:p>
@@ -14616,21 +14252,7 @@
         <w:rPr>
           <w:rFonts w:ascii="Times New Roman" w:hAnsi="Times New Roman" w:cs="Times New Roman"/>
         </w:rPr>
-        <w:t xml:space="preserve">The selected server specifications include 100 GB of Non-Volatile Memory Express storage for rapid data retrieval and 4 GB of Random Access Memory powered by a 4 core CPU to process simultaneous service requests. </w:t>
-      </w:r>
-      <w:proofErr w:type="spellStart"/>
-      <w:r>
-        <w:rPr>
-          <w:rFonts w:ascii="Times New Roman" w:hAnsi="Times New Roman" w:cs="Times New Roman"/>
-        </w:rPr>
-        <w:t>Hostinger</w:t>
-      </w:r>
-      <w:proofErr w:type="spellEnd"/>
-      <w:r>
-        <w:rPr>
-          <w:rFonts w:ascii="Times New Roman" w:hAnsi="Times New Roman" w:cs="Times New Roman"/>
-        </w:rPr>
-        <w:t xml:space="preserve"> provides a 99.9 percent uptime guarantee, which is critical for an emergency management system. The platform includes advanced security features such as standard Secure Sockets Layer certificates to encrypt data in transit and built in Distributed Denial of Service protection to prevent malicious network overloads. To ensure data preservation, the hosting environment features automated server level backup systems. Furthermore, the cloud architecture offers seamless scalability options. This allows the MDRRMO to temporarily upgrade server resources to handle extreme spikes in web traffic during a major disaster without migrating to a new server.</w:t>
+        <w:t>The selected server specifications include 100 GB of Non-Volatile Memory Express storage for rapid data retrieval and 4 GB of Random Access Memory powered by a 4 core CPU to process simultaneous service requests. Hostinger provides a 99.9 percent uptime guarantee, which is critical for an emergency management system. The platform includes advanced security features such as standard Secure Sockets Layer certificates to encrypt data in transit and built in Distributed Denial of Service protection to prevent malicious network overloads. To ensure data preservation, the hosting environment features automated server level backup systems. Furthermore, the cloud architecture offers seamless scalability options. This allows the MDRRMO to temporarily upgrade server resources to handle extreme spikes in web traffic during a major disaster without migrating to a new server.</w:t>
       </w:r>
     </w:p>
     <w:p>
@@ -16416,21 +16038,7 @@
         <w:rPr>
           <w:rFonts w:ascii="Times New Roman" w:hAnsi="Times New Roman" w:cs="Times New Roman"/>
         </w:rPr>
-        <w:t xml:space="preserve">Figure 14 illustrates the primary </w:t>
-      </w:r>
-      <w:proofErr w:type="gramStart"/>
-      <w:r>
-        <w:rPr>
-          <w:rFonts w:ascii="Times New Roman" w:hAnsi="Times New Roman" w:cs="Times New Roman"/>
-        </w:rPr>
-        <w:t>Home</w:t>
-      </w:r>
-      <w:proofErr w:type="gramEnd"/>
-      <w:r>
-        <w:rPr>
-          <w:rFonts w:ascii="Times New Roman" w:hAnsi="Times New Roman" w:cs="Times New Roman"/>
-        </w:rPr>
-        <w:t xml:space="preserve"> dashboard, which residents see immediately upon logging in. The screen layout prominently displays real time tracking for active service requests, showing transparent administrative statuses. This page also introduces the persistent bottom navigation design, which allows immediate thumb access to the Services, Information, and Profile modules.</w:t>
+        <w:t>Figure 14 illustrates the primary Home dashboard, which residents see immediately upon logging in. The screen layout prominently displays real time tracking for active service requests, showing transparent administrative statuses. This page also introduces the persistent bottom navigation design, which allows immediate thumb access to the Services, Information, and Profile modules.</w:t>
       </w:r>
     </w:p>
     <w:p>
@@ -17235,49 +16843,7 @@
           <w:rFonts w:ascii="Times New Roman" w:hAnsi="Times New Roman" w:cs="Times New Roman"/>
         </w:rPr>
         <w:lastRenderedPageBreak/>
-        <w:t xml:space="preserve">Authentication), where input login credentials from the Resident entity are validated against the </w:t>
-      </w:r>
-      <w:proofErr w:type="spellStart"/>
-      <w:r>
-        <w:rPr>
-          <w:rFonts w:ascii="Times New Roman" w:hAnsi="Times New Roman" w:cs="Times New Roman"/>
-        </w:rPr>
-        <w:t>tbl_residents</w:t>
-      </w:r>
-      <w:proofErr w:type="spellEnd"/>
-      <w:r>
-        <w:rPr>
-          <w:rFonts w:ascii="Times New Roman" w:hAnsi="Times New Roman" w:cs="Times New Roman"/>
-        </w:rPr>
-        <w:t xml:space="preserve"> data store to generate a secure session. In Process 1.2 (Request MDRRMO Services), the resident inputs emergency data which the system processes and commits to the </w:t>
-      </w:r>
-      <w:proofErr w:type="spellStart"/>
-      <w:r>
-        <w:rPr>
-          <w:rFonts w:ascii="Times New Roman" w:hAnsi="Times New Roman" w:cs="Times New Roman"/>
-        </w:rPr>
-        <w:t>tbl_service_request</w:t>
-      </w:r>
-      <w:proofErr w:type="spellEnd"/>
-      <w:r>
-        <w:rPr>
-          <w:rFonts w:ascii="Times New Roman" w:hAnsi="Times New Roman" w:cs="Times New Roman"/>
-        </w:rPr>
-        <w:t xml:space="preserve"> data store as a new record. Process 1.3 (View Educational Materials) handles the output flow, where the system queries the </w:t>
-      </w:r>
-      <w:proofErr w:type="spellStart"/>
-      <w:r>
-        <w:rPr>
-          <w:rFonts w:ascii="Times New Roman" w:hAnsi="Times New Roman" w:cs="Times New Roman"/>
-        </w:rPr>
-        <w:t>tbl_info_materials</w:t>
-      </w:r>
-      <w:proofErr w:type="spellEnd"/>
-      <w:r>
-        <w:rPr>
-          <w:rFonts w:ascii="Times New Roman" w:hAnsi="Times New Roman" w:cs="Times New Roman"/>
-        </w:rPr>
-        <w:t xml:space="preserve"> data store to retrieve and display safety guides to the user. This configuration validates that every resident interaction is backed by a specific database transaction, ensuring that community requests are never lost or unprocessed.</w:t>
+        <w:t>Authentication), where input login credentials from the Resident entity are validated against the tbl_residents data store to generate a secure session. In Process 1.2 (Request MDRRMO Services), the resident inputs emergency data which the system processes and commits to the tbl_service_request data store as a new record. Process 1.3 (View Educational Materials) handles the output flow, where the system queries the tbl_info_materials data store to retrieve and display safety guides to the user. This configuration validates that every resident interaction is backed by a specific database transaction, ensuring that community requests are never lost or unprocessed.</w:t>
       </w:r>
     </w:p>
     <w:p>
@@ -17403,52 +16969,57 @@
           <w:rFonts w:ascii="Times New Roman" w:hAnsi="Times New Roman" w:cs="Times New Roman"/>
           <w:lang w:val="en-US"/>
         </w:rPr>
-        <w:t xml:space="preserve">involves the verification and management of user accounts within the </w:t>
-      </w:r>
-      <w:proofErr w:type="spellStart"/>
+        <w:t>involves the verification and management of user accounts within the tbl_residents store</w:t>
+      </w:r>
+      <w:r>
+        <w:rPr>
+          <w:rFonts w:ascii="Times New Roman" w:hAnsi="Times New Roman" w:cs="Times New Roman"/>
+        </w:rPr>
+        <w:t>. Process 2.2 (Manage Resident Service Request)</w:t>
+      </w:r>
       <w:r>
         <w:rPr>
           <w:rFonts w:ascii="Times New Roman" w:hAnsi="Times New Roman" w:cs="Times New Roman"/>
           <w:lang w:val="en-US"/>
         </w:rPr>
-        <w:t>tbl_residents</w:t>
-      </w:r>
-      <w:proofErr w:type="spellEnd"/>
-      <w:r>
-        <w:rPr>
-          <w:rFonts w:ascii="Times New Roman" w:hAnsi="Times New Roman" w:cs="Times New Roman"/>
+        <w:t xml:space="preserve"> allows administrators to input request status updates and retrieve active records from the tbl_service_request data store.</w:t>
+      </w:r>
+    </w:p>
+    <w:p>
+      <w:pPr>
+        <w:spacing w:line="480" w:lineRule="auto"/>
+        <w:ind w:firstLine="720"/>
+        <w:rPr>
+          <w:rFonts w:ascii="Times New Roman" w:hAnsi="Times New Roman" w:cs="Times New Roman"/>
+        </w:rPr>
+      </w:pPr>
+      <w:r>
+        <w:rPr>
+          <w:rFonts w:ascii="Times New Roman" w:hAnsi="Times New Roman" w:cs="Times New Roman"/>
+        </w:rPr>
+        <w:t>while Process 2.3</w:t>
+      </w:r>
+      <w:r>
+        <w:rPr>
+          <w:rFonts w:ascii="Times New Roman" w:hAnsi="Times New Roman" w:cs="Times New Roman"/>
+          <w:b/>
+          <w:bCs/>
           <w:lang w:val="en-US"/>
         </w:rPr>
-        <w:t xml:space="preserve"> store</w:t>
-      </w:r>
-      <w:r>
-        <w:rPr>
-          <w:rFonts w:ascii="Times New Roman" w:hAnsi="Times New Roman" w:cs="Times New Roman"/>
-        </w:rPr>
-        <w:t>. Process 2.2 (Manage Resident Service Request)</w:t>
+        <w:t xml:space="preserve"> </w:t>
       </w:r>
       <w:r>
         <w:rPr>
           <w:rFonts w:ascii="Times New Roman" w:hAnsi="Times New Roman" w:cs="Times New Roman"/>
           <w:lang w:val="en-US"/>
         </w:rPr>
-        <w:t xml:space="preserve"> allows administrators to input request status updates and retrieve active records from the </w:t>
-      </w:r>
-      <w:proofErr w:type="spellStart"/>
-      <w:r>
-        <w:rPr>
-          <w:rFonts w:ascii="Times New Roman" w:hAnsi="Times New Roman" w:cs="Times New Roman"/>
-          <w:lang w:val="en-US"/>
-        </w:rPr>
-        <w:t>tbl_service_request</w:t>
-      </w:r>
-      <w:proofErr w:type="spellEnd"/>
-      <w:r>
-        <w:rPr>
-          <w:rFonts w:ascii="Times New Roman" w:hAnsi="Times New Roman" w:cs="Times New Roman"/>
-          <w:lang w:val="en-US"/>
-        </w:rPr>
-        <w:t xml:space="preserve"> data store.</w:t>
+        <w:t>(Generate Data Analytics and Reports) enables the Administrator to input Analytical Queries and Filters to synthesize information from the tbl_service_request, tbl_residents, and tbl_barangay data stores into dynamic reports and visuals.</w:t>
+      </w:r>
+      <w:r>
+        <w:rPr>
+          <w:rFonts w:ascii="Times New Roman" w:hAnsi="Times New Roman" w:cs="Times New Roman"/>
+        </w:rPr>
+        <w:t xml:space="preserve"> Furthermore,</w:t>
       </w:r>
     </w:p>
     <w:p>
@@ -17463,134 +17034,7 @@
         <w:rPr>
           <w:rFonts w:ascii="Times New Roman" w:hAnsi="Times New Roman" w:cs="Times New Roman"/>
         </w:rPr>
-        <w:t>while Process 2.3</w:t>
-      </w:r>
-      <w:r>
-        <w:rPr>
-          <w:rFonts w:ascii="Times New Roman" w:hAnsi="Times New Roman" w:cs="Times New Roman"/>
-          <w:b/>
-          <w:bCs/>
-          <w:lang w:val="en-US"/>
-        </w:rPr>
-        <w:t xml:space="preserve"> </w:t>
-      </w:r>
-      <w:r>
-        <w:rPr>
-          <w:rFonts w:ascii="Times New Roman" w:hAnsi="Times New Roman" w:cs="Times New Roman"/>
-          <w:lang w:val="en-US"/>
-        </w:rPr>
-        <w:t xml:space="preserve">(Generate Data Analytics and Reports) enables the Administrator to input Analytical Queries and Filters to synthesize information from the </w:t>
-      </w:r>
-      <w:proofErr w:type="spellStart"/>
-      <w:r>
-        <w:rPr>
-          <w:rFonts w:ascii="Times New Roman" w:hAnsi="Times New Roman" w:cs="Times New Roman"/>
-          <w:lang w:val="en-US"/>
-        </w:rPr>
-        <w:t>tbl_service_request</w:t>
-      </w:r>
-      <w:proofErr w:type="spellEnd"/>
-      <w:r>
-        <w:rPr>
-          <w:rFonts w:ascii="Times New Roman" w:hAnsi="Times New Roman" w:cs="Times New Roman"/>
-          <w:lang w:val="en-US"/>
-        </w:rPr>
-        <w:t xml:space="preserve">, </w:t>
-      </w:r>
-      <w:proofErr w:type="spellStart"/>
-      <w:r>
-        <w:rPr>
-          <w:rFonts w:ascii="Times New Roman" w:hAnsi="Times New Roman" w:cs="Times New Roman"/>
-          <w:lang w:val="en-US"/>
-        </w:rPr>
-        <w:t>tbl_residents</w:t>
-      </w:r>
-      <w:proofErr w:type="spellEnd"/>
-      <w:r>
-        <w:rPr>
-          <w:rFonts w:ascii="Times New Roman" w:hAnsi="Times New Roman" w:cs="Times New Roman"/>
-          <w:lang w:val="en-US"/>
-        </w:rPr>
-        <w:t xml:space="preserve">, and </w:t>
-      </w:r>
-      <w:proofErr w:type="spellStart"/>
-      <w:r>
-        <w:rPr>
-          <w:rFonts w:ascii="Times New Roman" w:hAnsi="Times New Roman" w:cs="Times New Roman"/>
-          <w:lang w:val="en-US"/>
-        </w:rPr>
-        <w:t>tbl_barangay</w:t>
-      </w:r>
-      <w:proofErr w:type="spellEnd"/>
-      <w:r>
-        <w:rPr>
-          <w:rFonts w:ascii="Times New Roman" w:hAnsi="Times New Roman" w:cs="Times New Roman"/>
-          <w:lang w:val="en-US"/>
-        </w:rPr>
-        <w:t xml:space="preserve"> data stores into dynamic reports and visuals.</w:t>
-      </w:r>
-      <w:r>
-        <w:rPr>
-          <w:rFonts w:ascii="Times New Roman" w:hAnsi="Times New Roman" w:cs="Times New Roman"/>
-        </w:rPr>
-        <w:t xml:space="preserve"> Furthermore,</w:t>
-      </w:r>
-    </w:p>
-    <w:p>
-      <w:pPr>
-        <w:spacing w:line="480" w:lineRule="auto"/>
-        <w:ind w:firstLine="720"/>
-        <w:rPr>
-          <w:rFonts w:ascii="Times New Roman" w:hAnsi="Times New Roman" w:cs="Times New Roman"/>
-        </w:rPr>
-      </w:pPr>
-      <w:r>
-        <w:rPr>
-          <w:rFonts w:ascii="Times New Roman" w:hAnsi="Times New Roman" w:cs="Times New Roman"/>
-        </w:rPr>
-        <w:t xml:space="preserve">Process 2.4 (Manage Educational Materials) handles the ingestion of new safety documents into </w:t>
-      </w:r>
-      <w:proofErr w:type="spellStart"/>
-      <w:r>
-        <w:rPr>
-          <w:rFonts w:ascii="Times New Roman" w:hAnsi="Times New Roman" w:cs="Times New Roman"/>
-        </w:rPr>
-        <w:t>tbl_info_materials</w:t>
-      </w:r>
-      <w:proofErr w:type="spellEnd"/>
-      <w:r>
-        <w:rPr>
-          <w:rFonts w:ascii="Times New Roman" w:hAnsi="Times New Roman" w:cs="Times New Roman"/>
-        </w:rPr>
-        <w:t xml:space="preserve">. Crucially, Process 2.5 (Manage MDRRMO Materials) handles the ingestion of new public information into the </w:t>
-      </w:r>
-      <w:proofErr w:type="spellStart"/>
-      <w:r>
-        <w:rPr>
-          <w:rFonts w:ascii="Times New Roman" w:hAnsi="Times New Roman" w:cs="Times New Roman"/>
-        </w:rPr>
-        <w:t>tbl_info_materials</w:t>
-      </w:r>
-      <w:proofErr w:type="spellEnd"/>
-      <w:r>
-        <w:rPr>
-          <w:rFonts w:ascii="Times New Roman" w:hAnsi="Times New Roman" w:cs="Times New Roman"/>
-        </w:rPr>
-        <w:t xml:space="preserve"> directory. Finally, Process 2.6 (Targeted SMS Alert) illustrates the communication logic where an administrative broadcast command triggers a query to the </w:t>
-      </w:r>
-      <w:proofErr w:type="spellStart"/>
-      <w:r>
-        <w:rPr>
-          <w:rFonts w:ascii="Times New Roman" w:hAnsi="Times New Roman" w:cs="Times New Roman"/>
-        </w:rPr>
-        <w:t>tbl_recipients</w:t>
-      </w:r>
-      <w:proofErr w:type="spellEnd"/>
-      <w:r>
-        <w:rPr>
-          <w:rFonts w:ascii="Times New Roman" w:hAnsi="Times New Roman" w:cs="Times New Roman"/>
-        </w:rPr>
-        <w:t xml:space="preserve"> store to execute the SMS transmission. By defining these specific directional flows, the diagram proves the system’s ability to maintain a coordinated and data driven municipal service framework. By defining these specific input output flows, the diagram proves the system’s ability to maintain a coordinated and accountable municipal disaster response.</w:t>
+        <w:t>Process 2.4 (Manage Educational Materials) handles the ingestion of new safety documents into tbl_info_materials. Crucially, Process 2.5 (Manage MDRRMO Materials) handles the ingestion of new public information into the tbl_info_materials directory. Finally, Process 2.6 (Targeted SMS Alert) illustrates the communication logic where an administrative broadcast command triggers a query to the tbl_recipients store to execute the SMS transmission. By defining these specific directional flows, the diagram proves the system’s ability to maintain a coordinated and data driven municipal service framework. By defining these specific input output flows, the diagram proves the system’s ability to maintain a coordinated and accountable municipal disaster response.</w:t>
       </w:r>
     </w:p>
     <w:p>
@@ -17767,91 +17211,7 @@
         <w:rPr>
           <w:rFonts w:ascii="Times New Roman" w:hAnsi="Times New Roman" w:cs="Times New Roman"/>
         </w:rPr>
-        <w:t xml:space="preserve"> The </w:t>
-      </w:r>
-      <w:proofErr w:type="spellStart"/>
-      <w:r>
-        <w:rPr>
-          <w:rFonts w:ascii="Times New Roman" w:hAnsi="Times New Roman" w:cs="Times New Roman"/>
-        </w:rPr>
-        <w:t>tbl_residents</w:t>
-      </w:r>
-      <w:proofErr w:type="spellEnd"/>
-      <w:r>
-        <w:rPr>
-          <w:rFonts w:ascii="Times New Roman" w:hAnsi="Times New Roman" w:cs="Times New Roman"/>
-        </w:rPr>
-        <w:t xml:space="preserve"> table uses </w:t>
-      </w:r>
-      <w:proofErr w:type="spellStart"/>
-      <w:r>
-        <w:rPr>
-          <w:rFonts w:ascii="Times New Roman" w:hAnsi="Times New Roman" w:cs="Times New Roman"/>
-        </w:rPr>
-        <w:t>resident_id</w:t>
-      </w:r>
-      <w:proofErr w:type="spellEnd"/>
-      <w:r>
-        <w:rPr>
-          <w:rFonts w:ascii="Times New Roman" w:hAnsi="Times New Roman" w:cs="Times New Roman"/>
-        </w:rPr>
-        <w:t xml:space="preserve"> as its primary key. It connects to the </w:t>
-      </w:r>
-      <w:proofErr w:type="spellStart"/>
-      <w:r>
-        <w:rPr>
-          <w:rFonts w:ascii="Times New Roman" w:hAnsi="Times New Roman" w:cs="Times New Roman"/>
-        </w:rPr>
-        <w:t>tbl_barangay</w:t>
-      </w:r>
-      <w:proofErr w:type="spellEnd"/>
-      <w:r>
-        <w:rPr>
-          <w:rFonts w:ascii="Times New Roman" w:hAnsi="Times New Roman" w:cs="Times New Roman"/>
-        </w:rPr>
-        <w:t xml:space="preserve"> table using the </w:t>
-      </w:r>
-      <w:proofErr w:type="spellStart"/>
-      <w:r>
-        <w:rPr>
-          <w:rFonts w:ascii="Times New Roman" w:hAnsi="Times New Roman" w:cs="Times New Roman"/>
-        </w:rPr>
-        <w:t>barangay_id</w:t>
-      </w:r>
-      <w:proofErr w:type="spellEnd"/>
-      <w:r>
-        <w:rPr>
-          <w:rFonts w:ascii="Times New Roman" w:hAnsi="Times New Roman" w:cs="Times New Roman"/>
-        </w:rPr>
-        <w:t xml:space="preserve"> foreign key. MDRRMO admins are identified by the </w:t>
-      </w:r>
-      <w:proofErr w:type="spellStart"/>
-      <w:r>
-        <w:rPr>
-          <w:rFonts w:ascii="Times New Roman" w:hAnsi="Times New Roman" w:cs="Times New Roman"/>
-        </w:rPr>
-        <w:t>admin_id</w:t>
-      </w:r>
-      <w:proofErr w:type="spellEnd"/>
-      <w:r>
-        <w:rPr>
-          <w:rFonts w:ascii="Times New Roman" w:hAnsi="Times New Roman" w:cs="Times New Roman"/>
-        </w:rPr>
-        <w:t xml:space="preserve"> primary key in the </w:t>
-      </w:r>
-      <w:proofErr w:type="spellStart"/>
-      <w:r>
-        <w:rPr>
-          <w:rFonts w:ascii="Times New Roman" w:hAnsi="Times New Roman" w:cs="Times New Roman"/>
-        </w:rPr>
-        <w:t>tbl_user</w:t>
-      </w:r>
-      <w:proofErr w:type="spellEnd"/>
-      <w:r>
-        <w:rPr>
-          <w:rFonts w:ascii="Times New Roman" w:hAnsi="Times New Roman" w:cs="Times New Roman"/>
-        </w:rPr>
-        <w:t xml:space="preserve"> table.</w:t>
+        <w:t xml:space="preserve"> The tbl_residents table uses resident_id as its primary key. It connects to the tbl_barangay table using the barangay_id foreign key. MDRRMO admins are identified by the admin_id primary key in the tbl_user table.</w:t>
       </w:r>
     </w:p>
     <w:p>
@@ -17874,63 +17234,7 @@
         <w:rPr>
           <w:rFonts w:ascii="Times New Roman" w:hAnsi="Times New Roman" w:cs="Times New Roman"/>
         </w:rPr>
-        <w:t xml:space="preserve"> The </w:t>
-      </w:r>
-      <w:proofErr w:type="spellStart"/>
-      <w:r>
-        <w:rPr>
-          <w:rFonts w:ascii="Times New Roman" w:hAnsi="Times New Roman" w:cs="Times New Roman"/>
-        </w:rPr>
-        <w:t>tbl_service_request</w:t>
-      </w:r>
-      <w:proofErr w:type="spellEnd"/>
-      <w:r>
-        <w:rPr>
-          <w:rFonts w:ascii="Times New Roman" w:hAnsi="Times New Roman" w:cs="Times New Roman"/>
-        </w:rPr>
-        <w:t xml:space="preserve"> table acts as the primary data source for the analytics engine that uses </w:t>
-      </w:r>
-      <w:proofErr w:type="spellStart"/>
-      <w:r>
-        <w:rPr>
-          <w:rFonts w:ascii="Times New Roman" w:hAnsi="Times New Roman" w:cs="Times New Roman"/>
-        </w:rPr>
-        <w:t>request_id</w:t>
-      </w:r>
-      <w:proofErr w:type="spellEnd"/>
-      <w:r>
-        <w:rPr>
-          <w:rFonts w:ascii="Times New Roman" w:hAnsi="Times New Roman" w:cs="Times New Roman"/>
-        </w:rPr>
-        <w:t xml:space="preserve"> as the primary key. It uses foreign keys like </w:t>
-      </w:r>
-      <w:proofErr w:type="spellStart"/>
-      <w:r>
-        <w:rPr>
-          <w:rFonts w:ascii="Times New Roman" w:hAnsi="Times New Roman" w:cs="Times New Roman"/>
-        </w:rPr>
-        <w:t>resident_id</w:t>
-      </w:r>
-      <w:proofErr w:type="spellEnd"/>
-      <w:r>
-        <w:rPr>
-          <w:rFonts w:ascii="Times New Roman" w:hAnsi="Times New Roman" w:cs="Times New Roman"/>
-        </w:rPr>
-        <w:t xml:space="preserve"> to link the request to the citizen and </w:t>
-      </w:r>
-      <w:proofErr w:type="spellStart"/>
-      <w:r>
-        <w:rPr>
-          <w:rFonts w:ascii="Times New Roman" w:hAnsi="Times New Roman" w:cs="Times New Roman"/>
-        </w:rPr>
-        <w:t>service_id</w:t>
-      </w:r>
-      <w:proofErr w:type="spellEnd"/>
-      <w:r>
-        <w:rPr>
-          <w:rFonts w:ascii="Times New Roman" w:hAnsi="Times New Roman" w:cs="Times New Roman"/>
-        </w:rPr>
-        <w:t xml:space="preserve"> to link it to the specific service needed.</w:t>
+        <w:t xml:space="preserve"> The tbl_service_request table acts as the primary data source for the analytics engine that uses request_id as the primary key. It uses foreign keys like resident_id to link the request to the citizen and service_id to link it to the specific service needed.</w:t>
       </w:r>
     </w:p>
     <w:p>
@@ -17954,63 +17258,7 @@
         <w:rPr>
           <w:rFonts w:ascii="Times New Roman" w:hAnsi="Times New Roman" w:cs="Times New Roman"/>
         </w:rPr>
-        <w:t xml:space="preserve"> The </w:t>
-      </w:r>
-      <w:proofErr w:type="spellStart"/>
-      <w:r>
-        <w:rPr>
-          <w:rFonts w:ascii="Times New Roman" w:hAnsi="Times New Roman" w:cs="Times New Roman"/>
-        </w:rPr>
-        <w:t>tbl_sms_logs</w:t>
-      </w:r>
-      <w:proofErr w:type="spellEnd"/>
-      <w:r>
-        <w:rPr>
-          <w:rFonts w:ascii="Times New Roman" w:hAnsi="Times New Roman" w:cs="Times New Roman"/>
-        </w:rPr>
-        <w:t xml:space="preserve"> table uses </w:t>
-      </w:r>
-      <w:proofErr w:type="spellStart"/>
-      <w:r>
-        <w:rPr>
-          <w:rFonts w:ascii="Times New Roman" w:hAnsi="Times New Roman" w:cs="Times New Roman"/>
-        </w:rPr>
-        <w:t>sms_log_id</w:t>
-      </w:r>
-      <w:proofErr w:type="spellEnd"/>
-      <w:r>
-        <w:rPr>
-          <w:rFonts w:ascii="Times New Roman" w:hAnsi="Times New Roman" w:cs="Times New Roman"/>
-        </w:rPr>
-        <w:t xml:space="preserve"> as the primary key. It uses foreign keys like </w:t>
-      </w:r>
-      <w:proofErr w:type="spellStart"/>
-      <w:r>
-        <w:rPr>
-          <w:rFonts w:ascii="Times New Roman" w:hAnsi="Times New Roman" w:cs="Times New Roman"/>
-        </w:rPr>
-        <w:t>disaster_id</w:t>
-      </w:r>
-      <w:proofErr w:type="spellEnd"/>
-      <w:r>
-        <w:rPr>
-          <w:rFonts w:ascii="Times New Roman" w:hAnsi="Times New Roman" w:cs="Times New Roman"/>
-        </w:rPr>
-        <w:t xml:space="preserve"> to link the text blast to a specific emergency. It also connects to the </w:t>
-      </w:r>
-      <w:proofErr w:type="spellStart"/>
-      <w:r>
-        <w:rPr>
-          <w:rFonts w:ascii="Times New Roman" w:hAnsi="Times New Roman" w:cs="Times New Roman"/>
-        </w:rPr>
-        <w:t>tbl_recipients</w:t>
-      </w:r>
-      <w:proofErr w:type="spellEnd"/>
-      <w:r>
-        <w:rPr>
-          <w:rFonts w:ascii="Times New Roman" w:hAnsi="Times New Roman" w:cs="Times New Roman"/>
-        </w:rPr>
-        <w:t xml:space="preserve"> table to track exactly which residents received the message.</w:t>
+        <w:t xml:space="preserve"> The tbl_sms_logs table uses sms_log_id as the primary key. It uses foreign keys like disaster_id to link the text blast to a specific emergency. It also connects to the tbl_recipients table to track exactly which residents received the message.</w:t>
       </w:r>
     </w:p>
     <w:p/>
@@ -18079,67 +17327,7 @@
           <w:shd w:val="clear" w:color="auto" w:fill="FFFFFF"/>
           <w:lang w:eastAsia="en-PH"/>
         </w:rPr>
-        <w:t xml:space="preserve">Aisyah, D. N., Rahman, F. M., Diva, H., Putra, B. S., </w:t>
-      </w:r>
-      <w:proofErr w:type="spellStart"/>
-      <w:r>
-        <w:rPr>
-          <w:rFonts w:ascii="Times New Roman" w:eastAsia="Times New Roman" w:hAnsi="Times New Roman" w:cs="Times New Roman"/>
-          <w:color w:val="222222"/>
-          <w:shd w:val="clear" w:color="auto" w:fill="FFFFFF"/>
-          <w:lang w:eastAsia="en-PH"/>
-        </w:rPr>
-        <w:t>Rizki</w:t>
-      </w:r>
-      <w:proofErr w:type="spellEnd"/>
-      <w:r>
-        <w:rPr>
-          <w:rFonts w:ascii="Times New Roman" w:eastAsia="Times New Roman" w:hAnsi="Times New Roman" w:cs="Times New Roman"/>
-          <w:color w:val="222222"/>
-          <w:shd w:val="clear" w:color="auto" w:fill="FFFFFF"/>
-          <w:lang w:eastAsia="en-PH"/>
-        </w:rPr>
-        <w:t xml:space="preserve">, M. H., </w:t>
-      </w:r>
-      <w:proofErr w:type="spellStart"/>
-      <w:r>
-        <w:rPr>
-          <w:rFonts w:ascii="Times New Roman" w:eastAsia="Times New Roman" w:hAnsi="Times New Roman" w:cs="Times New Roman"/>
-          <w:color w:val="222222"/>
-          <w:shd w:val="clear" w:color="auto" w:fill="FFFFFF"/>
-          <w:lang w:eastAsia="en-PH"/>
-        </w:rPr>
-        <w:t>Bisri</w:t>
-      </w:r>
-      <w:proofErr w:type="spellEnd"/>
-      <w:r>
-        <w:rPr>
-          <w:rFonts w:ascii="Times New Roman" w:eastAsia="Times New Roman" w:hAnsi="Times New Roman" w:cs="Times New Roman"/>
-          <w:color w:val="222222"/>
-          <w:shd w:val="clear" w:color="auto" w:fill="FFFFFF"/>
-          <w:lang w:eastAsia="en-PH"/>
-        </w:rPr>
-        <w:t xml:space="preserve">, M. B. F., &amp; </w:t>
-      </w:r>
-      <w:proofErr w:type="spellStart"/>
-      <w:r>
-        <w:rPr>
-          <w:rFonts w:ascii="Times New Roman" w:eastAsia="Times New Roman" w:hAnsi="Times New Roman" w:cs="Times New Roman"/>
-          <w:color w:val="222222"/>
-          <w:shd w:val="clear" w:color="auto" w:fill="FFFFFF"/>
-          <w:lang w:eastAsia="en-PH"/>
-        </w:rPr>
-        <w:t>Manikam</w:t>
-      </w:r>
-      <w:proofErr w:type="spellEnd"/>
-      <w:r>
-        <w:rPr>
-          <w:rFonts w:ascii="Times New Roman" w:eastAsia="Times New Roman" w:hAnsi="Times New Roman" w:cs="Times New Roman"/>
-          <w:color w:val="222222"/>
-          <w:shd w:val="clear" w:color="auto" w:fill="FFFFFF"/>
-          <w:lang w:eastAsia="en-PH"/>
-        </w:rPr>
-        <w:t xml:space="preserve">, L. (2026). Mobile-enabled technologies in disaster management: A systematic literature review. </w:t>
+        <w:t xml:space="preserve">Aisyah, D. N., Rahman, F. M., Diva, H., Putra, B. S., Rizki, M. H., Bisri, M. B. F., &amp; Manikam, L. (2026). Mobile-enabled technologies in disaster management: A systematic literature review. </w:t>
       </w:r>
       <w:r>
         <w:rPr>
@@ -18245,31 +17433,7 @@
           <w:shd w:val="clear" w:color="auto" w:fill="FFFFFF"/>
           <w:lang w:eastAsia="en-PH"/>
         </w:rPr>
-        <w:t xml:space="preserve">Chavula, J., &amp; </w:t>
-      </w:r>
-      <w:proofErr w:type="spellStart"/>
-      <w:r>
-        <w:rPr>
-          <w:rFonts w:ascii="Times New Roman" w:eastAsia="Times New Roman" w:hAnsi="Times New Roman" w:cs="Times New Roman"/>
-          <w:b/>
-          <w:bCs/>
-          <w:color w:val="222222"/>
-          <w:shd w:val="clear" w:color="auto" w:fill="FFFFFF"/>
-          <w:lang w:eastAsia="en-PH"/>
-        </w:rPr>
-        <w:t>Kayusi</w:t>
-      </w:r>
-      <w:proofErr w:type="spellEnd"/>
-      <w:r>
-        <w:rPr>
-          <w:rFonts w:ascii="Times New Roman" w:eastAsia="Times New Roman" w:hAnsi="Times New Roman" w:cs="Times New Roman"/>
-          <w:b/>
-          <w:bCs/>
-          <w:color w:val="222222"/>
-          <w:shd w:val="clear" w:color="auto" w:fill="FFFFFF"/>
-          <w:lang w:eastAsia="en-PH"/>
-        </w:rPr>
-        <w:t>, M. (2025).</w:t>
+        <w:t>Chavula, J., &amp; Kayusi, M. (2025).</w:t>
       </w:r>
       <w:r>
         <w:rPr>
@@ -18330,27 +17494,7 @@
           <w:shd w:val="clear" w:color="auto" w:fill="FFFFFF"/>
           <w:lang w:eastAsia="en-PH"/>
         </w:rPr>
-        <w:t xml:space="preserve">Conchas, C. A. J., &amp; </w:t>
-      </w:r>
-      <w:proofErr w:type="spellStart"/>
-      <w:r>
-        <w:rPr>
-          <w:rFonts w:ascii="Times New Roman" w:eastAsia="Times New Roman" w:hAnsi="Times New Roman" w:cs="Times New Roman"/>
-          <w:color w:val="222222"/>
-          <w:shd w:val="clear" w:color="auto" w:fill="FFFFFF"/>
-          <w:lang w:eastAsia="en-PH"/>
-        </w:rPr>
-        <w:t>Salapa</w:t>
-      </w:r>
-      <w:proofErr w:type="spellEnd"/>
-      <w:r>
-        <w:rPr>
-          <w:rFonts w:ascii="Times New Roman" w:eastAsia="Times New Roman" w:hAnsi="Times New Roman" w:cs="Times New Roman"/>
-          <w:color w:val="222222"/>
-          <w:shd w:val="clear" w:color="auto" w:fill="FFFFFF"/>
-          <w:lang w:eastAsia="en-PH"/>
-        </w:rPr>
-        <w:t xml:space="preserve">, A. C. (2025). Assessing digital governance implementation issues in local government units: A systematic literature review. </w:t>
+        <w:t xml:space="preserve">Conchas, C. A. J., &amp; Salapa, A. C. (2025). Assessing digital governance implementation issues in local government units: A systematic literature review. </w:t>
       </w:r>
       <w:r>
         <w:rPr>
@@ -18396,67 +17540,7 @@
           <w:shd w:val="clear" w:color="auto" w:fill="FFFFFF"/>
           <w:lang w:eastAsia="en-PH"/>
         </w:rPr>
-        <w:t xml:space="preserve">Elejalde, E., </w:t>
-      </w:r>
-      <w:proofErr w:type="spellStart"/>
-      <w:r>
-        <w:rPr>
-          <w:rFonts w:ascii="Times New Roman" w:eastAsia="Times New Roman" w:hAnsi="Times New Roman" w:cs="Times New Roman"/>
-          <w:color w:val="222222"/>
-          <w:shd w:val="clear" w:color="auto" w:fill="FFFFFF"/>
-          <w:lang w:eastAsia="en-PH"/>
-        </w:rPr>
-        <w:t>Naushirvanov</w:t>
-      </w:r>
-      <w:proofErr w:type="spellEnd"/>
-      <w:r>
-        <w:rPr>
-          <w:rFonts w:ascii="Times New Roman" w:eastAsia="Times New Roman" w:hAnsi="Times New Roman" w:cs="Times New Roman"/>
-          <w:color w:val="222222"/>
-          <w:shd w:val="clear" w:color="auto" w:fill="FFFFFF"/>
-          <w:lang w:eastAsia="en-PH"/>
-        </w:rPr>
-        <w:t xml:space="preserve">, T., </w:t>
-      </w:r>
-      <w:proofErr w:type="spellStart"/>
-      <w:r>
-        <w:rPr>
-          <w:rFonts w:ascii="Times New Roman" w:eastAsia="Times New Roman" w:hAnsi="Times New Roman" w:cs="Times New Roman"/>
-          <w:color w:val="222222"/>
-          <w:shd w:val="clear" w:color="auto" w:fill="FFFFFF"/>
-          <w:lang w:eastAsia="en-PH"/>
-        </w:rPr>
-        <w:t>Kalimeri</w:t>
-      </w:r>
-      <w:proofErr w:type="spellEnd"/>
-      <w:r>
-        <w:rPr>
-          <w:rFonts w:ascii="Times New Roman" w:eastAsia="Times New Roman" w:hAnsi="Times New Roman" w:cs="Times New Roman"/>
-          <w:color w:val="222222"/>
-          <w:shd w:val="clear" w:color="auto" w:fill="FFFFFF"/>
-          <w:lang w:eastAsia="en-PH"/>
-        </w:rPr>
-        <w:t xml:space="preserve">, K., </w:t>
-      </w:r>
-      <w:proofErr w:type="spellStart"/>
-      <w:r>
-        <w:rPr>
-          <w:rFonts w:ascii="Times New Roman" w:eastAsia="Times New Roman" w:hAnsi="Times New Roman" w:cs="Times New Roman"/>
-          <w:color w:val="222222"/>
-          <w:shd w:val="clear" w:color="auto" w:fill="FFFFFF"/>
-          <w:lang w:eastAsia="en-PH"/>
-        </w:rPr>
-        <w:t>Omodei</w:t>
-      </w:r>
-      <w:proofErr w:type="spellEnd"/>
-      <w:r>
-        <w:rPr>
-          <w:rFonts w:ascii="Times New Roman" w:eastAsia="Times New Roman" w:hAnsi="Times New Roman" w:cs="Times New Roman"/>
-          <w:color w:val="222222"/>
-          <w:shd w:val="clear" w:color="auto" w:fill="FFFFFF"/>
-          <w:lang w:eastAsia="en-PH"/>
-        </w:rPr>
-        <w:t xml:space="preserve">, E., Karsai, M., Bravo, L., &amp; Ferres, L. (2025). Use of mobile phone data to measure behavioral response to SMS evacuation alerts. </w:t>
+        <w:t xml:space="preserve">Elejalde, E., Naushirvanov, T., Kalimeri, K., Omodei, E., Karsai, M., Bravo, L., &amp; Ferres, L. (2025). Use of mobile phone data to measure behavioral response to SMS evacuation alerts. </w:t>
       </w:r>
       <w:r>
         <w:rPr>
@@ -18501,7 +17585,6 @@
           <w:lang w:eastAsia="en-PH"/>
         </w:rPr>
       </w:pPr>
-      <w:proofErr w:type="spellStart"/>
       <w:r>
         <w:rPr>
           <w:rFonts w:ascii="Times New Roman" w:eastAsia="Times New Roman" w:hAnsi="Times New Roman" w:cs="Times New Roman"/>
@@ -18509,37 +17592,7 @@
           <w:shd w:val="clear" w:color="auto" w:fill="FFFFFF"/>
           <w:lang w:eastAsia="en-PH"/>
         </w:rPr>
-        <w:t>EmergInsight</w:t>
-      </w:r>
-      <w:proofErr w:type="spellEnd"/>
-      <w:r>
-        <w:rPr>
-          <w:rFonts w:ascii="Times New Roman" w:eastAsia="Times New Roman" w:hAnsi="Times New Roman" w:cs="Times New Roman"/>
-          <w:color w:val="222222"/>
-          <w:shd w:val="clear" w:color="auto" w:fill="FFFFFF"/>
-          <w:lang w:eastAsia="en-PH"/>
-        </w:rPr>
-        <w:t xml:space="preserve">. (2026). </w:t>
-      </w:r>
-      <w:proofErr w:type="spellStart"/>
-      <w:r>
-        <w:rPr>
-          <w:rFonts w:ascii="Times New Roman" w:eastAsia="Times New Roman" w:hAnsi="Times New Roman" w:cs="Times New Roman"/>
-          <w:color w:val="222222"/>
-          <w:shd w:val="clear" w:color="auto" w:fill="FFFFFF"/>
-          <w:lang w:eastAsia="en-PH"/>
-        </w:rPr>
-        <w:t>EmergInsight</w:t>
-      </w:r>
-      <w:proofErr w:type="spellEnd"/>
-      <w:r>
-        <w:rPr>
-          <w:rFonts w:ascii="Times New Roman" w:eastAsia="Times New Roman" w:hAnsi="Times New Roman" w:cs="Times New Roman"/>
-          <w:color w:val="222222"/>
-          <w:shd w:val="clear" w:color="auto" w:fill="FFFFFF"/>
-          <w:lang w:eastAsia="en-PH"/>
-        </w:rPr>
-        <w:t xml:space="preserve">: A real-time dashboard for optimizing emergency care through data visualization and analytics. </w:t>
+        <w:t xml:space="preserve">EmergInsight. (2026). EmergInsight: A real-time dashboard for optimizing emergency care through data visualization and analytics. </w:t>
       </w:r>
       <w:r>
         <w:rPr>
@@ -18742,27 +17795,7 @@
           <w:shd w:val="clear" w:color="auto" w:fill="FFFFFF"/>
           <w:lang w:eastAsia="en-PH"/>
         </w:rPr>
-        <w:t xml:space="preserve">Goh, L., Tan, R., &amp; Lim, K. (2023). </w:t>
-      </w:r>
-      <w:proofErr w:type="spellStart"/>
-      <w:r>
-        <w:rPr>
-          <w:rFonts w:ascii="Times New Roman" w:eastAsia="Times New Roman" w:hAnsi="Times New Roman" w:cs="Times New Roman"/>
-          <w:color w:val="222222"/>
-          <w:shd w:val="clear" w:color="auto" w:fill="FFFFFF"/>
-          <w:lang w:eastAsia="en-PH"/>
-        </w:rPr>
-        <w:t>iAlerto</w:t>
-      </w:r>
-      <w:proofErr w:type="spellEnd"/>
-      <w:r>
-        <w:rPr>
-          <w:rFonts w:ascii="Times New Roman" w:eastAsia="Times New Roman" w:hAnsi="Times New Roman" w:cs="Times New Roman"/>
-          <w:color w:val="222222"/>
-          <w:shd w:val="clear" w:color="auto" w:fill="FFFFFF"/>
-          <w:lang w:eastAsia="en-PH"/>
-        </w:rPr>
-        <w:t xml:space="preserve">: A web and mobile alert system for Pasig City DRRMO. </w:t>
+        <w:t xml:space="preserve">Goh, L., Tan, R., &amp; Lim, K. (2023). iAlerto: A web and mobile alert system for Pasig City DRRMO. </w:t>
       </w:r>
       <w:r>
         <w:rPr>
@@ -18825,31 +17858,7 @@
           <w:shd w:val="clear" w:color="auto" w:fill="FFFFFF"/>
           <w:lang w:eastAsia="en-PH"/>
         </w:rPr>
-        <w:t xml:space="preserve">Computerized record management of resident and certificate issuance system for Barangay </w:t>
-      </w:r>
-      <w:proofErr w:type="spellStart"/>
-      <w:r>
-        <w:rPr>
-          <w:rFonts w:ascii="Times New Roman" w:eastAsia="Times New Roman" w:hAnsi="Times New Roman" w:cs="Times New Roman"/>
-          <w:i/>
-          <w:iCs/>
-          <w:color w:val="222222"/>
-          <w:shd w:val="clear" w:color="auto" w:fill="FFFFFF"/>
-          <w:lang w:eastAsia="en-PH"/>
-        </w:rPr>
-        <w:t>Dammang</w:t>
-      </w:r>
-      <w:proofErr w:type="spellEnd"/>
-      <w:r>
-        <w:rPr>
-          <w:rFonts w:ascii="Times New Roman" w:eastAsia="Times New Roman" w:hAnsi="Times New Roman" w:cs="Times New Roman"/>
-          <w:i/>
-          <w:iCs/>
-          <w:color w:val="222222"/>
-          <w:shd w:val="clear" w:color="auto" w:fill="FFFFFF"/>
-          <w:lang w:eastAsia="en-PH"/>
-        </w:rPr>
-        <w:t>, Sanchez Mira, Cagayan</w:t>
+        <w:t>Computerized record management of resident and certificate issuance system for Barangay Dammang, Sanchez Mira, Cagayan</w:t>
       </w:r>
       <w:r>
         <w:rPr>
@@ -19005,31 +18014,7 @@
           <w:shd w:val="clear" w:color="auto" w:fill="FFFFFF"/>
           <w:lang w:eastAsia="en-PH"/>
         </w:rPr>
-        <w:t>Systems and software engineering — Systems and software quality requirements and evaluation (</w:t>
-      </w:r>
-      <w:proofErr w:type="spellStart"/>
-      <w:r>
-        <w:rPr>
-          <w:rFonts w:ascii="Times New Roman" w:eastAsia="Times New Roman" w:hAnsi="Times New Roman" w:cs="Times New Roman"/>
-          <w:i/>
-          <w:iCs/>
-          <w:color w:val="222222"/>
-          <w:shd w:val="clear" w:color="auto" w:fill="FFFFFF"/>
-          <w:lang w:eastAsia="en-PH"/>
-        </w:rPr>
-        <w:t>SQuaRE</w:t>
-      </w:r>
-      <w:proofErr w:type="spellEnd"/>
-      <w:r>
-        <w:rPr>
-          <w:rFonts w:ascii="Times New Roman" w:eastAsia="Times New Roman" w:hAnsi="Times New Roman" w:cs="Times New Roman"/>
-          <w:i/>
-          <w:iCs/>
-          <w:color w:val="222222"/>
-          <w:shd w:val="clear" w:color="auto" w:fill="FFFFFF"/>
-          <w:lang w:eastAsia="en-PH"/>
-        </w:rPr>
-        <w:t>) — Product quality model</w:t>
+        <w:t>Systems and software engineering — Systems and software quality requirements and evaluation (SQuaRE) — Product quality model</w:t>
       </w:r>
       <w:r>
         <w:rPr>
@@ -19063,7 +18048,6 @@
           <w:lang w:eastAsia="en-PH"/>
         </w:rPr>
       </w:pPr>
-      <w:proofErr w:type="spellStart"/>
       <w:r>
         <w:rPr>
           <w:rFonts w:ascii="Times New Roman" w:eastAsia="Times New Roman" w:hAnsi="Times New Roman" w:cs="Times New Roman"/>
@@ -19071,57 +18055,7 @@
           <w:shd w:val="clear" w:color="auto" w:fill="FFFFFF"/>
           <w:lang w:eastAsia="en-PH"/>
         </w:rPr>
-        <w:t>Lidres</w:t>
-      </w:r>
-      <w:proofErr w:type="spellEnd"/>
-      <w:r>
-        <w:rPr>
-          <w:rFonts w:ascii="Times New Roman" w:eastAsia="Times New Roman" w:hAnsi="Times New Roman" w:cs="Times New Roman"/>
-          <w:color w:val="222222"/>
-          <w:shd w:val="clear" w:color="auto" w:fill="FFFFFF"/>
-          <w:lang w:eastAsia="en-PH"/>
-        </w:rPr>
-        <w:t xml:space="preserve">, K. A., </w:t>
-      </w:r>
-      <w:proofErr w:type="spellStart"/>
-      <w:r>
-        <w:rPr>
-          <w:rFonts w:ascii="Times New Roman" w:eastAsia="Times New Roman" w:hAnsi="Times New Roman" w:cs="Times New Roman"/>
-          <w:color w:val="222222"/>
-          <w:shd w:val="clear" w:color="auto" w:fill="FFFFFF"/>
-          <w:lang w:eastAsia="en-PH"/>
-        </w:rPr>
-        <w:t>Sadava</w:t>
-      </w:r>
-      <w:proofErr w:type="spellEnd"/>
-      <w:r>
-        <w:rPr>
-          <w:rFonts w:ascii="Times New Roman" w:eastAsia="Times New Roman" w:hAnsi="Times New Roman" w:cs="Times New Roman"/>
-          <w:color w:val="222222"/>
-          <w:shd w:val="clear" w:color="auto" w:fill="FFFFFF"/>
-          <w:lang w:eastAsia="en-PH"/>
-        </w:rPr>
-        <w:t xml:space="preserve">, D. J. G., &amp; Soberano, K. T. (2024). </w:t>
-      </w:r>
-      <w:proofErr w:type="spellStart"/>
-      <w:r>
-        <w:rPr>
-          <w:rFonts w:ascii="Times New Roman" w:eastAsia="Times New Roman" w:hAnsi="Times New Roman" w:cs="Times New Roman"/>
-          <w:color w:val="222222"/>
-          <w:shd w:val="clear" w:color="auto" w:fill="FFFFFF"/>
-          <w:lang w:eastAsia="en-PH"/>
-        </w:rPr>
-        <w:t>RescueLink</w:t>
-      </w:r>
-      <w:proofErr w:type="spellEnd"/>
-      <w:r>
-        <w:rPr>
-          <w:rFonts w:ascii="Times New Roman" w:eastAsia="Times New Roman" w:hAnsi="Times New Roman" w:cs="Times New Roman"/>
-          <w:color w:val="222222"/>
-          <w:shd w:val="clear" w:color="auto" w:fill="FFFFFF"/>
-          <w:lang w:eastAsia="en-PH"/>
-        </w:rPr>
-        <w:t xml:space="preserve">: SOS alert system for disaster response and management. </w:t>
+        <w:t xml:space="preserve">Lidres, K. A., Sadava, D. J. G., &amp; Soberano, K. T. (2024). RescueLink: SOS alert system for disaster response and management. </w:t>
       </w:r>
       <w:r>
         <w:rPr>
@@ -19168,27 +18102,7 @@
           <w:lang w:eastAsia="en-PH"/>
         </w:rPr>
         <w:lastRenderedPageBreak/>
-        <w:t xml:space="preserve">Montefalcon, M., Reyes, C., &amp; Santos, B. (2021). </w:t>
-      </w:r>
-      <w:proofErr w:type="spellStart"/>
-      <w:r>
-        <w:rPr>
-          <w:rFonts w:ascii="Times New Roman" w:eastAsia="Times New Roman" w:hAnsi="Times New Roman" w:cs="Times New Roman"/>
-          <w:color w:val="222222"/>
-          <w:shd w:val="clear" w:color="auto" w:fill="FFFFFF"/>
-          <w:lang w:eastAsia="en-PH"/>
-        </w:rPr>
-        <w:t>IRespondPH</w:t>
-      </w:r>
-      <w:proofErr w:type="spellEnd"/>
-      <w:r>
-        <w:rPr>
-          <w:rFonts w:ascii="Times New Roman" w:eastAsia="Times New Roman" w:hAnsi="Times New Roman" w:cs="Times New Roman"/>
-          <w:color w:val="222222"/>
-          <w:shd w:val="clear" w:color="auto" w:fill="FFFFFF"/>
-          <w:lang w:eastAsia="en-PH"/>
-        </w:rPr>
-        <w:t xml:space="preserve">: Mobile and web application for post-disaster needs assessment in the Philippines. </w:t>
+        <w:t xml:space="preserve">Montefalcon, M., Reyes, C., &amp; Santos, B. (2021). IRespondPH: Mobile and web application for post-disaster needs assessment in the Philippines. </w:t>
       </w:r>
       <w:r>
         <w:rPr>
@@ -19230,19 +18144,11 @@
           <w:rFonts w:ascii="Times New Roman" w:hAnsi="Times New Roman" w:cs="Times New Roman"/>
         </w:rPr>
       </w:pPr>
-      <w:proofErr w:type="spellStart"/>
-      <w:r>
-        <w:rPr>
-          <w:rFonts w:ascii="Times New Roman" w:hAnsi="Times New Roman" w:cs="Times New Roman"/>
-        </w:rPr>
-        <w:t>Nalendra</w:t>
-      </w:r>
-      <w:proofErr w:type="spellEnd"/>
-      <w:r>
-        <w:rPr>
-          <w:rFonts w:ascii="Times New Roman" w:hAnsi="Times New Roman" w:cs="Times New Roman"/>
-        </w:rPr>
-        <w:t>, A. K. (2021). Rapid Application Development (RAD) model method for creating an agricultural irrigation system based on internet of things</w:t>
+      <w:r>
+        <w:rPr>
+          <w:rFonts w:ascii="Times New Roman" w:hAnsi="Times New Roman" w:cs="Times New Roman"/>
+        </w:rPr>
+        <w:t>Nalendra, A. K. (2021). Rapid Application Development (RAD) model method for creating an agricultural irrigation system based on internet of things</w:t>
       </w:r>
       <w:r>
         <w:rPr>
@@ -19345,7 +18251,6 @@
         <w:spacing w:before="240" w:after="240" w:line="360" w:lineRule="auto"/>
         <w:ind w:firstLine="720"/>
       </w:pPr>
-      <w:proofErr w:type="spellStart"/>
       <w:r>
         <w:rPr>
           <w:rFonts w:ascii="Times New Roman" w:eastAsia="Times New Roman" w:hAnsi="Times New Roman" w:cs="Times New Roman"/>
@@ -19353,39 +18258,8 @@
           <w:shd w:val="clear" w:color="auto" w:fill="FFFFFF"/>
           <w:lang w:eastAsia="en-PH"/>
         </w:rPr>
-        <w:t>Nurjannah</w:t>
-      </w:r>
-      <w:proofErr w:type="spellEnd"/>
-      <w:r>
-        <w:rPr>
-          <w:rFonts w:ascii="Times New Roman" w:eastAsia="Times New Roman" w:hAnsi="Times New Roman" w:cs="Times New Roman"/>
-          <w:color w:val="222222"/>
-          <w:shd w:val="clear" w:color="auto" w:fill="FFFFFF"/>
-          <w:lang w:eastAsia="en-PH"/>
-        </w:rPr>
-        <w:t xml:space="preserve">, U., </w:t>
-      </w:r>
-      <w:proofErr w:type="spellStart"/>
-      <w:r>
-        <w:rPr>
-          <w:rFonts w:ascii="Times New Roman" w:eastAsia="Times New Roman" w:hAnsi="Times New Roman" w:cs="Times New Roman"/>
-          <w:color w:val="222222"/>
-          <w:shd w:val="clear" w:color="auto" w:fill="FFFFFF"/>
-          <w:lang w:eastAsia="en-PH"/>
-        </w:rPr>
-        <w:t>Hasymi</w:t>
-      </w:r>
-      <w:proofErr w:type="spellEnd"/>
-      <w:r>
-        <w:rPr>
-          <w:rFonts w:ascii="Times New Roman" w:eastAsia="Times New Roman" w:hAnsi="Times New Roman" w:cs="Times New Roman"/>
-          <w:color w:val="222222"/>
-          <w:shd w:val="clear" w:color="auto" w:fill="FFFFFF"/>
-          <w:lang w:eastAsia="en-PH"/>
-        </w:rPr>
-        <w:t xml:space="preserve">, E., &amp; Putera, R. E. (2025). Information technology-based public service innovation management strategy: A case study of mobile application usage in government agencies. </w:t>
-      </w:r>
-      <w:proofErr w:type="spellStart"/>
+        <w:t xml:space="preserve">Nurjannah, U., Hasymi, E., &amp; Putera, R. E. (2025). Information technology-based public service innovation management strategy: A case study of mobile application usage in government agencies. </w:t>
+      </w:r>
       <w:r>
         <w:rPr>
           <w:rFonts w:ascii="Times New Roman" w:eastAsia="Times New Roman" w:hAnsi="Times New Roman" w:cs="Times New Roman"/>
@@ -19395,81 +18269,8 @@
           <w:shd w:val="clear" w:color="auto" w:fill="FFFFFF"/>
           <w:lang w:eastAsia="en-PH"/>
         </w:rPr>
-        <w:t>Jurnal</w:t>
-      </w:r>
-      <w:proofErr w:type="spellEnd"/>
-      <w:r>
-        <w:rPr>
-          <w:rFonts w:ascii="Times New Roman" w:eastAsia="Times New Roman" w:hAnsi="Times New Roman" w:cs="Times New Roman"/>
-          <w:i/>
-          <w:iCs/>
-          <w:color w:val="222222"/>
-          <w:shd w:val="clear" w:color="auto" w:fill="FFFFFF"/>
-          <w:lang w:eastAsia="en-PH"/>
-        </w:rPr>
-        <w:t xml:space="preserve"> </w:t>
-      </w:r>
-      <w:proofErr w:type="spellStart"/>
-      <w:r>
-        <w:rPr>
-          <w:rFonts w:ascii="Times New Roman" w:eastAsia="Times New Roman" w:hAnsi="Times New Roman" w:cs="Times New Roman"/>
-          <w:i/>
-          <w:iCs/>
-          <w:color w:val="222222"/>
-          <w:shd w:val="clear" w:color="auto" w:fill="FFFFFF"/>
-          <w:lang w:eastAsia="en-PH"/>
-        </w:rPr>
-        <w:t>Ilmiah</w:t>
-      </w:r>
-      <w:proofErr w:type="spellEnd"/>
-      <w:r>
-        <w:rPr>
-          <w:rFonts w:ascii="Times New Roman" w:eastAsia="Times New Roman" w:hAnsi="Times New Roman" w:cs="Times New Roman"/>
-          <w:i/>
-          <w:iCs/>
-          <w:color w:val="222222"/>
-          <w:shd w:val="clear" w:color="auto" w:fill="FFFFFF"/>
-          <w:lang w:eastAsia="en-PH"/>
-        </w:rPr>
-        <w:t xml:space="preserve"> </w:t>
-      </w:r>
-      <w:proofErr w:type="spellStart"/>
-      <w:r>
-        <w:rPr>
-          <w:rFonts w:ascii="Times New Roman" w:eastAsia="Times New Roman" w:hAnsi="Times New Roman" w:cs="Times New Roman"/>
-          <w:i/>
-          <w:iCs/>
-          <w:color w:val="222222"/>
-          <w:shd w:val="clear" w:color="auto" w:fill="FFFFFF"/>
-          <w:lang w:eastAsia="en-PH"/>
-        </w:rPr>
-        <w:t>Ekotrans</w:t>
-      </w:r>
-      <w:proofErr w:type="spellEnd"/>
-      <w:r>
-        <w:rPr>
-          <w:rFonts w:ascii="Times New Roman" w:eastAsia="Times New Roman" w:hAnsi="Times New Roman" w:cs="Times New Roman"/>
-          <w:i/>
-          <w:iCs/>
-          <w:color w:val="222222"/>
-          <w:shd w:val="clear" w:color="auto" w:fill="FFFFFF"/>
-          <w:lang w:eastAsia="en-PH"/>
-        </w:rPr>
-        <w:t xml:space="preserve"> &amp; </w:t>
-      </w:r>
-      <w:proofErr w:type="spellStart"/>
-      <w:r>
-        <w:rPr>
-          <w:rFonts w:ascii="Times New Roman" w:eastAsia="Times New Roman" w:hAnsi="Times New Roman" w:cs="Times New Roman"/>
-          <w:i/>
-          <w:iCs/>
-          <w:color w:val="222222"/>
-          <w:shd w:val="clear" w:color="auto" w:fill="FFFFFF"/>
-          <w:lang w:eastAsia="en-PH"/>
-        </w:rPr>
-        <w:t>Erudisi</w:t>
-      </w:r>
-      <w:proofErr w:type="spellEnd"/>
+        <w:t>Jurnal Ilmiah Ekotrans &amp; Erudisi</w:t>
+      </w:r>
       <w:r>
         <w:rPr>
           <w:rFonts w:ascii="Times New Roman" w:eastAsia="Times New Roman" w:hAnsi="Times New Roman" w:cs="Times New Roman"/>
@@ -19509,27 +18310,7 @@
           <w:shd w:val="clear" w:color="auto" w:fill="FFFFFF"/>
           <w:lang w:eastAsia="en-PH"/>
         </w:rPr>
-        <w:t xml:space="preserve">Puspita, I., Kurniawan, A., &amp; </w:t>
-      </w:r>
-      <w:proofErr w:type="spellStart"/>
-      <w:r>
-        <w:rPr>
-          <w:rFonts w:ascii="Times New Roman" w:eastAsia="Times New Roman" w:hAnsi="Times New Roman" w:cs="Times New Roman"/>
-          <w:color w:val="222222"/>
-          <w:shd w:val="clear" w:color="auto" w:fill="FFFFFF"/>
-          <w:lang w:eastAsia="en-PH"/>
-        </w:rPr>
-        <w:t>Marfai</w:t>
-      </w:r>
-      <w:proofErr w:type="spellEnd"/>
-      <w:r>
-        <w:rPr>
-          <w:rFonts w:ascii="Times New Roman" w:eastAsia="Times New Roman" w:hAnsi="Times New Roman" w:cs="Times New Roman"/>
-          <w:color w:val="222222"/>
-          <w:shd w:val="clear" w:color="auto" w:fill="FFFFFF"/>
-          <w:lang w:eastAsia="en-PH"/>
-        </w:rPr>
-        <w:t xml:space="preserve">, M. A. (2025). Contribution of ICT development to disaster risk reduction from a spatial perspective: A preliminary literature review. </w:t>
+        <w:t xml:space="preserve">Puspita, I., Kurniawan, A., &amp; Marfai, M. A. (2025). Contribution of ICT development to disaster risk reduction from a spatial perspective: A preliminary literature review. </w:t>
       </w:r>
       <w:r>
         <w:rPr>
@@ -19798,27 +18579,7 @@
           <w:shd w:val="clear" w:color="auto" w:fill="FFFFFF"/>
           <w:lang w:eastAsia="en-PH"/>
         </w:rPr>
-        <w:t xml:space="preserve">Syahputra, A., &amp; </w:t>
-      </w:r>
-      <w:proofErr w:type="spellStart"/>
-      <w:r>
-        <w:rPr>
-          <w:rFonts w:ascii="Times New Roman" w:eastAsia="Times New Roman" w:hAnsi="Times New Roman" w:cs="Times New Roman"/>
-          <w:color w:val="222222"/>
-          <w:shd w:val="clear" w:color="auto" w:fill="FFFFFF"/>
-          <w:lang w:eastAsia="en-PH"/>
-        </w:rPr>
-        <w:t>Sembiring</w:t>
-      </w:r>
-      <w:proofErr w:type="spellEnd"/>
-      <w:r>
-        <w:rPr>
-          <w:rFonts w:ascii="Times New Roman" w:eastAsia="Times New Roman" w:hAnsi="Times New Roman" w:cs="Times New Roman"/>
-          <w:color w:val="222222"/>
-          <w:shd w:val="clear" w:color="auto" w:fill="FFFFFF"/>
-          <w:lang w:eastAsia="en-PH"/>
-        </w:rPr>
-        <w:t xml:space="preserve">, F. (2021). Early flood detection prototype with Arduino microcontroller and SMS Gateway automation. </w:t>
+        <w:t xml:space="preserve">Syahputra, A., &amp; Sembiring, F. (2021). Early flood detection prototype with Arduino microcontroller and SMS Gateway automation. </w:t>
       </w:r>
       <w:r>
         <w:rPr>
@@ -19870,27 +18631,7 @@
           <w:shd w:val="clear" w:color="auto" w:fill="FFFFFF"/>
           <w:lang w:eastAsia="en-PH"/>
         </w:rPr>
-        <w:t xml:space="preserve">Trogrlić, R. Š., van den Homberg, M., Budimir, M., </w:t>
-      </w:r>
-      <w:proofErr w:type="spellStart"/>
-      <w:r>
-        <w:rPr>
-          <w:rFonts w:ascii="Times New Roman" w:eastAsia="Times New Roman" w:hAnsi="Times New Roman" w:cs="Times New Roman"/>
-          <w:color w:val="222222"/>
-          <w:shd w:val="clear" w:color="auto" w:fill="FFFFFF"/>
-          <w:lang w:eastAsia="en-PH"/>
-        </w:rPr>
-        <w:t>McQuistan</w:t>
-      </w:r>
-      <w:proofErr w:type="spellEnd"/>
-      <w:r>
-        <w:rPr>
-          <w:rFonts w:ascii="Times New Roman" w:eastAsia="Times New Roman" w:hAnsi="Times New Roman" w:cs="Times New Roman"/>
-          <w:color w:val="222222"/>
-          <w:shd w:val="clear" w:color="auto" w:fill="FFFFFF"/>
-          <w:lang w:eastAsia="en-PH"/>
-        </w:rPr>
-        <w:t xml:space="preserve">, C., Sneddon, A., &amp; Golding, B. (2022). Early warning systems and their role in disaster risk reduction. </w:t>
+        <w:t xml:space="preserve">Trogrlić, R. Š., van den Homberg, M., Budimir, M., McQuistan, C., Sneddon, A., &amp; Golding, B. (2022). Early warning systems and their role in disaster risk reduction. </w:t>
       </w:r>
       <w:r>
         <w:rPr>
@@ -24892,6 +23633,7 @@
   <w:style w:type="character" w:default="1" w:styleId="DefaultParagraphFont">
     <w:name w:val="Default Paragraph Font"/>
     <w:uiPriority w:val="1"/>
+    <w:semiHidden/>
     <w:unhideWhenUsed/>
   </w:style>
   <w:style w:type="table" w:default="1" w:styleId="TableNormal">

--- a/docs-paper/Manuscript_improved.docx
+++ b/docs-paper/Manuscript_improved.docx
@@ -455,15 +455,7 @@
           <w:b/>
           <w:bCs/>
         </w:rPr>
-        <w:t>September</w:t>
-      </w:r>
-      <w:r>
-        <w:rPr>
-          <w:rFonts w:ascii="Times New Roman" w:hAnsi="Times New Roman" w:cs="Times New Roman"/>
-          <w:b/>
-          <w:bCs/>
-        </w:rPr>
-        <w:t xml:space="preserve"> 2026</w:t>
+        <w:t>September 2026</w:t>
       </w:r>
     </w:p>
     <w:bookmarkStart w:id="1" w:name="_Hlk225496209"/>
@@ -623,7 +615,31 @@
         <w:rPr>
           <w:rFonts w:ascii="Times New Roman" w:hAnsi="Times New Roman" w:cs="Times New Roman"/>
         </w:rPr>
-        <w:t>Municipal Disaster Risk Reduction and Management Offices (MDRRMOs) operate continuously on a 24/7 basis, tasked not only with immediate disaster response but also with facilitating essential community services, including non-emergency medical transport and the deployment of medical equipment. In Echague, Isabela, the MDRRMO handles a steady volume of requests from various barangays for patient transfers and the lending of apparatus.</w:t>
+        <w:t>Municipal Disaster Risk Reduction and Management Offices (MDRRMOs) operate continuously on a 24/7 basis, tasked not only with immediate disaster response but also with facilitating essential community services, including non-emergency medical transport and the deployment of medical equipment. In Echague, Isabela, the MDRRMO handle</w:t>
+      </w:r>
+      <w:r>
+        <w:rPr>
+          <w:rFonts w:ascii="Times New Roman" w:hAnsi="Times New Roman" w:cs="Times New Roman"/>
+        </w:rPr>
+        <w:t>s</w:t>
+      </w:r>
+      <w:r>
+        <w:rPr>
+          <w:rFonts w:ascii="Times New Roman" w:hAnsi="Times New Roman" w:cs="Times New Roman"/>
+        </w:rPr>
+        <w:t xml:space="preserve"> a steady volume of requests from various barangays for patient transfers and </w:t>
+      </w:r>
+      <w:r>
+        <w:rPr>
+          <w:rFonts w:ascii="Times New Roman" w:hAnsi="Times New Roman" w:cs="Times New Roman"/>
+        </w:rPr>
+        <w:t>equipment</w:t>
+      </w:r>
+      <w:r>
+        <w:rPr>
+          <w:rFonts w:ascii="Times New Roman" w:hAnsi="Times New Roman" w:cs="Times New Roman"/>
+        </w:rPr>
+        <w:t xml:space="preserve"> lending </w:t>
       </w:r>
     </w:p>
     <w:p>
@@ -638,91 +654,37 @@
         <w:rPr>
           <w:rFonts w:ascii="Times New Roman" w:hAnsi="Times New Roman" w:cs="Times New Roman"/>
         </w:rPr>
-        <w:t>The Echague MDRRMO maintains an active deployment inventory comprising a 23-vehicle fleet</w:t>
-      </w:r>
-      <w:r>
-        <w:rPr>
-          <w:rFonts w:ascii="Times New Roman" w:hAnsi="Times New Roman" w:cs="Times New Roman"/>
-        </w:rPr>
-        <w:t xml:space="preserve"> </w:t>
-      </w:r>
-      <w:r>
-        <w:rPr>
-          <w:rFonts w:ascii="Times New Roman" w:hAnsi="Times New Roman" w:cs="Times New Roman"/>
-        </w:rPr>
-        <w:t xml:space="preserve">including </w:t>
-      </w:r>
-      <w:r>
-        <w:rPr>
-          <w:rFonts w:ascii="Times New Roman" w:hAnsi="Times New Roman" w:cs="Times New Roman"/>
-        </w:rPr>
-        <w:t>2</w:t>
-      </w:r>
-      <w:r>
-        <w:rPr>
-          <w:rFonts w:ascii="Times New Roman" w:hAnsi="Times New Roman" w:cs="Times New Roman"/>
-        </w:rPr>
-        <w:t xml:space="preserve"> Type I ambulances, </w:t>
-      </w:r>
-      <w:r>
-        <w:rPr>
-          <w:rFonts w:ascii="Times New Roman" w:hAnsi="Times New Roman" w:cs="Times New Roman"/>
-        </w:rPr>
-        <w:t>11</w:t>
-      </w:r>
-      <w:r>
-        <w:rPr>
-          <w:rFonts w:ascii="Times New Roman" w:hAnsi="Times New Roman" w:cs="Times New Roman"/>
-        </w:rPr>
-        <w:t xml:space="preserve"> Patient Transport Vehicles (PTVs), </w:t>
-      </w:r>
-      <w:r>
-        <w:rPr>
-          <w:rFonts w:ascii="Times New Roman" w:hAnsi="Times New Roman" w:cs="Times New Roman"/>
-        </w:rPr>
-        <w:t>2</w:t>
-      </w:r>
-      <w:r>
-        <w:rPr>
-          <w:rFonts w:ascii="Times New Roman" w:hAnsi="Times New Roman" w:cs="Times New Roman"/>
-        </w:rPr>
-        <w:t xml:space="preserve"> rescue pickups, </w:t>
-      </w:r>
-      <w:r>
-        <w:rPr>
-          <w:rFonts w:ascii="Times New Roman" w:hAnsi="Times New Roman" w:cs="Times New Roman"/>
-        </w:rPr>
-        <w:t>2</w:t>
-      </w:r>
-      <w:r>
-        <w:rPr>
-          <w:rFonts w:ascii="Times New Roman" w:hAnsi="Times New Roman" w:cs="Times New Roman"/>
-        </w:rPr>
-        <w:t xml:space="preserve"> fire trucks, and </w:t>
-      </w:r>
-      <w:r>
-        <w:rPr>
-          <w:rFonts w:ascii="Times New Roman" w:hAnsi="Times New Roman" w:cs="Times New Roman"/>
-        </w:rPr>
-        <w:t>6</w:t>
-      </w:r>
-      <w:r>
-        <w:rPr>
-          <w:rFonts w:ascii="Times New Roman" w:hAnsi="Times New Roman" w:cs="Times New Roman"/>
-        </w:rPr>
-        <w:t xml:space="preserve"> specialized watercraft</w:t>
-      </w:r>
-      <w:r>
-        <w:rPr>
-          <w:rFonts w:ascii="Times New Roman" w:hAnsi="Times New Roman" w:cs="Times New Roman"/>
-        </w:rPr>
-        <w:t xml:space="preserve"> </w:t>
-      </w:r>
-      <w:r>
-        <w:rPr>
-          <w:rFonts w:ascii="Times New Roman" w:hAnsi="Times New Roman" w:cs="Times New Roman"/>
-        </w:rPr>
-        <w:t>alongside extensive medical and rescue equipment such as oxygen tanks, stretchers, wheelchairs, and first aid kits. Despite managing an average of 20 service requests daily, current coordination practices rely entirely on manual logging and unstructured communication. Equipment borrowing currently mandates a formal letter and a manual logbook entry, while transport requests are processed through phone calls and social media platforms like Facebook Messenger.</w:t>
+        <w:t>The Echague MDRRMO maintained an active deployment inventory comprising a 23-vehicle fleet</w:t>
+      </w:r>
+      <w:r>
+        <w:rPr>
+          <w:rFonts w:ascii="Times New Roman" w:hAnsi="Times New Roman" w:cs="Times New Roman"/>
+        </w:rPr>
+        <w:t xml:space="preserve">, </w:t>
+      </w:r>
+      <w:r>
+        <w:rPr>
+          <w:rFonts w:ascii="Times New Roman" w:hAnsi="Times New Roman" w:cs="Times New Roman"/>
+        </w:rPr>
+        <w:t xml:space="preserve">including 2 Type I ambulances, 11 Patient Transport Vehicles (PTVs), 2 rescue pickups, 2 fire trucks, and 6 specialized </w:t>
+      </w:r>
+      <w:r>
+        <w:rPr>
+          <w:rFonts w:ascii="Times New Roman" w:hAnsi="Times New Roman" w:cs="Times New Roman"/>
+        </w:rPr>
+        <w:t>watercrafts</w:t>
+      </w:r>
+      <w:r>
+        <w:rPr>
+          <w:rFonts w:ascii="Times New Roman" w:hAnsi="Times New Roman" w:cs="Times New Roman"/>
+        </w:rPr>
+        <w:t xml:space="preserve">, </w:t>
+      </w:r>
+      <w:r>
+        <w:rPr>
+          <w:rFonts w:ascii="Times New Roman" w:hAnsi="Times New Roman" w:cs="Times New Roman"/>
+        </w:rPr>
+        <w:t>alongside extensive medical and rescue equipment such as oxygen tanks, stretchers, wheelchairs, and first aid kits. Despite managing an average of 20 service requests daily, previous coordination practices relied entirely on manual logging and unstructured communication. Equipment borrowing mandated a formal letter and a manual logbook entry, while transport requests were processed through phone calls and social media platforms like Facebook Messenger.</w:t>
       </w:r>
     </w:p>
     <w:p>
@@ -737,7 +699,43 @@
         <w:rPr>
           <w:rFonts w:ascii="Times New Roman" w:hAnsi="Times New Roman" w:cs="Times New Roman"/>
         </w:rPr>
-        <w:t>This manual approach creates significant gaps in service delivery, particularly during peak days when regular transport runs overlap with unexpected incidents. According to Chavula and Kayusi (2025), service systems in rural communities are frequently hindered by poor data accessibility and fragmented communication. In the context of the Echague MDRRMO, relying on manual processes for logistics results in specific operational bottlenecks</w:t>
+        <w:t xml:space="preserve">This manual approach </w:t>
+      </w:r>
+      <w:r>
+        <w:rPr>
+          <w:rFonts w:ascii="Times New Roman" w:hAnsi="Times New Roman" w:cs="Times New Roman"/>
+        </w:rPr>
+        <w:t>created</w:t>
+      </w:r>
+      <w:r>
+        <w:rPr>
+          <w:rFonts w:ascii="Times New Roman" w:hAnsi="Times New Roman" w:cs="Times New Roman"/>
+        </w:rPr>
+        <w:t xml:space="preserve"> significant gaps in service delivery, particularly during peak days when regular transport runs overlap</w:t>
+      </w:r>
+      <w:r>
+        <w:rPr>
+          <w:rFonts w:ascii="Times New Roman" w:hAnsi="Times New Roman" w:cs="Times New Roman"/>
+        </w:rPr>
+        <w:t>ped</w:t>
+      </w:r>
+      <w:r>
+        <w:rPr>
+          <w:rFonts w:ascii="Times New Roman" w:hAnsi="Times New Roman" w:cs="Times New Roman"/>
+        </w:rPr>
+        <w:t xml:space="preserve"> with unexpected incidents. According to Chavula and Kayusi (2025), service systems in rural communities are frequently hindered by poor data accessibility and fragmented communication. In the context of the Echague MDRRMO, relying on manual processes for logistics result</w:t>
+      </w:r>
+      <w:r>
+        <w:rPr>
+          <w:rFonts w:ascii="Times New Roman" w:hAnsi="Times New Roman" w:cs="Times New Roman"/>
+        </w:rPr>
+        <w:t>ed</w:t>
+      </w:r>
+      <w:r>
+        <w:rPr>
+          <w:rFonts w:ascii="Times New Roman" w:hAnsi="Times New Roman" w:cs="Times New Roman"/>
+        </w:rPr>
+        <w:t xml:space="preserve"> in specific operational bottlenecks</w:t>
       </w:r>
       <w:r>
         <w:rPr>
@@ -770,7 +768,31 @@
         <w:rPr>
           <w:rFonts w:ascii="Times New Roman" w:hAnsi="Times New Roman" w:cs="Times New Roman"/>
         </w:rPr>
-        <w:t xml:space="preserve"> Processing medical transport and equipment requests across disparate channels (e.g., paper logs, social media) increases the risk of overlooked or delayed services, as there is no standardized logging method.</w:t>
+        <w:t xml:space="preserve"> Processing medical transport and equipment requests across disparate channels (e.g., paper logs, social media) increase</w:t>
+      </w:r>
+      <w:r>
+        <w:rPr>
+          <w:rFonts w:ascii="Times New Roman" w:hAnsi="Times New Roman" w:cs="Times New Roman"/>
+        </w:rPr>
+        <w:t>d</w:t>
+      </w:r>
+      <w:r>
+        <w:rPr>
+          <w:rFonts w:ascii="Times New Roman" w:hAnsi="Times New Roman" w:cs="Times New Roman"/>
+        </w:rPr>
+        <w:t xml:space="preserve"> the risk of overlooked or delayed services, as there </w:t>
+      </w:r>
+      <w:r>
+        <w:rPr>
+          <w:rFonts w:ascii="Times New Roman" w:hAnsi="Times New Roman" w:cs="Times New Roman"/>
+        </w:rPr>
+        <w:t>was</w:t>
+      </w:r>
+      <w:r>
+        <w:rPr>
+          <w:rFonts w:ascii="Times New Roman" w:hAnsi="Times New Roman" w:cs="Times New Roman"/>
+        </w:rPr>
+        <w:t xml:space="preserve"> no standardized logging method.</w:t>
       </w:r>
     </w:p>
     <w:p>
@@ -796,7 +818,31 @@
         <w:rPr>
           <w:rFonts w:ascii="Times New Roman" w:hAnsi="Times New Roman" w:cs="Times New Roman"/>
         </w:rPr>
-        <w:t xml:space="preserve"> Relying on internet-dependent platforms leaves remote barangays vulnerable to communication delays when internet connectivity is unstable, complicating the coordination of vehicle dispatches.</w:t>
+        <w:t xml:space="preserve"> Relying on internet-dependent platforms </w:t>
+      </w:r>
+      <w:r>
+        <w:rPr>
+          <w:rFonts w:ascii="Times New Roman" w:hAnsi="Times New Roman" w:cs="Times New Roman"/>
+        </w:rPr>
+        <w:t>left</w:t>
+      </w:r>
+      <w:r>
+        <w:rPr>
+          <w:rFonts w:ascii="Times New Roman" w:hAnsi="Times New Roman" w:cs="Times New Roman"/>
+        </w:rPr>
+        <w:t xml:space="preserve"> remote barangays vulnerable to communication delays when internet connectivity </w:t>
+      </w:r>
+      <w:r>
+        <w:rPr>
+          <w:rFonts w:ascii="Times New Roman" w:hAnsi="Times New Roman" w:cs="Times New Roman"/>
+        </w:rPr>
+        <w:t>was</w:t>
+      </w:r>
+      <w:r>
+        <w:rPr>
+          <w:rFonts w:ascii="Times New Roman" w:hAnsi="Times New Roman" w:cs="Times New Roman"/>
+        </w:rPr>
+        <w:t xml:space="preserve"> unstable, complicating the coordination of vehicle dispatches.</w:t>
       </w:r>
     </w:p>
     <w:p>
@@ -822,7 +868,31 @@
         <w:rPr>
           <w:rFonts w:ascii="Times New Roman" w:hAnsi="Times New Roman" w:cs="Times New Roman"/>
         </w:rPr>
-        <w:t xml:space="preserve"> Without digitized records, the office struggles to monitor the real-time availability and location of deployed medical equipment. Furthermore, the inability to analyze historical data prevents the MDRRMO from anticipating service demand or optimizing resource allocation.</w:t>
+        <w:t xml:space="preserve"> Without digitized records, the office struggl</w:t>
+      </w:r>
+      <w:r>
+        <w:rPr>
+          <w:rFonts w:ascii="Times New Roman" w:hAnsi="Times New Roman" w:cs="Times New Roman"/>
+        </w:rPr>
+        <w:t>ed</w:t>
+      </w:r>
+      <w:r>
+        <w:rPr>
+          <w:rFonts w:ascii="Times New Roman" w:hAnsi="Times New Roman" w:cs="Times New Roman"/>
+        </w:rPr>
+        <w:t xml:space="preserve"> to monitor the real-time availability and location of deployed medical equipment. Furthermore, the inability to analyze historical data prevent</w:t>
+      </w:r>
+      <w:r>
+        <w:rPr>
+          <w:rFonts w:ascii="Times New Roman" w:hAnsi="Times New Roman" w:cs="Times New Roman"/>
+        </w:rPr>
+        <w:t>ed</w:t>
+      </w:r>
+      <w:r>
+        <w:rPr>
+          <w:rFonts w:ascii="Times New Roman" w:hAnsi="Times New Roman" w:cs="Times New Roman"/>
+        </w:rPr>
+        <w:t xml:space="preserve"> the MDRRMO from anticipating service demand or optimizing resource allocation.</w:t>
       </w:r>
     </w:p>
     <w:p>
@@ -837,7 +907,19 @@
         <w:rPr>
           <w:rFonts w:ascii="Times New Roman" w:hAnsi="Times New Roman" w:cs="Times New Roman"/>
         </w:rPr>
-        <w:t>To address these operational challenges, the researchers propose SERBIS, a Service Coordination System. The platform focuses specifically on streamlining non-emergency medical transport and medical equipment requests through a centralized web administrative dashboard and mobile application. By digitizing records and integrating SMS support to ensure residents have a reliable communication channel regardless of internet status, the proposed system aims to transition the MDRRMO from a fragmented manual process toward an organized, data-driven service management framework.</w:t>
+        <w:t xml:space="preserve">To address these operational challenges, the researchers </w:t>
+      </w:r>
+      <w:r>
+        <w:rPr>
+          <w:rFonts w:ascii="Times New Roman" w:hAnsi="Times New Roman" w:cs="Times New Roman"/>
+        </w:rPr>
+        <w:t>developed</w:t>
+      </w:r>
+      <w:r>
+        <w:rPr>
+          <w:rFonts w:ascii="Times New Roman" w:hAnsi="Times New Roman" w:cs="Times New Roman"/>
+        </w:rPr>
+        <w:t xml:space="preserve"> SERBIS, a Service Coordination System. The platform focuses specifically on streamlining non-emergency medical transport and medical equipment requests through a centralized web administrative dashboard and mobile application. By digitizing records and integrating SMS support to ensure residents have a reliable communication channel regardless of internet status, the proposed system aims to transition the MDRRMO from a fragmented manual process toward an organized, data-driven service management framework.</w:t>
       </w:r>
     </w:p>
     <w:p>
@@ -871,14 +953,38 @@
         <w:rPr>
           <w:rFonts w:ascii="Times New Roman" w:hAnsi="Times New Roman" w:cs="Times New Roman"/>
         </w:rPr>
-        <w:t xml:space="preserve">The primary purpose of this project is to enhance communication, service coordination, and data-driven decision-making between the Municipal Disaster Risk Reduction and Management Office (MDRRMO) and the residents of Echague. By providing a centralized system for information dissemination and service management, </w:t>
+        <w:t xml:space="preserve">The primary purpose of this project </w:t>
+      </w:r>
+      <w:r>
+        <w:rPr>
+          <w:rFonts w:ascii="Times New Roman" w:hAnsi="Times New Roman" w:cs="Times New Roman"/>
+        </w:rPr>
+        <w:t>was</w:t>
+      </w:r>
+      <w:r>
+        <w:rPr>
+          <w:rFonts w:ascii="Times New Roman" w:hAnsi="Times New Roman" w:cs="Times New Roman"/>
+        </w:rPr>
+        <w:t xml:space="preserve"> to enhance communication, service coordination, and data-driven decision-making between the Municipal Disaster Risk Reduction and Management Office (MDRRMO) and the residents of Echague. By providing a centralized system for information dissemination and service management, </w:t>
       </w:r>
       <w:r>
         <w:rPr>
           <w:rFonts w:ascii="Times New Roman" w:hAnsi="Times New Roman" w:cs="Times New Roman"/>
         </w:rPr>
         <w:lastRenderedPageBreak/>
-        <w:t>the project aims to improve the efficiency, accessibility, and organization of non-life-threatening disaster-related services.</w:t>
+        <w:t>the project aim</w:t>
+      </w:r>
+      <w:r>
+        <w:rPr>
+          <w:rFonts w:ascii="Times New Roman" w:hAnsi="Times New Roman" w:cs="Times New Roman"/>
+        </w:rPr>
+        <w:t>s</w:t>
+      </w:r>
+      <w:r>
+        <w:rPr>
+          <w:rFonts w:ascii="Times New Roman" w:hAnsi="Times New Roman" w:cs="Times New Roman"/>
+        </w:rPr>
+        <w:t xml:space="preserve"> to improve the efficiency, accessibility, and organization of non-life-threatening disaster-related services.</w:t>
       </w:r>
     </w:p>
     <w:p>
@@ -893,7 +999,61 @@
         <w:rPr>
           <w:rFonts w:ascii="Times New Roman" w:hAnsi="Times New Roman" w:cs="Times New Roman"/>
         </w:rPr>
-        <w:t>The proposed system, SERBIS, is a cross-platform application composed of a web-based administrative panel and a mobile application for residents. The web-based admin panel enables MDRRMO personnel to manage and monitor service requests, generate reports, and send targeted SMS alerts to specific barangays. The SMS text blast feature allows the dissemination of early warnings and important announcements even without internet connectivity, ensuring that critical information reaches residents in a timely manner.</w:t>
+        <w:t xml:space="preserve">The </w:t>
+      </w:r>
+      <w:r>
+        <w:rPr>
+          <w:rFonts w:ascii="Times New Roman" w:hAnsi="Times New Roman" w:cs="Times New Roman"/>
+        </w:rPr>
+        <w:t>developed</w:t>
+      </w:r>
+      <w:r>
+        <w:rPr>
+          <w:rFonts w:ascii="Times New Roman" w:hAnsi="Times New Roman" w:cs="Times New Roman"/>
+        </w:rPr>
+        <w:t xml:space="preserve"> system, SERBIS, </w:t>
+      </w:r>
+      <w:r>
+        <w:rPr>
+          <w:rFonts w:ascii="Times New Roman" w:hAnsi="Times New Roman" w:cs="Times New Roman"/>
+        </w:rPr>
+        <w:t>was designed as</w:t>
+      </w:r>
+      <w:r>
+        <w:rPr>
+          <w:rFonts w:ascii="Times New Roman" w:hAnsi="Times New Roman" w:cs="Times New Roman"/>
+        </w:rPr>
+        <w:t xml:space="preserve"> </w:t>
+      </w:r>
+      <w:r>
+        <w:rPr>
+          <w:rFonts w:ascii="Times New Roman" w:hAnsi="Times New Roman" w:cs="Times New Roman"/>
+        </w:rPr>
+        <w:t>a cross-platform application composed of a web-based administrative panel and a mobile application for residents. The web-based admin panel enable</w:t>
+      </w:r>
+      <w:r>
+        <w:rPr>
+          <w:rFonts w:ascii="Times New Roman" w:hAnsi="Times New Roman" w:cs="Times New Roman"/>
+        </w:rPr>
+        <w:t>s</w:t>
+      </w:r>
+      <w:r>
+        <w:rPr>
+          <w:rFonts w:ascii="Times New Roman" w:hAnsi="Times New Roman" w:cs="Times New Roman"/>
+        </w:rPr>
+        <w:t xml:space="preserve"> MDRRMO personnel to manage and monitor service requests, generate reports, and send targeted SMS alerts to specific barangays. The SMS text blast feature allow</w:t>
+      </w:r>
+      <w:r>
+        <w:rPr>
+          <w:rFonts w:ascii="Times New Roman" w:hAnsi="Times New Roman" w:cs="Times New Roman"/>
+        </w:rPr>
+        <w:t>ed</w:t>
+      </w:r>
+      <w:r>
+        <w:rPr>
+          <w:rFonts w:ascii="Times New Roman" w:hAnsi="Times New Roman" w:cs="Times New Roman"/>
+        </w:rPr>
+        <w:t xml:space="preserve"> the dissemination of early warnings and important announcements even without internet connectivity, ensuring that critical information reaches residents in a timely manner.</w:t>
       </w:r>
     </w:p>
     <w:p>
@@ -938,14 +1098,26 @@
         <w:rPr>
           <w:rFonts w:ascii="Times New Roman" w:hAnsi="Times New Roman" w:cs="Times New Roman"/>
         </w:rPr>
-        <w:t xml:space="preserve">Overall, SERBIS aims to replace manual, disjointed, and unstructured processes with an integrated system that enhances communication efficiency, improves service </w:t>
+        <w:t xml:space="preserve">Overall, SERBIS </w:t>
+      </w:r>
+      <w:r>
+        <w:rPr>
+          <w:rFonts w:ascii="Times New Roman" w:hAnsi="Times New Roman" w:cs="Times New Roman"/>
+        </w:rPr>
+        <w:t>was developed</w:t>
+      </w:r>
+      <w:r>
+        <w:rPr>
+          <w:rFonts w:ascii="Times New Roman" w:hAnsi="Times New Roman" w:cs="Times New Roman"/>
+        </w:rPr>
+        <w:t xml:space="preserve"> to replace manual, disjointed, and unstructured processes with an integrated system that enhances communication efficiency, improves </w:t>
       </w:r>
       <w:r>
         <w:rPr>
           <w:rFonts w:ascii="Times New Roman" w:hAnsi="Times New Roman" w:cs="Times New Roman"/>
         </w:rPr>
         <w:lastRenderedPageBreak/>
-        <w:t>monitoring, strengthens disaster response coordination, and supports data-driven governance within the MDRRMO.</w:t>
+        <w:t>service monitoring, strengthens disaster response coordination, and supports data-driven governance within the MDRRMO.</w:t>
       </w:r>
     </w:p>
     <w:p>
@@ -979,19 +1151,55 @@
         <w:rPr>
           <w:rFonts w:ascii="Times New Roman" w:hAnsi="Times New Roman" w:cs="Times New Roman"/>
         </w:rPr>
-        <w:t xml:space="preserve">The Echague Municipal Disaster Risk Reduction and Management Office (MDRRMO) currently </w:t>
-      </w:r>
-      <w:r>
-        <w:rPr>
-          <w:rFonts w:ascii="Times New Roman" w:hAnsi="Times New Roman" w:cs="Times New Roman"/>
-        </w:rPr>
-        <w:t>rely</w:t>
-      </w:r>
-      <w:r>
-        <w:rPr>
-          <w:rFonts w:ascii="Times New Roman" w:hAnsi="Times New Roman" w:cs="Times New Roman"/>
-        </w:rPr>
-        <w:t xml:space="preserve"> on manual, paper-based records and fragmented communication channels to manage an average of 16 service requests daily. This decentralized approach results in significant delays in service processing, lack of data security for sensitive resident information, and an inability to analyze service trends for better resource allocation. There is a critical need for a centralized digital system that can streamline coordination, secure data, and provide actionable insights through analytics.</w:t>
+        <w:t xml:space="preserve">The Echague Municipal Disaster Risk Reduction and Management Office (MDRRMO) </w:t>
+      </w:r>
+      <w:r>
+        <w:rPr>
+          <w:rFonts w:ascii="Times New Roman" w:hAnsi="Times New Roman" w:cs="Times New Roman"/>
+        </w:rPr>
+        <w:t xml:space="preserve">historically </w:t>
+      </w:r>
+      <w:r>
+        <w:rPr>
+          <w:rFonts w:ascii="Times New Roman" w:hAnsi="Times New Roman" w:cs="Times New Roman"/>
+        </w:rPr>
+        <w:t>rel</w:t>
+      </w:r>
+      <w:r>
+        <w:rPr>
+          <w:rFonts w:ascii="Times New Roman" w:hAnsi="Times New Roman" w:cs="Times New Roman"/>
+        </w:rPr>
+        <w:t>ied</w:t>
+      </w:r>
+      <w:r>
+        <w:rPr>
+          <w:rFonts w:ascii="Times New Roman" w:hAnsi="Times New Roman" w:cs="Times New Roman"/>
+        </w:rPr>
+        <w:t xml:space="preserve"> on manual, paper-based records and fragmented communication channels to manage an average of 16 service requests daily. This decentralized approach results in significant delays in service processing, lack of data security for sensitive resident information, and an inability to analyze service trends for better resource allocation. There </w:t>
+      </w:r>
+      <w:r>
+        <w:rPr>
+          <w:rFonts w:ascii="Times New Roman" w:hAnsi="Times New Roman" w:cs="Times New Roman"/>
+        </w:rPr>
+        <w:t>was</w:t>
+      </w:r>
+      <w:r>
+        <w:rPr>
+          <w:rFonts w:ascii="Times New Roman" w:hAnsi="Times New Roman" w:cs="Times New Roman"/>
+        </w:rPr>
+        <w:t xml:space="preserve"> a critical need for a centralized digital system that </w:t>
+      </w:r>
+      <w:r>
+        <w:rPr>
+          <w:rFonts w:ascii="Times New Roman" w:hAnsi="Times New Roman" w:cs="Times New Roman"/>
+        </w:rPr>
+        <w:t>could</w:t>
+      </w:r>
+      <w:r>
+        <w:rPr>
+          <w:rFonts w:ascii="Times New Roman" w:hAnsi="Times New Roman" w:cs="Times New Roman"/>
+        </w:rPr>
+        <w:t xml:space="preserve"> streamline coordination, secure data, and provide actionable insights through analytics.</w:t>
       </w:r>
     </w:p>
     <w:p>
@@ -1006,7 +1214,19 @@
         <w:rPr>
           <w:rFonts w:ascii="Times New Roman" w:hAnsi="Times New Roman" w:cs="Times New Roman"/>
         </w:rPr>
-        <w:t>This study aims to develop, implement, and evaluate SERBIS, a Disaster Communication and Service Coordination System, to address these operational bottlenecks. Specifically, it seeks to answer the following questions:</w:t>
+        <w:t>This study aim</w:t>
+      </w:r>
+      <w:r>
+        <w:rPr>
+          <w:rFonts w:ascii="Times New Roman" w:hAnsi="Times New Roman" w:cs="Times New Roman"/>
+        </w:rPr>
+        <w:t>ed</w:t>
+      </w:r>
+      <w:r>
+        <w:rPr>
+          <w:rFonts w:ascii="Times New Roman" w:hAnsi="Times New Roman" w:cs="Times New Roman"/>
+        </w:rPr>
+        <w:t xml:space="preserve"> to develop, implement, and evaluate SERBIS, a Disaster Communication and Service Coordination System, to address these operational bottlenecks.</w:t>
       </w:r>
     </w:p>
     <w:p>
@@ -1021,7 +1241,37 @@
         <w:rPr>
           <w:rFonts w:ascii="Times New Roman" w:hAnsi="Times New Roman" w:cs="Times New Roman"/>
         </w:rPr>
-        <w:t>This study will answer the following questions:</w:t>
+        <w:t>Specifically, t</w:t>
+      </w:r>
+      <w:r>
+        <w:rPr>
+          <w:rFonts w:ascii="Times New Roman" w:hAnsi="Times New Roman" w:cs="Times New Roman"/>
+        </w:rPr>
+        <w:t xml:space="preserve">his study </w:t>
+      </w:r>
+      <w:r>
+        <w:rPr>
+          <w:rFonts w:ascii="Times New Roman" w:hAnsi="Times New Roman" w:cs="Times New Roman"/>
+        </w:rPr>
+        <w:t xml:space="preserve">seeks to </w:t>
+      </w:r>
+      <w:r>
+        <w:rPr>
+          <w:rFonts w:ascii="Times New Roman" w:hAnsi="Times New Roman" w:cs="Times New Roman"/>
+        </w:rPr>
+        <w:t>answer</w:t>
+      </w:r>
+      <w:r>
+        <w:rPr>
+          <w:rFonts w:ascii="Times New Roman" w:hAnsi="Times New Roman" w:cs="Times New Roman"/>
+        </w:rPr>
+        <w:t>s</w:t>
+      </w:r>
+      <w:r>
+        <w:rPr>
+          <w:rFonts w:ascii="Times New Roman" w:hAnsi="Times New Roman" w:cs="Times New Roman"/>
+        </w:rPr>
+        <w:t xml:space="preserve"> the following questions:</w:t>
       </w:r>
     </w:p>
     <w:p>
@@ -1042,7 +1292,7 @@
           <w:lang w:eastAsia="en-PH"/>
           <w14:ligatures w14:val="none"/>
         </w:rPr>
-        <w:t xml:space="preserve">How can the system improve the efficiency of </w:t>
+        <w:t xml:space="preserve">How </w:t>
       </w:r>
       <w:r>
         <w:rPr>
@@ -1051,7 +1301,61 @@
           <w:lang w:eastAsia="en-PH"/>
           <w14:ligatures w14:val="none"/>
         </w:rPr>
-        <w:t xml:space="preserve">processing of the citizens request of emergency equipment </w:t>
+        <w:t>does</w:t>
+      </w:r>
+      <w:r>
+        <w:rPr>
+          <w:rFonts w:ascii="Times New Roman" w:eastAsia="Times New Roman" w:hAnsi="Times New Roman" w:cs="Times New Roman"/>
+          <w:kern w:val="0"/>
+          <w:lang w:eastAsia="en-PH"/>
+          <w14:ligatures w14:val="none"/>
+        </w:rPr>
+        <w:t xml:space="preserve"> the system improve the efficiency of </w:t>
+      </w:r>
+      <w:r>
+        <w:rPr>
+          <w:rFonts w:ascii="Times New Roman" w:eastAsia="Times New Roman" w:hAnsi="Times New Roman" w:cs="Times New Roman"/>
+          <w:kern w:val="0"/>
+          <w:lang w:eastAsia="en-PH"/>
+          <w14:ligatures w14:val="none"/>
+        </w:rPr>
+        <w:t>processing of the citizens request</w:t>
+      </w:r>
+      <w:r>
+        <w:rPr>
+          <w:rFonts w:ascii="Times New Roman" w:eastAsia="Times New Roman" w:hAnsi="Times New Roman" w:cs="Times New Roman"/>
+          <w:kern w:val="0"/>
+          <w:lang w:eastAsia="en-PH"/>
+          <w14:ligatures w14:val="none"/>
+        </w:rPr>
+        <w:t>s</w:t>
+      </w:r>
+      <w:r>
+        <w:rPr>
+          <w:rFonts w:ascii="Times New Roman" w:eastAsia="Times New Roman" w:hAnsi="Times New Roman" w:cs="Times New Roman"/>
+          <w:kern w:val="0"/>
+          <w:lang w:eastAsia="en-PH"/>
+          <w14:ligatures w14:val="none"/>
+        </w:rPr>
+        <w:t xml:space="preserve"> </w:t>
+      </w:r>
+      <w:r>
+        <w:rPr>
+          <w:rFonts w:ascii="Times New Roman" w:eastAsia="Times New Roman" w:hAnsi="Times New Roman" w:cs="Times New Roman"/>
+          <w:kern w:val="0"/>
+          <w:lang w:eastAsia="en-PH"/>
+          <w14:ligatures w14:val="none"/>
+        </w:rPr>
+        <w:t>for</w:t>
+      </w:r>
+      <w:r>
+        <w:rPr>
+          <w:rFonts w:ascii="Times New Roman" w:eastAsia="Times New Roman" w:hAnsi="Times New Roman" w:cs="Times New Roman"/>
+          <w:kern w:val="0"/>
+          <w:lang w:eastAsia="en-PH"/>
+          <w14:ligatures w14:val="none"/>
+        </w:rPr>
+        <w:t xml:space="preserve"> emergency equipment </w:t>
       </w:r>
       <w:r>
         <w:rPr>
@@ -1438,7 +1742,13 @@
         <w:t xml:space="preserve"> </w:t>
       </w:r>
       <w:r>
-        <w:t>98% correct recipient targeting, and</w:t>
+        <w:t>98% correct recipient targeting</w:t>
+      </w:r>
+      <w:r>
+        <w:t xml:space="preserve"> rate</w:t>
+      </w:r>
+      <w:r>
+        <w:t>, and</w:t>
       </w:r>
     </w:p>
     <w:p>
@@ -1459,7 +1769,13 @@
         <w:t xml:space="preserve"> </w:t>
       </w:r>
       <w:r>
-        <w:t>90% on-time delivery.</w:t>
+        <w:t>90% on-time delivery</w:t>
+      </w:r>
+      <w:r>
+        <w:t xml:space="preserve"> rate</w:t>
+      </w:r>
+      <w:r>
+        <w:t>.</w:t>
       </w:r>
     </w:p>
     <w:p>
@@ -1482,7 +1798,7 @@
           <w:sz w:val="24"/>
           <w:szCs w:val="24"/>
         </w:rPr>
-        <w:t>To implement multi-factor authentication (MFA) to enhance system security by protecting sensitive resident data and preventing unauthorized access..</w:t>
+        <w:t>To implement multi-factor authentication (MFA) to enhance system security by protecting sensitive resident data and preventing unauthorized access.</w:t>
       </w:r>
     </w:p>
     <w:p>
@@ -1700,7 +2016,43 @@
         <w:rPr>
           <w:rFonts w:ascii="Times New Roman" w:hAnsi="Times New Roman" w:cs="Times New Roman"/>
         </w:rPr>
-        <w:t>The scope of this study focuses on the design, development, and implementation of a web- and mobile-based system for the Municipal Disaster Risk Reduction and Management Office (MDRRMO) of Echague. The system includes a web-based administrative panel for MDRRMO personnel to manage service requests, generate reports, and send targeted SMS announcements to residents in specific barangays.</w:t>
+        <w:t>The scope of this study focuse</w:t>
+      </w:r>
+      <w:r>
+        <w:rPr>
+          <w:rFonts w:ascii="Times New Roman" w:hAnsi="Times New Roman" w:cs="Times New Roman"/>
+        </w:rPr>
+        <w:t>s</w:t>
+      </w:r>
+      <w:r>
+        <w:rPr>
+          <w:rFonts w:ascii="Times New Roman" w:hAnsi="Times New Roman" w:cs="Times New Roman"/>
+        </w:rPr>
+        <w:t xml:space="preserve"> on the design, development, and implementation of a web- and mobile-based system for the Municipal Disaster Risk Reduction and Management Office (MDRRMO) of Echague. The</w:t>
+      </w:r>
+      <w:r>
+        <w:rPr>
+          <w:rFonts w:ascii="Times New Roman" w:hAnsi="Times New Roman" w:cs="Times New Roman"/>
+        </w:rPr>
+        <w:t xml:space="preserve"> developed</w:t>
+      </w:r>
+      <w:r>
+        <w:rPr>
+          <w:rFonts w:ascii="Times New Roman" w:hAnsi="Times New Roman" w:cs="Times New Roman"/>
+        </w:rPr>
+        <w:t xml:space="preserve"> system include</w:t>
+      </w:r>
+      <w:r>
+        <w:rPr>
+          <w:rFonts w:ascii="Times New Roman" w:hAnsi="Times New Roman" w:cs="Times New Roman"/>
+        </w:rPr>
+        <w:t>s</w:t>
+      </w:r>
+      <w:r>
+        <w:rPr>
+          <w:rFonts w:ascii="Times New Roman" w:hAnsi="Times New Roman" w:cs="Times New Roman"/>
+        </w:rPr>
+        <w:t xml:space="preserve"> a web-based administrative panel for MDRRMO personnel to manage service requests, generate reports, and send targeted SMS announcements to residents in specific barangays.</w:t>
       </w:r>
     </w:p>
     <w:p>
@@ -1715,7 +2067,55 @@
         <w:rPr>
           <w:rFonts w:ascii="Times New Roman" w:hAnsi="Times New Roman" w:cs="Times New Roman"/>
         </w:rPr>
-        <w:t>For the public, the system provides a mobile application for Android devices that allows users to submit non-life-threatening service requests such as medical transport, hospital transfers, road clearing, relief assistance, and information inquiries. The system also includes a data analytics module that generates summaries and reports on service request frequency, types of services requested, and barangay-based request distribution to support MDRRMO decision-making and service monitoring.</w:t>
+        <w:t>For the public, the system provide</w:t>
+      </w:r>
+      <w:r>
+        <w:rPr>
+          <w:rFonts w:ascii="Times New Roman" w:hAnsi="Times New Roman" w:cs="Times New Roman"/>
+        </w:rPr>
+        <w:t>s</w:t>
+      </w:r>
+      <w:r>
+        <w:rPr>
+          <w:rFonts w:ascii="Times New Roman" w:hAnsi="Times New Roman" w:cs="Times New Roman"/>
+        </w:rPr>
+        <w:t xml:space="preserve"> a mobile application for Android devices that allow</w:t>
+      </w:r>
+      <w:r>
+        <w:rPr>
+          <w:rFonts w:ascii="Times New Roman" w:hAnsi="Times New Roman" w:cs="Times New Roman"/>
+        </w:rPr>
+        <w:t xml:space="preserve">s </w:t>
+      </w:r>
+      <w:r>
+        <w:rPr>
+          <w:rFonts w:ascii="Times New Roman" w:hAnsi="Times New Roman" w:cs="Times New Roman"/>
+        </w:rPr>
+        <w:t>users to submit non-life-threatening service requests such as medical transport, hospital transfers, road clearing, relief assistance, and information inquiries. The system also include</w:t>
+      </w:r>
+      <w:r>
+        <w:rPr>
+          <w:rFonts w:ascii="Times New Roman" w:hAnsi="Times New Roman" w:cs="Times New Roman"/>
+        </w:rPr>
+        <w:t>s</w:t>
+      </w:r>
+      <w:r>
+        <w:rPr>
+          <w:rFonts w:ascii="Times New Roman" w:hAnsi="Times New Roman" w:cs="Times New Roman"/>
+        </w:rPr>
+        <w:t xml:space="preserve"> a data analytics module that generate</w:t>
+      </w:r>
+      <w:r>
+        <w:rPr>
+          <w:rFonts w:ascii="Times New Roman" w:hAnsi="Times New Roman" w:cs="Times New Roman"/>
+        </w:rPr>
+        <w:t>s</w:t>
+      </w:r>
+      <w:r>
+        <w:rPr>
+          <w:rFonts w:ascii="Times New Roman" w:hAnsi="Times New Roman" w:cs="Times New Roman"/>
+        </w:rPr>
+        <w:t xml:space="preserve"> summaries and reports on service request frequency, types of services requested, and barangay-based request distribution to support MDRRMO decision-making and service monitoring.</w:t>
       </w:r>
     </w:p>
     <w:p>
@@ -1730,7 +2130,19 @@
         <w:rPr>
           <w:rFonts w:ascii="Times New Roman" w:hAnsi="Times New Roman" w:cs="Times New Roman"/>
         </w:rPr>
-        <w:t>To address the security gaps of the current manual system, the platform incorporates Role-Based Access Control (RBAC) to ensure that functionalities and data access are restricted based on user hierarchy. User credentials are secured using SHA-256 hashing to prevent the storage of plain-text passwords. Furthermore, the system ensures data-in-transit security through SSL/TLS encryption protocols, which protect information as it moves between the mobile application and the centralized server. The Multi-Factor Authentication (MFA) feature adds an additional security layer by requiring a verification code during the login process to confirm user identity.</w:t>
+        <w:t xml:space="preserve">To address the security gaps of the </w:t>
+      </w:r>
+      <w:r>
+        <w:rPr>
+          <w:rFonts w:ascii="Times New Roman" w:hAnsi="Times New Roman" w:cs="Times New Roman"/>
+        </w:rPr>
+        <w:t>previous</w:t>
+      </w:r>
+      <w:r>
+        <w:rPr>
+          <w:rFonts w:ascii="Times New Roman" w:hAnsi="Times New Roman" w:cs="Times New Roman"/>
+        </w:rPr>
+        <w:t xml:space="preserve"> manual system, the platform incorporates Role-Based Access Control (RBAC) to ensure that functionalities and data access are restricted based on user hierarchy. User credentials are secured using SHA-256 hashing to prevent the storage of plain-text passwords. Furthermore, the system ensures data-in-transit security through SSL/TLS encryption protocols, which protect information as it moves between the mobile application and the centralized server. The Multi-Factor Authentication (MFA) feature adds an additional security layer by requiring a verification code during the login process to confirm user identity.</w:t>
       </w:r>
     </w:p>
     <w:p>
@@ -1745,7 +2157,19 @@
         <w:rPr>
           <w:rFonts w:ascii="Times New Roman" w:hAnsi="Times New Roman" w:cs="Times New Roman"/>
         </w:rPr>
-        <w:t xml:space="preserve">This study has specific technical boundaries and limitations. First, the system’s ability to send text messages is entirely dependent on third-party SMS gateway providers; if the provider’s </w:t>
+        <w:t>This study ha</w:t>
+      </w:r>
+      <w:r>
+        <w:rPr>
+          <w:rFonts w:ascii="Times New Roman" w:hAnsi="Times New Roman" w:cs="Times New Roman"/>
+        </w:rPr>
+        <w:t>d</w:t>
+      </w:r>
+      <w:r>
+        <w:rPr>
+          <w:rFonts w:ascii="Times New Roman" w:hAnsi="Times New Roman" w:cs="Times New Roman"/>
+        </w:rPr>
+        <w:t xml:space="preserve"> specific technical boundaries and limitations. First, the system’s ability to send text messages is entirely dependent on third-party SMS gateway providers; if the provider’s </w:t>
       </w:r>
       <w:r>
         <w:rPr>
@@ -1767,7 +2191,19 @@
         <w:rPr>
           <w:rFonts w:ascii="Times New Roman" w:hAnsi="Times New Roman" w:cs="Times New Roman"/>
         </w:rPr>
-        <w:t>As part of the future work for this system, the researchers suggest adding a feature for Evacuation Center Mapping. This would allow the mobile app to show residents the location of the nearest evacuation centers based on their current area, helping people find safe zones more quickly without needing to call an emergency hotline.</w:t>
+        <w:t xml:space="preserve">As part of the future work for this system, the researchers </w:t>
+      </w:r>
+      <w:r>
+        <w:rPr>
+          <w:rFonts w:ascii="Times New Roman" w:hAnsi="Times New Roman" w:cs="Times New Roman"/>
+        </w:rPr>
+        <w:t>recommend</w:t>
+      </w:r>
+      <w:r>
+        <w:rPr>
+          <w:rFonts w:ascii="Times New Roman" w:hAnsi="Times New Roman" w:cs="Times New Roman"/>
+        </w:rPr>
+        <w:t xml:space="preserve"> adding a feature for Evacuation Center Mapping. This would allow the mobile app to show residents the location of the nearest evacuation centers based on their current area, helping people find safe zones more quickly without needing to call an emergency hotline.</w:t>
       </w:r>
     </w:p>
     <w:p>
@@ -2894,13 +3330,23 @@
           <w:lang w:eastAsia="en-PH"/>
         </w:rPr>
       </w:pPr>
+      <w:proofErr w:type="spellStart"/>
       <w:r>
         <w:rPr>
           <w:rFonts w:ascii="Times New Roman" w:eastAsia="Times New Roman" w:hAnsi="Times New Roman" w:cs="Times New Roman"/>
           <w:color w:val="000000"/>
           <w:lang w:eastAsia="en-PH"/>
         </w:rPr>
-        <w:t xml:space="preserve">Nurjannah et al. (2025) investigated the use of mobile applications for public service innovation in government agencies using a qualitative approach. They found that mobile apps successfully optimize operations, enhance transparency, and widen public access to municipal services. However, inadequate training and poor technological infrastructure remain significant </w:t>
+        <w:t>Nurjannah</w:t>
+      </w:r>
+      <w:proofErr w:type="spellEnd"/>
+      <w:r>
+        <w:rPr>
+          <w:rFonts w:ascii="Times New Roman" w:eastAsia="Times New Roman" w:hAnsi="Times New Roman" w:cs="Times New Roman"/>
+          <w:color w:val="000000"/>
+          <w:lang w:eastAsia="en-PH"/>
+        </w:rPr>
+        <w:t xml:space="preserve"> et al. (2025) investigated the use of mobile applications for public service innovation in government agencies using a qualitative approach. They found that mobile apps successfully optimize operations, enhance transparency, and widen public access to municipal services. However, inadequate training and poor technological infrastructure remain significant </w:t>
       </w:r>
       <w:r>
         <w:rPr>
@@ -2941,13 +3387,23 @@
           <w:lang w:eastAsia="en-PH"/>
         </w:rPr>
       </w:pPr>
+      <w:proofErr w:type="spellStart"/>
       <w:r>
         <w:rPr>
           <w:rFonts w:ascii="Times New Roman" w:eastAsia="Times New Roman" w:hAnsi="Times New Roman" w:cs="Times New Roman"/>
           <w:color w:val="000000"/>
           <w:lang w:eastAsia="en-PH"/>
         </w:rPr>
-        <w:t>EmergInsight (2026) explored the effectiveness of real-time dashboards for optimizing emergency care through data visualization and analytics. They found that interactive visualizations, such as pie and bar charts, facilitate the identification of operational patterns that are often obscured in traditional spreadsheet formats. The study concludes that visualization reduces the "cognitive load" on emergency personnel, allowing for faster and more accurate decision-making during high-stress scenarios. This research justifies the SERBIS Administrative Dashboard, proving that transforming raw resident records into visual analytics assists the MDRRMO in strategic planning and municipal coordination.</w:t>
+        <w:t>EmergInsight</w:t>
+      </w:r>
+      <w:proofErr w:type="spellEnd"/>
+      <w:r>
+        <w:rPr>
+          <w:rFonts w:ascii="Times New Roman" w:eastAsia="Times New Roman" w:hAnsi="Times New Roman" w:cs="Times New Roman"/>
+          <w:color w:val="000000"/>
+          <w:lang w:eastAsia="en-PH"/>
+        </w:rPr>
+        <w:t xml:space="preserve"> (2026) explored the effectiveness of real-time dashboards for optimizing emergency care through data visualization and analytics. They found that interactive visualizations, such as pie and bar charts, facilitate the identification of operational patterns that are often obscured in traditional spreadsheet formats. The study concludes that visualization reduces the "cognitive load" on emergency personnel, allowing for faster and more accurate decision-making during high-stress scenarios. This research justifies the SERBIS Administrative Dashboard, proving that transforming raw resident records into visual analytics assists the MDRRMO in strategic planning and municipal coordination.</w:t>
       </w:r>
     </w:p>
     <w:p>
@@ -3015,7 +3471,25 @@
           <w:color w:val="000000"/>
           <w:lang w:eastAsia="en-PH"/>
         </w:rPr>
-        <w:t>Goh et al. (2023) developed iAlerto, a web and mobile alert system for the Pasig City DRRMO designed to improve incident reporting and alert dissemination. The researchers utilized a system development methodology featuring a web application for officials and a mobile interface for announcements. Findings showed the architecture successfully managed user profiles and evacuation center records. Critically, the system possessed a significant limitation by lacking an SMS module, preventing official alerts from reaching residents without internet access.</w:t>
+        <w:t xml:space="preserve">Goh et al. (2023) developed </w:t>
+      </w:r>
+      <w:proofErr w:type="spellStart"/>
+      <w:r>
+        <w:rPr>
+          <w:rFonts w:ascii="Times New Roman" w:eastAsia="Times New Roman" w:hAnsi="Times New Roman" w:cs="Times New Roman"/>
+          <w:color w:val="000000"/>
+          <w:lang w:eastAsia="en-PH"/>
+        </w:rPr>
+        <w:t>iAlerto</w:t>
+      </w:r>
+      <w:proofErr w:type="spellEnd"/>
+      <w:r>
+        <w:rPr>
+          <w:rFonts w:ascii="Times New Roman" w:eastAsia="Times New Roman" w:hAnsi="Times New Roman" w:cs="Times New Roman"/>
+          <w:color w:val="000000"/>
+          <w:lang w:eastAsia="en-PH"/>
+        </w:rPr>
+        <w:t>, a web and mobile alert system for the Pasig City DRRMO designed to improve incident reporting and alert dissemination. The researchers utilized a system development methodology featuring a web application for officials and a mobile interface for announcements. Findings showed the architecture successfully managed user profiles and evacuation center records. Critically, the system possessed a significant limitation by lacking an SMS module, preventing official alerts from reaching residents without internet access.</w:t>
       </w:r>
     </w:p>
     <w:p>
@@ -3051,7 +3525,25 @@
           <w:color w:val="000000"/>
           <w:lang w:eastAsia="en-PH"/>
         </w:rPr>
-        <w:t xml:space="preserve">Montefalcon et al. (2021) developed IRespondPH, a mobile and web-based application designed for Post Disaster Needs Assessment in the Philippines. The study employed the Agile Software Development cycle and conducted rigorous usability </w:t>
+        <w:t xml:space="preserve">Montefalcon et al. (2021) developed </w:t>
+      </w:r>
+      <w:proofErr w:type="spellStart"/>
+      <w:r>
+        <w:rPr>
+          <w:rFonts w:ascii="Times New Roman" w:eastAsia="Times New Roman" w:hAnsi="Times New Roman" w:cs="Times New Roman"/>
+          <w:color w:val="000000"/>
+          <w:lang w:eastAsia="en-PH"/>
+        </w:rPr>
+        <w:t>IRespondPH</w:t>
+      </w:r>
+      <w:proofErr w:type="spellEnd"/>
+      <w:r>
+        <w:rPr>
+          <w:rFonts w:ascii="Times New Roman" w:eastAsia="Times New Roman" w:hAnsi="Times New Roman" w:cs="Times New Roman"/>
+          <w:color w:val="000000"/>
+          <w:lang w:eastAsia="en-PH"/>
+        </w:rPr>
+        <w:t xml:space="preserve">, a mobile and web-based application designed for Post Disaster Needs Assessment in the Philippines. The study employed the Agile Software Development cycle and conducted rigorous usability </w:t>
       </w:r>
       <w:r>
         <w:rPr>
@@ -3147,7 +3639,25 @@
           <w:color w:val="000000"/>
           <w:lang w:eastAsia="en-PH"/>
         </w:rPr>
-        <w:t>The reviewed literature and studies establish that the evolution of Information and Communication Technology (ICT) has moved beyond simple alert dissemination to a mechanical necessity for municipal innovation. Nurjannah et al. (2025) and Puspita et al. (2025) emphasize that while mobile applications successfully optimize operations and widen public access to services, their effectiveness depends on the ability to perform spatiotemporal analysis tracking service trends across specific times and locations to identify geographic "hotspots." This highlights a significant gap in existing systems: most disaster platforms focus solely on communication but lack the Data Analytics required for proactive resource allocation.</w:t>
+        <w:t xml:space="preserve">The reviewed literature and studies establish that the evolution of Information and Communication Technology (ICT) has moved beyond simple alert dissemination to a mechanical necessity for municipal innovation. </w:t>
+      </w:r>
+      <w:proofErr w:type="spellStart"/>
+      <w:r>
+        <w:rPr>
+          <w:rFonts w:ascii="Times New Roman" w:eastAsia="Times New Roman" w:hAnsi="Times New Roman" w:cs="Times New Roman"/>
+          <w:color w:val="000000"/>
+          <w:lang w:eastAsia="en-PH"/>
+        </w:rPr>
+        <w:t>Nurjannah</w:t>
+      </w:r>
+      <w:proofErr w:type="spellEnd"/>
+      <w:r>
+        <w:rPr>
+          <w:rFonts w:ascii="Times New Roman" w:eastAsia="Times New Roman" w:hAnsi="Times New Roman" w:cs="Times New Roman"/>
+          <w:color w:val="000000"/>
+          <w:lang w:eastAsia="en-PH"/>
+        </w:rPr>
+        <w:t xml:space="preserve"> et al. (2025) and Puspita et al. (2025) emphasize that while mobile applications successfully optimize operations and widen public access to services, their effectiveness depends on the ability to perform spatiotemporal analysis tracking service trends across specific times and locations to identify geographic "hotspots." This highlights a significant gap in existing systems: most disaster platforms focus solely on communication but lack the Data Analytics required for proactive resource allocation.</w:t>
       </w:r>
     </w:p>
     <w:p>
@@ -3186,7 +3696,25 @@
           <w:color w:val="000000"/>
           <w:lang w:eastAsia="en-PH"/>
         </w:rPr>
-        <w:t>The primary gap identified in the existing literature is the lack of a unified platform that combines resident reporting with real-time visual analytics for administrative decision-making. Most existing disaster applications either focus strictly on SMS alerts or depend heavily on internet connectivity, which Puspita et al. (2025) identified as a major hurdle in rural adoption. SERBIS addresses these gaps by integrating an offline-accessible information module and applying the visualization principles suggested by EmergInsight (2026). By utilizing interactive pie and bar charts, the system reduces the "cognitive load" on MDRRMO personnel, allowing them to transform raw resident records into actionable insights.</w:t>
+        <w:t xml:space="preserve">The primary gap identified in the existing literature is the lack of a unified platform that combines resident reporting with real-time visual analytics for administrative decision-making. Most existing disaster applications either focus strictly on SMS alerts or depend heavily on internet connectivity, which Puspita et al. (2025) identified as a major hurdle in rural adoption. SERBIS addresses these gaps by integrating an offline-accessible information module and applying the visualization principles suggested by </w:t>
+      </w:r>
+      <w:proofErr w:type="spellStart"/>
+      <w:r>
+        <w:rPr>
+          <w:rFonts w:ascii="Times New Roman" w:eastAsia="Times New Roman" w:hAnsi="Times New Roman" w:cs="Times New Roman"/>
+          <w:color w:val="000000"/>
+          <w:lang w:eastAsia="en-PH"/>
+        </w:rPr>
+        <w:t>EmergInsight</w:t>
+      </w:r>
+      <w:proofErr w:type="spellEnd"/>
+      <w:r>
+        <w:rPr>
+          <w:rFonts w:ascii="Times New Roman" w:eastAsia="Times New Roman" w:hAnsi="Times New Roman" w:cs="Times New Roman"/>
+          <w:color w:val="000000"/>
+          <w:lang w:eastAsia="en-PH"/>
+        </w:rPr>
+        <w:t xml:space="preserve"> (2026). By utilizing interactive pie and bar charts, the system reduces the "cognitive load" on MDRRMO personnel, allowing them to transform raw resident records into actionable insights.</w:t>
       </w:r>
     </w:p>
     <w:p>
@@ -3492,7 +4020,7 @@
           <w:color w:val="000000"/>
         </w:rPr>
         <w:drawing>
-          <wp:inline distT="0" distB="0" distL="0" distR="0" wp14:anchorId="54982C14" wp14:editId="70929908">
+          <wp:inline distT="0" distB="0" distL="0" distR="0" wp14:anchorId="54982C14" wp14:editId="58E044D2">
             <wp:extent cx="5943600" cy="3343275"/>
             <wp:effectExtent l="0" t="0" r="0" b="9525"/>
             <wp:docPr id="2086350339" name="Picture 4"/>
@@ -3695,7 +4223,21 @@
           <w:rFonts w:ascii="Times New Roman" w:eastAsia="Times New Roman" w:hAnsi="Times New Roman" w:cs="Times New Roman"/>
         </w:rPr>
         <w:lastRenderedPageBreak/>
-        <w:t>continuous user feedback (Nalendra, 2021), which is essential for aligning the system with the operational workflows of the Echague MDRRMO.</w:t>
+        <w:t>continuous user feedback (</w:t>
+      </w:r>
+      <w:proofErr w:type="spellStart"/>
+      <w:r>
+        <w:rPr>
+          <w:rFonts w:ascii="Times New Roman" w:eastAsia="Times New Roman" w:hAnsi="Times New Roman" w:cs="Times New Roman"/>
+        </w:rPr>
+        <w:t>Nalendra</w:t>
+      </w:r>
+      <w:proofErr w:type="spellEnd"/>
+      <w:r>
+        <w:rPr>
+          <w:rFonts w:ascii="Times New Roman" w:eastAsia="Times New Roman" w:hAnsi="Times New Roman" w:cs="Times New Roman"/>
+        </w:rPr>
+        <w:t>, 2021), which is essential for aligning the system with the operational workflows of the Echague MDRRMO.</w:t>
       </w:r>
     </w:p>
     <w:p>
@@ -5252,7 +5794,21 @@
         <w:rPr>
           <w:rFonts w:ascii="Times New Roman" w:eastAsia="Times New Roman" w:hAnsi="Times New Roman" w:cs="Times New Roman"/>
         </w:rPr>
-        <w:t>San Antonio Ugad (Southern Region): 17 participants</w:t>
+        <w:t xml:space="preserve">San Antonio </w:t>
+      </w:r>
+      <w:proofErr w:type="spellStart"/>
+      <w:r>
+        <w:rPr>
+          <w:rFonts w:ascii="Times New Roman" w:eastAsia="Times New Roman" w:hAnsi="Times New Roman" w:cs="Times New Roman"/>
+        </w:rPr>
+        <w:t>Ugad</w:t>
+      </w:r>
+      <w:proofErr w:type="spellEnd"/>
+      <w:r>
+        <w:rPr>
+          <w:rFonts w:ascii="Times New Roman" w:eastAsia="Times New Roman" w:hAnsi="Times New Roman" w:cs="Times New Roman"/>
+        </w:rPr>
+        <w:t xml:space="preserve"> (Southern Region): 17 participants</w:t>
       </w:r>
     </w:p>
     <w:p>
@@ -6164,7 +6720,21 @@
         <w:rPr>
           <w:rFonts w:ascii="Times New Roman" w:eastAsia="Times New Roman" w:hAnsi="Times New Roman" w:cs="Times New Roman"/>
         </w:rPr>
-        <w:t xml:space="preserve"> The primary users of the mobile application consist of family heads residing in the municipality of Echague. Each family head represents their household, providing critical feedback on system interaction capability, service request management, and access to offline disaster information. For the system evaluation, a total of fifty (50) resident participants is selected from three representative barangays: San Miguel (Forest Region), San Antonio Ugad (Southern Region), and San Fabian (Highway Region).</w:t>
+        <w:t xml:space="preserve"> The primary users of the mobile application consist of family heads residing in the municipality of Echague. Each family head represents their household, providing critical feedback on system interaction capability, service request management, and access to offline disaster information. For the system evaluation, a total of fifty (50) resident participants is selected from three representative barangays: San Miguel (Forest Region), San Antonio </w:t>
+      </w:r>
+      <w:proofErr w:type="spellStart"/>
+      <w:r>
+        <w:rPr>
+          <w:rFonts w:ascii="Times New Roman" w:eastAsia="Times New Roman" w:hAnsi="Times New Roman" w:cs="Times New Roman"/>
+        </w:rPr>
+        <w:t>Ugad</w:t>
+      </w:r>
+      <w:proofErr w:type="spellEnd"/>
+      <w:r>
+        <w:rPr>
+          <w:rFonts w:ascii="Times New Roman" w:eastAsia="Times New Roman" w:hAnsi="Times New Roman" w:cs="Times New Roman"/>
+        </w:rPr>
+        <w:t xml:space="preserve"> (Southern Region), and San Fabian (Highway Region).</w:t>
       </w:r>
     </w:p>
     <w:p>
@@ -6179,7 +6749,21 @@
         <w:rPr>
           <w:rFonts w:ascii="Times New Roman" w:eastAsia="Times New Roman" w:hAnsi="Times New Roman" w:cs="Times New Roman"/>
         </w:rPr>
-        <w:t>This geographical distribution—comprising 17 participants from San Miguel, 17 from San Antonio Ugad, and 16 from San Fabian—allows the researchers to gather feedback from diverse users operating in different environmental conditions and network signal strengths. This targeted approach ensures that the evaluation captures the system’s performance in both urbanized and remote settings while remaining manageable within the study’s logistical constraints.</w:t>
+        <w:t xml:space="preserve">This geographical distribution—comprising 17 participants from San Miguel, 17 from San Antonio </w:t>
+      </w:r>
+      <w:proofErr w:type="spellStart"/>
+      <w:r>
+        <w:rPr>
+          <w:rFonts w:ascii="Times New Roman" w:eastAsia="Times New Roman" w:hAnsi="Times New Roman" w:cs="Times New Roman"/>
+        </w:rPr>
+        <w:t>Ugad</w:t>
+      </w:r>
+      <w:proofErr w:type="spellEnd"/>
+      <w:r>
+        <w:rPr>
+          <w:rFonts w:ascii="Times New Roman" w:eastAsia="Times New Roman" w:hAnsi="Times New Roman" w:cs="Times New Roman"/>
+        </w:rPr>
+        <w:t>, and 16 from San Fabian—allows the researchers to gather feedback from diverse users operating in different environmental conditions and network signal strengths. This targeted approach ensures that the evaluation captures the system’s performance in both urbanized and remote settings while remaining manageable within the study’s logistical constraints.</w:t>
       </w:r>
     </w:p>
     <w:p>
@@ -10694,7 +11278,35 @@
         <w:rPr>
           <w:rFonts w:ascii="Times New Roman" w:eastAsia="Times New Roman" w:hAnsi="Times New Roman" w:cs="Times New Roman"/>
         </w:rPr>
-        <w:t>The system utilizes SQL-based aggregation to calculate the volume of service requests. The engine executes COUNT and SUM functions on the MariaDB tables, grouped by barangay_id and request_type.</w:t>
+        <w:t xml:space="preserve">The system utilizes SQL-based aggregation to calculate the volume of service requests. The engine executes COUNT and SUM functions on the MariaDB tables, grouped by </w:t>
+      </w:r>
+      <w:proofErr w:type="spellStart"/>
+      <w:r>
+        <w:rPr>
+          <w:rFonts w:ascii="Times New Roman" w:eastAsia="Times New Roman" w:hAnsi="Times New Roman" w:cs="Times New Roman"/>
+        </w:rPr>
+        <w:t>barangay_id</w:t>
+      </w:r>
+      <w:proofErr w:type="spellEnd"/>
+      <w:r>
+        <w:rPr>
+          <w:rFonts w:ascii="Times New Roman" w:eastAsia="Times New Roman" w:hAnsi="Times New Roman" w:cs="Times New Roman"/>
+        </w:rPr>
+        <w:t xml:space="preserve"> and </w:t>
+      </w:r>
+      <w:proofErr w:type="spellStart"/>
+      <w:r>
+        <w:rPr>
+          <w:rFonts w:ascii="Times New Roman" w:eastAsia="Times New Roman" w:hAnsi="Times New Roman" w:cs="Times New Roman"/>
+        </w:rPr>
+        <w:t>request_type</w:t>
+      </w:r>
+      <w:proofErr w:type="spellEnd"/>
+      <w:r>
+        <w:rPr>
+          <w:rFonts w:ascii="Times New Roman" w:eastAsia="Times New Roman" w:hAnsi="Times New Roman" w:cs="Times New Roman"/>
+        </w:rPr>
+        <w:t>.</w:t>
       </w:r>
     </w:p>
     <w:p>
@@ -13417,7 +14029,21 @@
         <w:rPr>
           <w:rFonts w:ascii="Times New Roman" w:hAnsi="Times New Roman" w:cs="Times New Roman"/>
         </w:rPr>
-        <w:t>The SERBIS platform uses a multi-language stack to meet the unique needs of the mobile, web, and server layers. Mobile rendering requires high performance capabilities, whereas the backend focuses on secure business logic. Standardized communication protocols manage the integration complexity and ensure all components exchange data seamlessly.</w:t>
+        <w:t xml:space="preserve">The SERBIS platform uses a multi-language stack to meet the unique needs of the mobile, web, and server layers. Mobile rendering requires </w:t>
+      </w:r>
+      <w:proofErr w:type="gramStart"/>
+      <w:r>
+        <w:rPr>
+          <w:rFonts w:ascii="Times New Roman" w:hAnsi="Times New Roman" w:cs="Times New Roman"/>
+        </w:rPr>
+        <w:t>high performance</w:t>
+      </w:r>
+      <w:proofErr w:type="gramEnd"/>
+      <w:r>
+        <w:rPr>
+          <w:rFonts w:ascii="Times New Roman" w:hAnsi="Times New Roman" w:cs="Times New Roman"/>
+        </w:rPr>
+        <w:t xml:space="preserve"> capabilities, whereas the backend focuses on secure business logic. Standardized communication protocols manage the integration complexity and ensure all components exchange data seamlessly.</w:t>
       </w:r>
     </w:p>
     <w:p>
@@ -14237,7 +14863,21 @@
         <w:rPr>
           <w:rFonts w:ascii="Times New Roman" w:hAnsi="Times New Roman" w:cs="Times New Roman"/>
         </w:rPr>
-        <w:t>To ensure the public accessibility and structural reliability of the platform, the researchers utilized Hostinger Cloud Hosting as the primary deployment infrastructure. A scalable cloud environment was necessary to guarantee system availability during severe weather events when localized hardware might fail.</w:t>
+        <w:t xml:space="preserve">To ensure the public accessibility and structural reliability of the platform, the researchers utilized </w:t>
+      </w:r>
+      <w:proofErr w:type="spellStart"/>
+      <w:r>
+        <w:rPr>
+          <w:rFonts w:ascii="Times New Roman" w:hAnsi="Times New Roman" w:cs="Times New Roman"/>
+        </w:rPr>
+        <w:t>Hostinger</w:t>
+      </w:r>
+      <w:proofErr w:type="spellEnd"/>
+      <w:r>
+        <w:rPr>
+          <w:rFonts w:ascii="Times New Roman" w:hAnsi="Times New Roman" w:cs="Times New Roman"/>
+        </w:rPr>
+        <w:t xml:space="preserve"> Cloud Hosting as the primary deployment infrastructure. A scalable cloud environment was necessary to guarantee system availability during severe weather events when localized hardware might fail.</w:t>
       </w:r>
     </w:p>
     <w:p>
@@ -14252,7 +14892,35 @@
         <w:rPr>
           <w:rFonts w:ascii="Times New Roman" w:hAnsi="Times New Roman" w:cs="Times New Roman"/>
         </w:rPr>
-        <w:t>The selected server specifications include 100 GB of Non-Volatile Memory Express storage for rapid data retrieval and 4 GB of Random Access Memory powered by a 4 core CPU to process simultaneous service requests. Hostinger provides a 99.9 percent uptime guarantee, which is critical for an emergency management system. The platform includes advanced security features such as standard Secure Sockets Layer certificates to encrypt data in transit and built in Distributed Denial of Service protection to prevent malicious network overloads. To ensure data preservation, the hosting environment features automated server level backup systems. Furthermore, the cloud architecture offers seamless scalability options. This allows the MDRRMO to temporarily upgrade server resources to handle extreme spikes in web traffic during a major disaster without migrating to a new server.</w:t>
+        <w:t xml:space="preserve">The selected server specifications include 100 GB of Non-Volatile Memory Express storage for rapid data retrieval and 4 GB of Random Access Memory powered by a </w:t>
+      </w:r>
+      <w:proofErr w:type="gramStart"/>
+      <w:r>
+        <w:rPr>
+          <w:rFonts w:ascii="Times New Roman" w:hAnsi="Times New Roman" w:cs="Times New Roman"/>
+        </w:rPr>
+        <w:t>4 core</w:t>
+      </w:r>
+      <w:proofErr w:type="gramEnd"/>
+      <w:r>
+        <w:rPr>
+          <w:rFonts w:ascii="Times New Roman" w:hAnsi="Times New Roman" w:cs="Times New Roman"/>
+        </w:rPr>
+        <w:t xml:space="preserve"> CPU to process simultaneous service requests. </w:t>
+      </w:r>
+      <w:proofErr w:type="spellStart"/>
+      <w:r>
+        <w:rPr>
+          <w:rFonts w:ascii="Times New Roman" w:hAnsi="Times New Roman" w:cs="Times New Roman"/>
+        </w:rPr>
+        <w:t>Hostinger</w:t>
+      </w:r>
+      <w:proofErr w:type="spellEnd"/>
+      <w:r>
+        <w:rPr>
+          <w:rFonts w:ascii="Times New Roman" w:hAnsi="Times New Roman" w:cs="Times New Roman"/>
+        </w:rPr>
+        <w:t xml:space="preserve"> provides a 99.9 percent uptime guarantee, which is critical for an emergency management system. The platform includes advanced security features such as standard Secure Sockets Layer certificates to encrypt data in transit and built in Distributed Denial of Service protection to prevent malicious network overloads. To ensure data preservation, the hosting environment features automated server level backup systems. Furthermore, the cloud architecture offers seamless scalability options. This allows the MDRRMO to temporarily upgrade server resources to handle extreme spikes in web traffic during a major disaster without migrating to a new server.</w:t>
       </w:r>
     </w:p>
     <w:p>
@@ -16038,7 +16706,21 @@
         <w:rPr>
           <w:rFonts w:ascii="Times New Roman" w:hAnsi="Times New Roman" w:cs="Times New Roman"/>
         </w:rPr>
-        <w:t>Figure 14 illustrates the primary Home dashboard, which residents see immediately upon logging in. The screen layout prominently displays real time tracking for active service requests, showing transparent administrative statuses. This page also introduces the persistent bottom navigation design, which allows immediate thumb access to the Services, Information, and Profile modules.</w:t>
+        <w:t xml:space="preserve">Figure 14 illustrates the primary </w:t>
+      </w:r>
+      <w:proofErr w:type="gramStart"/>
+      <w:r>
+        <w:rPr>
+          <w:rFonts w:ascii="Times New Roman" w:hAnsi="Times New Roman" w:cs="Times New Roman"/>
+        </w:rPr>
+        <w:t>Home</w:t>
+      </w:r>
+      <w:proofErr w:type="gramEnd"/>
+      <w:r>
+        <w:rPr>
+          <w:rFonts w:ascii="Times New Roman" w:hAnsi="Times New Roman" w:cs="Times New Roman"/>
+        </w:rPr>
+        <w:t xml:space="preserve"> dashboard, which residents see immediately upon logging in. The screen layout prominently displays real time tracking for active service requests, showing transparent administrative statuses. This page also introduces the persistent bottom navigation design, which allows immediate thumb access to the Services, Information, and Profile modules.</w:t>
       </w:r>
     </w:p>
     <w:p>
@@ -16843,7 +17525,49 @@
           <w:rFonts w:ascii="Times New Roman" w:hAnsi="Times New Roman" w:cs="Times New Roman"/>
         </w:rPr>
         <w:lastRenderedPageBreak/>
-        <w:t>Authentication), where input login credentials from the Resident entity are validated against the tbl_residents data store to generate a secure session. In Process 1.2 (Request MDRRMO Services), the resident inputs emergency data which the system processes and commits to the tbl_service_request data store as a new record. Process 1.3 (View Educational Materials) handles the output flow, where the system queries the tbl_info_materials data store to retrieve and display safety guides to the user. This configuration validates that every resident interaction is backed by a specific database transaction, ensuring that community requests are never lost or unprocessed.</w:t>
+        <w:t xml:space="preserve">Authentication), where input login credentials from the Resident entity are validated against the </w:t>
+      </w:r>
+      <w:proofErr w:type="spellStart"/>
+      <w:r>
+        <w:rPr>
+          <w:rFonts w:ascii="Times New Roman" w:hAnsi="Times New Roman" w:cs="Times New Roman"/>
+        </w:rPr>
+        <w:t>tbl_residents</w:t>
+      </w:r>
+      <w:proofErr w:type="spellEnd"/>
+      <w:r>
+        <w:rPr>
+          <w:rFonts w:ascii="Times New Roman" w:hAnsi="Times New Roman" w:cs="Times New Roman"/>
+        </w:rPr>
+        <w:t xml:space="preserve"> data store to generate a secure session. In Process 1.2 (Request MDRRMO Services), the resident inputs emergency data which the system processes and commits to the </w:t>
+      </w:r>
+      <w:proofErr w:type="spellStart"/>
+      <w:r>
+        <w:rPr>
+          <w:rFonts w:ascii="Times New Roman" w:hAnsi="Times New Roman" w:cs="Times New Roman"/>
+        </w:rPr>
+        <w:t>tbl_service_request</w:t>
+      </w:r>
+      <w:proofErr w:type="spellEnd"/>
+      <w:r>
+        <w:rPr>
+          <w:rFonts w:ascii="Times New Roman" w:hAnsi="Times New Roman" w:cs="Times New Roman"/>
+        </w:rPr>
+        <w:t xml:space="preserve"> data store as a new record. Process 1.3 (View Educational Materials) handles the output flow, where the system queries the </w:t>
+      </w:r>
+      <w:proofErr w:type="spellStart"/>
+      <w:r>
+        <w:rPr>
+          <w:rFonts w:ascii="Times New Roman" w:hAnsi="Times New Roman" w:cs="Times New Roman"/>
+        </w:rPr>
+        <w:t>tbl_info_materials</w:t>
+      </w:r>
+      <w:proofErr w:type="spellEnd"/>
+      <w:r>
+        <w:rPr>
+          <w:rFonts w:ascii="Times New Roman" w:hAnsi="Times New Roman" w:cs="Times New Roman"/>
+        </w:rPr>
+        <w:t xml:space="preserve"> data store to retrieve and display safety guides to the user. This configuration validates that every resident interaction is backed by a specific database transaction, ensuring that community requests are never lost or unprocessed.</w:t>
       </w:r>
     </w:p>
     <w:p>
@@ -16962,14 +17686,44 @@
           <w:rFonts w:ascii="Times New Roman" w:hAnsi="Times New Roman" w:cs="Times New Roman"/>
         </w:rPr>
         <w:lastRenderedPageBreak/>
-        <w:t xml:space="preserve">Figure 20 presents the Administrator Level 1 DFD, mapping the complex data logic required for municipal oversight. This model demonstrates how administrative inputs trigger high priority system outputs across four primary processes. Process 2.1 (Manage Resident Profiles) </w:t>
+        <w:t xml:space="preserve">Figure 20 presents the Administrator Level 1 DFD, mapping the complex data logic required for municipal oversight. This model demonstrates how administrative inputs trigger </w:t>
+      </w:r>
+      <w:proofErr w:type="gramStart"/>
+      <w:r>
+        <w:rPr>
+          <w:rFonts w:ascii="Times New Roman" w:hAnsi="Times New Roman" w:cs="Times New Roman"/>
+        </w:rPr>
+        <w:t>high priority</w:t>
+      </w:r>
+      <w:proofErr w:type="gramEnd"/>
+      <w:r>
+        <w:rPr>
+          <w:rFonts w:ascii="Times New Roman" w:hAnsi="Times New Roman" w:cs="Times New Roman"/>
+        </w:rPr>
+        <w:t xml:space="preserve"> system outputs across four primary processes. Process 2.1 (Manage Resident Profiles) </w:t>
       </w:r>
       <w:r>
         <w:rPr>
           <w:rFonts w:ascii="Times New Roman" w:hAnsi="Times New Roman" w:cs="Times New Roman"/>
           <w:lang w:val="en-US"/>
         </w:rPr>
-        <w:t>involves the verification and management of user accounts within the tbl_residents store</w:t>
+        <w:t xml:space="preserve">involves the verification and management of user accounts within the </w:t>
+      </w:r>
+      <w:proofErr w:type="spellStart"/>
+      <w:r>
+        <w:rPr>
+          <w:rFonts w:ascii="Times New Roman" w:hAnsi="Times New Roman" w:cs="Times New Roman"/>
+          <w:lang w:val="en-US"/>
+        </w:rPr>
+        <w:t>tbl_residents</w:t>
+      </w:r>
+      <w:proofErr w:type="spellEnd"/>
+      <w:r>
+        <w:rPr>
+          <w:rFonts w:ascii="Times New Roman" w:hAnsi="Times New Roman" w:cs="Times New Roman"/>
+          <w:lang w:val="en-US"/>
+        </w:rPr>
+        <w:t xml:space="preserve"> store</w:t>
       </w:r>
       <w:r>
         <w:rPr>
@@ -16982,7 +17736,23 @@
           <w:rFonts w:ascii="Times New Roman" w:hAnsi="Times New Roman" w:cs="Times New Roman"/>
           <w:lang w:val="en-US"/>
         </w:rPr>
-        <w:t xml:space="preserve"> allows administrators to input request status updates and retrieve active records from the tbl_service_request data store.</w:t>
+        <w:t xml:space="preserve"> allows administrators to input request status updates and retrieve active records from the </w:t>
+      </w:r>
+      <w:proofErr w:type="spellStart"/>
+      <w:r>
+        <w:rPr>
+          <w:rFonts w:ascii="Times New Roman" w:hAnsi="Times New Roman" w:cs="Times New Roman"/>
+          <w:lang w:val="en-US"/>
+        </w:rPr>
+        <w:t>tbl_service_request</w:t>
+      </w:r>
+      <w:proofErr w:type="spellEnd"/>
+      <w:r>
+        <w:rPr>
+          <w:rFonts w:ascii="Times New Roman" w:hAnsi="Times New Roman" w:cs="Times New Roman"/>
+          <w:lang w:val="en-US"/>
+        </w:rPr>
+        <w:t xml:space="preserve"> data store.</w:t>
       </w:r>
     </w:p>
     <w:p>
@@ -17013,7 +17783,55 @@
           <w:rFonts w:ascii="Times New Roman" w:hAnsi="Times New Roman" w:cs="Times New Roman"/>
           <w:lang w:val="en-US"/>
         </w:rPr>
-        <w:t>(Generate Data Analytics and Reports) enables the Administrator to input Analytical Queries and Filters to synthesize information from the tbl_service_request, tbl_residents, and tbl_barangay data stores into dynamic reports and visuals.</w:t>
+        <w:t xml:space="preserve">(Generate Data Analytics and Reports) enables the Administrator to input Analytical Queries and Filters to synthesize information from the </w:t>
+      </w:r>
+      <w:proofErr w:type="spellStart"/>
+      <w:r>
+        <w:rPr>
+          <w:rFonts w:ascii="Times New Roman" w:hAnsi="Times New Roman" w:cs="Times New Roman"/>
+          <w:lang w:val="en-US"/>
+        </w:rPr>
+        <w:t>tbl_service_request</w:t>
+      </w:r>
+      <w:proofErr w:type="spellEnd"/>
+      <w:r>
+        <w:rPr>
+          <w:rFonts w:ascii="Times New Roman" w:hAnsi="Times New Roman" w:cs="Times New Roman"/>
+          <w:lang w:val="en-US"/>
+        </w:rPr>
+        <w:t xml:space="preserve">, </w:t>
+      </w:r>
+      <w:proofErr w:type="spellStart"/>
+      <w:r>
+        <w:rPr>
+          <w:rFonts w:ascii="Times New Roman" w:hAnsi="Times New Roman" w:cs="Times New Roman"/>
+          <w:lang w:val="en-US"/>
+        </w:rPr>
+        <w:t>tbl_residents</w:t>
+      </w:r>
+      <w:proofErr w:type="spellEnd"/>
+      <w:r>
+        <w:rPr>
+          <w:rFonts w:ascii="Times New Roman" w:hAnsi="Times New Roman" w:cs="Times New Roman"/>
+          <w:lang w:val="en-US"/>
+        </w:rPr>
+        <w:t xml:space="preserve">, and </w:t>
+      </w:r>
+      <w:proofErr w:type="spellStart"/>
+      <w:r>
+        <w:rPr>
+          <w:rFonts w:ascii="Times New Roman" w:hAnsi="Times New Roman" w:cs="Times New Roman"/>
+          <w:lang w:val="en-US"/>
+        </w:rPr>
+        <w:t>tbl_barangay</w:t>
+      </w:r>
+      <w:proofErr w:type="spellEnd"/>
+      <w:r>
+        <w:rPr>
+          <w:rFonts w:ascii="Times New Roman" w:hAnsi="Times New Roman" w:cs="Times New Roman"/>
+          <w:lang w:val="en-US"/>
+        </w:rPr>
+        <w:t xml:space="preserve"> data stores into dynamic reports and visuals.</w:t>
       </w:r>
       <w:r>
         <w:rPr>
@@ -17034,7 +17852,49 @@
         <w:rPr>
           <w:rFonts w:ascii="Times New Roman" w:hAnsi="Times New Roman" w:cs="Times New Roman"/>
         </w:rPr>
-        <w:t>Process 2.4 (Manage Educational Materials) handles the ingestion of new safety documents into tbl_info_materials. Crucially, Process 2.5 (Manage MDRRMO Materials) handles the ingestion of new public information into the tbl_info_materials directory. Finally, Process 2.6 (Targeted SMS Alert) illustrates the communication logic where an administrative broadcast command triggers a query to the tbl_recipients store to execute the SMS transmission. By defining these specific directional flows, the diagram proves the system’s ability to maintain a coordinated and data driven municipal service framework. By defining these specific input output flows, the diagram proves the system’s ability to maintain a coordinated and accountable municipal disaster response.</w:t>
+        <w:t xml:space="preserve">Process 2.4 (Manage Educational Materials) handles the ingestion of new safety documents into </w:t>
+      </w:r>
+      <w:proofErr w:type="spellStart"/>
+      <w:r>
+        <w:rPr>
+          <w:rFonts w:ascii="Times New Roman" w:hAnsi="Times New Roman" w:cs="Times New Roman"/>
+        </w:rPr>
+        <w:t>tbl_info_materials</w:t>
+      </w:r>
+      <w:proofErr w:type="spellEnd"/>
+      <w:r>
+        <w:rPr>
+          <w:rFonts w:ascii="Times New Roman" w:hAnsi="Times New Roman" w:cs="Times New Roman"/>
+        </w:rPr>
+        <w:t xml:space="preserve">. Crucially, Process 2.5 (Manage MDRRMO Materials) handles the ingestion of new public information into the </w:t>
+      </w:r>
+      <w:proofErr w:type="spellStart"/>
+      <w:r>
+        <w:rPr>
+          <w:rFonts w:ascii="Times New Roman" w:hAnsi="Times New Roman" w:cs="Times New Roman"/>
+        </w:rPr>
+        <w:t>tbl_info_materials</w:t>
+      </w:r>
+      <w:proofErr w:type="spellEnd"/>
+      <w:r>
+        <w:rPr>
+          <w:rFonts w:ascii="Times New Roman" w:hAnsi="Times New Roman" w:cs="Times New Roman"/>
+        </w:rPr>
+        <w:t xml:space="preserve"> directory. Finally, Process 2.6 (Targeted SMS Alert) illustrates the communication logic where an administrative broadcast command triggers a query to the </w:t>
+      </w:r>
+      <w:proofErr w:type="spellStart"/>
+      <w:r>
+        <w:rPr>
+          <w:rFonts w:ascii="Times New Roman" w:hAnsi="Times New Roman" w:cs="Times New Roman"/>
+        </w:rPr>
+        <w:t>tbl_recipients</w:t>
+      </w:r>
+      <w:proofErr w:type="spellEnd"/>
+      <w:r>
+        <w:rPr>
+          <w:rFonts w:ascii="Times New Roman" w:hAnsi="Times New Roman" w:cs="Times New Roman"/>
+        </w:rPr>
+        <w:t xml:space="preserve"> store to execute the SMS transmission. By defining these specific directional flows, the diagram proves the system’s ability to maintain a coordinated and data driven municipal service framework. By defining these specific input output flows, the diagram proves the system’s ability to maintain a coordinated and accountable municipal disaster response.</w:t>
       </w:r>
     </w:p>
     <w:p>
@@ -17211,7 +18071,91 @@
         <w:rPr>
           <w:rFonts w:ascii="Times New Roman" w:hAnsi="Times New Roman" w:cs="Times New Roman"/>
         </w:rPr>
-        <w:t xml:space="preserve"> The tbl_residents table uses resident_id as its primary key. It connects to the tbl_barangay table using the barangay_id foreign key. MDRRMO admins are identified by the admin_id primary key in the tbl_user table.</w:t>
+        <w:t xml:space="preserve"> The </w:t>
+      </w:r>
+      <w:proofErr w:type="spellStart"/>
+      <w:r>
+        <w:rPr>
+          <w:rFonts w:ascii="Times New Roman" w:hAnsi="Times New Roman" w:cs="Times New Roman"/>
+        </w:rPr>
+        <w:t>tbl_residents</w:t>
+      </w:r>
+      <w:proofErr w:type="spellEnd"/>
+      <w:r>
+        <w:rPr>
+          <w:rFonts w:ascii="Times New Roman" w:hAnsi="Times New Roman" w:cs="Times New Roman"/>
+        </w:rPr>
+        <w:t xml:space="preserve"> table uses </w:t>
+      </w:r>
+      <w:proofErr w:type="spellStart"/>
+      <w:r>
+        <w:rPr>
+          <w:rFonts w:ascii="Times New Roman" w:hAnsi="Times New Roman" w:cs="Times New Roman"/>
+        </w:rPr>
+        <w:t>resident_id</w:t>
+      </w:r>
+      <w:proofErr w:type="spellEnd"/>
+      <w:r>
+        <w:rPr>
+          <w:rFonts w:ascii="Times New Roman" w:hAnsi="Times New Roman" w:cs="Times New Roman"/>
+        </w:rPr>
+        <w:t xml:space="preserve"> as its primary key. It connects to the </w:t>
+      </w:r>
+      <w:proofErr w:type="spellStart"/>
+      <w:r>
+        <w:rPr>
+          <w:rFonts w:ascii="Times New Roman" w:hAnsi="Times New Roman" w:cs="Times New Roman"/>
+        </w:rPr>
+        <w:t>tbl_barangay</w:t>
+      </w:r>
+      <w:proofErr w:type="spellEnd"/>
+      <w:r>
+        <w:rPr>
+          <w:rFonts w:ascii="Times New Roman" w:hAnsi="Times New Roman" w:cs="Times New Roman"/>
+        </w:rPr>
+        <w:t xml:space="preserve"> table using the </w:t>
+      </w:r>
+      <w:proofErr w:type="spellStart"/>
+      <w:r>
+        <w:rPr>
+          <w:rFonts w:ascii="Times New Roman" w:hAnsi="Times New Roman" w:cs="Times New Roman"/>
+        </w:rPr>
+        <w:t>barangay_id</w:t>
+      </w:r>
+      <w:proofErr w:type="spellEnd"/>
+      <w:r>
+        <w:rPr>
+          <w:rFonts w:ascii="Times New Roman" w:hAnsi="Times New Roman" w:cs="Times New Roman"/>
+        </w:rPr>
+        <w:t xml:space="preserve"> foreign key. MDRRMO admins are identified by the </w:t>
+      </w:r>
+      <w:proofErr w:type="spellStart"/>
+      <w:r>
+        <w:rPr>
+          <w:rFonts w:ascii="Times New Roman" w:hAnsi="Times New Roman" w:cs="Times New Roman"/>
+        </w:rPr>
+        <w:t>admin_id</w:t>
+      </w:r>
+      <w:proofErr w:type="spellEnd"/>
+      <w:r>
+        <w:rPr>
+          <w:rFonts w:ascii="Times New Roman" w:hAnsi="Times New Roman" w:cs="Times New Roman"/>
+        </w:rPr>
+        <w:t xml:space="preserve"> primary key in the </w:t>
+      </w:r>
+      <w:proofErr w:type="spellStart"/>
+      <w:r>
+        <w:rPr>
+          <w:rFonts w:ascii="Times New Roman" w:hAnsi="Times New Roman" w:cs="Times New Roman"/>
+        </w:rPr>
+        <w:t>tbl_user</w:t>
+      </w:r>
+      <w:proofErr w:type="spellEnd"/>
+      <w:r>
+        <w:rPr>
+          <w:rFonts w:ascii="Times New Roman" w:hAnsi="Times New Roman" w:cs="Times New Roman"/>
+        </w:rPr>
+        <w:t xml:space="preserve"> table.</w:t>
       </w:r>
     </w:p>
     <w:p>
@@ -17234,7 +18178,63 @@
         <w:rPr>
           <w:rFonts w:ascii="Times New Roman" w:hAnsi="Times New Roman" w:cs="Times New Roman"/>
         </w:rPr>
-        <w:t xml:space="preserve"> The tbl_service_request table acts as the primary data source for the analytics engine that uses request_id as the primary key. It uses foreign keys like resident_id to link the request to the citizen and service_id to link it to the specific service needed.</w:t>
+        <w:t xml:space="preserve"> The </w:t>
+      </w:r>
+      <w:proofErr w:type="spellStart"/>
+      <w:r>
+        <w:rPr>
+          <w:rFonts w:ascii="Times New Roman" w:hAnsi="Times New Roman" w:cs="Times New Roman"/>
+        </w:rPr>
+        <w:t>tbl_service_request</w:t>
+      </w:r>
+      <w:proofErr w:type="spellEnd"/>
+      <w:r>
+        <w:rPr>
+          <w:rFonts w:ascii="Times New Roman" w:hAnsi="Times New Roman" w:cs="Times New Roman"/>
+        </w:rPr>
+        <w:t xml:space="preserve"> table acts as the primary data source for the analytics engine that uses </w:t>
+      </w:r>
+      <w:proofErr w:type="spellStart"/>
+      <w:r>
+        <w:rPr>
+          <w:rFonts w:ascii="Times New Roman" w:hAnsi="Times New Roman" w:cs="Times New Roman"/>
+        </w:rPr>
+        <w:t>request_id</w:t>
+      </w:r>
+      <w:proofErr w:type="spellEnd"/>
+      <w:r>
+        <w:rPr>
+          <w:rFonts w:ascii="Times New Roman" w:hAnsi="Times New Roman" w:cs="Times New Roman"/>
+        </w:rPr>
+        <w:t xml:space="preserve"> as the primary key. It uses foreign keys like </w:t>
+      </w:r>
+      <w:proofErr w:type="spellStart"/>
+      <w:r>
+        <w:rPr>
+          <w:rFonts w:ascii="Times New Roman" w:hAnsi="Times New Roman" w:cs="Times New Roman"/>
+        </w:rPr>
+        <w:t>resident_id</w:t>
+      </w:r>
+      <w:proofErr w:type="spellEnd"/>
+      <w:r>
+        <w:rPr>
+          <w:rFonts w:ascii="Times New Roman" w:hAnsi="Times New Roman" w:cs="Times New Roman"/>
+        </w:rPr>
+        <w:t xml:space="preserve"> to link the request to the citizen and </w:t>
+      </w:r>
+      <w:proofErr w:type="spellStart"/>
+      <w:r>
+        <w:rPr>
+          <w:rFonts w:ascii="Times New Roman" w:hAnsi="Times New Roman" w:cs="Times New Roman"/>
+        </w:rPr>
+        <w:t>service_id</w:t>
+      </w:r>
+      <w:proofErr w:type="spellEnd"/>
+      <w:r>
+        <w:rPr>
+          <w:rFonts w:ascii="Times New Roman" w:hAnsi="Times New Roman" w:cs="Times New Roman"/>
+        </w:rPr>
+        <w:t xml:space="preserve"> to link it to the specific service needed.</w:t>
       </w:r>
     </w:p>
     <w:p>
@@ -17258,7 +18258,63 @@
         <w:rPr>
           <w:rFonts w:ascii="Times New Roman" w:hAnsi="Times New Roman" w:cs="Times New Roman"/>
         </w:rPr>
-        <w:t xml:space="preserve"> The tbl_sms_logs table uses sms_log_id as the primary key. It uses foreign keys like disaster_id to link the text blast to a specific emergency. It also connects to the tbl_recipients table to track exactly which residents received the message.</w:t>
+        <w:t xml:space="preserve"> The </w:t>
+      </w:r>
+      <w:proofErr w:type="spellStart"/>
+      <w:r>
+        <w:rPr>
+          <w:rFonts w:ascii="Times New Roman" w:hAnsi="Times New Roman" w:cs="Times New Roman"/>
+        </w:rPr>
+        <w:t>tbl_sms_logs</w:t>
+      </w:r>
+      <w:proofErr w:type="spellEnd"/>
+      <w:r>
+        <w:rPr>
+          <w:rFonts w:ascii="Times New Roman" w:hAnsi="Times New Roman" w:cs="Times New Roman"/>
+        </w:rPr>
+        <w:t xml:space="preserve"> table uses </w:t>
+      </w:r>
+      <w:proofErr w:type="spellStart"/>
+      <w:r>
+        <w:rPr>
+          <w:rFonts w:ascii="Times New Roman" w:hAnsi="Times New Roman" w:cs="Times New Roman"/>
+        </w:rPr>
+        <w:t>sms_log_id</w:t>
+      </w:r>
+      <w:proofErr w:type="spellEnd"/>
+      <w:r>
+        <w:rPr>
+          <w:rFonts w:ascii="Times New Roman" w:hAnsi="Times New Roman" w:cs="Times New Roman"/>
+        </w:rPr>
+        <w:t xml:space="preserve"> as the primary key. It uses foreign keys like </w:t>
+      </w:r>
+      <w:proofErr w:type="spellStart"/>
+      <w:r>
+        <w:rPr>
+          <w:rFonts w:ascii="Times New Roman" w:hAnsi="Times New Roman" w:cs="Times New Roman"/>
+        </w:rPr>
+        <w:t>disaster_id</w:t>
+      </w:r>
+      <w:proofErr w:type="spellEnd"/>
+      <w:r>
+        <w:rPr>
+          <w:rFonts w:ascii="Times New Roman" w:hAnsi="Times New Roman" w:cs="Times New Roman"/>
+        </w:rPr>
+        <w:t xml:space="preserve"> to link the text blast to a specific emergency. It also connects to the </w:t>
+      </w:r>
+      <w:proofErr w:type="spellStart"/>
+      <w:r>
+        <w:rPr>
+          <w:rFonts w:ascii="Times New Roman" w:hAnsi="Times New Roman" w:cs="Times New Roman"/>
+        </w:rPr>
+        <w:t>tbl_recipients</w:t>
+      </w:r>
+      <w:proofErr w:type="spellEnd"/>
+      <w:r>
+        <w:rPr>
+          <w:rFonts w:ascii="Times New Roman" w:hAnsi="Times New Roman" w:cs="Times New Roman"/>
+        </w:rPr>
+        <w:t xml:space="preserve"> table to track exactly which residents received the message.</w:t>
       </w:r>
     </w:p>
     <w:p/>
@@ -17327,7 +18383,67 @@
           <w:shd w:val="clear" w:color="auto" w:fill="FFFFFF"/>
           <w:lang w:eastAsia="en-PH"/>
         </w:rPr>
-        <w:t xml:space="preserve">Aisyah, D. N., Rahman, F. M., Diva, H., Putra, B. S., Rizki, M. H., Bisri, M. B. F., &amp; Manikam, L. (2026). Mobile-enabled technologies in disaster management: A systematic literature review. </w:t>
+        <w:t xml:space="preserve">Aisyah, D. N., Rahman, F. M., Diva, H., Putra, B. S., </w:t>
+      </w:r>
+      <w:proofErr w:type="spellStart"/>
+      <w:r>
+        <w:rPr>
+          <w:rFonts w:ascii="Times New Roman" w:eastAsia="Times New Roman" w:hAnsi="Times New Roman" w:cs="Times New Roman"/>
+          <w:color w:val="222222"/>
+          <w:shd w:val="clear" w:color="auto" w:fill="FFFFFF"/>
+          <w:lang w:eastAsia="en-PH"/>
+        </w:rPr>
+        <w:t>Rizki</w:t>
+      </w:r>
+      <w:proofErr w:type="spellEnd"/>
+      <w:r>
+        <w:rPr>
+          <w:rFonts w:ascii="Times New Roman" w:eastAsia="Times New Roman" w:hAnsi="Times New Roman" w:cs="Times New Roman"/>
+          <w:color w:val="222222"/>
+          <w:shd w:val="clear" w:color="auto" w:fill="FFFFFF"/>
+          <w:lang w:eastAsia="en-PH"/>
+        </w:rPr>
+        <w:t xml:space="preserve">, M. H., </w:t>
+      </w:r>
+      <w:proofErr w:type="spellStart"/>
+      <w:r>
+        <w:rPr>
+          <w:rFonts w:ascii="Times New Roman" w:eastAsia="Times New Roman" w:hAnsi="Times New Roman" w:cs="Times New Roman"/>
+          <w:color w:val="222222"/>
+          <w:shd w:val="clear" w:color="auto" w:fill="FFFFFF"/>
+          <w:lang w:eastAsia="en-PH"/>
+        </w:rPr>
+        <w:t>Bisri</w:t>
+      </w:r>
+      <w:proofErr w:type="spellEnd"/>
+      <w:r>
+        <w:rPr>
+          <w:rFonts w:ascii="Times New Roman" w:eastAsia="Times New Roman" w:hAnsi="Times New Roman" w:cs="Times New Roman"/>
+          <w:color w:val="222222"/>
+          <w:shd w:val="clear" w:color="auto" w:fill="FFFFFF"/>
+          <w:lang w:eastAsia="en-PH"/>
+        </w:rPr>
+        <w:t xml:space="preserve">, M. B. F., &amp; </w:t>
+      </w:r>
+      <w:proofErr w:type="spellStart"/>
+      <w:r>
+        <w:rPr>
+          <w:rFonts w:ascii="Times New Roman" w:eastAsia="Times New Roman" w:hAnsi="Times New Roman" w:cs="Times New Roman"/>
+          <w:color w:val="222222"/>
+          <w:shd w:val="clear" w:color="auto" w:fill="FFFFFF"/>
+          <w:lang w:eastAsia="en-PH"/>
+        </w:rPr>
+        <w:t>Manikam</w:t>
+      </w:r>
+      <w:proofErr w:type="spellEnd"/>
+      <w:r>
+        <w:rPr>
+          <w:rFonts w:ascii="Times New Roman" w:eastAsia="Times New Roman" w:hAnsi="Times New Roman" w:cs="Times New Roman"/>
+          <w:color w:val="222222"/>
+          <w:shd w:val="clear" w:color="auto" w:fill="FFFFFF"/>
+          <w:lang w:eastAsia="en-PH"/>
+        </w:rPr>
+        <w:t xml:space="preserve">, L. (2026). Mobile-enabled technologies in disaster management: A systematic literature review. </w:t>
       </w:r>
       <w:r>
         <w:rPr>
@@ -17540,7 +18656,67 @@
           <w:shd w:val="clear" w:color="auto" w:fill="FFFFFF"/>
           <w:lang w:eastAsia="en-PH"/>
         </w:rPr>
-        <w:t xml:space="preserve">Elejalde, E., Naushirvanov, T., Kalimeri, K., Omodei, E., Karsai, M., Bravo, L., &amp; Ferres, L. (2025). Use of mobile phone data to measure behavioral response to SMS evacuation alerts. </w:t>
+        <w:t xml:space="preserve">Elejalde, E., </w:t>
+      </w:r>
+      <w:proofErr w:type="spellStart"/>
+      <w:r>
+        <w:rPr>
+          <w:rFonts w:ascii="Times New Roman" w:eastAsia="Times New Roman" w:hAnsi="Times New Roman" w:cs="Times New Roman"/>
+          <w:color w:val="222222"/>
+          <w:shd w:val="clear" w:color="auto" w:fill="FFFFFF"/>
+          <w:lang w:eastAsia="en-PH"/>
+        </w:rPr>
+        <w:t>Naushirvanov</w:t>
+      </w:r>
+      <w:proofErr w:type="spellEnd"/>
+      <w:r>
+        <w:rPr>
+          <w:rFonts w:ascii="Times New Roman" w:eastAsia="Times New Roman" w:hAnsi="Times New Roman" w:cs="Times New Roman"/>
+          <w:color w:val="222222"/>
+          <w:shd w:val="clear" w:color="auto" w:fill="FFFFFF"/>
+          <w:lang w:eastAsia="en-PH"/>
+        </w:rPr>
+        <w:t xml:space="preserve">, T., </w:t>
+      </w:r>
+      <w:proofErr w:type="spellStart"/>
+      <w:r>
+        <w:rPr>
+          <w:rFonts w:ascii="Times New Roman" w:eastAsia="Times New Roman" w:hAnsi="Times New Roman" w:cs="Times New Roman"/>
+          <w:color w:val="222222"/>
+          <w:shd w:val="clear" w:color="auto" w:fill="FFFFFF"/>
+          <w:lang w:eastAsia="en-PH"/>
+        </w:rPr>
+        <w:t>Kalimeri</w:t>
+      </w:r>
+      <w:proofErr w:type="spellEnd"/>
+      <w:r>
+        <w:rPr>
+          <w:rFonts w:ascii="Times New Roman" w:eastAsia="Times New Roman" w:hAnsi="Times New Roman" w:cs="Times New Roman"/>
+          <w:color w:val="222222"/>
+          <w:shd w:val="clear" w:color="auto" w:fill="FFFFFF"/>
+          <w:lang w:eastAsia="en-PH"/>
+        </w:rPr>
+        <w:t xml:space="preserve">, K., </w:t>
+      </w:r>
+      <w:proofErr w:type="spellStart"/>
+      <w:r>
+        <w:rPr>
+          <w:rFonts w:ascii="Times New Roman" w:eastAsia="Times New Roman" w:hAnsi="Times New Roman" w:cs="Times New Roman"/>
+          <w:color w:val="222222"/>
+          <w:shd w:val="clear" w:color="auto" w:fill="FFFFFF"/>
+          <w:lang w:eastAsia="en-PH"/>
+        </w:rPr>
+        <w:t>Omodei</w:t>
+      </w:r>
+      <w:proofErr w:type="spellEnd"/>
+      <w:r>
+        <w:rPr>
+          <w:rFonts w:ascii="Times New Roman" w:eastAsia="Times New Roman" w:hAnsi="Times New Roman" w:cs="Times New Roman"/>
+          <w:color w:val="222222"/>
+          <w:shd w:val="clear" w:color="auto" w:fill="FFFFFF"/>
+          <w:lang w:eastAsia="en-PH"/>
+        </w:rPr>
+        <w:t xml:space="preserve">, E., Karsai, M., Bravo, L., &amp; Ferres, L. (2025). Use of mobile phone data to measure behavioral response to SMS evacuation alerts. </w:t>
       </w:r>
       <w:r>
         <w:rPr>
@@ -17585,6 +18761,7 @@
           <w:lang w:eastAsia="en-PH"/>
         </w:rPr>
       </w:pPr>
+      <w:proofErr w:type="spellStart"/>
       <w:r>
         <w:rPr>
           <w:rFonts w:ascii="Times New Roman" w:eastAsia="Times New Roman" w:hAnsi="Times New Roman" w:cs="Times New Roman"/>
@@ -17592,7 +18769,37 @@
           <w:shd w:val="clear" w:color="auto" w:fill="FFFFFF"/>
           <w:lang w:eastAsia="en-PH"/>
         </w:rPr>
-        <w:t xml:space="preserve">EmergInsight. (2026). EmergInsight: A real-time dashboard for optimizing emergency care through data visualization and analytics. </w:t>
+        <w:t>EmergInsight</w:t>
+      </w:r>
+      <w:proofErr w:type="spellEnd"/>
+      <w:r>
+        <w:rPr>
+          <w:rFonts w:ascii="Times New Roman" w:eastAsia="Times New Roman" w:hAnsi="Times New Roman" w:cs="Times New Roman"/>
+          <w:color w:val="222222"/>
+          <w:shd w:val="clear" w:color="auto" w:fill="FFFFFF"/>
+          <w:lang w:eastAsia="en-PH"/>
+        </w:rPr>
+        <w:t xml:space="preserve">. (2026). </w:t>
+      </w:r>
+      <w:proofErr w:type="spellStart"/>
+      <w:r>
+        <w:rPr>
+          <w:rFonts w:ascii="Times New Roman" w:eastAsia="Times New Roman" w:hAnsi="Times New Roman" w:cs="Times New Roman"/>
+          <w:color w:val="222222"/>
+          <w:shd w:val="clear" w:color="auto" w:fill="FFFFFF"/>
+          <w:lang w:eastAsia="en-PH"/>
+        </w:rPr>
+        <w:t>EmergInsight</w:t>
+      </w:r>
+      <w:proofErr w:type="spellEnd"/>
+      <w:r>
+        <w:rPr>
+          <w:rFonts w:ascii="Times New Roman" w:eastAsia="Times New Roman" w:hAnsi="Times New Roman" w:cs="Times New Roman"/>
+          <w:color w:val="222222"/>
+          <w:shd w:val="clear" w:color="auto" w:fill="FFFFFF"/>
+          <w:lang w:eastAsia="en-PH"/>
+        </w:rPr>
+        <w:t xml:space="preserve">: A real-time dashboard for optimizing emergency care through data visualization and analytics. </w:t>
       </w:r>
       <w:r>
         <w:rPr>
@@ -17795,7 +19002,27 @@
           <w:shd w:val="clear" w:color="auto" w:fill="FFFFFF"/>
           <w:lang w:eastAsia="en-PH"/>
         </w:rPr>
-        <w:t xml:space="preserve">Goh, L., Tan, R., &amp; Lim, K. (2023). iAlerto: A web and mobile alert system for Pasig City DRRMO. </w:t>
+        <w:t xml:space="preserve">Goh, L., Tan, R., &amp; Lim, K. (2023). </w:t>
+      </w:r>
+      <w:proofErr w:type="spellStart"/>
+      <w:r>
+        <w:rPr>
+          <w:rFonts w:ascii="Times New Roman" w:eastAsia="Times New Roman" w:hAnsi="Times New Roman" w:cs="Times New Roman"/>
+          <w:color w:val="222222"/>
+          <w:shd w:val="clear" w:color="auto" w:fill="FFFFFF"/>
+          <w:lang w:eastAsia="en-PH"/>
+        </w:rPr>
+        <w:t>iAlerto</w:t>
+      </w:r>
+      <w:proofErr w:type="spellEnd"/>
+      <w:r>
+        <w:rPr>
+          <w:rFonts w:ascii="Times New Roman" w:eastAsia="Times New Roman" w:hAnsi="Times New Roman" w:cs="Times New Roman"/>
+          <w:color w:val="222222"/>
+          <w:shd w:val="clear" w:color="auto" w:fill="FFFFFF"/>
+          <w:lang w:eastAsia="en-PH"/>
+        </w:rPr>
+        <w:t xml:space="preserve">: A web and mobile alert system for Pasig City DRRMO. </w:t>
       </w:r>
       <w:r>
         <w:rPr>
@@ -17858,7 +19085,31 @@
           <w:shd w:val="clear" w:color="auto" w:fill="FFFFFF"/>
           <w:lang w:eastAsia="en-PH"/>
         </w:rPr>
-        <w:t>Computerized record management of resident and certificate issuance system for Barangay Dammang, Sanchez Mira, Cagayan</w:t>
+        <w:t xml:space="preserve">Computerized record management of resident and certificate issuance system for Barangay </w:t>
+      </w:r>
+      <w:proofErr w:type="spellStart"/>
+      <w:r>
+        <w:rPr>
+          <w:rFonts w:ascii="Times New Roman" w:eastAsia="Times New Roman" w:hAnsi="Times New Roman" w:cs="Times New Roman"/>
+          <w:i/>
+          <w:iCs/>
+          <w:color w:val="222222"/>
+          <w:shd w:val="clear" w:color="auto" w:fill="FFFFFF"/>
+          <w:lang w:eastAsia="en-PH"/>
+        </w:rPr>
+        <w:t>Dammang</w:t>
+      </w:r>
+      <w:proofErr w:type="spellEnd"/>
+      <w:r>
+        <w:rPr>
+          <w:rFonts w:ascii="Times New Roman" w:eastAsia="Times New Roman" w:hAnsi="Times New Roman" w:cs="Times New Roman"/>
+          <w:i/>
+          <w:iCs/>
+          <w:color w:val="222222"/>
+          <w:shd w:val="clear" w:color="auto" w:fill="FFFFFF"/>
+          <w:lang w:eastAsia="en-PH"/>
+        </w:rPr>
+        <w:t>, Sanchez Mira, Cagayan</w:t>
       </w:r>
       <w:r>
         <w:rPr>
@@ -18055,7 +19306,27 @@
           <w:shd w:val="clear" w:color="auto" w:fill="FFFFFF"/>
           <w:lang w:eastAsia="en-PH"/>
         </w:rPr>
-        <w:t xml:space="preserve">Lidres, K. A., Sadava, D. J. G., &amp; Soberano, K. T. (2024). RescueLink: SOS alert system for disaster response and management. </w:t>
+        <w:t xml:space="preserve">Lidres, K. A., </w:t>
+      </w:r>
+      <w:proofErr w:type="spellStart"/>
+      <w:r>
+        <w:rPr>
+          <w:rFonts w:ascii="Times New Roman" w:eastAsia="Times New Roman" w:hAnsi="Times New Roman" w:cs="Times New Roman"/>
+          <w:color w:val="222222"/>
+          <w:shd w:val="clear" w:color="auto" w:fill="FFFFFF"/>
+          <w:lang w:eastAsia="en-PH"/>
+        </w:rPr>
+        <w:t>Sadava</w:t>
+      </w:r>
+      <w:proofErr w:type="spellEnd"/>
+      <w:r>
+        <w:rPr>
+          <w:rFonts w:ascii="Times New Roman" w:eastAsia="Times New Roman" w:hAnsi="Times New Roman" w:cs="Times New Roman"/>
+          <w:color w:val="222222"/>
+          <w:shd w:val="clear" w:color="auto" w:fill="FFFFFF"/>
+          <w:lang w:eastAsia="en-PH"/>
+        </w:rPr>
+        <w:t xml:space="preserve">, D. J. G., &amp; Soberano, K. T. (2024). RescueLink: SOS alert system for disaster response and management. </w:t>
       </w:r>
       <w:r>
         <w:rPr>
@@ -18102,7 +19373,27 @@
           <w:lang w:eastAsia="en-PH"/>
         </w:rPr>
         <w:lastRenderedPageBreak/>
-        <w:t xml:space="preserve">Montefalcon, M., Reyes, C., &amp; Santos, B. (2021). IRespondPH: Mobile and web application for post-disaster needs assessment in the Philippines. </w:t>
+        <w:t xml:space="preserve">Montefalcon, M., Reyes, C., &amp; Santos, B. (2021). </w:t>
+      </w:r>
+      <w:proofErr w:type="spellStart"/>
+      <w:r>
+        <w:rPr>
+          <w:rFonts w:ascii="Times New Roman" w:eastAsia="Times New Roman" w:hAnsi="Times New Roman" w:cs="Times New Roman"/>
+          <w:color w:val="222222"/>
+          <w:shd w:val="clear" w:color="auto" w:fill="FFFFFF"/>
+          <w:lang w:eastAsia="en-PH"/>
+        </w:rPr>
+        <w:t>IRespondPH</w:t>
+      </w:r>
+      <w:proofErr w:type="spellEnd"/>
+      <w:r>
+        <w:rPr>
+          <w:rFonts w:ascii="Times New Roman" w:eastAsia="Times New Roman" w:hAnsi="Times New Roman" w:cs="Times New Roman"/>
+          <w:color w:val="222222"/>
+          <w:shd w:val="clear" w:color="auto" w:fill="FFFFFF"/>
+          <w:lang w:eastAsia="en-PH"/>
+        </w:rPr>
+        <w:t xml:space="preserve">: Mobile and web application for post-disaster needs assessment in the Philippines. </w:t>
       </w:r>
       <w:r>
         <w:rPr>
@@ -18144,11 +19435,19 @@
           <w:rFonts w:ascii="Times New Roman" w:hAnsi="Times New Roman" w:cs="Times New Roman"/>
         </w:rPr>
       </w:pPr>
-      <w:r>
-        <w:rPr>
-          <w:rFonts w:ascii="Times New Roman" w:hAnsi="Times New Roman" w:cs="Times New Roman"/>
-        </w:rPr>
-        <w:t>Nalendra, A. K. (2021). Rapid Application Development (RAD) model method for creating an agricultural irrigation system based on internet of things</w:t>
+      <w:proofErr w:type="spellStart"/>
+      <w:r>
+        <w:rPr>
+          <w:rFonts w:ascii="Times New Roman" w:hAnsi="Times New Roman" w:cs="Times New Roman"/>
+        </w:rPr>
+        <w:t>Nalendra</w:t>
+      </w:r>
+      <w:proofErr w:type="spellEnd"/>
+      <w:r>
+        <w:rPr>
+          <w:rFonts w:ascii="Times New Roman" w:hAnsi="Times New Roman" w:cs="Times New Roman"/>
+        </w:rPr>
+        <w:t>, A. K. (2021). Rapid Application Development (RAD) model method for creating an agricultural irrigation system based on internet of things</w:t>
       </w:r>
       <w:r>
         <w:rPr>
@@ -18251,6 +19550,7 @@
         <w:spacing w:before="240" w:after="240" w:line="360" w:lineRule="auto"/>
         <w:ind w:firstLine="720"/>
       </w:pPr>
+      <w:proofErr w:type="spellStart"/>
       <w:r>
         <w:rPr>
           <w:rFonts w:ascii="Times New Roman" w:eastAsia="Times New Roman" w:hAnsi="Times New Roman" w:cs="Times New Roman"/>
@@ -18258,8 +19558,39 @@
           <w:shd w:val="clear" w:color="auto" w:fill="FFFFFF"/>
           <w:lang w:eastAsia="en-PH"/>
         </w:rPr>
-        <w:t xml:space="preserve">Nurjannah, U., Hasymi, E., &amp; Putera, R. E. (2025). Information technology-based public service innovation management strategy: A case study of mobile application usage in government agencies. </w:t>
-      </w:r>
+        <w:t>Nurjannah</w:t>
+      </w:r>
+      <w:proofErr w:type="spellEnd"/>
+      <w:r>
+        <w:rPr>
+          <w:rFonts w:ascii="Times New Roman" w:eastAsia="Times New Roman" w:hAnsi="Times New Roman" w:cs="Times New Roman"/>
+          <w:color w:val="222222"/>
+          <w:shd w:val="clear" w:color="auto" w:fill="FFFFFF"/>
+          <w:lang w:eastAsia="en-PH"/>
+        </w:rPr>
+        <w:t xml:space="preserve">, U., </w:t>
+      </w:r>
+      <w:proofErr w:type="spellStart"/>
+      <w:r>
+        <w:rPr>
+          <w:rFonts w:ascii="Times New Roman" w:eastAsia="Times New Roman" w:hAnsi="Times New Roman" w:cs="Times New Roman"/>
+          <w:color w:val="222222"/>
+          <w:shd w:val="clear" w:color="auto" w:fill="FFFFFF"/>
+          <w:lang w:eastAsia="en-PH"/>
+        </w:rPr>
+        <w:t>Hasymi</w:t>
+      </w:r>
+      <w:proofErr w:type="spellEnd"/>
+      <w:r>
+        <w:rPr>
+          <w:rFonts w:ascii="Times New Roman" w:eastAsia="Times New Roman" w:hAnsi="Times New Roman" w:cs="Times New Roman"/>
+          <w:color w:val="222222"/>
+          <w:shd w:val="clear" w:color="auto" w:fill="FFFFFF"/>
+          <w:lang w:eastAsia="en-PH"/>
+        </w:rPr>
+        <w:t xml:space="preserve">, E., &amp; Putera, R. E. (2025). Information technology-based public service innovation management strategy: A case study of mobile application usage in government agencies. </w:t>
+      </w:r>
+      <w:proofErr w:type="spellStart"/>
       <w:r>
         <w:rPr>
           <w:rFonts w:ascii="Times New Roman" w:eastAsia="Times New Roman" w:hAnsi="Times New Roman" w:cs="Times New Roman"/>
@@ -18269,8 +19600,81 @@
           <w:shd w:val="clear" w:color="auto" w:fill="FFFFFF"/>
           <w:lang w:eastAsia="en-PH"/>
         </w:rPr>
-        <w:t>Jurnal Ilmiah Ekotrans &amp; Erudisi</w:t>
-      </w:r>
+        <w:t>Jurnal</w:t>
+      </w:r>
+      <w:proofErr w:type="spellEnd"/>
+      <w:r>
+        <w:rPr>
+          <w:rFonts w:ascii="Times New Roman" w:eastAsia="Times New Roman" w:hAnsi="Times New Roman" w:cs="Times New Roman"/>
+          <w:i/>
+          <w:iCs/>
+          <w:color w:val="222222"/>
+          <w:shd w:val="clear" w:color="auto" w:fill="FFFFFF"/>
+          <w:lang w:eastAsia="en-PH"/>
+        </w:rPr>
+        <w:t xml:space="preserve"> </w:t>
+      </w:r>
+      <w:proofErr w:type="spellStart"/>
+      <w:r>
+        <w:rPr>
+          <w:rFonts w:ascii="Times New Roman" w:eastAsia="Times New Roman" w:hAnsi="Times New Roman" w:cs="Times New Roman"/>
+          <w:i/>
+          <w:iCs/>
+          <w:color w:val="222222"/>
+          <w:shd w:val="clear" w:color="auto" w:fill="FFFFFF"/>
+          <w:lang w:eastAsia="en-PH"/>
+        </w:rPr>
+        <w:t>Ilmiah</w:t>
+      </w:r>
+      <w:proofErr w:type="spellEnd"/>
+      <w:r>
+        <w:rPr>
+          <w:rFonts w:ascii="Times New Roman" w:eastAsia="Times New Roman" w:hAnsi="Times New Roman" w:cs="Times New Roman"/>
+          <w:i/>
+          <w:iCs/>
+          <w:color w:val="222222"/>
+          <w:shd w:val="clear" w:color="auto" w:fill="FFFFFF"/>
+          <w:lang w:eastAsia="en-PH"/>
+        </w:rPr>
+        <w:t xml:space="preserve"> </w:t>
+      </w:r>
+      <w:proofErr w:type="spellStart"/>
+      <w:r>
+        <w:rPr>
+          <w:rFonts w:ascii="Times New Roman" w:eastAsia="Times New Roman" w:hAnsi="Times New Roman" w:cs="Times New Roman"/>
+          <w:i/>
+          <w:iCs/>
+          <w:color w:val="222222"/>
+          <w:shd w:val="clear" w:color="auto" w:fill="FFFFFF"/>
+          <w:lang w:eastAsia="en-PH"/>
+        </w:rPr>
+        <w:t>Ekotrans</w:t>
+      </w:r>
+      <w:proofErr w:type="spellEnd"/>
+      <w:r>
+        <w:rPr>
+          <w:rFonts w:ascii="Times New Roman" w:eastAsia="Times New Roman" w:hAnsi="Times New Roman" w:cs="Times New Roman"/>
+          <w:i/>
+          <w:iCs/>
+          <w:color w:val="222222"/>
+          <w:shd w:val="clear" w:color="auto" w:fill="FFFFFF"/>
+          <w:lang w:eastAsia="en-PH"/>
+        </w:rPr>
+        <w:t xml:space="preserve"> &amp; </w:t>
+      </w:r>
+      <w:proofErr w:type="spellStart"/>
+      <w:r>
+        <w:rPr>
+          <w:rFonts w:ascii="Times New Roman" w:eastAsia="Times New Roman" w:hAnsi="Times New Roman" w:cs="Times New Roman"/>
+          <w:i/>
+          <w:iCs/>
+          <w:color w:val="222222"/>
+          <w:shd w:val="clear" w:color="auto" w:fill="FFFFFF"/>
+          <w:lang w:eastAsia="en-PH"/>
+        </w:rPr>
+        <w:t>Erudisi</w:t>
+      </w:r>
+      <w:proofErr w:type="spellEnd"/>
       <w:r>
         <w:rPr>
           <w:rFonts w:ascii="Times New Roman" w:eastAsia="Times New Roman" w:hAnsi="Times New Roman" w:cs="Times New Roman"/>
@@ -18310,7 +19714,27 @@
           <w:shd w:val="clear" w:color="auto" w:fill="FFFFFF"/>
           <w:lang w:eastAsia="en-PH"/>
         </w:rPr>
-        <w:t xml:space="preserve">Puspita, I., Kurniawan, A., &amp; Marfai, M. A. (2025). Contribution of ICT development to disaster risk reduction from a spatial perspective: A preliminary literature review. </w:t>
+        <w:t xml:space="preserve">Puspita, I., Kurniawan, A., &amp; </w:t>
+      </w:r>
+      <w:proofErr w:type="spellStart"/>
+      <w:r>
+        <w:rPr>
+          <w:rFonts w:ascii="Times New Roman" w:eastAsia="Times New Roman" w:hAnsi="Times New Roman" w:cs="Times New Roman"/>
+          <w:color w:val="222222"/>
+          <w:shd w:val="clear" w:color="auto" w:fill="FFFFFF"/>
+          <w:lang w:eastAsia="en-PH"/>
+        </w:rPr>
+        <w:t>Marfai</w:t>
+      </w:r>
+      <w:proofErr w:type="spellEnd"/>
+      <w:r>
+        <w:rPr>
+          <w:rFonts w:ascii="Times New Roman" w:eastAsia="Times New Roman" w:hAnsi="Times New Roman" w:cs="Times New Roman"/>
+          <w:color w:val="222222"/>
+          <w:shd w:val="clear" w:color="auto" w:fill="FFFFFF"/>
+          <w:lang w:eastAsia="en-PH"/>
+        </w:rPr>
+        <w:t xml:space="preserve">, M. A. (2025). Contribution of ICT development to disaster risk reduction from a spatial perspective: A preliminary literature review. </w:t>
       </w:r>
       <w:r>
         <w:rPr>
@@ -18631,7 +20055,27 @@
           <w:shd w:val="clear" w:color="auto" w:fill="FFFFFF"/>
           <w:lang w:eastAsia="en-PH"/>
         </w:rPr>
-        <w:t xml:space="preserve">Trogrlić, R. Š., van den Homberg, M., Budimir, M., McQuistan, C., Sneddon, A., &amp; Golding, B. (2022). Early warning systems and their role in disaster risk reduction. </w:t>
+        <w:t xml:space="preserve">Trogrlić, R. Š., van den Homberg, M., Budimir, M., </w:t>
+      </w:r>
+      <w:proofErr w:type="spellStart"/>
+      <w:r>
+        <w:rPr>
+          <w:rFonts w:ascii="Times New Roman" w:eastAsia="Times New Roman" w:hAnsi="Times New Roman" w:cs="Times New Roman"/>
+          <w:color w:val="222222"/>
+          <w:shd w:val="clear" w:color="auto" w:fill="FFFFFF"/>
+          <w:lang w:eastAsia="en-PH"/>
+        </w:rPr>
+        <w:t>McQuistan</w:t>
+      </w:r>
+      <w:proofErr w:type="spellEnd"/>
+      <w:r>
+        <w:rPr>
+          <w:rFonts w:ascii="Times New Roman" w:eastAsia="Times New Roman" w:hAnsi="Times New Roman" w:cs="Times New Roman"/>
+          <w:color w:val="222222"/>
+          <w:shd w:val="clear" w:color="auto" w:fill="FFFFFF"/>
+          <w:lang w:eastAsia="en-PH"/>
+        </w:rPr>
+        <w:t xml:space="preserve">, C., Sneddon, A., &amp; Golding, B. (2022). Early warning systems and their role in disaster risk reduction. </w:t>
       </w:r>
       <w:r>
         <w:rPr>
@@ -23633,7 +25077,6 @@
   <w:style w:type="character" w:default="1" w:styleId="DefaultParagraphFont">
     <w:name w:val="Default Paragraph Font"/>
     <w:uiPriority w:val="1"/>
-    <w:semiHidden/>
     <w:unhideWhenUsed/>
   </w:style>
   <w:style w:type="table" w:default="1" w:styleId="TableNormal">
@@ -24388,10 +25831,6 @@
 </file>
 
 <file path=customXml/item1.xml><?xml version="1.0" encoding="utf-8"?>
-<b:Sources xmlns:b="http://schemas.openxmlformats.org/officeDocument/2006/bibliography" xmlns="http://schemas.openxmlformats.org/officeDocument/2006/bibliography" SelectedStyle="\APASixthEditionOfficeOnline.xsl" StyleName="APA" Version="6"/>
-</file>
-
-<file path=customXml/item2.xml><?xml version="1.0" encoding="utf-8"?>
 <s:customData xmlns="http://www.wps.cn/officeDocument/2013/wpsCustomData" xmlns:s="http://www.wps.cn/officeDocument/2013/wpsCustomData">
   <customSectProps>
     <customSectPr/>
@@ -24403,18 +25842,22 @@
 </s:customData>
 </file>
 
+<file path=customXml/item2.xml><?xml version="1.0" encoding="utf-8"?>
+<b:Sources xmlns:b="http://schemas.openxmlformats.org/officeDocument/2006/bibliography" xmlns="http://schemas.openxmlformats.org/officeDocument/2006/bibliography" SelectedStyle="\APASixthEditionOfficeOnline.xsl" StyleName="APA" Version="6"/>
+</file>
+
 <file path=customXml/itemProps1.xml><?xml version="1.0" encoding="utf-8"?>
+<ds:datastoreItem xmlns:ds="http://schemas.openxmlformats.org/officeDocument/2006/customXml" ds:itemID="{B1977F7D-205B-4081-913C-38D41E755F92}">
+  <ds:schemaRefs>
+    <ds:schemaRef ds:uri="http://www.wps.cn/officeDocument/2013/wpsCustomData"/>
+  </ds:schemaRefs>
+</ds:datastoreItem>
+</file>
+
+<file path=customXml/itemProps2.xml><?xml version="1.0" encoding="utf-8"?>
 <ds:datastoreItem xmlns:ds="http://schemas.openxmlformats.org/officeDocument/2006/customXml" ds:itemID="{82ECC267-CE89-49CF-99EB-5CEE5B977B76}">
   <ds:schemaRefs>
     <ds:schemaRef ds:uri="http://schemas.openxmlformats.org/officeDocument/2006/bibliography"/>
   </ds:schemaRefs>
 </ds:datastoreItem>
-</file>
-
-<file path=customXml/itemProps2.xml><?xml version="1.0" encoding="utf-8"?>
-<ds:datastoreItem xmlns:ds="http://schemas.openxmlformats.org/officeDocument/2006/customXml" ds:itemID="{B1977F7D-205B-4081-913C-38D41E755F92}">
-  <ds:schemaRefs>
-    <ds:schemaRef ds:uri="http://www.wps.cn/officeDocument/2013/wpsCustomData"/>
-  </ds:schemaRefs>
-</ds:datastoreItem>
 </file>
--- a/docs-paper/Manuscript_improved.docx
+++ b/docs-paper/Manuscript_improved.docx
@@ -666,13 +666,7 @@
         <w:rPr>
           <w:rFonts w:ascii="Times New Roman" w:hAnsi="Times New Roman" w:cs="Times New Roman"/>
         </w:rPr>
-        <w:t xml:space="preserve">including 2 Type I ambulances, 11 Patient Transport Vehicles (PTVs), 2 rescue pickups, 2 fire trucks, and 6 specialized </w:t>
-      </w:r>
-      <w:r>
-        <w:rPr>
-          <w:rFonts w:ascii="Times New Roman" w:hAnsi="Times New Roman" w:cs="Times New Roman"/>
-        </w:rPr>
-        <w:t>watercrafts</w:t>
+        <w:t>including 2 Type I ambulances, 11 Patient Transport Vehicles (PTVs), 2 rescue pickups, 2 fire trucks, and 6 specialized watercrafts</w:t>
       </w:r>
       <w:r>
         <w:rPr>
@@ -1142,6 +1136,96 @@
     <w:p>
       <w:pPr>
         <w:spacing w:line="480" w:lineRule="auto"/>
+        <w:ind w:left="720" w:firstLine="720"/>
+        <w:rPr>
+          <w:rFonts w:ascii="Times New Roman" w:hAnsi="Times New Roman" w:cs="Times New Roman"/>
+        </w:rPr>
+      </w:pPr>
+      <w:r>
+        <w:rPr>
+          <w:rFonts w:ascii="Times New Roman" w:hAnsi="Times New Roman" w:cs="Times New Roman"/>
+        </w:rPr>
+        <w:t xml:space="preserve">The Echague Municipal Disaster Risk Reduction and Management Office (MDRRMO) </w:t>
+      </w:r>
+      <w:r>
+        <w:rPr>
+          <w:rFonts w:ascii="Times New Roman" w:hAnsi="Times New Roman" w:cs="Times New Roman"/>
+        </w:rPr>
+        <w:t xml:space="preserve">historically </w:t>
+      </w:r>
+      <w:r>
+        <w:rPr>
+          <w:rFonts w:ascii="Times New Roman" w:hAnsi="Times New Roman" w:cs="Times New Roman"/>
+        </w:rPr>
+        <w:t>rel</w:t>
+      </w:r>
+      <w:r>
+        <w:rPr>
+          <w:rFonts w:ascii="Times New Roman" w:hAnsi="Times New Roman" w:cs="Times New Roman"/>
+        </w:rPr>
+        <w:t>ied</w:t>
+      </w:r>
+      <w:r>
+        <w:rPr>
+          <w:rFonts w:ascii="Times New Roman" w:hAnsi="Times New Roman" w:cs="Times New Roman"/>
+        </w:rPr>
+        <w:t xml:space="preserve"> on manual, paper-based records and fragmented communication channels to manage an average of 16 service requests daily. This decentralized approach results in significant delays in service processing, lack of data security for sensitive resident information, and an inability to analyze service trends for better resource allocation. There </w:t>
+      </w:r>
+      <w:r>
+        <w:rPr>
+          <w:rFonts w:ascii="Times New Roman" w:hAnsi="Times New Roman" w:cs="Times New Roman"/>
+        </w:rPr>
+        <w:t>was</w:t>
+      </w:r>
+      <w:r>
+        <w:rPr>
+          <w:rFonts w:ascii="Times New Roman" w:hAnsi="Times New Roman" w:cs="Times New Roman"/>
+        </w:rPr>
+        <w:t xml:space="preserve"> a critical need for a centralized digital system that </w:t>
+      </w:r>
+      <w:r>
+        <w:rPr>
+          <w:rFonts w:ascii="Times New Roman" w:hAnsi="Times New Roman" w:cs="Times New Roman"/>
+        </w:rPr>
+        <w:t>could</w:t>
+      </w:r>
+      <w:r>
+        <w:rPr>
+          <w:rFonts w:ascii="Times New Roman" w:hAnsi="Times New Roman" w:cs="Times New Roman"/>
+        </w:rPr>
+        <w:t xml:space="preserve"> streamline coordination, secure data, and provide actionable insights through analytics.</w:t>
+      </w:r>
+    </w:p>
+    <w:p>
+      <w:pPr>
+        <w:spacing w:line="480" w:lineRule="auto"/>
+        <w:ind w:left="720" w:firstLine="720"/>
+        <w:rPr>
+          <w:rFonts w:ascii="Times New Roman" w:hAnsi="Times New Roman" w:cs="Times New Roman"/>
+        </w:rPr>
+      </w:pPr>
+      <w:r>
+        <w:rPr>
+          <w:rFonts w:ascii="Times New Roman" w:hAnsi="Times New Roman" w:cs="Times New Roman"/>
+        </w:rPr>
+        <w:t>This study aim</w:t>
+      </w:r>
+      <w:r>
+        <w:rPr>
+          <w:rFonts w:ascii="Times New Roman" w:hAnsi="Times New Roman" w:cs="Times New Roman"/>
+        </w:rPr>
+        <w:t>ed</w:t>
+      </w:r>
+      <w:r>
+        <w:rPr>
+          <w:rFonts w:ascii="Times New Roman" w:hAnsi="Times New Roman" w:cs="Times New Roman"/>
+        </w:rPr>
+        <w:t xml:space="preserve"> to develop, implement, and evaluate SERBIS, a Disaster Communication and Service Coordination System, to address these operational bottlenecks.</w:t>
+      </w:r>
+    </w:p>
+    <w:p>
+      <w:pPr>
+        <w:spacing w:line="480" w:lineRule="auto"/>
         <w:ind w:firstLine="720"/>
         <w:rPr>
           <w:rFonts w:ascii="Times New Roman" w:hAnsi="Times New Roman" w:cs="Times New Roman"/>
@@ -1151,103 +1235,7 @@
         <w:rPr>
           <w:rFonts w:ascii="Times New Roman" w:hAnsi="Times New Roman" w:cs="Times New Roman"/>
         </w:rPr>
-        <w:t xml:space="preserve">The Echague Municipal Disaster Risk Reduction and Management Office (MDRRMO) </w:t>
-      </w:r>
-      <w:r>
-        <w:rPr>
-          <w:rFonts w:ascii="Times New Roman" w:hAnsi="Times New Roman" w:cs="Times New Roman"/>
-        </w:rPr>
-        <w:t xml:space="preserve">historically </w:t>
-      </w:r>
-      <w:r>
-        <w:rPr>
-          <w:rFonts w:ascii="Times New Roman" w:hAnsi="Times New Roman" w:cs="Times New Roman"/>
-        </w:rPr>
-        <w:t>rel</w:t>
-      </w:r>
-      <w:r>
-        <w:rPr>
-          <w:rFonts w:ascii="Times New Roman" w:hAnsi="Times New Roman" w:cs="Times New Roman"/>
-        </w:rPr>
-        <w:t>ied</w:t>
-      </w:r>
-      <w:r>
-        <w:rPr>
-          <w:rFonts w:ascii="Times New Roman" w:hAnsi="Times New Roman" w:cs="Times New Roman"/>
-        </w:rPr>
-        <w:t xml:space="preserve"> on manual, paper-based records and fragmented communication channels to manage an average of 16 service requests daily. This decentralized approach results in significant delays in service processing, lack of data security for sensitive resident information, and an inability to analyze service trends for better resource allocation. There </w:t>
-      </w:r>
-      <w:r>
-        <w:rPr>
-          <w:rFonts w:ascii="Times New Roman" w:hAnsi="Times New Roman" w:cs="Times New Roman"/>
-        </w:rPr>
-        <w:t>was</w:t>
-      </w:r>
-      <w:r>
-        <w:rPr>
-          <w:rFonts w:ascii="Times New Roman" w:hAnsi="Times New Roman" w:cs="Times New Roman"/>
-        </w:rPr>
-        <w:t xml:space="preserve"> a critical need for a centralized digital system that </w:t>
-      </w:r>
-      <w:r>
-        <w:rPr>
-          <w:rFonts w:ascii="Times New Roman" w:hAnsi="Times New Roman" w:cs="Times New Roman"/>
-        </w:rPr>
-        <w:t>could</w:t>
-      </w:r>
-      <w:r>
-        <w:rPr>
-          <w:rFonts w:ascii="Times New Roman" w:hAnsi="Times New Roman" w:cs="Times New Roman"/>
-        </w:rPr>
-        <w:t xml:space="preserve"> streamline coordination, secure data, and provide actionable insights through analytics.</w:t>
-      </w:r>
-    </w:p>
-    <w:p>
-      <w:pPr>
-        <w:spacing w:line="480" w:lineRule="auto"/>
-        <w:ind w:firstLine="720"/>
-        <w:rPr>
-          <w:rFonts w:ascii="Times New Roman" w:hAnsi="Times New Roman" w:cs="Times New Roman"/>
-        </w:rPr>
-      </w:pPr>
-      <w:r>
-        <w:rPr>
-          <w:rFonts w:ascii="Times New Roman" w:hAnsi="Times New Roman" w:cs="Times New Roman"/>
-        </w:rPr>
-        <w:t>This study aim</w:t>
-      </w:r>
-      <w:r>
-        <w:rPr>
-          <w:rFonts w:ascii="Times New Roman" w:hAnsi="Times New Roman" w:cs="Times New Roman"/>
-        </w:rPr>
-        <w:t>ed</w:t>
-      </w:r>
-      <w:r>
-        <w:rPr>
-          <w:rFonts w:ascii="Times New Roman" w:hAnsi="Times New Roman" w:cs="Times New Roman"/>
-        </w:rPr>
-        <w:t xml:space="preserve"> to develop, implement, and evaluate SERBIS, a Disaster Communication and Service Coordination System, to address these operational bottlenecks.</w:t>
-      </w:r>
-    </w:p>
-    <w:p>
-      <w:pPr>
-        <w:spacing w:line="480" w:lineRule="auto"/>
-        <w:ind w:firstLine="720"/>
-        <w:rPr>
-          <w:rFonts w:ascii="Times New Roman" w:hAnsi="Times New Roman" w:cs="Times New Roman"/>
-        </w:rPr>
-      </w:pPr>
-      <w:r>
-        <w:rPr>
-          <w:rFonts w:ascii="Times New Roman" w:hAnsi="Times New Roman" w:cs="Times New Roman"/>
-        </w:rPr>
-        <w:t>Specifically, t</w:t>
-      </w:r>
-      <w:r>
-        <w:rPr>
-          <w:rFonts w:ascii="Times New Roman" w:hAnsi="Times New Roman" w:cs="Times New Roman"/>
-        </w:rPr>
-        <w:t xml:space="preserve">his study </w:t>
+        <w:t xml:space="preserve">Specifically, this study </w:t>
       </w:r>
       <w:r>
         <w:rPr>
@@ -1259,19 +1247,7 @@
         <w:rPr>
           <w:rFonts w:ascii="Times New Roman" w:hAnsi="Times New Roman" w:cs="Times New Roman"/>
         </w:rPr>
-        <w:t>answer</w:t>
-      </w:r>
-      <w:r>
-        <w:rPr>
-          <w:rFonts w:ascii="Times New Roman" w:hAnsi="Times New Roman" w:cs="Times New Roman"/>
-        </w:rPr>
-        <w:t>s</w:t>
-      </w:r>
-      <w:r>
-        <w:rPr>
-          <w:rFonts w:ascii="Times New Roman" w:hAnsi="Times New Roman" w:cs="Times New Roman"/>
-        </w:rPr>
-        <w:t xml:space="preserve"> the following questions:</w:t>
+        <w:t>answers the following questions:</w:t>
       </w:r>
     </w:p>
     <w:p>
@@ -1821,7 +1797,7 @@
           <w:sz w:val="24"/>
           <w:szCs w:val="24"/>
         </w:rPr>
-        <w:t>To develop a Data Analytics and Reporting module that converts raw request data into structured insights, targeting at least 95% data accuracy across categories when compared to actual MDRRMO records.</w:t>
+        <w:t>To develop a Data Analytics and Reporting module that converts raw request data into structured insights, targeting at least 95% data accuracy across categories when compared to the records stored in the system database.</w:t>
       </w:r>
     </w:p>
     <w:p>
@@ -3330,32 +3306,41 @@
           <w:lang w:eastAsia="en-PH"/>
         </w:rPr>
       </w:pPr>
-      <w:proofErr w:type="spellStart"/>
       <w:r>
         <w:rPr>
           <w:rFonts w:ascii="Times New Roman" w:eastAsia="Times New Roman" w:hAnsi="Times New Roman" w:cs="Times New Roman"/>
           <w:color w:val="000000"/>
           <w:lang w:eastAsia="en-PH"/>
         </w:rPr>
-        <w:t>Nurjannah</w:t>
-      </w:r>
-      <w:proofErr w:type="spellEnd"/>
+        <w:t xml:space="preserve">Nurjannah et al. (2025) investigated the use of mobile applications for public service innovation in government agencies using a qualitative approach. They found that mobile apps successfully optimize operations, enhance transparency, and widen public access to municipal services. However, inadequate training and poor technological infrastructure remain significant </w:t>
+      </w:r>
       <w:r>
         <w:rPr>
           <w:rFonts w:ascii="Times New Roman" w:eastAsia="Times New Roman" w:hAnsi="Times New Roman" w:cs="Times New Roman"/>
           <w:color w:val="000000"/>
           <w:lang w:eastAsia="en-PH"/>
         </w:rPr>
-        <w:t xml:space="preserve"> et al. (2025) investigated the use of mobile applications for public service innovation in government agencies using a qualitative approach. They found that mobile apps successfully optimize operations, enhance transparency, and widen public access to municipal services. However, inadequate training and poor technological infrastructure remain significant </w:t>
-      </w:r>
-      <w:r>
+        <w:lastRenderedPageBreak/>
+        <w:t>hurdles. This study justifies SERBIS’s Service Management Panel, proving that digitizing citizen requests improves local government efficiency, while highlighting the need for user-friendly design to overcome adoption barriers.</w:t>
+      </w:r>
+    </w:p>
+    <w:p>
+      <w:pPr>
+        <w:spacing w:after="240" w:line="480" w:lineRule="auto"/>
+        <w:ind w:firstLine="720"/>
         <w:rPr>
           <w:rFonts w:ascii="Times New Roman" w:eastAsia="Times New Roman" w:hAnsi="Times New Roman" w:cs="Times New Roman"/>
           <w:color w:val="000000"/>
           <w:lang w:eastAsia="en-PH"/>
         </w:rPr>
-        <w:lastRenderedPageBreak/>
-        <w:t>hurdles. This study justifies SERBIS’s Service Management Panel, proving that digitizing citizen requests improves local government efficiency, while highlighting the need for user-friendly design to overcome adoption barriers.</w:t>
+      </w:pPr>
+      <w:r>
+        <w:rPr>
+          <w:rFonts w:ascii="Times New Roman" w:eastAsia="Times New Roman" w:hAnsi="Times New Roman" w:cs="Times New Roman"/>
+          <w:color w:val="000000"/>
+          <w:lang w:eastAsia="en-PH"/>
+        </w:rPr>
+        <w:t>Puspita et al. (2025) investigated the contribution of Information and Communication Technology (ICT) to disaster risk reduction from a spatial perspective. They found that spatiotemporal analysis—tracking incidents across specific times and locations—is a mechanical necessity for modern risk reduction. By identifying geographic "hotspots" through data aggregation, disaster response units can move from reactive measures to proactive resource allocation. This study justifies SERBIS’s Data Analytics Module, proving that visualizing service request trends by barangay allows the MDRRMO to identify high-need areas in Echague based on real-time frequency data.</w:t>
       </w:r>
     </w:p>
     <w:p>
@@ -3374,7 +3359,7 @@
           <w:color w:val="000000"/>
           <w:lang w:eastAsia="en-PH"/>
         </w:rPr>
-        <w:t>Puspita et al. (2025) investigated the contribution of Information and Communication Technology (ICT) to disaster risk reduction from a spatial perspective. They found that spatiotemporal analysis—tracking incidents across specific times and locations—is a mechanical necessity for modern risk reduction. By identifying geographic "hotspots" through data aggregation, disaster response units can move from reactive measures to proactive resource allocation. This study justifies SERBIS’s Data Analytics Module, proving that visualizing service request trends by barangay allows the MDRRMO to identify high-need areas in Echague based on real-time frequency data.</w:t>
+        <w:t>EmergInsight (2026) explored the effectiveness of real-time dashboards for optimizing emergency care through data visualization and analytics. They found that interactive visualizations, such as pie and bar charts, facilitate the identification of operational patterns that are often obscured in traditional spreadsheet formats. The study concludes that visualization reduces the "cognitive load" on emergency personnel, allowing for faster and more accurate decision-making during high-stress scenarios. This research justifies the SERBIS Administrative Dashboard, proving that transforming raw resident records into visual analytics assists the MDRRMO in strategic planning and municipal coordination.</w:t>
       </w:r>
     </w:p>
     <w:p>
@@ -3383,48 +3368,47 @@
         <w:ind w:firstLine="720"/>
         <w:rPr>
           <w:rFonts w:ascii="Times New Roman" w:eastAsia="Times New Roman" w:hAnsi="Times New Roman" w:cs="Times New Roman"/>
+          <w:b/>
+          <w:bCs/>
+          <w:lang w:eastAsia="en-PH"/>
+        </w:rPr>
+      </w:pPr>
+      <w:r>
+        <w:rPr>
+          <w:rFonts w:ascii="Times New Roman" w:eastAsia="Times New Roman" w:hAnsi="Times New Roman" w:cs="Times New Roman"/>
+          <w:b/>
+          <w:bCs/>
+          <w:lang w:eastAsia="en-PH"/>
+        </w:rPr>
+        <w:t>2.3.2 Local Studies</w:t>
+      </w:r>
+    </w:p>
+    <w:p>
+      <w:pPr>
+        <w:spacing w:after="240" w:line="480" w:lineRule="auto"/>
+        <w:ind w:left="720" w:firstLine="720"/>
+        <w:rPr>
+          <w:rFonts w:ascii="Times New Roman" w:eastAsia="Times New Roman" w:hAnsi="Times New Roman" w:cs="Times New Roman"/>
           <w:color w:val="000000"/>
           <w:lang w:eastAsia="en-PH"/>
         </w:rPr>
       </w:pPr>
-      <w:proofErr w:type="spellStart"/>
       <w:r>
         <w:rPr>
           <w:rFonts w:ascii="Times New Roman" w:eastAsia="Times New Roman" w:hAnsi="Times New Roman" w:cs="Times New Roman"/>
           <w:color w:val="000000"/>
           <w:lang w:eastAsia="en-PH"/>
         </w:rPr>
-        <w:t>EmergInsight</w:t>
-      </w:r>
-      <w:proofErr w:type="spellEnd"/>
+        <w:t xml:space="preserve">Gatchalian et al. (2023) developed a localized Government Text Alert System in Barangay San Miguel, Bulacan, designed to improve communication between municipal </w:t>
+      </w:r>
       <w:r>
         <w:rPr>
           <w:rFonts w:ascii="Times New Roman" w:eastAsia="Times New Roman" w:hAnsi="Times New Roman" w:cs="Times New Roman"/>
           <w:color w:val="000000"/>
           <w:lang w:eastAsia="en-PH"/>
         </w:rPr>
-        <w:t xml:space="preserve"> (2026) explored the effectiveness of real-time dashboards for optimizing emergency care through data visualization and analytics. They found that interactive visualizations, such as pie and bar charts, facilitate the identification of operational patterns that are often obscured in traditional spreadsheet formats. The study concludes that visualization reduces the "cognitive load" on emergency personnel, allowing for faster and more accurate decision-making during high-stress scenarios. This research justifies the SERBIS Administrative Dashboard, proving that transforming raw resident records into visual analytics assists the MDRRMO in strategic planning and municipal coordination.</w:t>
-      </w:r>
-    </w:p>
-    <w:p>
-      <w:pPr>
-        <w:spacing w:after="240" w:line="480" w:lineRule="auto"/>
-        <w:ind w:firstLine="720"/>
-        <w:rPr>
-          <w:rFonts w:ascii="Times New Roman" w:eastAsia="Times New Roman" w:hAnsi="Times New Roman" w:cs="Times New Roman"/>
-          <w:b/>
-          <w:bCs/>
-          <w:lang w:eastAsia="en-PH"/>
-        </w:rPr>
-      </w:pPr>
-      <w:r>
-        <w:rPr>
-          <w:rFonts w:ascii="Times New Roman" w:eastAsia="Times New Roman" w:hAnsi="Times New Roman" w:cs="Times New Roman"/>
-          <w:b/>
-          <w:bCs/>
-          <w:lang w:eastAsia="en-PH"/>
-        </w:rPr>
-        <w:t>2.3.2 Local Studies</w:t>
+        <w:lastRenderedPageBreak/>
+        <w:t>authorities and residents during emergencies. The study employed a system development approach and evaluated it through user and IT expert testing. Findings demonstrated high acceptability and effectiveness in providing timely SMS alerts. A limitation is that the system functions strictly as an SMS warning tool without an integrated mobile application for extended data, highlighting the potential of systems like SERBBIS.</w:t>
       </w:r>
     </w:p>
     <w:p>
@@ -3443,16 +3427,52 @@
           <w:color w:val="000000"/>
           <w:lang w:eastAsia="en-PH"/>
         </w:rPr>
-        <w:t xml:space="preserve">Gatchalian et al. (2023) developed a localized Government Text Alert System in Barangay San Miguel, Bulacan, designed to improve communication between municipal </w:t>
-      </w:r>
-      <w:r>
+        <w:t>Goh et al. (2023) developed iAlerto, a web and mobile alert system for the Pasig City DRRMO designed to improve incident reporting and alert dissemination. The researchers utilized a system development methodology featuring a web application for officials and a mobile interface for announcements. Findings showed the architecture successfully managed user profiles and evacuation center records. Critically, the system possessed a significant limitation by lacking an SMS module, preventing official alerts from reaching residents without internet access.</w:t>
+      </w:r>
+    </w:p>
+    <w:p>
+      <w:pPr>
+        <w:spacing w:after="240" w:line="480" w:lineRule="auto"/>
+        <w:ind w:left="720" w:firstLine="720"/>
+        <w:rPr>
+          <w:rFonts w:ascii="Times New Roman" w:eastAsia="Times New Roman" w:hAnsi="Times New Roman" w:cs="Times New Roman"/>
+          <w:lang w:eastAsia="en-PH"/>
+        </w:rPr>
+      </w:pPr>
+      <w:r>
+        <w:rPr>
+          <w:rFonts w:ascii="Times New Roman" w:eastAsia="Times New Roman" w:hAnsi="Times New Roman" w:cs="Times New Roman"/>
+          <w:lang w:eastAsia="en-PH"/>
+        </w:rPr>
+        <w:t>Gongora et al. (2026) conducted a study on the computerized record management of resident and certificate issuance systems within the context of Cagayan. They found that manual, paper-based systems are inherently prone to data redundancy, physical damage, and slow retrieval times, which significantly delay municipal service delivery. This study justifies SERBIS’s Record Management Module, proving that a centralized, indexed database provides a "single source of truth" for the MDRRMO, ensuring data integrity and a reliable audit trail for all processed resident requests.</w:t>
+      </w:r>
+    </w:p>
+    <w:p>
+      <w:pPr>
+        <w:spacing w:after="240" w:line="480" w:lineRule="auto"/>
+        <w:ind w:left="720" w:firstLine="720"/>
         <w:rPr>
           <w:rFonts w:ascii="Times New Roman" w:eastAsia="Times New Roman" w:hAnsi="Times New Roman" w:cs="Times New Roman"/>
           <w:color w:val="000000"/>
           <w:lang w:eastAsia="en-PH"/>
         </w:rPr>
+      </w:pPr>
+      <w:r>
+        <w:rPr>
+          <w:rFonts w:ascii="Times New Roman" w:eastAsia="Times New Roman" w:hAnsi="Times New Roman" w:cs="Times New Roman"/>
+          <w:color w:val="000000"/>
+          <w:lang w:eastAsia="en-PH"/>
+        </w:rPr>
+        <w:t xml:space="preserve">Montefalcon et al. (2021) developed IRespondPH, a mobile and web-based application designed for Post Disaster Needs Assessment in the Philippines. The study employed the Agile Software Development cycle and conducted rigorous usability </w:t>
+      </w:r>
+      <w:r>
+        <w:rPr>
+          <w:rFonts w:ascii="Times New Roman" w:eastAsia="Times New Roman" w:hAnsi="Times New Roman" w:cs="Times New Roman"/>
+          <w:color w:val="000000"/>
+          <w:lang w:eastAsia="en-PH"/>
+        </w:rPr>
         <w:lastRenderedPageBreak/>
-        <w:t>authorities and residents during emergencies. The study employed a system development approach and evaluated it through user and IT expert testing. Findings demonstrated high acceptability and effectiveness in providing timely SMS alerts. A limitation is that the system functions strictly as an SMS warning tool without an integrated mobile application for extended data, highlighting the potential of systems like SERBBIS.</w:t>
+        <w:t>testing. Results showed highly favorable mean scores, proving the system enabled citizens to report real-time information for data-driven decisions. A limitation is that the application is primarily structured for post-disaster recovery rather than functioning as a pre-disaster early warning tool.</w:t>
       </w:r>
     </w:p>
     <w:p>
@@ -3471,80 +3491,87 @@
           <w:color w:val="000000"/>
           <w:lang w:eastAsia="en-PH"/>
         </w:rPr>
-        <w:t xml:space="preserve">Goh et al. (2023) developed </w:t>
-      </w:r>
-      <w:proofErr w:type="spellStart"/>
-      <w:r>
-        <w:rPr>
-          <w:rFonts w:ascii="Times New Roman" w:eastAsia="Times New Roman" w:hAnsi="Times New Roman" w:cs="Times New Roman"/>
+        <w:t>The Philippine Institute for Development Studies (2024) reviewed the implementation of Republic Act No. 11315 (CBMS Act), focusing on evidence-based local planning. They found that technology-based monitoring allows for the collection of disaggregated, household-level data that is vital for disaster vulnerability assessments and targeted service delivery. This framework justifies SERBIS’s Resident Reporting Module, proving that empowering citizens to submit localized data through a mobile platform aligns with the national mandate of establishing a digital, community-driven monitoring system for local authorities.</w:t>
+      </w:r>
+    </w:p>
+    <w:p>
+      <w:pPr>
+        <w:spacing w:after="0" w:line="480" w:lineRule="auto"/>
+        <w:rPr>
+          <w:rFonts w:ascii="Times New Roman" w:eastAsia="Times New Roman" w:hAnsi="Times New Roman" w:cs="Times New Roman"/>
+          <w:lang w:eastAsia="en-PH"/>
+        </w:rPr>
+      </w:pPr>
+      <w:r>
+        <w:rPr>
+          <w:rFonts w:ascii="Times New Roman" w:eastAsia="Times New Roman" w:hAnsi="Times New Roman" w:cs="Times New Roman"/>
+          <w:b/>
+          <w:bCs/>
           <w:color w:val="000000"/>
           <w:lang w:eastAsia="en-PH"/>
         </w:rPr>
-        <w:t>iAlerto</w:t>
-      </w:r>
-      <w:proofErr w:type="spellEnd"/>
-      <w:r>
-        <w:rPr>
-          <w:rFonts w:ascii="Times New Roman" w:eastAsia="Times New Roman" w:hAnsi="Times New Roman" w:cs="Times New Roman"/>
+        <w:t xml:space="preserve">2.4 </w:t>
+      </w:r>
+      <w:bookmarkStart w:id="2" w:name="_Hlk225454628"/>
+      <w:r>
+        <w:rPr>
+          <w:rFonts w:ascii="Times New Roman" w:eastAsia="Times New Roman" w:hAnsi="Times New Roman" w:cs="Times New Roman"/>
+          <w:b/>
+          <w:bCs/>
           <w:color w:val="000000"/>
           <w:lang w:eastAsia="en-PH"/>
         </w:rPr>
-        <w:t>, a web and mobile alert system for the Pasig City DRRMO designed to improve incident reporting and alert dissemination. The researchers utilized a system development methodology featuring a web application for officials and a mobile interface for announcements. Findings showed the architecture successfully managed user profiles and evacuation center records. Critically, the system possessed a significant limitation by lacking an SMS module, preventing official alerts from reaching residents without internet access.</w:t>
-      </w:r>
-    </w:p>
-    <w:p>
-      <w:pPr>
-        <w:spacing w:after="240" w:line="480" w:lineRule="auto"/>
-        <w:ind w:left="720" w:firstLine="720"/>
+        <w:t>Synthesis of the Reviewed Literature and Studies</w:t>
+      </w:r>
+      <w:bookmarkEnd w:id="2"/>
+    </w:p>
+    <w:p>
+      <w:pPr>
+        <w:spacing w:after="0" w:line="480" w:lineRule="auto"/>
+        <w:ind w:firstLine="720"/>
         <w:rPr>
           <w:rFonts w:ascii="Times New Roman" w:eastAsia="Times New Roman" w:hAnsi="Times New Roman" w:cs="Times New Roman"/>
           <w:lang w:eastAsia="en-PH"/>
         </w:rPr>
       </w:pPr>
       <w:r>
-        <w:rPr>
-          <w:rFonts w:ascii="Times New Roman" w:eastAsia="Times New Roman" w:hAnsi="Times New Roman" w:cs="Times New Roman"/>
-          <w:lang w:eastAsia="en-PH"/>
-        </w:rPr>
-        <w:t>Gongora et al. (2026) conducted a study on the computerized record management of resident and certificate issuance systems within the context of Cagayan. They found that manual, paper-based systems are inherently prone to data redundancy, physical damage, and slow retrieval times, which significantly delay municipal service delivery. This study justifies SERBIS’s Record Management Module, proving that a centralized, indexed database provides a "single source of truth" for the MDRRMO, ensuring data integrity and a reliable audit trail for all processed resident requests.</w:t>
-      </w:r>
-    </w:p>
-    <w:p>
-      <w:pPr>
-        <w:spacing w:after="240" w:line="480" w:lineRule="auto"/>
-        <w:ind w:left="720" w:firstLine="720"/>
         <w:rPr>
           <w:rFonts w:ascii="Times New Roman" w:eastAsia="Times New Roman" w:hAnsi="Times New Roman" w:cs="Times New Roman"/>
           <w:color w:val="000000"/>
           <w:lang w:eastAsia="en-PH"/>
         </w:rPr>
-      </w:pPr>
-      <w:r>
+        <w:t>This section analyzes and integrates the reviewed literature and studies.</w:t>
+      </w:r>
+    </w:p>
+    <w:p>
+      <w:pPr>
+        <w:spacing w:before="240" w:after="240" w:line="480" w:lineRule="auto"/>
+        <w:ind w:firstLine="720"/>
         <w:rPr>
           <w:rFonts w:ascii="Times New Roman" w:eastAsia="Times New Roman" w:hAnsi="Times New Roman" w:cs="Times New Roman"/>
           <w:color w:val="000000"/>
           <w:lang w:eastAsia="en-PH"/>
         </w:rPr>
-        <w:t xml:space="preserve">Montefalcon et al. (2021) developed </w:t>
-      </w:r>
-      <w:proofErr w:type="spellStart"/>
+      </w:pPr>
       <w:r>
         <w:rPr>
           <w:rFonts w:ascii="Times New Roman" w:eastAsia="Times New Roman" w:hAnsi="Times New Roman" w:cs="Times New Roman"/>
           <w:color w:val="000000"/>
           <w:lang w:eastAsia="en-PH"/>
         </w:rPr>
-        <w:t>IRespondPH</w:t>
-      </w:r>
-      <w:proofErr w:type="spellEnd"/>
-      <w:r>
+        <w:t>The reviewed literature and studies establish that the evolution of Information and Communication Technology (ICT) has moved beyond simple alert dissemination to a mechanical necessity for municipal innovation. Nurjannah et al. (2025) and Puspita et al. (2025) emphasize that while mobile applications successfully optimize operations and widen public access to services, their effectiveness depends on the ability to perform spatiotemporal analysis tracking service trends across specific times and locations to identify geographic "hotspots." This highlights a significant gap in existing systems: most disaster platforms focus solely on communication but lack the Data Analytics required for proactive resource allocation.</w:t>
+      </w:r>
+    </w:p>
+    <w:p>
+      <w:pPr>
+        <w:spacing w:before="240" w:after="240" w:line="480" w:lineRule="auto"/>
+        <w:ind w:firstLine="720"/>
         <w:rPr>
           <w:rFonts w:ascii="Times New Roman" w:eastAsia="Times New Roman" w:hAnsi="Times New Roman" w:cs="Times New Roman"/>
           <w:color w:val="000000"/>
           <w:lang w:eastAsia="en-PH"/>
         </w:rPr>
-        <w:t xml:space="preserve">, a mobile and web-based application designed for Post Disaster Needs Assessment in the Philippines. The study employed the Agile Software Development cycle and conducted rigorous usability </w:t>
-      </w:r>
+      </w:pPr>
       <w:r>
         <w:rPr>
           <w:rFonts w:ascii="Times New Roman" w:eastAsia="Times New Roman" w:hAnsi="Times New Roman" w:cs="Times New Roman"/>
@@ -3552,13 +3579,13 @@
           <w:lang w:eastAsia="en-PH"/>
         </w:rPr>
         <w:lastRenderedPageBreak/>
-        <w:t>testing. Results showed highly favorable mean scores, proving the system enabled citizens to report real-time information for data-driven decisions. A limitation is that the application is primarily structured for post-disaster recovery rather than functioning as a pre-disaster early warning tool.</w:t>
-      </w:r>
-    </w:p>
-    <w:p>
-      <w:pPr>
-        <w:spacing w:after="240" w:line="480" w:lineRule="auto"/>
-        <w:ind w:left="720" w:firstLine="720"/>
+        <w:t>Furthermore, the transition from manual to digital systems is identified as a primary requirement for municipal integrity. As noted in the local study by Gongora et al. (2026), manual record-keeping in the Cagayan region is inherently prone to data redundancy and slow retrieval times, which significantly delay disaster response. This validates the Record Management focus of the SERBIS system, which provides a centralized "single source of truth" for the MDRRMO. The legal framework provided by the CBMS Act (RA 11315) further justifies the system's architecture, as it mandates the collection of disaggregated, community-based data to support evidence-based local planning.</w:t>
+      </w:r>
+    </w:p>
+    <w:p>
+      <w:pPr>
+        <w:spacing w:before="240" w:after="240" w:line="480" w:lineRule="auto"/>
+        <w:ind w:firstLine="720"/>
         <w:rPr>
           <w:rFonts w:ascii="Times New Roman" w:eastAsia="Times New Roman" w:hAnsi="Times New Roman" w:cs="Times New Roman"/>
           <w:color w:val="000000"/>
@@ -3571,150 +3598,7 @@
           <w:color w:val="000000"/>
           <w:lang w:eastAsia="en-PH"/>
         </w:rPr>
-        <w:t>The Philippine Institute for Development Studies (2024) reviewed the implementation of Republic Act No. 11315 (CBMS Act), focusing on evidence-based local planning. They found that technology-based monitoring allows for the collection of disaggregated, household-level data that is vital for disaster vulnerability assessments and targeted service delivery. This framework justifies SERBIS’s Resident Reporting Module, proving that empowering citizens to submit localized data through a mobile platform aligns with the national mandate of establishing a digital, community-driven monitoring system for local authorities.</w:t>
-      </w:r>
-    </w:p>
-    <w:p>
-      <w:pPr>
-        <w:spacing w:after="0" w:line="480" w:lineRule="auto"/>
-        <w:rPr>
-          <w:rFonts w:ascii="Times New Roman" w:eastAsia="Times New Roman" w:hAnsi="Times New Roman" w:cs="Times New Roman"/>
-          <w:lang w:eastAsia="en-PH"/>
-        </w:rPr>
-      </w:pPr>
-      <w:r>
-        <w:rPr>
-          <w:rFonts w:ascii="Times New Roman" w:eastAsia="Times New Roman" w:hAnsi="Times New Roman" w:cs="Times New Roman"/>
-          <w:b/>
-          <w:bCs/>
-          <w:color w:val="000000"/>
-          <w:lang w:eastAsia="en-PH"/>
-        </w:rPr>
-        <w:t xml:space="preserve">2.4 </w:t>
-      </w:r>
-      <w:bookmarkStart w:id="2" w:name="_Hlk225454628"/>
-      <w:r>
-        <w:rPr>
-          <w:rFonts w:ascii="Times New Roman" w:eastAsia="Times New Roman" w:hAnsi="Times New Roman" w:cs="Times New Roman"/>
-          <w:b/>
-          <w:bCs/>
-          <w:color w:val="000000"/>
-          <w:lang w:eastAsia="en-PH"/>
-        </w:rPr>
-        <w:t>Synthesis of the Reviewed Literature and Studies</w:t>
-      </w:r>
-      <w:bookmarkEnd w:id="2"/>
-    </w:p>
-    <w:p>
-      <w:pPr>
-        <w:spacing w:after="0" w:line="480" w:lineRule="auto"/>
-        <w:ind w:firstLine="720"/>
-        <w:rPr>
-          <w:rFonts w:ascii="Times New Roman" w:eastAsia="Times New Roman" w:hAnsi="Times New Roman" w:cs="Times New Roman"/>
-          <w:lang w:eastAsia="en-PH"/>
-        </w:rPr>
-      </w:pPr>
-      <w:r>
-        <w:rPr>
-          <w:rFonts w:ascii="Times New Roman" w:eastAsia="Times New Roman" w:hAnsi="Times New Roman" w:cs="Times New Roman"/>
-          <w:color w:val="000000"/>
-          <w:lang w:eastAsia="en-PH"/>
-        </w:rPr>
-        <w:t>This section analyzes and integrates the reviewed literature and studies.</w:t>
-      </w:r>
-    </w:p>
-    <w:p>
-      <w:pPr>
-        <w:spacing w:before="240" w:after="240" w:line="480" w:lineRule="auto"/>
-        <w:ind w:firstLine="720"/>
-        <w:rPr>
-          <w:rFonts w:ascii="Times New Roman" w:eastAsia="Times New Roman" w:hAnsi="Times New Roman" w:cs="Times New Roman"/>
-          <w:color w:val="000000"/>
-          <w:lang w:eastAsia="en-PH"/>
-        </w:rPr>
-      </w:pPr>
-      <w:r>
-        <w:rPr>
-          <w:rFonts w:ascii="Times New Roman" w:eastAsia="Times New Roman" w:hAnsi="Times New Roman" w:cs="Times New Roman"/>
-          <w:color w:val="000000"/>
-          <w:lang w:eastAsia="en-PH"/>
-        </w:rPr>
-        <w:t xml:space="preserve">The reviewed literature and studies establish that the evolution of Information and Communication Technology (ICT) has moved beyond simple alert dissemination to a mechanical necessity for municipal innovation. </w:t>
-      </w:r>
-      <w:proofErr w:type="spellStart"/>
-      <w:r>
-        <w:rPr>
-          <w:rFonts w:ascii="Times New Roman" w:eastAsia="Times New Roman" w:hAnsi="Times New Roman" w:cs="Times New Roman"/>
-          <w:color w:val="000000"/>
-          <w:lang w:eastAsia="en-PH"/>
-        </w:rPr>
-        <w:t>Nurjannah</w:t>
-      </w:r>
-      <w:proofErr w:type="spellEnd"/>
-      <w:r>
-        <w:rPr>
-          <w:rFonts w:ascii="Times New Roman" w:eastAsia="Times New Roman" w:hAnsi="Times New Roman" w:cs="Times New Roman"/>
-          <w:color w:val="000000"/>
-          <w:lang w:eastAsia="en-PH"/>
-        </w:rPr>
-        <w:t xml:space="preserve"> et al. (2025) and Puspita et al. (2025) emphasize that while mobile applications successfully optimize operations and widen public access to services, their effectiveness depends on the ability to perform spatiotemporal analysis tracking service trends across specific times and locations to identify geographic "hotspots." This highlights a significant gap in existing systems: most disaster platforms focus solely on communication but lack the Data Analytics required for proactive resource allocation.</w:t>
-      </w:r>
-    </w:p>
-    <w:p>
-      <w:pPr>
-        <w:spacing w:before="240" w:after="240" w:line="480" w:lineRule="auto"/>
-        <w:ind w:firstLine="720"/>
-        <w:rPr>
-          <w:rFonts w:ascii="Times New Roman" w:eastAsia="Times New Roman" w:hAnsi="Times New Roman" w:cs="Times New Roman"/>
-          <w:color w:val="000000"/>
-          <w:lang w:eastAsia="en-PH"/>
-        </w:rPr>
-      </w:pPr>
-      <w:r>
-        <w:rPr>
-          <w:rFonts w:ascii="Times New Roman" w:eastAsia="Times New Roman" w:hAnsi="Times New Roman" w:cs="Times New Roman"/>
-          <w:color w:val="000000"/>
-          <w:lang w:eastAsia="en-PH"/>
-        </w:rPr>
-        <w:lastRenderedPageBreak/>
-        <w:t>Furthermore, the transition from manual to digital systems is identified as a primary requirement for municipal integrity. As noted in the local study by Gongora et al. (2026), manual record-keeping in the Cagayan region is inherently prone to data redundancy and slow retrieval times, which significantly delay disaster response. This validates the Record Management focus of the SERBIS system, which provides a centralized "single source of truth" for the MDRRMO. The legal framework provided by the CBMS Act (RA 11315) further justifies the system's architecture, as it mandates the collection of disaggregated, community-based data to support evidence-based local planning.</w:t>
-      </w:r>
-    </w:p>
-    <w:p>
-      <w:pPr>
-        <w:spacing w:before="240" w:after="240" w:line="480" w:lineRule="auto"/>
-        <w:ind w:firstLine="720"/>
-        <w:rPr>
-          <w:rFonts w:ascii="Times New Roman" w:eastAsia="Times New Roman" w:hAnsi="Times New Roman" w:cs="Times New Roman"/>
-          <w:color w:val="000000"/>
-          <w:lang w:eastAsia="en-PH"/>
-        </w:rPr>
-      </w:pPr>
-      <w:r>
-        <w:rPr>
-          <w:rFonts w:ascii="Times New Roman" w:eastAsia="Times New Roman" w:hAnsi="Times New Roman" w:cs="Times New Roman"/>
-          <w:color w:val="000000"/>
-          <w:lang w:eastAsia="en-PH"/>
-        </w:rPr>
-        <w:t xml:space="preserve">The primary gap identified in the existing literature is the lack of a unified platform that combines resident reporting with real-time visual analytics for administrative decision-making. Most existing disaster applications either focus strictly on SMS alerts or depend heavily on internet connectivity, which Puspita et al. (2025) identified as a major hurdle in rural adoption. SERBIS addresses these gaps by integrating an offline-accessible information module and applying the visualization principles suggested by </w:t>
-      </w:r>
-      <w:proofErr w:type="spellStart"/>
-      <w:r>
-        <w:rPr>
-          <w:rFonts w:ascii="Times New Roman" w:eastAsia="Times New Roman" w:hAnsi="Times New Roman" w:cs="Times New Roman"/>
-          <w:color w:val="000000"/>
-          <w:lang w:eastAsia="en-PH"/>
-        </w:rPr>
-        <w:t>EmergInsight</w:t>
-      </w:r>
-      <w:proofErr w:type="spellEnd"/>
-      <w:r>
-        <w:rPr>
-          <w:rFonts w:ascii="Times New Roman" w:eastAsia="Times New Roman" w:hAnsi="Times New Roman" w:cs="Times New Roman"/>
-          <w:color w:val="000000"/>
-          <w:lang w:eastAsia="en-PH"/>
-        </w:rPr>
-        <w:t xml:space="preserve"> (2026). By utilizing interactive pie and bar charts, the system reduces the "cognitive load" on MDRRMO personnel, allowing them to transform raw resident records into actionable insights.</w:t>
+        <w:t>The primary gap identified in the existing literature is the lack of a unified platform that combines resident reporting with real-time visual analytics for administrative decision-making. Most existing disaster applications either focus strictly on SMS alerts or depend heavily on internet connectivity, which Puspita et al. (2025) identified as a major hurdle in rural adoption. SERBIS addresses these gaps by integrating an offline-accessible information module and applying the visualization principles suggested by EmergInsight (2026). By utilizing interactive pie and bar charts, the system reduces the "cognitive load" on MDRRMO personnel, allowing them to transform raw resident records into actionable insights.</w:t>
       </w:r>
     </w:p>
     <w:p>
@@ -3874,6 +3758,11 @@
           <w:rFonts w:ascii="Times New Roman" w:eastAsia="Times New Roman" w:hAnsi="Times New Roman" w:cs="Times New Roman"/>
         </w:rPr>
         <w:tab/>
+      </w:r>
+      <w:r>
+        <w:rPr>
+          <w:rFonts w:ascii="Times New Roman" w:eastAsia="Times New Roman" w:hAnsi="Times New Roman" w:cs="Times New Roman"/>
+        </w:rPr>
         <w:t>This chapter outlines the methodology utilized in the development of the system SERBIS: Development of a Record Management and Data Analytics System for MDRRMO to Enhance Service Request Monitoring and Decision-Making for the Municipal Disaster Risk Reduction and Management Office (MDRRMO) of Echague. This covers the research design, system development methodology, tools, participants, data gathering instruments, evaluation procedures, and data analysis techniques that were used by the researchers.</w:t>
       </w:r>
     </w:p>
@@ -3907,7 +3796,7 @@
         <w:rPr>
           <w:rFonts w:ascii="Times New Roman" w:eastAsia="Times New Roman" w:hAnsi="Times New Roman" w:cs="Times New Roman"/>
         </w:rPr>
-        <w:t>This study will utilize a developmental research design, which focuses on the systematic study of design, development, and evaluation processes to create effective solutions for real-world problems (Richey &amp; Klein, 2014). This approach is highly appropriate because the study aims to develop SERBIS, a Record Management and Data Analytics System designed to enhance service request monitoring and operational efficiency for the Municipal Disaster Risk Reduction and Management Office (MDRRMO) of Echague, Isabela. The current workflows are often manual and uncoordinated, which hinders the MDRRMO’s ability to analyze service request trends and generate the data-driven insights necessary for effective decision-making.</w:t>
+        <w:t>This study utilized a developmental research design, which focused on the systematic study of design, development, and evaluation processes to create effective solutions for real-world problems (Richey &amp; Klein, 2014). This approach was selected because the study aimed to develop SERBIS, a Record Management and Data Analytics System designed to enhance service request monitoring and operational efficiency for the Municipal Disaster Risk Reduction and Management Office (MDRRMO) of Echague, Isabela. The current workflows are often manual and uncoordinated, which hinders the MDRRMO’s ability to analyze service request trends and generate the data-driven insights necessary for effective decision-making.</w:t>
       </w:r>
     </w:p>
     <w:p>
@@ -3922,14 +3811,14 @@
         <w:rPr>
           <w:rFonts w:ascii="Times New Roman" w:eastAsia="Times New Roman" w:hAnsi="Times New Roman" w:cs="Times New Roman"/>
         </w:rPr>
-        <w:t xml:space="preserve">The proposed system will deploy a web administrative dashboard for MDRRMO personnel and a mobile application for residents. Through these digital platforms, the system will facilitate targeted SMS broadcasting, resident profile management, and automated service request tracking. A core feature of this architectural framework is the Data Analytics module, which processes digital records to visualize service frequency and barangay-based distribution. </w:t>
+        <w:t>The proposed system was designed to incorporate a web administrative dashboard for MDRRMO personnel and a mobile application for residents. Through these digital platforms, the system was configured to support targeted SMS broadcasting, resident profile management, and automated service request tracking. A core feature of this architectural framework was the Data Analytics module, which processes digital records to visualize service frequency and barangay-</w:t>
       </w:r>
       <w:r>
         <w:rPr>
           <w:rFonts w:ascii="Times New Roman" w:eastAsia="Times New Roman" w:hAnsi="Times New Roman" w:cs="Times New Roman"/>
         </w:rPr>
         <w:lastRenderedPageBreak/>
-        <w:t>This allows the MDRRMO to manage citizen concerns in a highly organized manner while utilizing real-time analytics to improve resource allocation and ensure that municipal responses are prioritized based on actual demand and evidence-based insights.</w:t>
+        <w:t>based distribution. This allows the MDRRMO to manage citizen concerns in a highly organized manner while utilizing real-time analytics to improve resource allocation and ensure that municipal responses are prioritized based on actual demand and evidence-based insights.</w:t>
       </w:r>
     </w:p>
     <w:p>
@@ -4020,7 +3909,7 @@
           <w:color w:val="000000"/>
         </w:rPr>
         <w:drawing>
-          <wp:inline distT="0" distB="0" distL="0" distR="0" wp14:anchorId="54982C14" wp14:editId="58E044D2">
+          <wp:inline distT="0" distB="0" distL="0" distR="0" wp14:anchorId="54982C14" wp14:editId="57298CA9">
             <wp:extent cx="5943600" cy="3343275"/>
             <wp:effectExtent l="0" t="0" r="0" b="9525"/>
             <wp:docPr id="2086350339" name="Picture 4"/>
@@ -4089,14 +3978,20 @@
         <w:rPr>
           <w:color w:val="000000"/>
         </w:rPr>
-        <w:t xml:space="preserve"> This phase identifies foundational requirements based on the current manual and uncoordinated processing of municipal service requests and the heavy reliance on informal communication channels. It accounts for the inefficient paper-based recording system, which handles an average of 16 transport requests </w:t>
+        <w:t xml:space="preserve"> </w:t>
       </w:r>
       <w:r>
         <w:rPr>
           <w:color w:val="000000"/>
         </w:rPr>
+        <w:t xml:space="preserve">This phase identified foundational requirements based on the current manual and uncoordinated processing of municipal service requests and the heavy reliance on informal communication channels. It accounted for the inefficient paper-based recording system, which handles an average of 16 transport requests </w:t>
+      </w:r>
+      <w:r>
+        <w:rPr>
+          <w:color w:val="000000"/>
+        </w:rPr>
         <w:lastRenderedPageBreak/>
-        <w:t>daily, and integrates the hardware and software tools (Laravel, Flutter, MariaDB) required to build a centralized solution.</w:t>
+        <w:t>daily, and integrated the hardware and software tools (Laravel, Flutter, MariaDB) required to build a centralized solution.</w:t>
       </w:r>
     </w:p>
     <w:p>
@@ -4124,7 +4019,13 @@
         <w:rPr>
           <w:color w:val="000000"/>
         </w:rPr>
-        <w:t xml:space="preserve"> The study follows the Rapid Application Development (RAD) model. This involves conducting a workflow analysis with MDRRMO personnel, designing the architectural framework, and implementing core modules including targeted SMS broadcasting, service request tracking, and data analytics reporting. Finally, the system undergoes an evaluation phase using the ISO/IEC 25010 model to test functional suitability, security, and flexibility.</w:t>
+        <w:t xml:space="preserve"> </w:t>
+      </w:r>
+      <w:r>
+        <w:rPr>
+          <w:color w:val="000000"/>
+        </w:rPr>
+        <w:t>The study adopted the Rapid Application Development (RAD) model. This involved conducting a workflow analysis with MDRRMO personnel, designing the architectural framework, and implementing core modules including targeted SMS broadcasting, service request tracking, and data analytics reporting. Finally, the system undergoes an evaluation phase using the ISO/IEC 25010 model to test functional suitability, security, and flexibility.</w:t>
       </w:r>
     </w:p>
     <w:p>
@@ -4159,7 +4060,16 @@
           <w:sz w:val="24"/>
           <w:szCs w:val="24"/>
         </w:rPr>
-        <w:t xml:space="preserve"> The final result is SERBIS: Development of a Record Management and Data Analytics System for MDRRMO to Enhance Service Request Monitoring and Decision-Making. This functional web and mobile platform include validated system evaluation results and technical recommendations for its deployment in the municipality of Echague.</w:t>
+        <w:t xml:space="preserve"> </w:t>
+      </w:r>
+      <w:r>
+        <w:rPr>
+          <w:rFonts w:ascii="Times New Roman" w:hAnsi="Times New Roman" w:cs="Times New Roman"/>
+          <w:color w:val="000000"/>
+          <w:sz w:val="24"/>
+          <w:szCs w:val="24"/>
+        </w:rPr>
+        <w:t>The output phase resulted in the functional prototype of SERBIS: Development of a Record Management and Data Analytics System for MDRRMO to Enhance Service Request Monitoring and Decision-Making. This web and mobile platform included the system evaluation framework and technical recommendations for its deployment in the municipality of Echague.</w:t>
       </w:r>
     </w:p>
     <w:p>
@@ -4174,7 +4084,25 @@
         <w:rPr>
           <w:rFonts w:ascii="Times New Roman" w:eastAsia="Times New Roman" w:hAnsi="Times New Roman" w:cs="Times New Roman"/>
         </w:rPr>
-        <w:t>At the end of the development process, the system will undergo technical testing and user evaluation to determine whether it performs its intended functions and whether it is suitable for actual use in a municipal disaster response setting. The study will evaluate the system based on selected quality characteristics under the ISO/IEC 25010 software quality model, particularly functional suitability, compatibility, interaction capability, security and flexibility.</w:t>
+        <w:t xml:space="preserve">At the end of the development process, the system was designed to undergo technical testing and user evaluation to determine whether it performed its intended functions and whether it is suitable for actual use in a municipal disaster response setting. The study established </w:t>
+      </w:r>
+      <w:r>
+        <w:rPr>
+          <w:rFonts w:ascii="Times New Roman" w:eastAsia="Times New Roman" w:hAnsi="Times New Roman" w:cs="Times New Roman"/>
+        </w:rPr>
+        <w:t>framework to evaluate the system based on selected quality characteristics under the ISO/IEC 25010 software quality model</w:t>
+      </w:r>
+      <w:r>
+        <w:rPr>
+          <w:rFonts w:ascii="Times New Roman" w:eastAsia="Times New Roman" w:hAnsi="Times New Roman" w:cs="Times New Roman"/>
+        </w:rPr>
+        <w:t xml:space="preserve">, </w:t>
+      </w:r>
+      <w:r>
+        <w:rPr>
+          <w:rFonts w:ascii="Times New Roman" w:eastAsia="Times New Roman" w:hAnsi="Times New Roman" w:cs="Times New Roman"/>
+        </w:rPr>
+        <w:t>specifically functional suitability, compatibility, interaction capability, security, and flexibility.</w:t>
       </w:r>
     </w:p>
     <w:p>
@@ -4207,7 +4135,19 @@
         <w:rPr>
           <w:rFonts w:ascii="Times New Roman" w:eastAsia="Times New Roman" w:hAnsi="Times New Roman" w:cs="Times New Roman"/>
         </w:rPr>
-        <w:t>The proponents will adopt the Rapid Application Development (RAD) model in developing SERBIS</w:t>
+        <w:t>The proponents adopt</w:t>
+      </w:r>
+      <w:r>
+        <w:rPr>
+          <w:rFonts w:ascii="Times New Roman" w:eastAsia="Times New Roman" w:hAnsi="Times New Roman" w:cs="Times New Roman"/>
+        </w:rPr>
+        <w:t>ed</w:t>
+      </w:r>
+      <w:r>
+        <w:rPr>
+          <w:rFonts w:ascii="Times New Roman" w:eastAsia="Times New Roman" w:hAnsi="Times New Roman" w:cs="Times New Roman"/>
+        </w:rPr>
+        <w:t xml:space="preserve"> the Rapid Application Development (RAD) model in developing SERBIS</w:t>
       </w:r>
       <w:r>
         <w:t xml:space="preserve"> </w:t>
@@ -4216,28 +4156,14 @@
         <w:rPr>
           <w:rFonts w:ascii="Times New Roman" w:eastAsia="Times New Roman" w:hAnsi="Times New Roman" w:cs="Times New Roman"/>
         </w:rPr>
-        <w:t xml:space="preserve">This model is selected for its emphasis on iterative prototyping and </w:t>
+        <w:t xml:space="preserve">This model is selected for its emphasis on iterative prototyping and continuous user </w:t>
       </w:r>
       <w:r>
         <w:rPr>
           <w:rFonts w:ascii="Times New Roman" w:eastAsia="Times New Roman" w:hAnsi="Times New Roman" w:cs="Times New Roman"/>
         </w:rPr>
         <w:lastRenderedPageBreak/>
-        <w:t>continuous user feedback (</w:t>
-      </w:r>
-      <w:proofErr w:type="spellStart"/>
-      <w:r>
-        <w:rPr>
-          <w:rFonts w:ascii="Times New Roman" w:eastAsia="Times New Roman" w:hAnsi="Times New Roman" w:cs="Times New Roman"/>
-        </w:rPr>
-        <w:t>Nalendra</w:t>
-      </w:r>
-      <w:proofErr w:type="spellEnd"/>
-      <w:r>
-        <w:rPr>
-          <w:rFonts w:ascii="Times New Roman" w:eastAsia="Times New Roman" w:hAnsi="Times New Roman" w:cs="Times New Roman"/>
-        </w:rPr>
-        <w:t>, 2021), which is essential for aligning the system with the operational workflows of the Echague MDRRMO.</w:t>
+        <w:t>feedback (Nalendra, 2021), which is essential for aligning the system with the operational workflows of the Echague MDRRMO.</w:t>
       </w:r>
     </w:p>
     <w:p>
@@ -4390,7 +4316,43 @@
         <w:rPr>
           <w:rFonts w:ascii="Times New Roman" w:eastAsia="Times New Roman" w:hAnsi="Times New Roman" w:cs="Times New Roman"/>
         </w:rPr>
-        <w:t>In this phase, the researchers will conduct structured interviews and workflow analysis with MDRRMO personnel. The objective is to map current communication bottlenecks and define the functional requirements for the SERBIS platform. This consultation ensures that the development of core modules—such as targeted SMS dissemination and offline safety access—is grounded in the actual operational needs of the municipality.</w:t>
+        <w:t>In this phase, the researchers conduct</w:t>
+      </w:r>
+      <w:r>
+        <w:rPr>
+          <w:rFonts w:ascii="Times New Roman" w:eastAsia="Times New Roman" w:hAnsi="Times New Roman" w:cs="Times New Roman"/>
+        </w:rPr>
+        <w:t>ed</w:t>
+      </w:r>
+      <w:r>
+        <w:rPr>
+          <w:rFonts w:ascii="Times New Roman" w:eastAsia="Times New Roman" w:hAnsi="Times New Roman" w:cs="Times New Roman"/>
+        </w:rPr>
+        <w:t xml:space="preserve"> structured interviews and workflow analysis with MDRRMO personnel. The objective </w:t>
+      </w:r>
+      <w:r>
+        <w:rPr>
+          <w:rFonts w:ascii="Times New Roman" w:eastAsia="Times New Roman" w:hAnsi="Times New Roman" w:cs="Times New Roman"/>
+        </w:rPr>
+        <w:t>was</w:t>
+      </w:r>
+      <w:r>
+        <w:rPr>
+          <w:rFonts w:ascii="Times New Roman" w:eastAsia="Times New Roman" w:hAnsi="Times New Roman" w:cs="Times New Roman"/>
+        </w:rPr>
+        <w:t xml:space="preserve"> to map current communication bottlenecks and define the functional requirements for the SERBIS platform. This consultation ensures that the development of core modules—such as targeted SMS dissemination and offline safety access—</w:t>
+      </w:r>
+      <w:r>
+        <w:rPr>
+          <w:rFonts w:ascii="Times New Roman" w:eastAsia="Times New Roman" w:hAnsi="Times New Roman" w:cs="Times New Roman"/>
+        </w:rPr>
+        <w:t>was</w:t>
+      </w:r>
+      <w:r>
+        <w:rPr>
+          <w:rFonts w:ascii="Times New Roman" w:eastAsia="Times New Roman" w:hAnsi="Times New Roman" w:cs="Times New Roman"/>
+        </w:rPr>
+        <w:t xml:space="preserve"> grounded in the actual operational needs of the municipality.</w:t>
       </w:r>
     </w:p>
     <w:p>
@@ -4462,7 +4424,79 @@
         <w:rPr>
           <w:rFonts w:ascii="Times New Roman" w:eastAsia="Times New Roman" w:hAnsi="Times New Roman" w:cs="Times New Roman"/>
         </w:rPr>
-        <w:t>The researchers will translate the gathered requirements into interactive wireframes and prototypes using Figma. This phase involves a continuous feedback loop where MDRRMO personnel and potential resident users review the layout of the dashboard and mobile interfaces. By using Bootstrap for responsive web design at this stage, the researchers can ensure the system’s navigation aligns with user workflows before the coding phase begins.</w:t>
+        <w:t>The researchers translate</w:t>
+      </w:r>
+      <w:r>
+        <w:rPr>
+          <w:rFonts w:ascii="Times New Roman" w:eastAsia="Times New Roman" w:hAnsi="Times New Roman" w:cs="Times New Roman"/>
+        </w:rPr>
+        <w:t>d</w:t>
+      </w:r>
+      <w:r>
+        <w:rPr>
+          <w:rFonts w:ascii="Times New Roman" w:eastAsia="Times New Roman" w:hAnsi="Times New Roman" w:cs="Times New Roman"/>
+        </w:rPr>
+        <w:t xml:space="preserve"> the gathered requirements into interactive wireframes and prototypes using Figma. This phase involve</w:t>
+      </w:r>
+      <w:r>
+        <w:rPr>
+          <w:rFonts w:ascii="Times New Roman" w:eastAsia="Times New Roman" w:hAnsi="Times New Roman" w:cs="Times New Roman"/>
+        </w:rPr>
+        <w:t>d</w:t>
+      </w:r>
+      <w:r>
+        <w:rPr>
+          <w:rFonts w:ascii="Times New Roman" w:eastAsia="Times New Roman" w:hAnsi="Times New Roman" w:cs="Times New Roman"/>
+        </w:rPr>
+        <w:t xml:space="preserve"> a</w:t>
+      </w:r>
+      <w:r>
+        <w:rPr>
+          <w:rFonts w:ascii="Times New Roman" w:eastAsia="Times New Roman" w:hAnsi="Times New Roman" w:cs="Times New Roman"/>
+        </w:rPr>
+        <w:t>n</w:t>
+      </w:r>
+      <w:r>
+        <w:rPr>
+          <w:rFonts w:ascii="Times New Roman" w:eastAsia="Times New Roman" w:hAnsi="Times New Roman" w:cs="Times New Roman"/>
+        </w:rPr>
+        <w:t xml:space="preserve"> </w:t>
+      </w:r>
+      <w:r>
+        <w:rPr>
+          <w:rFonts w:ascii="Times New Roman" w:eastAsia="Times New Roman" w:hAnsi="Times New Roman" w:cs="Times New Roman"/>
+        </w:rPr>
+        <w:t>iterative</w:t>
+      </w:r>
+      <w:r>
+        <w:rPr>
+          <w:rFonts w:ascii="Times New Roman" w:eastAsia="Times New Roman" w:hAnsi="Times New Roman" w:cs="Times New Roman"/>
+        </w:rPr>
+        <w:t xml:space="preserve"> feedback loop where MDRRMO personnel review</w:t>
+      </w:r>
+      <w:r>
+        <w:rPr>
+          <w:rFonts w:ascii="Times New Roman" w:eastAsia="Times New Roman" w:hAnsi="Times New Roman" w:cs="Times New Roman"/>
+        </w:rPr>
+        <w:t>ed</w:t>
+      </w:r>
+      <w:r>
+        <w:rPr>
+          <w:rFonts w:ascii="Times New Roman" w:eastAsia="Times New Roman" w:hAnsi="Times New Roman" w:cs="Times New Roman"/>
+        </w:rPr>
+        <w:t xml:space="preserve"> the layout of the dashboard and mobile interfaces. By using Bootstrap for responsive web design at this stage, the researchers ensure</w:t>
+      </w:r>
+      <w:r>
+        <w:rPr>
+          <w:rFonts w:ascii="Times New Roman" w:eastAsia="Times New Roman" w:hAnsi="Times New Roman" w:cs="Times New Roman"/>
+        </w:rPr>
+        <w:t>d</w:t>
+      </w:r>
+      <w:r>
+        <w:rPr>
+          <w:rFonts w:ascii="Times New Roman" w:eastAsia="Times New Roman" w:hAnsi="Times New Roman" w:cs="Times New Roman"/>
+        </w:rPr>
+        <w:t xml:space="preserve"> the system’s navigation aligns with user workflows before the coding phase begins.</w:t>
       </w:r>
     </w:p>
     <w:p>
@@ -4496,7 +4530,19 @@
         <w:rPr>
           <w:rFonts w:ascii="Times New Roman" w:eastAsia="Times New Roman" w:hAnsi="Times New Roman" w:cs="Times New Roman"/>
         </w:rPr>
-        <w:t>During this phase, the researchers will execute the technical development of the system using Laravel for the backend and Flutter for the mobile application. This involves:</w:t>
+        <w:t>During this phase, the researchers execute</w:t>
+      </w:r>
+      <w:r>
+        <w:rPr>
+          <w:rFonts w:ascii="Times New Roman" w:eastAsia="Times New Roman" w:hAnsi="Times New Roman" w:cs="Times New Roman"/>
+        </w:rPr>
+        <w:t>d</w:t>
+      </w:r>
+      <w:r>
+        <w:rPr>
+          <w:rFonts w:ascii="Times New Roman" w:eastAsia="Times New Roman" w:hAnsi="Times New Roman" w:cs="Times New Roman"/>
+        </w:rPr>
+        <w:t xml:space="preserve"> the technical development of the system using Laravel for the backend and Flutter for the mobile application. This involves:</w:t>
       </w:r>
     </w:p>
     <w:p>
@@ -4529,7 +4575,71 @@
           <w:sz w:val="24"/>
           <w:szCs w:val="24"/>
         </w:rPr>
-        <w:t>: The system follows a Client-Server Architecture. The backend is built using Laravel (PHP) as a RESTful API provider, while the frontends consist of a Bootstrap-based web dashboard and a Flutter-based mobile application. This structure allows both platforms to consume the same data sources simultaneously.</w:t>
+        <w:t xml:space="preserve">: The system </w:t>
+      </w:r>
+      <w:r>
+        <w:rPr>
+          <w:rFonts w:ascii="Times New Roman" w:eastAsia="Times New Roman" w:hAnsi="Times New Roman" w:cs="Times New Roman"/>
+          <w:sz w:val="24"/>
+          <w:szCs w:val="24"/>
+        </w:rPr>
+        <w:t>adopted</w:t>
+      </w:r>
+      <w:r>
+        <w:rPr>
+          <w:rFonts w:ascii="Times New Roman" w:eastAsia="Times New Roman" w:hAnsi="Times New Roman" w:cs="Times New Roman"/>
+          <w:sz w:val="24"/>
+          <w:szCs w:val="24"/>
+        </w:rPr>
+        <w:t xml:space="preserve"> a Client-Server Architecture. The backend </w:t>
+      </w:r>
+      <w:r>
+        <w:rPr>
+          <w:rFonts w:ascii="Times New Roman" w:eastAsia="Times New Roman" w:hAnsi="Times New Roman" w:cs="Times New Roman"/>
+          <w:sz w:val="24"/>
+          <w:szCs w:val="24"/>
+        </w:rPr>
+        <w:t>was</w:t>
+      </w:r>
+      <w:r>
+        <w:rPr>
+          <w:rFonts w:ascii="Times New Roman" w:eastAsia="Times New Roman" w:hAnsi="Times New Roman" w:cs="Times New Roman"/>
+          <w:sz w:val="24"/>
+          <w:szCs w:val="24"/>
+        </w:rPr>
+        <w:t xml:space="preserve"> built using Laravel (PHP) as a RESTful API provider, while the frontends consist</w:t>
+      </w:r>
+      <w:r>
+        <w:rPr>
+          <w:rFonts w:ascii="Times New Roman" w:eastAsia="Times New Roman" w:hAnsi="Times New Roman" w:cs="Times New Roman"/>
+          <w:sz w:val="24"/>
+          <w:szCs w:val="24"/>
+        </w:rPr>
+        <w:t>ed</w:t>
+      </w:r>
+      <w:r>
+        <w:rPr>
+          <w:rFonts w:ascii="Times New Roman" w:eastAsia="Times New Roman" w:hAnsi="Times New Roman" w:cs="Times New Roman"/>
+          <w:sz w:val="24"/>
+          <w:szCs w:val="24"/>
+        </w:rPr>
+        <w:t xml:space="preserve"> of a Bootstrap-based web dashboard and a Flutter-based mobile application. This structure </w:t>
+      </w:r>
+      <w:r>
+        <w:rPr>
+          <w:rFonts w:ascii="Times New Roman" w:eastAsia="Times New Roman" w:hAnsi="Times New Roman" w:cs="Times New Roman"/>
+          <w:sz w:val="24"/>
+          <w:szCs w:val="24"/>
+        </w:rPr>
+        <w:t>enabled</w:t>
+      </w:r>
+      <w:r>
+        <w:rPr>
+          <w:rFonts w:ascii="Times New Roman" w:eastAsia="Times New Roman" w:hAnsi="Times New Roman" w:cs="Times New Roman"/>
+          <w:sz w:val="24"/>
+          <w:szCs w:val="24"/>
+        </w:rPr>
+        <w:t xml:space="preserve"> both platforms to consume the same data sources simultaneously.</w:t>
       </w:r>
     </w:p>
     <w:p>
@@ -4562,7 +4672,55 @@
           <w:sz w:val="24"/>
           <w:szCs w:val="24"/>
         </w:rPr>
-        <w:t>: A relational database schema is developed using MariaDB. The design utilizes Eloquent ORM for database abstraction, ensuring data integrity through foreign key constraints and structured relationships between resident profiles, service requests, and SMS logs.</w:t>
+        <w:t xml:space="preserve">: A relational database schema </w:t>
+      </w:r>
+      <w:r>
+        <w:rPr>
+          <w:rFonts w:ascii="Times New Roman" w:eastAsia="Times New Roman" w:hAnsi="Times New Roman" w:cs="Times New Roman"/>
+          <w:sz w:val="24"/>
+          <w:szCs w:val="24"/>
+        </w:rPr>
+        <w:t>was</w:t>
+      </w:r>
+      <w:r>
+        <w:rPr>
+          <w:rFonts w:ascii="Times New Roman" w:eastAsia="Times New Roman" w:hAnsi="Times New Roman" w:cs="Times New Roman"/>
+          <w:sz w:val="24"/>
+          <w:szCs w:val="24"/>
+        </w:rPr>
+        <w:t xml:space="preserve"> developed using MariaDB. The design utilize</w:t>
+      </w:r>
+      <w:r>
+        <w:rPr>
+          <w:rFonts w:ascii="Times New Roman" w:eastAsia="Times New Roman" w:hAnsi="Times New Roman" w:cs="Times New Roman"/>
+          <w:sz w:val="24"/>
+          <w:szCs w:val="24"/>
+        </w:rPr>
+        <w:t>d</w:t>
+      </w:r>
+      <w:r>
+        <w:rPr>
+          <w:rFonts w:ascii="Times New Roman" w:eastAsia="Times New Roman" w:hAnsi="Times New Roman" w:cs="Times New Roman"/>
+          <w:sz w:val="24"/>
+          <w:szCs w:val="24"/>
+        </w:rPr>
+        <w:t xml:space="preserve"> Eloquent ORM for database abstraction, </w:t>
+      </w:r>
+      <w:r>
+        <w:rPr>
+          <w:rFonts w:ascii="Times New Roman" w:eastAsia="Times New Roman" w:hAnsi="Times New Roman" w:cs="Times New Roman"/>
+          <w:sz w:val="24"/>
+          <w:szCs w:val="24"/>
+        </w:rPr>
+        <w:t>maintaining</w:t>
+      </w:r>
+      <w:r>
+        <w:rPr>
+          <w:rFonts w:ascii="Times New Roman" w:eastAsia="Times New Roman" w:hAnsi="Times New Roman" w:cs="Times New Roman"/>
+          <w:sz w:val="24"/>
+          <w:szCs w:val="24"/>
+        </w:rPr>
+        <w:t xml:space="preserve"> data integrity through foreign key constraints and structured relationships between resident profiles, service requests, and SMS logs.</w:t>
       </w:r>
     </w:p>
     <w:p>
@@ -4595,7 +4753,23 @@
           <w:sz w:val="24"/>
           <w:szCs w:val="24"/>
         </w:rPr>
-        <w:t xml:space="preserve"> Frontend-backend communication is facilitated through JSON (JavaScript Object Notation) over HTTPS. The mobile </w:t>
+        <w:t xml:space="preserve"> Frontend-backend communication </w:t>
+      </w:r>
+      <w:r>
+        <w:rPr>
+          <w:rFonts w:ascii="Times New Roman" w:eastAsia="Times New Roman" w:hAnsi="Times New Roman" w:cs="Times New Roman"/>
+          <w:sz w:val="24"/>
+          <w:szCs w:val="24"/>
+        </w:rPr>
+        <w:t>was</w:t>
+      </w:r>
+      <w:r>
+        <w:rPr>
+          <w:rFonts w:ascii="Times New Roman" w:eastAsia="Times New Roman" w:hAnsi="Times New Roman" w:cs="Times New Roman"/>
+          <w:sz w:val="24"/>
+          <w:szCs w:val="24"/>
+        </w:rPr>
+        <w:t xml:space="preserve"> facilitated through JSON (JavaScript Object Notation) over HTTPS. The mobile </w:t>
       </w:r>
       <w:r>
         <w:rPr>
@@ -4637,7 +4811,55 @@
           <w:sz w:val="24"/>
           <w:szCs w:val="24"/>
         </w:rPr>
-        <w:t xml:space="preserve"> The SMS Gateway is integrated using an external API service, allowing the system to trigger automated notifications based on database events (e.g., status updates). Simultaneously, the Data Analytics engine is programmed to run aggregate queries on the MariaDB records, converting raw data into formatted arrays for visualization.</w:t>
+        <w:t xml:space="preserve"> The SMS Gateway </w:t>
+      </w:r>
+      <w:r>
+        <w:rPr>
+          <w:rFonts w:ascii="Times New Roman" w:eastAsia="Times New Roman" w:hAnsi="Times New Roman" w:cs="Times New Roman"/>
+          <w:sz w:val="24"/>
+          <w:szCs w:val="24"/>
+        </w:rPr>
+        <w:t>was</w:t>
+      </w:r>
+      <w:r>
+        <w:rPr>
+          <w:rFonts w:ascii="Times New Roman" w:eastAsia="Times New Roman" w:hAnsi="Times New Roman" w:cs="Times New Roman"/>
+          <w:sz w:val="24"/>
+          <w:szCs w:val="24"/>
+        </w:rPr>
+        <w:t xml:space="preserve"> integrated using an external API service, allowing the system to trigger automated notifications based on database events (e.g., status updates). Simultaneously, the Data Analytics engine </w:t>
+      </w:r>
+      <w:r>
+        <w:rPr>
+          <w:rFonts w:ascii="Times New Roman" w:eastAsia="Times New Roman" w:hAnsi="Times New Roman" w:cs="Times New Roman"/>
+          <w:sz w:val="24"/>
+          <w:szCs w:val="24"/>
+        </w:rPr>
+        <w:t>was</w:t>
+      </w:r>
+      <w:r>
+        <w:rPr>
+          <w:rFonts w:ascii="Times New Roman" w:eastAsia="Times New Roman" w:hAnsi="Times New Roman" w:cs="Times New Roman"/>
+          <w:sz w:val="24"/>
+          <w:szCs w:val="24"/>
+        </w:rPr>
+        <w:t xml:space="preserve"> programmed to </w:t>
+      </w:r>
+      <w:r>
+        <w:rPr>
+          <w:rFonts w:ascii="Times New Roman" w:eastAsia="Times New Roman" w:hAnsi="Times New Roman" w:cs="Times New Roman"/>
+          <w:sz w:val="24"/>
+          <w:szCs w:val="24"/>
+        </w:rPr>
+        <w:t>execute</w:t>
+      </w:r>
+      <w:r>
+        <w:rPr>
+          <w:rFonts w:ascii="Times New Roman" w:eastAsia="Times New Roman" w:hAnsi="Times New Roman" w:cs="Times New Roman"/>
+          <w:sz w:val="24"/>
+          <w:szCs w:val="24"/>
+        </w:rPr>
+        <w:t xml:space="preserve"> aggregate queries on the MariaDB records, converting raw data into formatted arrays for visualization.</w:t>
       </w:r>
     </w:p>
     <w:p>
@@ -4670,7 +4892,87 @@
           <w:sz w:val="24"/>
           <w:szCs w:val="24"/>
         </w:rPr>
-        <w:t>: Continuous unit and integration testing are performed to verify that data submitted via the Flutter mobile app reflects instantly on the Laravel web dashboard. The development is managed in a local virtualized environment (XAMPP/Docker) for testing before being staged for deployment on a web server.</w:t>
+        <w:t xml:space="preserve">: </w:t>
+      </w:r>
+      <w:r>
+        <w:rPr>
+          <w:rFonts w:ascii="Times New Roman" w:eastAsia="Times New Roman" w:hAnsi="Times New Roman" w:cs="Times New Roman"/>
+          <w:sz w:val="24"/>
+          <w:szCs w:val="24"/>
+        </w:rPr>
+        <w:t>U</w:t>
+      </w:r>
+      <w:r>
+        <w:rPr>
+          <w:rFonts w:ascii="Times New Roman" w:eastAsia="Times New Roman" w:hAnsi="Times New Roman" w:cs="Times New Roman"/>
+          <w:sz w:val="24"/>
+          <w:szCs w:val="24"/>
+        </w:rPr>
+        <w:t xml:space="preserve">nit and integration testing </w:t>
+      </w:r>
+      <w:r>
+        <w:rPr>
+          <w:rFonts w:ascii="Times New Roman" w:eastAsia="Times New Roman" w:hAnsi="Times New Roman" w:cs="Times New Roman"/>
+          <w:sz w:val="24"/>
+          <w:szCs w:val="24"/>
+        </w:rPr>
+        <w:t>were</w:t>
+      </w:r>
+      <w:r>
+        <w:rPr>
+          <w:rFonts w:ascii="Times New Roman" w:eastAsia="Times New Roman" w:hAnsi="Times New Roman" w:cs="Times New Roman"/>
+          <w:sz w:val="24"/>
+          <w:szCs w:val="24"/>
+        </w:rPr>
+        <w:t xml:space="preserve"> performed to verify that data submitted via the Flutter mobile app reflect</w:t>
+      </w:r>
+      <w:r>
+        <w:rPr>
+          <w:rFonts w:ascii="Times New Roman" w:eastAsia="Times New Roman" w:hAnsi="Times New Roman" w:cs="Times New Roman"/>
+          <w:sz w:val="24"/>
+          <w:szCs w:val="24"/>
+        </w:rPr>
+        <w:t>ed</w:t>
+      </w:r>
+      <w:r>
+        <w:rPr>
+          <w:rFonts w:ascii="Times New Roman" w:eastAsia="Times New Roman" w:hAnsi="Times New Roman" w:cs="Times New Roman"/>
+          <w:sz w:val="24"/>
+          <w:szCs w:val="24"/>
+        </w:rPr>
+        <w:t xml:space="preserve"> </w:t>
+      </w:r>
+      <w:r>
+        <w:rPr>
+          <w:rFonts w:ascii="Times New Roman" w:eastAsia="Times New Roman" w:hAnsi="Times New Roman" w:cs="Times New Roman"/>
+          <w:sz w:val="24"/>
+          <w:szCs w:val="24"/>
+        </w:rPr>
+        <w:t>accurately</w:t>
+      </w:r>
+      <w:r>
+        <w:rPr>
+          <w:rFonts w:ascii="Times New Roman" w:eastAsia="Times New Roman" w:hAnsi="Times New Roman" w:cs="Times New Roman"/>
+          <w:sz w:val="24"/>
+          <w:szCs w:val="24"/>
+        </w:rPr>
+        <w:t xml:space="preserve"> on the Laravel web dashboard. The development </w:t>
+      </w:r>
+      <w:r>
+        <w:rPr>
+          <w:rFonts w:ascii="Times New Roman" w:eastAsia="Times New Roman" w:hAnsi="Times New Roman" w:cs="Times New Roman"/>
+          <w:sz w:val="24"/>
+          <w:szCs w:val="24"/>
+        </w:rPr>
+        <w:t>was</w:t>
+      </w:r>
+      <w:r>
+        <w:rPr>
+          <w:rFonts w:ascii="Times New Roman" w:eastAsia="Times New Roman" w:hAnsi="Times New Roman" w:cs="Times New Roman"/>
+          <w:sz w:val="24"/>
+          <w:szCs w:val="24"/>
+        </w:rPr>
+        <w:t xml:space="preserve"> managed in a local virtualized environment (XAMPP/Docker) for testing before being staged for deployment on a web server.</w:t>
       </w:r>
     </w:p>
     <w:p>
@@ -4705,7 +5007,91 @@
           <w:rFonts w:ascii="Times New Roman" w:eastAsia="Times New Roman" w:hAnsi="Times New Roman" w:cs="Times New Roman"/>
         </w:rPr>
         <w:tab/>
-        <w:t>The final phase focuses on the formal transition and evaluation of the system. The researchers will facilitate the following:</w:t>
+        <w:t>The final phase</w:t>
+      </w:r>
+      <w:r>
+        <w:rPr>
+          <w:rFonts w:ascii="Times New Roman" w:eastAsia="Times New Roman" w:hAnsi="Times New Roman" w:cs="Times New Roman"/>
+        </w:rPr>
+        <w:t xml:space="preserve"> was designed to</w:t>
+      </w:r>
+      <w:r>
+        <w:rPr>
+          <w:rFonts w:ascii="Times New Roman" w:eastAsia="Times New Roman" w:hAnsi="Times New Roman" w:cs="Times New Roman"/>
+        </w:rPr>
+        <w:t xml:space="preserve"> focus</w:t>
+      </w:r>
+      <w:r>
+        <w:rPr>
+          <w:rFonts w:ascii="Times New Roman" w:eastAsia="Times New Roman" w:hAnsi="Times New Roman" w:cs="Times New Roman"/>
+        </w:rPr>
+        <w:t xml:space="preserve"> </w:t>
+      </w:r>
+      <w:r>
+        <w:rPr>
+          <w:rFonts w:ascii="Times New Roman" w:eastAsia="Times New Roman" w:hAnsi="Times New Roman" w:cs="Times New Roman"/>
+        </w:rPr>
+        <w:t xml:space="preserve">on the formal transition and evaluation of the system. The </w:t>
+      </w:r>
+      <w:r>
+        <w:rPr>
+          <w:rFonts w:ascii="Times New Roman" w:eastAsia="Times New Roman" w:hAnsi="Times New Roman" w:cs="Times New Roman"/>
+        </w:rPr>
+        <w:t>established procedures for this phase</w:t>
+      </w:r>
+      <w:r>
+        <w:rPr>
+          <w:rFonts w:ascii="Times New Roman" w:eastAsia="Times New Roman" w:hAnsi="Times New Roman" w:cs="Times New Roman"/>
+        </w:rPr>
+        <w:t xml:space="preserve"> </w:t>
+      </w:r>
+      <w:r>
+        <w:rPr>
+          <w:rFonts w:ascii="Times New Roman" w:eastAsia="Times New Roman" w:hAnsi="Times New Roman" w:cs="Times New Roman"/>
+        </w:rPr>
+        <w:t>were</w:t>
+      </w:r>
+      <w:r>
+        <w:rPr>
+          <w:rFonts w:ascii="Times New Roman" w:eastAsia="Times New Roman" w:hAnsi="Times New Roman" w:cs="Times New Roman"/>
+        </w:rPr>
+        <w:t xml:space="preserve"> </w:t>
+      </w:r>
+      <w:r>
+        <w:rPr>
+          <w:rFonts w:ascii="Times New Roman" w:eastAsia="Times New Roman" w:hAnsi="Times New Roman" w:cs="Times New Roman"/>
+        </w:rPr>
+        <w:t>structured</w:t>
+      </w:r>
+      <w:r>
+        <w:rPr>
+          <w:rFonts w:ascii="Times New Roman" w:eastAsia="Times New Roman" w:hAnsi="Times New Roman" w:cs="Times New Roman"/>
+        </w:rPr>
+        <w:t xml:space="preserve"> </w:t>
+      </w:r>
+      <w:r>
+        <w:rPr>
+          <w:rFonts w:ascii="Times New Roman" w:eastAsia="Times New Roman" w:hAnsi="Times New Roman" w:cs="Times New Roman"/>
+        </w:rPr>
+        <w:t>as</w:t>
+      </w:r>
+      <w:r>
+        <w:rPr>
+          <w:rFonts w:ascii="Times New Roman" w:eastAsia="Times New Roman" w:hAnsi="Times New Roman" w:cs="Times New Roman"/>
+        </w:rPr>
+        <w:t xml:space="preserve"> follow</w:t>
+      </w:r>
+      <w:r>
+        <w:rPr>
+          <w:rFonts w:ascii="Times New Roman" w:eastAsia="Times New Roman" w:hAnsi="Times New Roman" w:cs="Times New Roman"/>
+        </w:rPr>
+        <w:t>s</w:t>
+      </w:r>
+      <w:r>
+        <w:rPr>
+          <w:rFonts w:ascii="Times New Roman" w:eastAsia="Times New Roman" w:hAnsi="Times New Roman" w:cs="Times New Roman"/>
+        </w:rPr>
+        <w:t>:</w:t>
       </w:r>
     </w:p>
     <w:p>
@@ -4738,7 +5124,55 @@
           <w:sz w:val="24"/>
           <w:szCs w:val="24"/>
         </w:rPr>
-        <w:t xml:space="preserve"> Selected personnel will perform hands-on tasks, such as generating analytics reports and managing digital service requests, to verify the system's practical utility.</w:t>
+        <w:t xml:space="preserve"> </w:t>
+      </w:r>
+      <w:r>
+        <w:rPr>
+          <w:rFonts w:ascii="Times New Roman" w:eastAsia="Times New Roman" w:hAnsi="Times New Roman" w:cs="Times New Roman"/>
+          <w:sz w:val="24"/>
+          <w:szCs w:val="24"/>
+        </w:rPr>
+        <w:t xml:space="preserve">A validation protocol was designed for MDRRMO </w:t>
+      </w:r>
+      <w:r>
+        <w:rPr>
+          <w:rFonts w:ascii="Times New Roman" w:eastAsia="Times New Roman" w:hAnsi="Times New Roman" w:cs="Times New Roman"/>
+          <w:sz w:val="24"/>
+          <w:szCs w:val="24"/>
+        </w:rPr>
+        <w:t xml:space="preserve">personnel </w:t>
+      </w:r>
+      <w:r>
+        <w:rPr>
+          <w:rFonts w:ascii="Times New Roman" w:eastAsia="Times New Roman" w:hAnsi="Times New Roman" w:cs="Times New Roman"/>
+          <w:sz w:val="24"/>
+          <w:szCs w:val="24"/>
+        </w:rPr>
+        <w:t>to</w:t>
+      </w:r>
+      <w:r>
+        <w:rPr>
+          <w:rFonts w:ascii="Times New Roman" w:eastAsia="Times New Roman" w:hAnsi="Times New Roman" w:cs="Times New Roman"/>
+          <w:sz w:val="24"/>
+          <w:szCs w:val="24"/>
+        </w:rPr>
+        <w:t xml:space="preserve"> perform hands-on tasks, </w:t>
+      </w:r>
+      <w:r>
+        <w:rPr>
+          <w:rFonts w:ascii="Times New Roman" w:eastAsia="Times New Roman" w:hAnsi="Times New Roman" w:cs="Times New Roman"/>
+          <w:sz w:val="24"/>
+          <w:szCs w:val="24"/>
+        </w:rPr>
+        <w:t>using the administrative dashboard and mobile application, ensuring system readiness for live data handling</w:t>
+      </w:r>
+      <w:r>
+        <w:rPr>
+          <w:rFonts w:ascii="Times New Roman" w:eastAsia="Times New Roman" w:hAnsi="Times New Roman" w:cs="Times New Roman"/>
+          <w:sz w:val="24"/>
+          <w:szCs w:val="24"/>
+        </w:rPr>
+        <w:t>.</w:t>
       </w:r>
     </w:p>
     <w:p>
@@ -4771,7 +5205,39 @@
           <w:sz w:val="24"/>
           <w:szCs w:val="24"/>
         </w:rPr>
-        <w:t xml:space="preserve"> Using an ISO/IEC 25010 based instrument, the researchers will collect quantitative data on the system’s functional suitability, compatibility, security and flexibility via a Likert-scale questionnaire.</w:t>
+        <w:t xml:space="preserve"> </w:t>
+      </w:r>
+      <w:r>
+        <w:rPr>
+          <w:rFonts w:ascii="Times New Roman" w:eastAsia="Times New Roman" w:hAnsi="Times New Roman" w:cs="Times New Roman"/>
+          <w:sz w:val="24"/>
+          <w:szCs w:val="24"/>
+        </w:rPr>
+        <w:t>An evaluation instrument based on the</w:t>
+      </w:r>
+      <w:r>
+        <w:rPr>
+          <w:rFonts w:ascii="Times New Roman" w:eastAsia="Times New Roman" w:hAnsi="Times New Roman" w:cs="Times New Roman"/>
+          <w:sz w:val="24"/>
+          <w:szCs w:val="24"/>
+        </w:rPr>
+        <w:t xml:space="preserve"> ISO/IEC 25010</w:t>
+      </w:r>
+      <w:r>
+        <w:rPr>
+          <w:rFonts w:ascii="Times New Roman" w:eastAsia="Times New Roman" w:hAnsi="Times New Roman" w:cs="Times New Roman"/>
+          <w:sz w:val="24"/>
+          <w:szCs w:val="24"/>
+        </w:rPr>
+        <w:t xml:space="preserve"> quality model was established to collect</w:t>
+      </w:r>
+      <w:r>
+        <w:rPr>
+          <w:rFonts w:ascii="Times New Roman" w:eastAsia="Times New Roman" w:hAnsi="Times New Roman" w:cs="Times New Roman"/>
+          <w:sz w:val="24"/>
+          <w:szCs w:val="24"/>
+        </w:rPr>
+        <w:t xml:space="preserve"> quantitative data on the system’s functional suitability, compatibility, security and flexibility via a Likert-scale questionnaire.</w:t>
       </w:r>
     </w:p>
     <w:p>
@@ -4805,7 +5271,15 @@
           <w:sz w:val="24"/>
           <w:szCs w:val="24"/>
         </w:rPr>
-        <w:t>: Qualitative feedback gathered through open-ended questions will be used to make final technical adjustments to the data visualizations and user interface.</w:t>
+        <w:t xml:space="preserve">: </w:t>
+      </w:r>
+      <w:r>
+        <w:rPr>
+          <w:rFonts w:ascii="Times New Roman" w:eastAsia="Times New Roman" w:hAnsi="Times New Roman" w:cs="Times New Roman"/>
+          <w:sz w:val="24"/>
+          <w:szCs w:val="24"/>
+        </w:rPr>
+        <w:t>A post-evaluation refinement procedure was outlined to incorporate technical optimizations, performance tuning, and final interface polish based on user feedback prior to full deployment.</w:t>
       </w:r>
     </w:p>
     <w:p>
@@ -4957,7 +5431,19 @@
         <w:rPr>
           <w:rFonts w:ascii="Times New Roman" w:eastAsia="Times New Roman" w:hAnsi="Times New Roman" w:cs="Times New Roman"/>
         </w:rPr>
-        <w:t>Despite its advantages, the proponents acknowledge and have planned for the following limitations:</w:t>
+        <w:t>Despite its advantages, the proponents acknowledge</w:t>
+      </w:r>
+      <w:r>
+        <w:rPr>
+          <w:rFonts w:ascii="Times New Roman" w:eastAsia="Times New Roman" w:hAnsi="Times New Roman" w:cs="Times New Roman"/>
+        </w:rPr>
+        <w:t>d</w:t>
+      </w:r>
+      <w:r>
+        <w:rPr>
+          <w:rFonts w:ascii="Times New Roman" w:eastAsia="Times New Roman" w:hAnsi="Times New Roman" w:cs="Times New Roman"/>
+        </w:rPr>
+        <w:t xml:space="preserve"> and have planned for the following limitations:</w:t>
       </w:r>
     </w:p>
     <w:p>
@@ -4983,7 +5469,67 @@
         <w:rPr>
           <w:rFonts w:ascii="Times New Roman" w:eastAsia="Times New Roman" w:hAnsi="Times New Roman" w:cs="Times New Roman"/>
         </w:rPr>
-        <w:t xml:space="preserve"> RAD’s success relies heavily on the frequent availability of MDRRMO personnel for feedback. To mitigate this, a clear consultation schedule will be established during the Requirements Planning phase.</w:t>
+        <w:t xml:space="preserve"> </w:t>
+      </w:r>
+      <w:r>
+        <w:rPr>
+          <w:rFonts w:ascii="Times New Roman" w:eastAsia="Times New Roman" w:hAnsi="Times New Roman" w:cs="Times New Roman"/>
+        </w:rPr>
+        <w:t xml:space="preserve">The </w:t>
+      </w:r>
+      <w:r>
+        <w:rPr>
+          <w:rFonts w:ascii="Times New Roman" w:eastAsia="Times New Roman" w:hAnsi="Times New Roman" w:cs="Times New Roman"/>
+        </w:rPr>
+        <w:t xml:space="preserve">success </w:t>
+      </w:r>
+      <w:r>
+        <w:rPr>
+          <w:rFonts w:ascii="Times New Roman" w:eastAsia="Times New Roman" w:hAnsi="Times New Roman" w:cs="Times New Roman"/>
+        </w:rPr>
+        <w:t xml:space="preserve">of the </w:t>
+      </w:r>
+      <w:r>
+        <w:rPr>
+          <w:rFonts w:ascii="Times New Roman" w:eastAsia="Times New Roman" w:hAnsi="Times New Roman" w:cs="Times New Roman"/>
+        </w:rPr>
+        <w:t>RAD</w:t>
+      </w:r>
+      <w:r>
+        <w:rPr>
+          <w:rFonts w:ascii="Times New Roman" w:eastAsia="Times New Roman" w:hAnsi="Times New Roman" w:cs="Times New Roman"/>
+        </w:rPr>
+        <w:t xml:space="preserve"> model</w:t>
+      </w:r>
+      <w:r>
+        <w:rPr>
+          <w:rFonts w:ascii="Times New Roman" w:eastAsia="Times New Roman" w:hAnsi="Times New Roman" w:cs="Times New Roman"/>
+        </w:rPr>
+        <w:t xml:space="preserve"> relie</w:t>
+      </w:r>
+      <w:r>
+        <w:rPr>
+          <w:rFonts w:ascii="Times New Roman" w:eastAsia="Times New Roman" w:hAnsi="Times New Roman" w:cs="Times New Roman"/>
+        </w:rPr>
+        <w:t>d</w:t>
+      </w:r>
+      <w:r>
+        <w:rPr>
+          <w:rFonts w:ascii="Times New Roman" w:eastAsia="Times New Roman" w:hAnsi="Times New Roman" w:cs="Times New Roman"/>
+        </w:rPr>
+        <w:t xml:space="preserve"> heavily on the frequent availability of MDRRMO personnel for feedback. To mitigate this, a clear consultation schedule </w:t>
+      </w:r>
+      <w:r>
+        <w:rPr>
+          <w:rFonts w:ascii="Times New Roman" w:eastAsia="Times New Roman" w:hAnsi="Times New Roman" w:cs="Times New Roman"/>
+        </w:rPr>
+        <w:t>was</w:t>
+      </w:r>
+      <w:r>
+        <w:rPr>
+          <w:rFonts w:ascii="Times New Roman" w:eastAsia="Times New Roman" w:hAnsi="Times New Roman" w:cs="Times New Roman"/>
+        </w:rPr>
+        <w:t xml:space="preserve"> established during the Requirements Planning phase.</w:t>
       </w:r>
     </w:p>
     <w:p>
@@ -5010,7 +5556,43 @@
         <w:rPr>
           <w:rFonts w:ascii="Times New Roman" w:eastAsia="Times New Roman" w:hAnsi="Times New Roman" w:cs="Times New Roman"/>
         </w:rPr>
-        <w:t xml:space="preserve"> Because of the iterative nature of feedback, there is a risk of adding too many features. The proponents will strictly adhere to the "Core Features" defined in the Scope and Limitations to ensure timely delivery.</w:t>
+        <w:t xml:space="preserve"> </w:t>
+      </w:r>
+      <w:r>
+        <w:rPr>
+          <w:rFonts w:ascii="Times New Roman" w:eastAsia="Times New Roman" w:hAnsi="Times New Roman" w:cs="Times New Roman"/>
+        </w:rPr>
+        <w:t>Due</w:t>
+      </w:r>
+      <w:r>
+        <w:rPr>
+          <w:rFonts w:ascii="Times New Roman" w:eastAsia="Times New Roman" w:hAnsi="Times New Roman" w:cs="Times New Roman"/>
+        </w:rPr>
+        <w:t xml:space="preserve"> </w:t>
+      </w:r>
+      <w:r>
+        <w:rPr>
+          <w:rFonts w:ascii="Times New Roman" w:eastAsia="Times New Roman" w:hAnsi="Times New Roman" w:cs="Times New Roman"/>
+        </w:rPr>
+        <w:t>to</w:t>
+      </w:r>
+      <w:r>
+        <w:rPr>
+          <w:rFonts w:ascii="Times New Roman" w:eastAsia="Times New Roman" w:hAnsi="Times New Roman" w:cs="Times New Roman"/>
+        </w:rPr>
+        <w:t xml:space="preserve"> the iterative nature of feedback, there is a risk of adding too many features. The proponents strictly adhere</w:t>
+      </w:r>
+      <w:r>
+        <w:rPr>
+          <w:rFonts w:ascii="Times New Roman" w:eastAsia="Times New Roman" w:hAnsi="Times New Roman" w:cs="Times New Roman"/>
+        </w:rPr>
+        <w:t>d</w:t>
+      </w:r>
+      <w:r>
+        <w:rPr>
+          <w:rFonts w:ascii="Times New Roman" w:eastAsia="Times New Roman" w:hAnsi="Times New Roman" w:cs="Times New Roman"/>
+        </w:rPr>
+        <w:t xml:space="preserve"> to the "Core Features" defined in the Scope and Limitations to ensure timely delivery.</w:t>
       </w:r>
     </w:p>
     <w:p>
@@ -5025,22 +5607,179 @@
           <w:rFonts w:ascii="Times New Roman" w:eastAsia="Times New Roman" w:hAnsi="Times New Roman" w:cs="Times New Roman"/>
         </w:rPr>
         <w:tab/>
-        <w:t>To make the development process organized, the researchers will follow a structured sequence of requirements gathering, prototype design, module construction, testing, and final system deployment. The phases of RAD will be used to guide the development of the system from initial planning until the final release.</w:t>
-      </w:r>
-    </w:p>
-    <w:p>
-      <w:pPr>
-        <w:spacing w:line="480" w:lineRule="auto"/>
-        <w:rPr>
-          <w:rFonts w:ascii="Times New Roman" w:eastAsia="Times New Roman" w:hAnsi="Times New Roman" w:cs="Times New Roman"/>
-        </w:rPr>
-      </w:pPr>
-      <w:r>
-        <w:rPr>
-          <w:rFonts w:ascii="Times New Roman" w:eastAsia="Times New Roman" w:hAnsi="Times New Roman" w:cs="Times New Roman"/>
-          <w:b/>
-          <w:bCs/>
-        </w:rPr>
+        <w:t xml:space="preserve">To </w:t>
+      </w:r>
+      <w:r>
+        <w:rPr>
+          <w:rFonts w:ascii="Times New Roman" w:eastAsia="Times New Roman" w:hAnsi="Times New Roman" w:cs="Times New Roman"/>
+        </w:rPr>
+        <w:t>maintain</w:t>
+      </w:r>
+      <w:r>
+        <w:rPr>
+          <w:rFonts w:ascii="Times New Roman" w:eastAsia="Times New Roman" w:hAnsi="Times New Roman" w:cs="Times New Roman"/>
+        </w:rPr>
+        <w:t xml:space="preserve"> the development process organized, the researchers follow</w:t>
+      </w:r>
+      <w:r>
+        <w:rPr>
+          <w:rFonts w:ascii="Times New Roman" w:eastAsia="Times New Roman" w:hAnsi="Times New Roman" w:cs="Times New Roman"/>
+        </w:rPr>
+        <w:t>ed</w:t>
+      </w:r>
+      <w:r>
+        <w:rPr>
+          <w:rFonts w:ascii="Times New Roman" w:eastAsia="Times New Roman" w:hAnsi="Times New Roman" w:cs="Times New Roman"/>
+        </w:rPr>
+        <w:t xml:space="preserve"> a structured sequence of requirements gathering, prototype design, module construction, testing, and final system deployment. The phases of RAD guide</w:t>
+      </w:r>
+      <w:r>
+        <w:rPr>
+          <w:rFonts w:ascii="Times New Roman" w:eastAsia="Times New Roman" w:hAnsi="Times New Roman" w:cs="Times New Roman"/>
+        </w:rPr>
+        <w:t>d</w:t>
+      </w:r>
+      <w:r>
+        <w:rPr>
+          <w:rFonts w:ascii="Times New Roman" w:eastAsia="Times New Roman" w:hAnsi="Times New Roman" w:cs="Times New Roman"/>
+        </w:rPr>
+        <w:t xml:space="preserve"> the development of the system from initial planning until the final release.</w:t>
+      </w:r>
+    </w:p>
+    <w:p>
+      <w:pPr>
+        <w:spacing w:line="480" w:lineRule="auto"/>
+        <w:rPr>
+          <w:rFonts w:ascii="Times New Roman" w:eastAsia="Times New Roman" w:hAnsi="Times New Roman" w:cs="Times New Roman"/>
+          <w:b/>
+          <w:bCs/>
+        </w:rPr>
+      </w:pPr>
+    </w:p>
+    <w:p>
+      <w:pPr>
+        <w:spacing w:line="480" w:lineRule="auto"/>
+        <w:rPr>
+          <w:rFonts w:ascii="Times New Roman" w:eastAsia="Times New Roman" w:hAnsi="Times New Roman" w:cs="Times New Roman"/>
+          <w:b/>
+          <w:bCs/>
+        </w:rPr>
+      </w:pPr>
+    </w:p>
+    <w:p>
+      <w:pPr>
+        <w:spacing w:line="480" w:lineRule="auto"/>
+        <w:rPr>
+          <w:rFonts w:ascii="Times New Roman" w:eastAsia="Times New Roman" w:hAnsi="Times New Roman" w:cs="Times New Roman"/>
+          <w:b/>
+          <w:bCs/>
+        </w:rPr>
+      </w:pPr>
+    </w:p>
+    <w:p>
+      <w:pPr>
+        <w:spacing w:line="480" w:lineRule="auto"/>
+        <w:rPr>
+          <w:rFonts w:ascii="Times New Roman" w:eastAsia="Times New Roman" w:hAnsi="Times New Roman" w:cs="Times New Roman"/>
+          <w:b/>
+          <w:bCs/>
+        </w:rPr>
+      </w:pPr>
+    </w:p>
+    <w:p>
+      <w:pPr>
+        <w:spacing w:line="480" w:lineRule="auto"/>
+        <w:rPr>
+          <w:rFonts w:ascii="Times New Roman" w:eastAsia="Times New Roman" w:hAnsi="Times New Roman" w:cs="Times New Roman"/>
+          <w:b/>
+          <w:bCs/>
+        </w:rPr>
+      </w:pPr>
+    </w:p>
+    <w:p>
+      <w:pPr>
+        <w:spacing w:line="480" w:lineRule="auto"/>
+        <w:rPr>
+          <w:rFonts w:ascii="Times New Roman" w:eastAsia="Times New Roman" w:hAnsi="Times New Roman" w:cs="Times New Roman"/>
+          <w:b/>
+          <w:bCs/>
+        </w:rPr>
+      </w:pPr>
+    </w:p>
+    <w:p>
+      <w:pPr>
+        <w:spacing w:line="480" w:lineRule="auto"/>
+        <w:rPr>
+          <w:rFonts w:ascii="Times New Roman" w:eastAsia="Times New Roman" w:hAnsi="Times New Roman" w:cs="Times New Roman"/>
+          <w:b/>
+          <w:bCs/>
+        </w:rPr>
+      </w:pPr>
+    </w:p>
+    <w:p>
+      <w:pPr>
+        <w:spacing w:line="480" w:lineRule="auto"/>
+        <w:rPr>
+          <w:rFonts w:ascii="Times New Roman" w:eastAsia="Times New Roman" w:hAnsi="Times New Roman" w:cs="Times New Roman"/>
+          <w:b/>
+          <w:bCs/>
+        </w:rPr>
+      </w:pPr>
+    </w:p>
+    <w:p>
+      <w:pPr>
+        <w:spacing w:line="480" w:lineRule="auto"/>
+        <w:rPr>
+          <w:rFonts w:ascii="Times New Roman" w:eastAsia="Times New Roman" w:hAnsi="Times New Roman" w:cs="Times New Roman"/>
+          <w:b/>
+          <w:bCs/>
+        </w:rPr>
+      </w:pPr>
+    </w:p>
+    <w:p>
+      <w:pPr>
+        <w:spacing w:line="480" w:lineRule="auto"/>
+        <w:rPr>
+          <w:rFonts w:ascii="Times New Roman" w:eastAsia="Times New Roman" w:hAnsi="Times New Roman" w:cs="Times New Roman"/>
+          <w:b/>
+          <w:bCs/>
+        </w:rPr>
+      </w:pPr>
+    </w:p>
+    <w:p>
+      <w:pPr>
+        <w:spacing w:line="480" w:lineRule="auto"/>
+        <w:rPr>
+          <w:rFonts w:ascii="Times New Roman" w:eastAsia="Times New Roman" w:hAnsi="Times New Roman" w:cs="Times New Roman"/>
+          <w:b/>
+          <w:bCs/>
+        </w:rPr>
+      </w:pPr>
+    </w:p>
+    <w:p>
+      <w:pPr>
+        <w:spacing w:line="480" w:lineRule="auto"/>
+        <w:rPr>
+          <w:rFonts w:ascii="Times New Roman" w:eastAsia="Times New Roman" w:hAnsi="Times New Roman" w:cs="Times New Roman"/>
+          <w:b/>
+          <w:bCs/>
+        </w:rPr>
+      </w:pPr>
+    </w:p>
+    <w:p>
+      <w:pPr>
+        <w:spacing w:line="480" w:lineRule="auto"/>
+        <w:rPr>
+          <w:rFonts w:ascii="Times New Roman" w:eastAsia="Times New Roman" w:hAnsi="Times New Roman" w:cs="Times New Roman"/>
+        </w:rPr>
+      </w:pPr>
+      <w:r>
+        <w:rPr>
+          <w:rFonts w:ascii="Times New Roman" w:eastAsia="Times New Roman" w:hAnsi="Times New Roman" w:cs="Times New Roman"/>
+          <w:b/>
+          <w:bCs/>
+        </w:rPr>
+        <w:lastRenderedPageBreak/>
         <w:t>Table 1</w:t>
       </w:r>
     </w:p>
@@ -5060,7 +5799,7 @@
           <w:i/>
           <w:iCs/>
         </w:rPr>
-        <w:t>RAD Phases and Expected Outputs</w:t>
+        <w:t>RAD Phases and Outputs</w:t>
       </w:r>
     </w:p>
     <w:tbl>
@@ -5261,7 +6000,14 @@
                 <w:rFonts w:ascii="Times New Roman" w:eastAsia="Times New Roman" w:hAnsi="Times New Roman" w:cs="Times New Roman"/>
                 <w:lang w:eastAsia="en-PH"/>
               </w:rPr>
-              <w:t>Interviews, consultations, and workflow analysis</w:t>
+              <w:t>Conducted i</w:t>
+            </w:r>
+            <w:r>
+              <w:rPr>
+                <w:rFonts w:ascii="Times New Roman" w:eastAsia="Times New Roman" w:hAnsi="Times New Roman" w:cs="Times New Roman"/>
+                <w:lang w:eastAsia="en-PH"/>
+              </w:rPr>
+              <w:t>nterviews, consultations, and workflow analysis</w:t>
             </w:r>
           </w:p>
         </w:tc>
@@ -5311,7 +6057,14 @@
                 <w:rFonts w:ascii="Times New Roman" w:eastAsia="Times New Roman" w:hAnsi="Times New Roman" w:cs="Times New Roman"/>
                 <w:lang w:eastAsia="en-PH"/>
               </w:rPr>
-              <w:t>Documented system requirements and feature list</w:t>
+              <w:t xml:space="preserve">Documented system requirements and feature </w:t>
+            </w:r>
+            <w:r>
+              <w:rPr>
+                <w:rFonts w:ascii="Times New Roman" w:eastAsia="Times New Roman" w:hAnsi="Times New Roman" w:cs="Times New Roman"/>
+                <w:lang w:eastAsia="en-PH"/>
+              </w:rPr>
+              <w:t>specifications</w:t>
             </w:r>
           </w:p>
           <w:p>
@@ -5379,7 +6132,77 @@
                 <w:rFonts w:ascii="Times New Roman" w:eastAsia="Times New Roman" w:hAnsi="Times New Roman" w:cs="Times New Roman"/>
                 <w:lang w:eastAsia="en-PH"/>
               </w:rPr>
-              <w:t>Wireframe creation, interface planning, and prototype review</w:t>
+              <w:t>Created w</w:t>
+            </w:r>
+            <w:r>
+              <w:rPr>
+                <w:rFonts w:ascii="Times New Roman" w:eastAsia="Times New Roman" w:hAnsi="Times New Roman" w:cs="Times New Roman"/>
+                <w:lang w:eastAsia="en-PH"/>
+              </w:rPr>
+              <w:t>ireframe</w:t>
+            </w:r>
+            <w:r>
+              <w:rPr>
+                <w:rFonts w:ascii="Times New Roman" w:eastAsia="Times New Roman" w:hAnsi="Times New Roman" w:cs="Times New Roman"/>
+                <w:lang w:eastAsia="en-PH"/>
+              </w:rPr>
+              <w:t>s</w:t>
+            </w:r>
+            <w:r>
+              <w:rPr>
+                <w:rFonts w:ascii="Times New Roman" w:eastAsia="Times New Roman" w:hAnsi="Times New Roman" w:cs="Times New Roman"/>
+                <w:lang w:eastAsia="en-PH"/>
+              </w:rPr>
+              <w:t xml:space="preserve">, </w:t>
+            </w:r>
+            <w:r>
+              <w:rPr>
+                <w:rFonts w:ascii="Times New Roman" w:eastAsia="Times New Roman" w:hAnsi="Times New Roman" w:cs="Times New Roman"/>
+                <w:lang w:eastAsia="en-PH"/>
+              </w:rPr>
+              <w:t xml:space="preserve">planned </w:t>
+            </w:r>
+            <w:r>
+              <w:rPr>
+                <w:rFonts w:ascii="Times New Roman" w:eastAsia="Times New Roman" w:hAnsi="Times New Roman" w:cs="Times New Roman"/>
+                <w:lang w:eastAsia="en-PH"/>
+              </w:rPr>
+              <w:t>interface</w:t>
+            </w:r>
+            <w:r>
+              <w:rPr>
+                <w:rFonts w:ascii="Times New Roman" w:eastAsia="Times New Roman" w:hAnsi="Times New Roman" w:cs="Times New Roman"/>
+                <w:lang w:eastAsia="en-PH"/>
+              </w:rPr>
+              <w:t>s</w:t>
+            </w:r>
+            <w:r>
+              <w:rPr>
+                <w:rFonts w:ascii="Times New Roman" w:eastAsia="Times New Roman" w:hAnsi="Times New Roman" w:cs="Times New Roman"/>
+                <w:lang w:eastAsia="en-PH"/>
+              </w:rPr>
+              <w:t xml:space="preserve">, and </w:t>
+            </w:r>
+            <w:r>
+              <w:rPr>
+                <w:rFonts w:ascii="Times New Roman" w:eastAsia="Times New Roman" w:hAnsi="Times New Roman" w:cs="Times New Roman"/>
+                <w:lang w:eastAsia="en-PH"/>
+              </w:rPr>
+              <w:t>reviewed</w:t>
+            </w:r>
+            <w:r>
+              <w:rPr>
+                <w:rFonts w:ascii="Times New Roman" w:eastAsia="Times New Roman" w:hAnsi="Times New Roman" w:cs="Times New Roman"/>
+                <w:lang w:eastAsia="en-PH"/>
+              </w:rPr>
+              <w:t xml:space="preserve"> </w:t>
+            </w:r>
+            <w:r>
+              <w:rPr>
+                <w:rFonts w:ascii="Times New Roman" w:eastAsia="Times New Roman" w:hAnsi="Times New Roman" w:cs="Times New Roman"/>
+                <w:lang w:eastAsia="en-PH"/>
+              </w:rPr>
+              <w:t>prototype layouts</w:t>
             </w:r>
           </w:p>
         </w:tc>
@@ -5429,7 +6252,21 @@
                 <w:rFonts w:ascii="Times New Roman" w:eastAsia="Times New Roman" w:hAnsi="Times New Roman" w:cs="Times New Roman"/>
                 <w:lang w:eastAsia="en-PH"/>
               </w:rPr>
-              <w:t>Approved interface prototype and system layout.</w:t>
+              <w:t>Approved interface prototype</w:t>
+            </w:r>
+            <w:r>
+              <w:rPr>
+                <w:rFonts w:ascii="Times New Roman" w:eastAsia="Times New Roman" w:hAnsi="Times New Roman" w:cs="Times New Roman"/>
+                <w:lang w:eastAsia="en-PH"/>
+              </w:rPr>
+              <w:t>s</w:t>
+            </w:r>
+            <w:r>
+              <w:rPr>
+                <w:rFonts w:ascii="Times New Roman" w:eastAsia="Times New Roman" w:hAnsi="Times New Roman" w:cs="Times New Roman"/>
+                <w:lang w:eastAsia="en-PH"/>
+              </w:rPr>
+              <w:t xml:space="preserve"> and system layout.</w:t>
             </w:r>
           </w:p>
         </w:tc>
@@ -5488,7 +6325,42 @@
                 <w:rFonts w:ascii="Times New Roman" w:eastAsia="Times New Roman" w:hAnsi="Times New Roman" w:cs="Times New Roman"/>
                 <w:lang w:eastAsia="en-PH"/>
               </w:rPr>
-              <w:t>Coding, database creation, module integration, and testing</w:t>
+              <w:t>Executed code implementation</w:t>
+            </w:r>
+            <w:r>
+              <w:rPr>
+                <w:rFonts w:ascii="Times New Roman" w:eastAsia="Times New Roman" w:hAnsi="Times New Roman" w:cs="Times New Roman"/>
+                <w:lang w:eastAsia="en-PH"/>
+              </w:rPr>
+              <w:t xml:space="preserve">, database </w:t>
+            </w:r>
+            <w:r>
+              <w:rPr>
+                <w:rFonts w:ascii="Times New Roman" w:eastAsia="Times New Roman" w:hAnsi="Times New Roman" w:cs="Times New Roman"/>
+                <w:lang w:eastAsia="en-PH"/>
+              </w:rPr>
+              <w:t>modeling</w:t>
+            </w:r>
+            <w:r>
+              <w:rPr>
+                <w:rFonts w:ascii="Times New Roman" w:eastAsia="Times New Roman" w:hAnsi="Times New Roman" w:cs="Times New Roman"/>
+                <w:lang w:eastAsia="en-PH"/>
+              </w:rPr>
+              <w:t>, module integration, and</w:t>
+            </w:r>
+            <w:r>
+              <w:rPr>
+                <w:rFonts w:ascii="Times New Roman" w:eastAsia="Times New Roman" w:hAnsi="Times New Roman" w:cs="Times New Roman"/>
+                <w:lang w:eastAsia="en-PH"/>
+              </w:rPr>
+              <w:t xml:space="preserve"> verification</w:t>
+            </w:r>
+            <w:r>
+              <w:rPr>
+                <w:rFonts w:ascii="Times New Roman" w:eastAsia="Times New Roman" w:hAnsi="Times New Roman" w:cs="Times New Roman"/>
+                <w:lang w:eastAsia="en-PH"/>
+              </w:rPr>
+              <w:t xml:space="preserve"> testing</w:t>
             </w:r>
           </w:p>
         </w:tc>
@@ -5538,7 +6410,14 @@
                 <w:rFonts w:ascii="Times New Roman" w:eastAsia="Times New Roman" w:hAnsi="Times New Roman" w:cs="Times New Roman"/>
                 <w:lang w:eastAsia="en-PH"/>
               </w:rPr>
-              <w:t>Working system modules and integrated application.</w:t>
+              <w:t>Working system modules and integrated application</w:t>
+            </w:r>
+            <w:r>
+              <w:rPr>
+                <w:rFonts w:ascii="Times New Roman" w:eastAsia="Times New Roman" w:hAnsi="Times New Roman" w:cs="Times New Roman"/>
+                <w:lang w:eastAsia="en-PH"/>
+              </w:rPr>
+              <w:t xml:space="preserve"> prototype.</w:t>
             </w:r>
           </w:p>
         </w:tc>
@@ -5597,7 +6476,14 @@
                 <w:rFonts w:ascii="Times New Roman" w:eastAsia="Times New Roman" w:hAnsi="Times New Roman" w:cs="Times New Roman"/>
                 <w:lang w:eastAsia="en-PH"/>
               </w:rPr>
-              <w:t>Final testing, evaluation, revisions, and deployment</w:t>
+              <w:t>Established the system evaluation framework, outlined testing procedures, and structured d</w:t>
+            </w:r>
+            <w:r>
+              <w:rPr>
+                <w:rFonts w:ascii="Times New Roman" w:eastAsia="Times New Roman" w:hAnsi="Times New Roman" w:cs="Times New Roman"/>
+                <w:lang w:eastAsia="en-PH"/>
+              </w:rPr>
+              <w:t>eployment recommendations</w:t>
             </w:r>
           </w:p>
         </w:tc>
@@ -5622,7 +6508,14 @@
                 <w:rFonts w:ascii="Times New Roman" w:eastAsia="Times New Roman" w:hAnsi="Times New Roman" w:cs="Times New Roman"/>
                 <w:lang w:eastAsia="en-PH"/>
               </w:rPr>
-              <w:t>Git/GitHub, ISO 25010 Checklist</w:t>
+              <w:t xml:space="preserve">Git/GitHub, ISO 25010 </w:t>
+            </w:r>
+            <w:r>
+              <w:rPr>
+                <w:rFonts w:ascii="Times New Roman" w:eastAsia="Times New Roman" w:hAnsi="Times New Roman" w:cs="Times New Roman"/>
+                <w:lang w:eastAsia="en-PH"/>
+              </w:rPr>
+              <w:t>Instrument</w:t>
             </w:r>
           </w:p>
         </w:tc>
@@ -5647,7 +6540,14 @@
                 <w:rFonts w:ascii="Times New Roman" w:eastAsia="Times New Roman" w:hAnsi="Times New Roman" w:cs="Times New Roman"/>
                 <w:lang w:eastAsia="en-PH"/>
               </w:rPr>
-              <w:t xml:space="preserve">Finalized </w:t>
+              <w:t>Functional</w:t>
+            </w:r>
+            <w:r>
+              <w:rPr>
+                <w:rFonts w:ascii="Times New Roman" w:eastAsia="Times New Roman" w:hAnsi="Times New Roman" w:cs="Times New Roman"/>
+                <w:lang w:eastAsia="en-PH"/>
+              </w:rPr>
+              <w:t xml:space="preserve"> </w:t>
             </w:r>
             <w:r>
               <w:rPr>
@@ -5663,7 +6563,14 @@
                 <w:rFonts w:ascii="Times New Roman" w:eastAsia="Times New Roman" w:hAnsi="Times New Roman" w:cs="Times New Roman"/>
                 <w:lang w:eastAsia="en-PH"/>
               </w:rPr>
-              <w:t xml:space="preserve"> system</w:t>
+              <w:t xml:space="preserve"> </w:t>
+            </w:r>
+            <w:r>
+              <w:rPr>
+                <w:rFonts w:ascii="Times New Roman" w:eastAsia="Times New Roman" w:hAnsi="Times New Roman" w:cs="Times New Roman"/>
+                <w:lang w:eastAsia="en-PH"/>
+              </w:rPr>
+              <w:t>prototype and evaluation protocol</w:t>
             </w:r>
           </w:p>
         </w:tc>
@@ -5692,24 +6599,189 @@
         <w:rPr>
           <w:rFonts w:ascii="Times New Roman" w:eastAsia="Times New Roman" w:hAnsi="Times New Roman" w:cs="Times New Roman"/>
         </w:rPr>
+        <w:t xml:space="preserve">The outcome of </w:t>
+      </w:r>
+      <w:r>
+        <w:rPr>
+          <w:rFonts w:ascii="Times New Roman" w:eastAsia="Times New Roman" w:hAnsi="Times New Roman" w:cs="Times New Roman"/>
+        </w:rPr>
+        <w:t>this development phase</w:t>
+      </w:r>
+      <w:r>
+        <w:rPr>
+          <w:rFonts w:ascii="Times New Roman" w:eastAsia="Times New Roman" w:hAnsi="Times New Roman" w:cs="Times New Roman"/>
+        </w:rPr>
+        <w:t xml:space="preserve"> </w:t>
+      </w:r>
+      <w:r>
+        <w:rPr>
+          <w:rFonts w:ascii="Times New Roman" w:eastAsia="Times New Roman" w:hAnsi="Times New Roman" w:cs="Times New Roman"/>
+        </w:rPr>
+        <w:t>was</w:t>
+      </w:r>
+      <w:r>
+        <w:rPr>
+          <w:rFonts w:ascii="Times New Roman" w:eastAsia="Times New Roman" w:hAnsi="Times New Roman" w:cs="Times New Roman"/>
+        </w:rPr>
+        <w:t xml:space="preserve"> a functional SERBIS </w:t>
+      </w:r>
+      <w:r>
+        <w:rPr>
+          <w:rFonts w:ascii="Times New Roman" w:eastAsia="Times New Roman" w:hAnsi="Times New Roman" w:cs="Times New Roman"/>
+        </w:rPr>
+        <w:t>prototype designed to support</w:t>
+      </w:r>
+      <w:r>
+        <w:rPr>
+          <w:rFonts w:ascii="Times New Roman" w:eastAsia="Times New Roman" w:hAnsi="Times New Roman" w:cs="Times New Roman"/>
+        </w:rPr>
+        <w:t xml:space="preserve"> centralized record management, data-driven decision-making, and streamlined service request monitoring for the municipal</w:t>
+      </w:r>
+      <w:r>
+        <w:rPr>
+          <w:rFonts w:ascii="Times New Roman" w:eastAsia="Times New Roman" w:hAnsi="Times New Roman" w:cs="Times New Roman"/>
+        </w:rPr>
+        <w:t>ity</w:t>
+      </w:r>
+      <w:r>
+        <w:rPr>
+          <w:rFonts w:ascii="Times New Roman" w:eastAsia="Times New Roman" w:hAnsi="Times New Roman" w:cs="Times New Roman"/>
+        </w:rPr>
+        <w:t xml:space="preserve"> of Echague.</w:t>
+      </w:r>
+    </w:p>
+    <w:p>
+      <w:pPr>
+        <w:spacing w:line="480" w:lineRule="auto"/>
+        <w:rPr>
+          <w:rFonts w:ascii="Times New Roman" w:eastAsia="Times New Roman" w:hAnsi="Times New Roman" w:cs="Times New Roman"/>
+        </w:rPr>
+      </w:pPr>
+      <w:r>
+        <w:rPr>
+          <w:rFonts w:ascii="Times New Roman" w:eastAsia="Times New Roman" w:hAnsi="Times New Roman" w:cs="Times New Roman"/>
+          <w:b/>
+          <w:bCs/>
+        </w:rPr>
+        <w:t>3.3 Participants/Respondents</w:t>
+      </w:r>
+    </w:p>
+    <w:p>
+      <w:pPr>
+        <w:spacing w:line="480" w:lineRule="auto"/>
+        <w:ind w:firstLine="720"/>
+        <w:rPr>
+          <w:rFonts w:ascii="Times New Roman" w:eastAsia="Times New Roman" w:hAnsi="Times New Roman" w:cs="Times New Roman"/>
+        </w:rPr>
+      </w:pPr>
+      <w:r>
+        <w:rPr>
+          <w:rFonts w:ascii="Times New Roman" w:eastAsia="Times New Roman" w:hAnsi="Times New Roman" w:cs="Times New Roman"/>
+        </w:rPr>
+        <w:t>The participants of this study consist</w:t>
+      </w:r>
+      <w:r>
+        <w:rPr>
+          <w:rFonts w:ascii="Times New Roman" w:eastAsia="Times New Roman" w:hAnsi="Times New Roman" w:cs="Times New Roman"/>
+        </w:rPr>
+        <w:t>ed</w:t>
+      </w:r>
+      <w:r>
+        <w:rPr>
+          <w:rFonts w:ascii="Times New Roman" w:eastAsia="Times New Roman" w:hAnsi="Times New Roman" w:cs="Times New Roman"/>
+        </w:rPr>
+        <w:t xml:space="preserve"> of MDRRMO personnel and selected residents of Echague, Isabela. MDRRMO personnel </w:t>
+      </w:r>
+      <w:r>
+        <w:rPr>
+          <w:rFonts w:ascii="Times New Roman" w:eastAsia="Times New Roman" w:hAnsi="Times New Roman" w:cs="Times New Roman"/>
+        </w:rPr>
+        <w:t>were</w:t>
+      </w:r>
+      <w:r>
+        <w:rPr>
+          <w:rFonts w:ascii="Times New Roman" w:eastAsia="Times New Roman" w:hAnsi="Times New Roman" w:cs="Times New Roman"/>
+        </w:rPr>
+        <w:t xml:space="preserve"> </w:t>
+      </w:r>
+      <w:r>
+        <w:rPr>
+          <w:rFonts w:ascii="Times New Roman" w:eastAsia="Times New Roman" w:hAnsi="Times New Roman" w:cs="Times New Roman"/>
+        </w:rPr>
+        <w:t>designated to serve</w:t>
+      </w:r>
+      <w:r>
+        <w:rPr>
+          <w:rFonts w:ascii="Times New Roman" w:eastAsia="Times New Roman" w:hAnsi="Times New Roman" w:cs="Times New Roman"/>
+        </w:rPr>
+        <w:t xml:space="preserve"> as the primary evaluators of the </w:t>
+      </w:r>
+      <w:r>
+        <w:rPr>
+          <w:rFonts w:ascii="Times New Roman" w:eastAsia="Times New Roman" w:hAnsi="Times New Roman" w:cs="Times New Roman"/>
+        </w:rPr>
         <w:lastRenderedPageBreak/>
-        <w:t>The outcome of this phase will be a fully functional SERBIS platform that is rigorously tested, evaluated, and refined to effectively support centralized record management, data-driven decision-making, and streamlined service request monitoring for the municipal of Echague.</w:t>
-      </w:r>
-    </w:p>
-    <w:p>
-      <w:pPr>
-        <w:spacing w:line="480" w:lineRule="auto"/>
-        <w:rPr>
-          <w:rFonts w:ascii="Times New Roman" w:eastAsia="Times New Roman" w:hAnsi="Times New Roman" w:cs="Times New Roman"/>
-        </w:rPr>
-      </w:pPr>
-      <w:r>
-        <w:rPr>
-          <w:rFonts w:ascii="Times New Roman" w:eastAsia="Times New Roman" w:hAnsi="Times New Roman" w:cs="Times New Roman"/>
-          <w:b/>
-          <w:bCs/>
-        </w:rPr>
-        <w:t>3.3 Participants/Respondents</w:t>
+        <w:t xml:space="preserve">web administrative dashboard, while residents </w:t>
+      </w:r>
+      <w:r>
+        <w:rPr>
+          <w:rFonts w:ascii="Times New Roman" w:eastAsia="Times New Roman" w:hAnsi="Times New Roman" w:cs="Times New Roman"/>
+        </w:rPr>
+        <w:t>were</w:t>
+      </w:r>
+      <w:r>
+        <w:rPr>
+          <w:rFonts w:ascii="Times New Roman" w:eastAsia="Times New Roman" w:hAnsi="Times New Roman" w:cs="Times New Roman"/>
+        </w:rPr>
+        <w:t xml:space="preserve"> selected</w:t>
+      </w:r>
+      <w:r>
+        <w:rPr>
+          <w:rFonts w:ascii="Times New Roman" w:eastAsia="Times New Roman" w:hAnsi="Times New Roman" w:cs="Times New Roman"/>
+        </w:rPr>
+        <w:t xml:space="preserve"> to</w:t>
+      </w:r>
+      <w:r>
+        <w:rPr>
+          <w:rFonts w:ascii="Times New Roman" w:eastAsia="Times New Roman" w:hAnsi="Times New Roman" w:cs="Times New Roman"/>
+        </w:rPr>
+        <w:t xml:space="preserve"> evaluate the mobile application in terms of usability, accessibility, and utility in municipal service coordination. </w:t>
+      </w:r>
+      <w:r>
+        <w:rPr>
+          <w:rFonts w:ascii="Times New Roman" w:eastAsia="Times New Roman" w:hAnsi="Times New Roman" w:cs="Times New Roman"/>
+        </w:rPr>
+        <w:t>Because</w:t>
+      </w:r>
+      <w:r>
+        <w:rPr>
+          <w:rFonts w:ascii="Times New Roman" w:eastAsia="Times New Roman" w:hAnsi="Times New Roman" w:cs="Times New Roman"/>
+        </w:rPr>
+        <w:t xml:space="preserve"> the system </w:t>
+      </w:r>
+      <w:r>
+        <w:rPr>
+          <w:rFonts w:ascii="Times New Roman" w:eastAsia="Times New Roman" w:hAnsi="Times New Roman" w:cs="Times New Roman"/>
+        </w:rPr>
+        <w:t>was</w:t>
+      </w:r>
+      <w:r>
+        <w:rPr>
+          <w:rFonts w:ascii="Times New Roman" w:eastAsia="Times New Roman" w:hAnsi="Times New Roman" w:cs="Times New Roman"/>
+        </w:rPr>
+        <w:t xml:space="preserve"> intended for both administrative management and community level use, the respondents </w:t>
+      </w:r>
+      <w:r>
+        <w:rPr>
+          <w:rFonts w:ascii="Times New Roman" w:eastAsia="Times New Roman" w:hAnsi="Times New Roman" w:cs="Times New Roman"/>
+        </w:rPr>
+        <w:t>were structured to</w:t>
+      </w:r>
+      <w:r>
+        <w:rPr>
+          <w:rFonts w:ascii="Times New Roman" w:eastAsia="Times New Roman" w:hAnsi="Times New Roman" w:cs="Times New Roman"/>
+        </w:rPr>
+        <w:t xml:space="preserve"> represent both operational and end user perspectives.</w:t>
       </w:r>
     </w:p>
     <w:p>
@@ -5718,21 +6790,6 @@
         <w:ind w:firstLine="720"/>
         <w:rPr>
           <w:rFonts w:ascii="Times New Roman" w:eastAsia="Times New Roman" w:hAnsi="Times New Roman" w:cs="Times New Roman"/>
-        </w:rPr>
-      </w:pPr>
-      <w:r>
-        <w:rPr>
-          <w:rFonts w:ascii="Times New Roman" w:eastAsia="Times New Roman" w:hAnsi="Times New Roman" w:cs="Times New Roman"/>
-        </w:rPr>
-        <w:t>The participants of this study will consist of MDRRMO personnel and selected residents of Echague, Isabela. MDRRMO personnel will serve as the primary evaluators of the web administrative dashboard, while residents will evaluate the mobile application in terms of usability, accessibility, and utility in municipal service coordination. Since the system is intended for both administrative management and community level use, the respondents will represent both operational and end user perspectives.</w:t>
-      </w:r>
-    </w:p>
-    <w:p>
-      <w:pPr>
-        <w:spacing w:line="480" w:lineRule="auto"/>
-        <w:ind w:firstLine="720"/>
-        <w:rPr>
-          <w:rFonts w:ascii="Times New Roman" w:eastAsia="Times New Roman" w:hAnsi="Times New Roman" w:cs="Times New Roman"/>
           <w:b/>
           <w:bCs/>
         </w:rPr>
@@ -5758,7 +6815,31 @@
         <w:rPr>
           <w:rFonts w:ascii="Times New Roman" w:eastAsia="Times New Roman" w:hAnsi="Times New Roman" w:cs="Times New Roman"/>
         </w:rPr>
-        <w:t>The study utilizes a total sample of 63 participants. To ensure the SERBIS system is tested against the diverse geographical and connectivity conditions of Echague, the 50 resident respondents are purposefully selected from three distinct regions:</w:t>
+        <w:t>The study utilize</w:t>
+      </w:r>
+      <w:r>
+        <w:rPr>
+          <w:rFonts w:ascii="Times New Roman" w:eastAsia="Times New Roman" w:hAnsi="Times New Roman" w:cs="Times New Roman"/>
+        </w:rPr>
+        <w:t>d</w:t>
+      </w:r>
+      <w:r>
+        <w:rPr>
+          <w:rFonts w:ascii="Times New Roman" w:eastAsia="Times New Roman" w:hAnsi="Times New Roman" w:cs="Times New Roman"/>
+        </w:rPr>
+        <w:t xml:space="preserve"> a total sample of 63 participants. To ensure the SERBIS system </w:t>
+      </w:r>
+      <w:r>
+        <w:rPr>
+          <w:rFonts w:ascii="Times New Roman" w:eastAsia="Times New Roman" w:hAnsi="Times New Roman" w:cs="Times New Roman"/>
+        </w:rPr>
+        <w:t>was</w:t>
+      </w:r>
+      <w:r>
+        <w:rPr>
+          <w:rFonts w:ascii="Times New Roman" w:eastAsia="Times New Roman" w:hAnsi="Times New Roman" w:cs="Times New Roman"/>
+        </w:rPr>
+        <w:t xml:space="preserve"> tested against the diverse geographical and connectivity conditions of Echague, the 50 resident respondents are purposefully selected from three distinct regions:</w:t>
       </w:r>
     </w:p>
     <w:p>
@@ -5794,21 +6875,7 @@
         <w:rPr>
           <w:rFonts w:ascii="Times New Roman" w:eastAsia="Times New Roman" w:hAnsi="Times New Roman" w:cs="Times New Roman"/>
         </w:rPr>
-        <w:t xml:space="preserve">San Antonio </w:t>
-      </w:r>
-      <w:proofErr w:type="spellStart"/>
-      <w:r>
-        <w:rPr>
-          <w:rFonts w:ascii="Times New Roman" w:eastAsia="Times New Roman" w:hAnsi="Times New Roman" w:cs="Times New Roman"/>
-        </w:rPr>
-        <w:t>Ugad</w:t>
-      </w:r>
-      <w:proofErr w:type="spellEnd"/>
-      <w:r>
-        <w:rPr>
-          <w:rFonts w:ascii="Times New Roman" w:eastAsia="Times New Roman" w:hAnsi="Times New Roman" w:cs="Times New Roman"/>
-        </w:rPr>
-        <w:t xml:space="preserve"> (Southern Region): 17 participants</w:t>
+        <w:t>San Antonio Ugad (Southern Region): 17 participants</w:t>
       </w:r>
     </w:p>
     <w:p>
@@ -5841,38 +6908,62 @@
         <w:rPr>
           <w:rFonts w:ascii="Times New Roman" w:eastAsia="Times New Roman" w:hAnsi="Times New Roman" w:cs="Times New Roman"/>
         </w:rPr>
-        <w:t xml:space="preserve">The selection of 50 residents across the designated zones is established through a purposive sampling approach to ensure the formal evaluation reaches statistical saturation for a localized municipal study. While earlier models like Nielsen and Landauer (1993) are primarily used for identifying usability defects in small groups, this study utilizes a </w:t>
+        <w:t xml:space="preserve">The selection of 50 residents across the designated zones is established through a purposive sampling approach to ensure the formal evaluation reaches statistical saturation for a localized municipal study. While earlier models like Nielsen and Landauer (1993) are primarily used for identifying usability defects in small groups, this study utilizes a larger sample of 50 to provide a clearer methodological basis for the quantitative assessment of </w:t>
+      </w:r>
+      <w:r>
+        <w:rPr>
+          <w:rFonts w:ascii="Times New Roman" w:eastAsia="Times New Roman" w:hAnsi="Times New Roman" w:cs="Times New Roman"/>
+        </w:rPr>
+        <w:t>i</w:t>
+      </w:r>
+      <w:r>
+        <w:rPr>
+          <w:rFonts w:ascii="Times New Roman" w:eastAsia="Times New Roman" w:hAnsi="Times New Roman" w:cs="Times New Roman"/>
+        </w:rPr>
+        <w:t xml:space="preserve">nteraction </w:t>
+      </w:r>
+      <w:r>
+        <w:rPr>
+          <w:rFonts w:ascii="Times New Roman" w:eastAsia="Times New Roman" w:hAnsi="Times New Roman" w:cs="Times New Roman"/>
+        </w:rPr>
+        <w:t>c</w:t>
+      </w:r>
+      <w:r>
+        <w:rPr>
+          <w:rFonts w:ascii="Times New Roman" w:eastAsia="Times New Roman" w:hAnsi="Times New Roman" w:cs="Times New Roman"/>
+        </w:rPr>
+        <w:t xml:space="preserve">apability. According to Roscoe’s Rule of Thumb (Sekaran &amp; Bougie, 2016), sample sizes between 30 and 500 are considered sufficient for most research utilizing descriptive statistics, ensuring that the calculated weighted means are stable and representative of the community's perception. This participant count is further supported by the research of Hwang and Salvendy (2021), who emphasize that a larger pool is necessary to ensure the reliability of results when evaluating software quality </w:t>
       </w:r>
       <w:r>
         <w:rPr>
           <w:rFonts w:ascii="Times New Roman" w:eastAsia="Times New Roman" w:hAnsi="Times New Roman" w:cs="Times New Roman"/>
         </w:rPr>
         <w:lastRenderedPageBreak/>
-        <w:t xml:space="preserve">larger sample of 50 to provide a clearer methodological basis for the quantitative assessment of </w:t>
-      </w:r>
-      <w:r>
-        <w:rPr>
-          <w:rFonts w:ascii="Times New Roman" w:eastAsia="Times New Roman" w:hAnsi="Times New Roman" w:cs="Times New Roman"/>
-        </w:rPr>
-        <w:t>i</w:t>
-      </w:r>
-      <w:r>
-        <w:rPr>
-          <w:rFonts w:ascii="Times New Roman" w:eastAsia="Times New Roman" w:hAnsi="Times New Roman" w:cs="Times New Roman"/>
-        </w:rPr>
-        <w:t xml:space="preserve">nteraction </w:t>
-      </w:r>
-      <w:r>
-        <w:rPr>
-          <w:rFonts w:ascii="Times New Roman" w:eastAsia="Times New Roman" w:hAnsi="Times New Roman" w:cs="Times New Roman"/>
-        </w:rPr>
-        <w:t>c</w:t>
-      </w:r>
-      <w:r>
-        <w:rPr>
-          <w:rFonts w:ascii="Times New Roman" w:eastAsia="Times New Roman" w:hAnsi="Times New Roman" w:cs="Times New Roman"/>
-        </w:rPr>
-        <w:t>apability. According to Roscoe’s Rule of Thumb (Sekaran &amp; Bougie, 2016), sample sizes between 30 and 500 are considered sufficient for most research utilizing descriptive statistics, ensuring that the calculated weighted means are stable and representative of the community's perception. This participant count is further supported by the research of Hwang and Salvendy (2021), who emphasize that a larger pool is necessary to ensure the reliability of results when evaluating software quality characteristics in community-based platforms. Furthermore, Al-Zahrani et al. (2022) established that 50 respondents provide an adequate data snapshot to judge the effectiveness and information quality of emergency applications within a local town, ensuring that the feedback collected is comprehensive enough to represent the diverse technical proficiencies of the residents of Echague.</w:t>
+        <w:t>characteristics in community-based platforms. Furthermore, Al-Zahrani et al. (2022) established that 50 respondents provide</w:t>
+      </w:r>
+      <w:r>
+        <w:rPr>
+          <w:rFonts w:ascii="Times New Roman" w:eastAsia="Times New Roman" w:hAnsi="Times New Roman" w:cs="Times New Roman"/>
+        </w:rPr>
+        <w:t>d</w:t>
+      </w:r>
+      <w:r>
+        <w:rPr>
+          <w:rFonts w:ascii="Times New Roman" w:eastAsia="Times New Roman" w:hAnsi="Times New Roman" w:cs="Times New Roman"/>
+        </w:rPr>
+        <w:t xml:space="preserve"> an adequate data snapshot to judge the effectiveness and information quality of emergency applications within a local town, ensuring that the feedback collected </w:t>
+      </w:r>
+      <w:r>
+        <w:rPr>
+          <w:rFonts w:ascii="Times New Roman" w:eastAsia="Times New Roman" w:hAnsi="Times New Roman" w:cs="Times New Roman"/>
+        </w:rPr>
+        <w:t>was</w:t>
+      </w:r>
+      <w:r>
+        <w:rPr>
+          <w:rFonts w:ascii="Times New Roman" w:eastAsia="Times New Roman" w:hAnsi="Times New Roman" w:cs="Times New Roman"/>
+        </w:rPr>
+        <w:t xml:space="preserve"> comprehensive enough to represent the diverse technical proficiencies of the residents of Echague.</w:t>
       </w:r>
     </w:p>
     <w:p>
@@ -5887,7 +6978,55 @@
         <w:rPr>
           <w:rFonts w:ascii="Times New Roman" w:eastAsia="Times New Roman" w:hAnsi="Times New Roman" w:cs="Times New Roman"/>
         </w:rPr>
-        <w:t>Purposive sampling is applied because the study requires respondents with specific roles: IT experts for technical validation, MDRRMO staff for emergency management, and family heads from the selected barangays. Family heads are chosen as they act as the primary representatives for household-level communication. Their feedback determines if the mobile application is accessible and useful for the community, regardless of their location within the municipality.</w:t>
+        <w:t xml:space="preserve">Purposive sampling </w:t>
+      </w:r>
+      <w:r>
+        <w:rPr>
+          <w:rFonts w:ascii="Times New Roman" w:eastAsia="Times New Roman" w:hAnsi="Times New Roman" w:cs="Times New Roman"/>
+        </w:rPr>
+        <w:t>was</w:t>
+      </w:r>
+      <w:r>
+        <w:rPr>
+          <w:rFonts w:ascii="Times New Roman" w:eastAsia="Times New Roman" w:hAnsi="Times New Roman" w:cs="Times New Roman"/>
+        </w:rPr>
+        <w:t xml:space="preserve"> applied because the study require</w:t>
+      </w:r>
+      <w:r>
+        <w:rPr>
+          <w:rFonts w:ascii="Times New Roman" w:eastAsia="Times New Roman" w:hAnsi="Times New Roman" w:cs="Times New Roman"/>
+        </w:rPr>
+        <w:t>d</w:t>
+      </w:r>
+      <w:r>
+        <w:rPr>
+          <w:rFonts w:ascii="Times New Roman" w:eastAsia="Times New Roman" w:hAnsi="Times New Roman" w:cs="Times New Roman"/>
+        </w:rPr>
+        <w:t xml:space="preserve"> respondents with specific roles: IT experts for technical validation, MDRRMO staff for emergency management, and family heads from the selected barangays. Family heads are chosen as they act as the primary representatives for household-level communication. Their feedback determine</w:t>
+      </w:r>
+      <w:r>
+        <w:rPr>
+          <w:rFonts w:ascii="Times New Roman" w:eastAsia="Times New Roman" w:hAnsi="Times New Roman" w:cs="Times New Roman"/>
+        </w:rPr>
+        <w:t>d</w:t>
+      </w:r>
+      <w:r>
+        <w:rPr>
+          <w:rFonts w:ascii="Times New Roman" w:eastAsia="Times New Roman" w:hAnsi="Times New Roman" w:cs="Times New Roman"/>
+        </w:rPr>
+        <w:t xml:space="preserve"> if the mobile application </w:t>
+      </w:r>
+      <w:r>
+        <w:rPr>
+          <w:rFonts w:ascii="Times New Roman" w:eastAsia="Times New Roman" w:hAnsi="Times New Roman" w:cs="Times New Roman"/>
+        </w:rPr>
+        <w:t>was</w:t>
+      </w:r>
+      <w:r>
+        <w:rPr>
+          <w:rFonts w:ascii="Times New Roman" w:eastAsia="Times New Roman" w:hAnsi="Times New Roman" w:cs="Times New Roman"/>
+        </w:rPr>
+        <w:t xml:space="preserve"> accessible and useful for the community, regardless of their location within the municipality.</w:t>
       </w:r>
     </w:p>
     <w:p>
@@ -5900,6 +7039,17 @@
           <w:bCs/>
         </w:rPr>
       </w:pPr>
+    </w:p>
+    <w:p>
+      <w:pPr>
+        <w:spacing w:line="480" w:lineRule="auto"/>
+        <w:ind w:left="360" w:firstLine="720"/>
+        <w:rPr>
+          <w:rFonts w:ascii="Times New Roman" w:eastAsia="Times New Roman" w:hAnsi="Times New Roman" w:cs="Times New Roman"/>
+          <w:b/>
+          <w:bCs/>
+        </w:rPr>
+      </w:pPr>
       <w:r>
         <w:rPr>
           <w:rFonts w:ascii="Times New Roman" w:eastAsia="Times New Roman" w:hAnsi="Times New Roman" w:cs="Times New Roman"/>
@@ -5923,24 +7073,6 @@
         </w:rPr>
         <w:t>To maintain the integrity of the evaluation, the following criteria were established:</w:t>
       </w:r>
-    </w:p>
-    <w:p>
-      <w:pPr>
-        <w:spacing w:line="480" w:lineRule="auto"/>
-        <w:ind w:left="360" w:firstLine="720"/>
-        <w:rPr>
-          <w:rFonts w:ascii="Times New Roman" w:eastAsia="Times New Roman" w:hAnsi="Times New Roman" w:cs="Times New Roman"/>
-        </w:rPr>
-      </w:pPr>
-    </w:p>
-    <w:p>
-      <w:pPr>
-        <w:spacing w:line="480" w:lineRule="auto"/>
-        <w:ind w:left="360" w:firstLine="720"/>
-        <w:rPr>
-          <w:rFonts w:ascii="Times New Roman" w:eastAsia="Times New Roman" w:hAnsi="Times New Roman" w:cs="Times New Roman"/>
-        </w:rPr>
-      </w:pPr>
     </w:p>
     <w:p>
       <w:pPr>
@@ -5964,7 +7096,6 @@
           <w:sz w:val="24"/>
           <w:szCs w:val="24"/>
         </w:rPr>
-        <w:lastRenderedPageBreak/>
         <w:t>Inclusion Criteria</w:t>
       </w:r>
     </w:p>
@@ -6049,6 +7180,21 @@
     <w:p>
       <w:pPr>
         <w:pStyle w:val="ListParagraph"/>
+        <w:tabs>
+          <w:tab w:val="left" w:pos="1440"/>
+        </w:tabs>
+        <w:spacing w:line="480" w:lineRule="auto"/>
+        <w:ind w:left="1800"/>
+        <w:rPr>
+          <w:rFonts w:ascii="Times New Roman" w:eastAsia="Times New Roman" w:hAnsi="Times New Roman" w:cs="Times New Roman"/>
+          <w:sz w:val="24"/>
+          <w:szCs w:val="24"/>
+        </w:rPr>
+      </w:pPr>
+    </w:p>
+    <w:p>
+      <w:pPr>
+        <w:pStyle w:val="ListParagraph"/>
         <w:numPr>
           <w:ilvl w:val="0"/>
           <w:numId w:val="14"/>
@@ -6068,6 +7214,7 @@
           <w:sz w:val="24"/>
           <w:szCs w:val="24"/>
         </w:rPr>
+        <w:lastRenderedPageBreak/>
         <w:t>Exclusion Criteria:</w:t>
       </w:r>
       <w:r>
@@ -6646,8 +7793,8 @@
         <w:spacing w:line="480" w:lineRule="auto"/>
         <w:rPr>
           <w:rFonts w:ascii="Times New Roman" w:eastAsia="Times New Roman" w:hAnsi="Times New Roman" w:cs="Times New Roman"/>
-          <w:i/>
-          <w:iCs/>
+          <w:b/>
+          <w:bCs/>
         </w:rPr>
       </w:pPr>
     </w:p>
@@ -6690,14 +7837,79 @@
         <w:rPr>
           <w:rFonts w:ascii="Times New Roman" w:eastAsia="Times New Roman" w:hAnsi="Times New Roman" w:cs="Times New Roman"/>
         </w:rPr>
-        <w:t xml:space="preserve"> The head and staff of the Municipal Disaster Risk Reduction and Management Office (MDRRMO) will participate in evaluating the administrative functions of the web administrative dashboard. A total of eleven (11) </w:t>
-      </w:r>
-      <w:r>
-        <w:rPr>
-          <w:rFonts w:ascii="Times New Roman" w:eastAsia="Times New Roman" w:hAnsi="Times New Roman" w:cs="Times New Roman"/>
+        <w:t xml:space="preserve"> The head and staff of the Municipal Disaster Risk Reduction and Management Office (MDRRMO) will participate in evaluating the administrative functions of the web administrative dashboard. A total of eleven (11) MDRRMO personnel </w:t>
+      </w:r>
+      <w:r>
+        <w:rPr>
+          <w:rFonts w:ascii="Times New Roman" w:eastAsia="Times New Roman" w:hAnsi="Times New Roman" w:cs="Times New Roman"/>
+        </w:rPr>
+        <w:t>were</w:t>
+      </w:r>
+      <w:r>
+        <w:rPr>
+          <w:rFonts w:ascii="Times New Roman" w:eastAsia="Times New Roman" w:hAnsi="Times New Roman" w:cs="Times New Roman"/>
+        </w:rPr>
+        <w:t xml:space="preserve"> selected utilizing purposive sampling, as they are directly involved in targeted information dissemination, process of resident service requests, and public service monitoring. They will provide feedback on the Interaction Capability and Functional Suitability of the platform, as well as its alignment with existing administrative workflows. Their participation is important to ensure that the platform effectively supports the actual operational procedures of the municipality.</w:t>
+      </w:r>
+    </w:p>
+    <w:p>
+      <w:pPr>
+        <w:spacing w:line="480" w:lineRule="auto"/>
+        <w:ind w:left="720" w:firstLine="720"/>
+        <w:rPr>
+          <w:rFonts w:ascii="Times New Roman" w:eastAsia="Times New Roman" w:hAnsi="Times New Roman" w:cs="Times New Roman"/>
+        </w:rPr>
+      </w:pPr>
+      <w:r>
+        <w:rPr>
+          <w:rFonts w:ascii="Times New Roman" w:eastAsia="Times New Roman" w:hAnsi="Times New Roman" w:cs="Times New Roman"/>
+          <w:b/>
+          <w:bCs/>
         </w:rPr>
         <w:lastRenderedPageBreak/>
-        <w:t>MDRRMO personnel will be selected utilizing purposive sampling, as they are directly involved in targeted information dissemination, process of resident service requests, and public service monitoring. They will provide feedback on the Interaction Capability and Functional Suitability of the platform, as well as its alignment with existing administrative workflows. Their participation is important to ensure that the platform effectively supports the actual operational procedures of the municipality.</w:t>
+        <w:t>Residents:</w:t>
+      </w:r>
+      <w:r>
+        <w:rPr>
+          <w:rFonts w:ascii="Times New Roman" w:eastAsia="Times New Roman" w:hAnsi="Times New Roman" w:cs="Times New Roman"/>
+        </w:rPr>
+        <w:t xml:space="preserve"> The primary users of the mobile application consist</w:t>
+      </w:r>
+      <w:r>
+        <w:rPr>
+          <w:rFonts w:ascii="Times New Roman" w:eastAsia="Times New Roman" w:hAnsi="Times New Roman" w:cs="Times New Roman"/>
+        </w:rPr>
+        <w:t>ed</w:t>
+      </w:r>
+      <w:r>
+        <w:rPr>
+          <w:rFonts w:ascii="Times New Roman" w:eastAsia="Times New Roman" w:hAnsi="Times New Roman" w:cs="Times New Roman"/>
+        </w:rPr>
+        <w:t xml:space="preserve"> of family heads residing in the municipality of Echague. Each family head represents their household, </w:t>
+      </w:r>
+      <w:r>
+        <w:rPr>
+          <w:rFonts w:ascii="Times New Roman" w:eastAsia="Times New Roman" w:hAnsi="Times New Roman" w:cs="Times New Roman"/>
+        </w:rPr>
+        <w:t>and will provide</w:t>
+      </w:r>
+      <w:r>
+        <w:rPr>
+          <w:rFonts w:ascii="Times New Roman" w:eastAsia="Times New Roman" w:hAnsi="Times New Roman" w:cs="Times New Roman"/>
+        </w:rPr>
+        <w:t xml:space="preserve"> critical feedback on system interaction capability, service request management, and access to offline disaster information. For the system evaluation, a total of fifty (50) resident participants </w:t>
+      </w:r>
+      <w:r>
+        <w:rPr>
+          <w:rFonts w:ascii="Times New Roman" w:eastAsia="Times New Roman" w:hAnsi="Times New Roman" w:cs="Times New Roman"/>
+        </w:rPr>
+        <w:t xml:space="preserve">were selected </w:t>
+      </w:r>
+      <w:r>
+        <w:rPr>
+          <w:rFonts w:ascii="Times New Roman" w:eastAsia="Times New Roman" w:hAnsi="Times New Roman" w:cs="Times New Roman"/>
+        </w:rPr>
+        <w:t>from three representative barangays: San Miguel (Forest Region), San Antonio Ugad (Southern Region), and San Fabian (Highway Region).</w:t>
       </w:r>
     </w:p>
     <w:p>
@@ -6711,30 +7923,32 @@
       <w:r>
         <w:rPr>
           <w:rFonts w:ascii="Times New Roman" w:eastAsia="Times New Roman" w:hAnsi="Times New Roman" w:cs="Times New Roman"/>
-          <w:b/>
-          <w:bCs/>
-        </w:rPr>
-        <w:t>Residents:</w:t>
-      </w:r>
-      <w:r>
-        <w:rPr>
-          <w:rFonts w:ascii="Times New Roman" w:eastAsia="Times New Roman" w:hAnsi="Times New Roman" w:cs="Times New Roman"/>
-        </w:rPr>
-        <w:t xml:space="preserve"> The primary users of the mobile application consist of family heads residing in the municipality of Echague. Each family head represents their household, providing critical feedback on system interaction capability, service request management, and access to offline disaster information. For the system evaluation, a total of fifty (50) resident participants is selected from three representative barangays: San Miguel (Forest Region), San Antonio </w:t>
-      </w:r>
-      <w:proofErr w:type="spellStart"/>
-      <w:r>
-        <w:rPr>
-          <w:rFonts w:ascii="Times New Roman" w:eastAsia="Times New Roman" w:hAnsi="Times New Roman" w:cs="Times New Roman"/>
-        </w:rPr>
-        <w:t>Ugad</w:t>
-      </w:r>
-      <w:proofErr w:type="spellEnd"/>
-      <w:r>
-        <w:rPr>
-          <w:rFonts w:ascii="Times New Roman" w:eastAsia="Times New Roman" w:hAnsi="Times New Roman" w:cs="Times New Roman"/>
-        </w:rPr>
-        <w:t xml:space="preserve"> (Southern Region), and San Fabian (Highway Region).</w:t>
+        </w:rPr>
+        <w:t>This geographical distribution</w:t>
+      </w:r>
+      <w:r>
+        <w:rPr>
+          <w:rFonts w:ascii="Times New Roman" w:eastAsia="Times New Roman" w:hAnsi="Times New Roman" w:cs="Times New Roman"/>
+        </w:rPr>
+        <w:t xml:space="preserve">, </w:t>
+      </w:r>
+      <w:r>
+        <w:rPr>
+          <w:rFonts w:ascii="Times New Roman" w:eastAsia="Times New Roman" w:hAnsi="Times New Roman" w:cs="Times New Roman"/>
+        </w:rPr>
+        <w:t>comprising 17 participants from San Miguel, 17 from San Antonio Ugad, and 16 from San Fabian—</w:t>
+      </w:r>
+      <w:r>
+        <w:rPr>
+          <w:rFonts w:ascii="Times New Roman" w:eastAsia="Times New Roman" w:hAnsi="Times New Roman" w:cs="Times New Roman"/>
+        </w:rPr>
+        <w:t xml:space="preserve"> will </w:t>
+      </w:r>
+      <w:r>
+        <w:rPr>
+          <w:rFonts w:ascii="Times New Roman" w:eastAsia="Times New Roman" w:hAnsi="Times New Roman" w:cs="Times New Roman"/>
+        </w:rPr>
+        <w:t>allows the researchers to gather feedback from diverse users operating in different environmental conditions and network signal strengths. This target approach ensures that the evaluation captures the system’s performance in both urbanized and remote settings while remaining manageable within the study’s logistical constraints.</w:t>
       </w:r>
     </w:p>
     <w:p>
@@ -6748,35 +7962,6 @@
       <w:r>
         <w:rPr>
           <w:rFonts w:ascii="Times New Roman" w:eastAsia="Times New Roman" w:hAnsi="Times New Roman" w:cs="Times New Roman"/>
-        </w:rPr>
-        <w:t xml:space="preserve">This geographical distribution—comprising 17 participants from San Miguel, 17 from San Antonio </w:t>
-      </w:r>
-      <w:proofErr w:type="spellStart"/>
-      <w:r>
-        <w:rPr>
-          <w:rFonts w:ascii="Times New Roman" w:eastAsia="Times New Roman" w:hAnsi="Times New Roman" w:cs="Times New Roman"/>
-        </w:rPr>
-        <w:t>Ugad</w:t>
-      </w:r>
-      <w:proofErr w:type="spellEnd"/>
-      <w:r>
-        <w:rPr>
-          <w:rFonts w:ascii="Times New Roman" w:eastAsia="Times New Roman" w:hAnsi="Times New Roman" w:cs="Times New Roman"/>
-        </w:rPr>
-        <w:t>, and 16 from San Fabian—allows the researchers to gather feedback from diverse users operating in different environmental conditions and network signal strengths. This targeted approach ensures that the evaluation captures the system’s performance in both urbanized and remote settings while remaining manageable within the study’s logistical constraints.</w:t>
-      </w:r>
-    </w:p>
-    <w:p>
-      <w:pPr>
-        <w:spacing w:line="480" w:lineRule="auto"/>
-        <w:ind w:left="720" w:firstLine="720"/>
-        <w:rPr>
-          <w:rFonts w:ascii="Times New Roman" w:eastAsia="Times New Roman" w:hAnsi="Times New Roman" w:cs="Times New Roman"/>
-        </w:rPr>
-      </w:pPr>
-      <w:r>
-        <w:rPr>
-          <w:rFonts w:ascii="Times New Roman" w:eastAsia="Times New Roman" w:hAnsi="Times New Roman" w:cs="Times New Roman"/>
           <w:b/>
           <w:bCs/>
         </w:rPr>
@@ -6803,7 +7988,6 @@
           <w:b/>
           <w:bCs/>
         </w:rPr>
-        <w:lastRenderedPageBreak/>
         <w:t>3.3.4 Ethical Considerations and Data Privacy</w:t>
       </w:r>
     </w:p>
@@ -6847,6 +8031,7 @@
           <w:sz w:val="24"/>
           <w:szCs w:val="24"/>
         </w:rPr>
+        <w:lastRenderedPageBreak/>
         <w:t>Informed Consent: All participants will be briefed on the study's objectives and will sign a consent form acknowledging their voluntary participation.</w:t>
       </w:r>
     </w:p>
@@ -6977,31 +8162,35 @@
         <w:rPr>
           <w:rFonts w:ascii="Times New Roman" w:eastAsia="Times New Roman" w:hAnsi="Times New Roman" w:cs="Times New Roman"/>
         </w:rPr>
-        <w:t xml:space="preserve">The questionnaire will be given to MDRRMO personnel, residents, and IT validators after they have used the system, including features such as SMS alerts, service </w:t>
-      </w:r>
-      <w:r>
-        <w:rPr>
-          <w:rFonts w:ascii="Times New Roman" w:eastAsia="Times New Roman" w:hAnsi="Times New Roman" w:cs="Times New Roman"/>
+        <w:t>The questionnaire will be given to MDRRMO personnel, residents, and IT validators after they have used the system, including features such as SMS alerts, service request management, and access to system functionalities across web and mobile platforms.</w:t>
+      </w:r>
+    </w:p>
+    <w:p>
+      <w:pPr>
+        <w:spacing w:line="480" w:lineRule="auto"/>
+        <w:rPr>
+          <w:rFonts w:ascii="Times New Roman" w:eastAsia="Times New Roman" w:hAnsi="Times New Roman" w:cs="Times New Roman"/>
+          <w:b/>
+          <w:bCs/>
+        </w:rPr>
+      </w:pPr>
+    </w:p>
+    <w:p>
+      <w:pPr>
+        <w:spacing w:line="480" w:lineRule="auto"/>
+        <w:rPr>
+          <w:rFonts w:ascii="Times New Roman" w:eastAsia="Times New Roman" w:hAnsi="Times New Roman" w:cs="Times New Roman"/>
+          <w:b/>
+          <w:bCs/>
+        </w:rPr>
+      </w:pPr>
+      <w:r>
+        <w:rPr>
+          <w:rFonts w:ascii="Times New Roman" w:eastAsia="Times New Roman" w:hAnsi="Times New Roman" w:cs="Times New Roman"/>
+          <w:b/>
+          <w:bCs/>
         </w:rPr>
         <w:lastRenderedPageBreak/>
-        <w:t>request management, and access to system functionalities across web and mobile platforms.</w:t>
-      </w:r>
-    </w:p>
-    <w:p>
-      <w:pPr>
-        <w:spacing w:line="480" w:lineRule="auto"/>
-        <w:rPr>
-          <w:rFonts w:ascii="Times New Roman" w:eastAsia="Times New Roman" w:hAnsi="Times New Roman" w:cs="Times New Roman"/>
-          <w:b/>
-          <w:bCs/>
-        </w:rPr>
-      </w:pPr>
-      <w:r>
-        <w:rPr>
-          <w:rFonts w:ascii="Times New Roman" w:eastAsia="Times New Roman" w:hAnsi="Times New Roman" w:cs="Times New Roman"/>
-          <w:b/>
-          <w:bCs/>
-        </w:rPr>
         <w:t>Table 3</w:t>
       </w:r>
     </w:p>
@@ -7669,6 +8858,26 @@
           <w:bCs/>
         </w:rPr>
       </w:pPr>
+    </w:p>
+    <w:p>
+      <w:pPr>
+        <w:spacing w:line="480" w:lineRule="auto"/>
+        <w:rPr>
+          <w:rFonts w:ascii="Times New Roman" w:eastAsia="Times New Roman" w:hAnsi="Times New Roman" w:cs="Times New Roman"/>
+          <w:b/>
+          <w:bCs/>
+        </w:rPr>
+      </w:pPr>
+    </w:p>
+    <w:p>
+      <w:pPr>
+        <w:spacing w:line="480" w:lineRule="auto"/>
+        <w:rPr>
+          <w:rFonts w:ascii="Times New Roman" w:eastAsia="Times New Roman" w:hAnsi="Times New Roman" w:cs="Times New Roman"/>
+          <w:b/>
+          <w:bCs/>
+        </w:rPr>
+      </w:pPr>
       <w:r>
         <w:rPr>
           <w:rFonts w:ascii="Times New Roman" w:eastAsia="Times New Roman" w:hAnsi="Times New Roman" w:cs="Times New Roman"/>
@@ -7801,8 +9010,6 @@
         <w:ind w:firstLine="720"/>
         <w:rPr>
           <w:rFonts w:ascii="Times New Roman" w:eastAsia="Times New Roman" w:hAnsi="Times New Roman" w:cs="Times New Roman"/>
-          <w:b/>
-          <w:bCs/>
         </w:rPr>
       </w:pPr>
     </w:p>
@@ -8427,25 +9634,15 @@
           <w:sz w:val="24"/>
           <w:szCs w:val="24"/>
         </w:rPr>
-        <w:t xml:space="preserve"> – </w:t>
-      </w:r>
-      <w:r>
-        <w:rPr>
-          <w:rFonts w:ascii="Times New Roman" w:eastAsia="Times New Roman" w:hAnsi="Times New Roman" w:cs="Times New Roman"/>
-          <w:sz w:val="24"/>
-          <w:szCs w:val="24"/>
-        </w:rPr>
-        <w:t>Validation of the SHA-256 hashing implementation for user credentials and the Role-Based Access Control (RBAC) that restricts data access based on user hierarchy.</w:t>
-      </w:r>
-      <w:r>
-        <w:rPr>
-          <w:rFonts w:ascii="Times New Roman" w:eastAsia="Times New Roman" w:hAnsi="Times New Roman" w:cs="Times New Roman"/>
-          <w:b/>
-          <w:bCs/>
-          <w:sz w:val="24"/>
-          <w:szCs w:val="24"/>
-        </w:rPr>
         <w:t xml:space="preserve"> </w:t>
+      </w:r>
+      <w:r>
+        <w:rPr>
+          <w:rFonts w:ascii="Times New Roman" w:eastAsia="Times New Roman" w:hAnsi="Times New Roman" w:cs="Times New Roman"/>
+          <w:sz w:val="24"/>
+          <w:szCs w:val="24"/>
+        </w:rPr>
+        <w:t>(Multi-Factor Authentication) – Implementation of multi-factor authentication to add a verification layer beyond user credentials when accessing administrative accounts.</w:t>
       </w:r>
     </w:p>
     <w:p>
@@ -8458,6 +9655,8 @@
         <w:spacing w:line="480" w:lineRule="auto"/>
         <w:rPr>
           <w:rFonts w:ascii="Times New Roman" w:eastAsia="Times New Roman" w:hAnsi="Times New Roman" w:cs="Times New Roman"/>
+          <w:sz w:val="26"/>
+          <w:szCs w:val="26"/>
         </w:rPr>
       </w:pPr>
       <w:r>
@@ -8476,7 +9675,7 @@
           <w:sz w:val="24"/>
           <w:szCs w:val="24"/>
         </w:rPr>
-        <w:t>The researchers performed Authentication Testing by manually attempting to bypass the login screen via direct URL manipulation (e.g., attempting to access /admin/dashboard while logged out). The system successfully redirected all unauthorized attempts back to the login page.</w:t>
+        <w:t>The researchers will perform Authentication Testing by attempting to access an administrative account using valid credentials without completing the second verification factor. The system should deny access until the factor is satisfied.</w:t>
       </w:r>
     </w:p>
     <w:p>
@@ -8550,7 +9749,7 @@
           <w:sz w:val="24"/>
           <w:szCs w:val="24"/>
         </w:rPr>
-        <w:t>A Vulnerability Assessment was conducted by inspecting the database records after transmission. The researchers verified that user credentials remained hashed and that service request data remained consistent from the point of mobile submission to the database storage.</w:t>
+        <w:t>A Vulnerability Assessment will be conducted by inspecting the database records after transmission. The researchers will verify that user credentials remain hashed and that service request data remains consistent from the point of mobile submission to the database storage.</w:t>
       </w:r>
     </w:p>
     <w:p>
@@ -8615,7 +9814,7 @@
           <w:sz w:val="24"/>
           <w:szCs w:val="24"/>
         </w:rPr>
-        <w:t>A Traceability Test was performed by executing a "broadcast alert" and verifying that the system log correctly captured the administrator’s ID and timestamp. This ensures that every high-level action in the portal is tied to a specific authorized account.</w:t>
+        <w:t>A Traceability Test will be performed by executing a "broadcast alert" and verifying that the system log correctly captures the administrator's ID and timestamp. This ensures that every high-level action in the portal is tied to a specific authorized account.</w:t>
       </w:r>
     </w:p>
     <w:p>
@@ -8808,7 +10007,19 @@
         <w:rPr>
           <w:rFonts w:ascii="Times New Roman" w:eastAsia="Times New Roman" w:hAnsi="Times New Roman" w:cs="Times New Roman"/>
         </w:rPr>
-        <w:t>The interpretation of these scores is based on a standardized statistical range. To ensure clarity and avoid redundancy, the specific numerical ranges, verbal interpretations, and corresponding action benchmarks are shown in Table 6 under the Data Analysis Techniques (Section 3.6). This scale serves as the primary basis for determining if the SERBIS system meets the "Very Satisfactory" benchmark required for deployment.</w:t>
+        <w:t xml:space="preserve">The interpretation of these scores is based on a standardized statistical range. To ensure clarity and avoid redundancy, the specific numerical ranges, verbal interpretations, and corresponding action benchmarks are shown in Table 6 under the Data Analysis Techniques (Section 3.6). This scale serves as the primary basis for determining if the SERBIS system </w:t>
+      </w:r>
+      <w:r>
+        <w:rPr>
+          <w:rFonts w:ascii="Times New Roman" w:eastAsia="Times New Roman" w:hAnsi="Times New Roman" w:cs="Times New Roman"/>
+        </w:rPr>
+        <w:t>meets the minimum Grand Mean of 4.00 required for deployment</w:t>
+      </w:r>
+      <w:r>
+        <w:rPr>
+          <w:rFonts w:ascii="Times New Roman" w:eastAsia="Times New Roman" w:hAnsi="Times New Roman" w:cs="Times New Roman"/>
+        </w:rPr>
+        <w:t>.</w:t>
       </w:r>
     </w:p>
     <w:p>
@@ -9407,7 +10618,7 @@
     <w:p>
       <w:pPr>
         <w:spacing w:line="480" w:lineRule="auto"/>
-        <w:ind w:firstLine="720"/>
+        <w:ind w:left="720" w:firstLine="720"/>
         <w:rPr>
           <w:rFonts w:ascii="Times New Roman" w:eastAsia="Times New Roman" w:hAnsi="Times New Roman" w:cs="Times New Roman"/>
           <w:b/>
@@ -9679,8 +10890,24 @@
           <w:sz w:val="24"/>
           <w:szCs w:val="24"/>
         </w:rPr>
-        <w:t>A status update in the Laravel backend must trigger an API call to the SMS provider within 2 seconds, ensuring real-time notification.</w:t>
-      </w:r>
+        <w:t>A status update in the Laravel backend must successfully dispatch the notification request to the SMS provider's API, with the transaction recorded in the system logs. The system must achieve at least a 95% successful delivery rate, a 98% correct recipient targeting rate, and a 90% on-time delivery rate as verified through provider delivery receipts and system logs.</w:t>
+      </w:r>
+    </w:p>
+    <w:p>
+      <w:pPr>
+        <w:spacing w:line="480" w:lineRule="auto"/>
+        <w:rPr>
+          <w:rFonts w:ascii="Times New Roman" w:eastAsia="Times New Roman" w:hAnsi="Times New Roman" w:cs="Times New Roman"/>
+        </w:rPr>
+      </w:pPr>
+    </w:p>
+    <w:p>
+      <w:pPr>
+        <w:spacing w:line="480" w:lineRule="auto"/>
+        <w:rPr>
+          <w:rFonts w:ascii="Times New Roman" w:eastAsia="Times New Roman" w:hAnsi="Times New Roman" w:cs="Times New Roman"/>
+        </w:rPr>
+      </w:pPr>
     </w:p>
     <w:p>
       <w:pPr>
@@ -9769,7 +10996,6 @@
           <w:sz w:val="24"/>
           <w:szCs w:val="24"/>
         </w:rPr>
-        <w:lastRenderedPageBreak/>
         <w:t>Criteria:</w:t>
       </w:r>
       <w:r>
@@ -9821,7 +11047,19 @@
         <w:rPr>
           <w:rFonts w:ascii="Times New Roman" w:eastAsia="Times New Roman" w:hAnsi="Times New Roman" w:cs="Times New Roman"/>
         </w:rPr>
-        <w:t xml:space="preserve"> Aligned with the ISO 25010 Functional Suitability criteria, test cases will strictly verify if the core features (SMS broadcasting, request tracking, offline access) operate exactly as required by the MDRRMO. </w:t>
+        <w:t xml:space="preserve"> Aligned with the ISO</w:t>
+      </w:r>
+      <w:r>
+        <w:rPr>
+          <w:rFonts w:ascii="Times New Roman" w:eastAsia="Times New Roman" w:hAnsi="Times New Roman" w:cs="Times New Roman"/>
+        </w:rPr>
+        <w:t>/IEC</w:t>
+      </w:r>
+      <w:r>
+        <w:rPr>
+          <w:rFonts w:ascii="Times New Roman" w:eastAsia="Times New Roman" w:hAnsi="Times New Roman" w:cs="Times New Roman"/>
+        </w:rPr>
+        <w:t xml:space="preserve"> 25010 Functional Suitability criteria, test cases will strictly verify if the core features (SMS broadcasting, request tracking, offline access) operate exactly as required by the MDRRMO. </w:t>
       </w:r>
     </w:p>
     <w:p>
@@ -9898,7 +11136,13 @@
         <w:rPr>
           <w:rFonts w:ascii="Times New Roman" w:eastAsia="Times New Roman" w:hAnsi="Times New Roman" w:cs="Times New Roman"/>
         </w:rPr>
-        <w:t xml:space="preserve"> The system must achieve 100% accuracy in report generation, where the visual dashboard summaries exactly match the raw records stored in the MariaDB database.</w:t>
+        <w:t xml:space="preserve"> </w:t>
+      </w:r>
+      <w:r>
+        <w:rPr>
+          <w:rFonts w:ascii="Times New Roman" w:eastAsia="Times New Roman" w:hAnsi="Times New Roman" w:cs="Times New Roman"/>
+        </w:rPr>
+        <w:t>The system must achieve at least 95% data accuracy in report generation, where the visual dashboard summaries match the records stored in the MariaDB database.</w:t>
       </w:r>
     </w:p>
     <w:p>
@@ -9924,7 +11168,14 @@
         <w:rPr>
           <w:rFonts w:ascii="Times New Roman" w:eastAsia="Times New Roman" w:hAnsi="Times New Roman" w:cs="Times New Roman"/>
         </w:rPr>
-        <w:t xml:space="preserve"> Aligned with Interaction Capability, Security, Compatibility, and Flexibility criteria, test cases will measure system load times, database response speeds under multiple concurrent users, the success rate of user authentication, and overall interface accessibility.</w:t>
+        <w:t xml:space="preserve"> Aligned with Interaction Capability, Security, Compatibility, and Flexibility criteria, test cases will measure system load times, </w:t>
+      </w:r>
+      <w:r>
+        <w:rPr>
+          <w:rFonts w:ascii="Times New Roman" w:eastAsia="Times New Roman" w:hAnsi="Times New Roman" w:cs="Times New Roman"/>
+        </w:rPr>
+        <w:lastRenderedPageBreak/>
+        <w:t>database response speeds under multiple concurrent users, the success rate of user authentication, and overall interface accessibility.</w:t>
       </w:r>
     </w:p>
     <w:p>
@@ -9970,7 +11221,6 @@
           <w:b/>
           <w:bCs/>
         </w:rPr>
-        <w:lastRenderedPageBreak/>
         <w:t>Security Benchmark:</w:t>
       </w:r>
       <w:r>
@@ -9978,6 +11228,32 @@
           <w:rFonts w:ascii="Times New Roman" w:eastAsia="Times New Roman" w:hAnsi="Times New Roman" w:cs="Times New Roman"/>
         </w:rPr>
         <w:t xml:space="preserve"> The system must verify that Role-Based Access Control (RBAC) blocks 100% of unauthorized attempts to access administrative logs.</w:t>
+      </w:r>
+    </w:p>
+    <w:p>
+      <w:pPr>
+        <w:numPr>
+          <w:ilvl w:val="1"/>
+          <w:numId w:val="21"/>
+        </w:numPr>
+        <w:spacing w:line="480" w:lineRule="auto"/>
+        <w:rPr>
+          <w:rFonts w:ascii="Times New Roman" w:eastAsia="Times New Roman" w:hAnsi="Times New Roman" w:cs="Times New Roman"/>
+        </w:rPr>
+      </w:pPr>
+      <w:r>
+        <w:rPr>
+          <w:rFonts w:ascii="Times New Roman" w:eastAsia="Times New Roman" w:hAnsi="Times New Roman" w:cs="Times New Roman"/>
+          <w:b/>
+          <w:bCs/>
+        </w:rPr>
+        <w:t xml:space="preserve">Authentication Benchmark: </w:t>
+      </w:r>
+      <w:r>
+        <w:rPr>
+          <w:rFonts w:ascii="Times New Roman" w:eastAsia="Times New Roman" w:hAnsi="Times New Roman" w:cs="Times New Roman"/>
+        </w:rPr>
+        <w:t>The system must verify that multi-factor authentication (MFA) correctly requires a second verification factor before granting access to administrative accounts.</w:t>
       </w:r>
     </w:p>
     <w:p>
@@ -10074,12 +11350,24 @@
           <w:bCs/>
         </w:rPr>
       </w:pPr>
-      <w:r>
-        <w:rPr>
-          <w:rFonts w:ascii="Times New Roman" w:eastAsia="Times New Roman" w:hAnsi="Times New Roman" w:cs="Times New Roman"/>
-          <w:b/>
-          <w:bCs/>
-        </w:rPr>
+    </w:p>
+    <w:p>
+      <w:pPr>
+        <w:spacing w:line="480" w:lineRule="auto"/>
+        <w:ind w:left="720"/>
+        <w:rPr>
+          <w:rFonts w:ascii="Times New Roman" w:eastAsia="Times New Roman" w:hAnsi="Times New Roman" w:cs="Times New Roman"/>
+          <w:b/>
+          <w:bCs/>
+        </w:rPr>
+      </w:pPr>
+      <w:r>
+        <w:rPr>
+          <w:rFonts w:ascii="Times New Roman" w:eastAsia="Times New Roman" w:hAnsi="Times New Roman" w:cs="Times New Roman"/>
+          <w:b/>
+          <w:bCs/>
+        </w:rPr>
+        <w:lastRenderedPageBreak/>
         <w:t>4.</w:t>
       </w:r>
       <w:r>
@@ -10181,63 +11469,133 @@
           <w:b/>
           <w:bCs/>
         </w:rPr>
+        <w:t>Documentation:</w:t>
+      </w:r>
+      <w:r>
+        <w:rPr>
+          <w:rFonts w:ascii="Times New Roman" w:eastAsia="Times New Roman" w:hAnsi="Times New Roman" w:cs="Times New Roman"/>
+        </w:rPr>
+        <w:t xml:space="preserve"> All identified bugs and their corresponding fixes will be recorded to ensure the system is stable before the final user evaluation.</w:t>
+      </w:r>
+    </w:p>
+    <w:p>
+      <w:pPr>
+        <w:spacing w:line="480" w:lineRule="auto"/>
+        <w:ind w:firstLine="720"/>
+        <w:rPr>
+          <w:rFonts w:ascii="Times New Roman" w:eastAsia="Times New Roman" w:hAnsi="Times New Roman" w:cs="Times New Roman"/>
+          <w:b/>
+          <w:bCs/>
+        </w:rPr>
+      </w:pPr>
+      <w:r>
+        <w:rPr>
+          <w:rFonts w:ascii="Times New Roman" w:eastAsia="Times New Roman" w:hAnsi="Times New Roman" w:cs="Times New Roman"/>
+          <w:b/>
+          <w:bCs/>
+        </w:rPr>
+        <w:t>3.5.2 Phase-Based Evaluation Framework</w:t>
+      </w:r>
+    </w:p>
+    <w:p>
+      <w:pPr>
+        <w:spacing w:line="480" w:lineRule="auto"/>
+        <w:ind w:left="720" w:firstLine="720"/>
+        <w:rPr>
+          <w:rFonts w:ascii="Times New Roman" w:eastAsia="Times New Roman" w:hAnsi="Times New Roman" w:cs="Times New Roman"/>
+        </w:rPr>
+      </w:pPr>
+      <w:r>
+        <w:rPr>
+          <w:rFonts w:ascii="Times New Roman" w:eastAsia="Times New Roman" w:hAnsi="Times New Roman" w:cs="Times New Roman"/>
+        </w:rPr>
+        <w:t>Following the technical testing, the user evaluation will be conducted within a two-week period to ensure that all data is collected and verified according to the study's objectives.</w:t>
+      </w:r>
+    </w:p>
+    <w:p>
+      <w:pPr>
+        <w:spacing w:line="480" w:lineRule="auto"/>
+        <w:rPr>
+          <w:rFonts w:ascii="Times New Roman" w:eastAsia="Times New Roman" w:hAnsi="Times New Roman" w:cs="Times New Roman"/>
+          <w:b/>
+          <w:bCs/>
+        </w:rPr>
+      </w:pPr>
+    </w:p>
+    <w:p>
+      <w:pPr>
+        <w:spacing w:line="480" w:lineRule="auto"/>
+        <w:rPr>
+          <w:rFonts w:ascii="Times New Roman" w:eastAsia="Times New Roman" w:hAnsi="Times New Roman" w:cs="Times New Roman"/>
+          <w:b/>
+          <w:bCs/>
+        </w:rPr>
+      </w:pPr>
+    </w:p>
+    <w:p>
+      <w:pPr>
+        <w:spacing w:line="480" w:lineRule="auto"/>
+        <w:rPr>
+          <w:rFonts w:ascii="Times New Roman" w:eastAsia="Times New Roman" w:hAnsi="Times New Roman" w:cs="Times New Roman"/>
+          <w:b/>
+          <w:bCs/>
+        </w:rPr>
+      </w:pPr>
+    </w:p>
+    <w:p>
+      <w:pPr>
+        <w:spacing w:line="480" w:lineRule="auto"/>
+        <w:rPr>
+          <w:rFonts w:ascii="Times New Roman" w:eastAsia="Times New Roman" w:hAnsi="Times New Roman" w:cs="Times New Roman"/>
+          <w:b/>
+          <w:bCs/>
+        </w:rPr>
+      </w:pPr>
+    </w:p>
+    <w:p>
+      <w:pPr>
+        <w:spacing w:line="480" w:lineRule="auto"/>
+        <w:rPr>
+          <w:rFonts w:ascii="Times New Roman" w:eastAsia="Times New Roman" w:hAnsi="Times New Roman" w:cs="Times New Roman"/>
+          <w:b/>
+          <w:bCs/>
+        </w:rPr>
+      </w:pPr>
+    </w:p>
+    <w:p>
+      <w:pPr>
+        <w:spacing w:line="480" w:lineRule="auto"/>
+        <w:rPr>
+          <w:rFonts w:ascii="Times New Roman" w:eastAsia="Times New Roman" w:hAnsi="Times New Roman" w:cs="Times New Roman"/>
+          <w:b/>
+          <w:bCs/>
+        </w:rPr>
+      </w:pPr>
+    </w:p>
+    <w:p>
+      <w:pPr>
+        <w:spacing w:line="480" w:lineRule="auto"/>
+        <w:rPr>
+          <w:rFonts w:ascii="Times New Roman" w:eastAsia="Times New Roman" w:hAnsi="Times New Roman" w:cs="Times New Roman"/>
+          <w:b/>
+          <w:bCs/>
+        </w:rPr>
+      </w:pPr>
+    </w:p>
+    <w:p>
+      <w:pPr>
+        <w:spacing w:line="480" w:lineRule="auto"/>
+        <w:rPr>
+          <w:rFonts w:ascii="Times New Roman" w:eastAsia="Times New Roman" w:hAnsi="Times New Roman" w:cs="Times New Roman"/>
+        </w:rPr>
+      </w:pPr>
+      <w:r>
+        <w:rPr>
+          <w:rFonts w:ascii="Times New Roman" w:eastAsia="Times New Roman" w:hAnsi="Times New Roman" w:cs="Times New Roman"/>
+          <w:b/>
+          <w:bCs/>
+        </w:rPr>
         <w:lastRenderedPageBreak/>
-        <w:t>Documentation:</w:t>
-      </w:r>
-      <w:r>
-        <w:rPr>
-          <w:rFonts w:ascii="Times New Roman" w:eastAsia="Times New Roman" w:hAnsi="Times New Roman" w:cs="Times New Roman"/>
-        </w:rPr>
-        <w:t xml:space="preserve"> All identified bugs and their corresponding fixes will be recorded to ensure the system is stable before the final user evaluation.</w:t>
-      </w:r>
-    </w:p>
-    <w:p>
-      <w:pPr>
-        <w:spacing w:line="480" w:lineRule="auto"/>
-        <w:ind w:firstLine="720"/>
-        <w:rPr>
-          <w:rFonts w:ascii="Times New Roman" w:eastAsia="Times New Roman" w:hAnsi="Times New Roman" w:cs="Times New Roman"/>
-          <w:b/>
-          <w:bCs/>
-        </w:rPr>
-      </w:pPr>
-      <w:r>
-        <w:rPr>
-          <w:rFonts w:ascii="Times New Roman" w:eastAsia="Times New Roman" w:hAnsi="Times New Roman" w:cs="Times New Roman"/>
-          <w:b/>
-          <w:bCs/>
-        </w:rPr>
-        <w:t>3.5.2 Phase-Based Evaluation Framework</w:t>
-      </w:r>
-    </w:p>
-    <w:p>
-      <w:pPr>
-        <w:spacing w:line="480" w:lineRule="auto"/>
-        <w:ind w:left="720" w:firstLine="720"/>
-        <w:rPr>
-          <w:rFonts w:ascii="Times New Roman" w:eastAsia="Times New Roman" w:hAnsi="Times New Roman" w:cs="Times New Roman"/>
-        </w:rPr>
-      </w:pPr>
-      <w:r>
-        <w:rPr>
-          <w:rFonts w:ascii="Times New Roman" w:eastAsia="Times New Roman" w:hAnsi="Times New Roman" w:cs="Times New Roman"/>
-        </w:rPr>
-        <w:t>Following the technical testing, the user evaluation will be conducted within a two-week period to ensure that all data is collected and verified according to the study's objectives.</w:t>
-      </w:r>
-    </w:p>
-    <w:p>
-      <w:pPr>
-        <w:spacing w:line="480" w:lineRule="auto"/>
-        <w:rPr>
-          <w:rFonts w:ascii="Times New Roman" w:eastAsia="Times New Roman" w:hAnsi="Times New Roman" w:cs="Times New Roman"/>
-        </w:rPr>
-      </w:pPr>
-      <w:r>
-        <w:rPr>
-          <w:rFonts w:ascii="Times New Roman" w:eastAsia="Times New Roman" w:hAnsi="Times New Roman" w:cs="Times New Roman"/>
-          <w:b/>
-          <w:bCs/>
-        </w:rPr>
         <w:t>Table 5</w:t>
       </w:r>
     </w:p>
@@ -10494,7 +11852,7 @@
                 <w:rFonts w:ascii="Times New Roman" w:eastAsia="Times New Roman" w:hAnsi="Times New Roman" w:cs="Times New Roman"/>
                 <w:lang w:eastAsia="en-PH"/>
               </w:rPr>
-              <w:t>100% of participants signed informed consent.</w:t>
+              <w:t>100% of participants sign informed consent.</w:t>
             </w:r>
           </w:p>
         </w:tc>
@@ -10676,7 +12034,21 @@
                 <w:rFonts w:ascii="Times New Roman" w:eastAsia="Times New Roman" w:hAnsi="Times New Roman" w:cs="Times New Roman"/>
                 <w:lang w:eastAsia="en-PH"/>
               </w:rPr>
-              <w:t>Attain a Grand Mean score of ≥ 4.00 on the ISO 25010 scale.</w:t>
+              <w:t>Attain a Grand Mean score of ≥ 4.00 on the ISO</w:t>
+            </w:r>
+            <w:r>
+              <w:rPr>
+                <w:rFonts w:ascii="Times New Roman" w:eastAsia="Times New Roman" w:hAnsi="Times New Roman" w:cs="Times New Roman"/>
+                <w:lang w:eastAsia="en-PH"/>
+              </w:rPr>
+              <w:t>/IEC</w:t>
+            </w:r>
+            <w:r>
+              <w:rPr>
+                <w:rFonts w:ascii="Times New Roman" w:eastAsia="Times New Roman" w:hAnsi="Times New Roman" w:cs="Times New Roman"/>
+                <w:lang w:eastAsia="en-PH"/>
+              </w:rPr>
+              <w:t xml:space="preserve"> 25010 scale.</w:t>
             </w:r>
           </w:p>
         </w:tc>
@@ -10785,6 +12157,16 @@
     <w:p>
       <w:pPr>
         <w:spacing w:line="480" w:lineRule="auto"/>
+        <w:rPr>
+          <w:rFonts w:ascii="Times New Roman" w:eastAsia="Times New Roman" w:hAnsi="Times New Roman" w:cs="Times New Roman"/>
+          <w:b/>
+          <w:bCs/>
+        </w:rPr>
+      </w:pPr>
+    </w:p>
+    <w:p>
+      <w:pPr>
+        <w:spacing w:line="480" w:lineRule="auto"/>
         <w:ind w:firstLine="720"/>
         <w:rPr>
           <w:rFonts w:ascii="Times New Roman" w:eastAsia="Times New Roman" w:hAnsi="Times New Roman" w:cs="Times New Roman"/>
@@ -10792,6 +12174,46 @@
           <w:bCs/>
         </w:rPr>
       </w:pPr>
+      <w:r>
+        <w:rPr>
+          <w:rFonts w:ascii="Times New Roman" w:eastAsia="Times New Roman" w:hAnsi="Times New Roman" w:cs="Times New Roman"/>
+          <w:b/>
+          <w:bCs/>
+        </w:rPr>
+        <w:t>3.5.3 Step-by-Step Procedure</w:t>
+      </w:r>
+    </w:p>
+    <w:p>
+      <w:pPr>
+        <w:spacing w:line="480" w:lineRule="auto"/>
+        <w:ind w:left="720" w:firstLine="720"/>
+        <w:rPr>
+          <w:rFonts w:ascii="Times New Roman" w:eastAsia="Times New Roman" w:hAnsi="Times New Roman" w:cs="Times New Roman"/>
+        </w:rPr>
+      </w:pPr>
+      <w:r>
+        <w:rPr>
+          <w:rFonts w:ascii="Times New Roman" w:eastAsia="Times New Roman" w:hAnsi="Times New Roman" w:cs="Times New Roman"/>
+          <w:b/>
+          <w:bCs/>
+        </w:rPr>
+        <w:t>Step 1: Orientation and Ethical Clearance</w:t>
+      </w:r>
+    </w:p>
+    <w:p>
+      <w:pPr>
+        <w:spacing w:line="480" w:lineRule="auto"/>
+        <w:ind w:left="720" w:firstLine="720"/>
+        <w:rPr>
+          <w:rFonts w:ascii="Times New Roman" w:eastAsia="Times New Roman" w:hAnsi="Times New Roman" w:cs="Times New Roman"/>
+        </w:rPr>
+      </w:pPr>
+      <w:r>
+        <w:rPr>
+          <w:rFonts w:ascii="Times New Roman" w:eastAsia="Times New Roman" w:hAnsi="Times New Roman" w:cs="Times New Roman"/>
+        </w:rPr>
+        <w:t>The evaluation will begin with the securing of permission from the MDRRMO office and the informed consent of the participants. After permission is granted, the researchers will orient the respondents on the purpose of the study and demonstrate how to use the system. This orientation is important because it allows the participants to become familiar with the features of both the web-based and mobile-based platforms before they begin testing. During this session, the researchers will also explain the data privacy protections in accordance with RA 10173.</w:t>
+      </w:r>
     </w:p>
     <w:p>
       <w:pPr>
@@ -10810,10 +12232,32 @@
         <w:ind w:firstLine="720"/>
         <w:rPr>
           <w:rFonts w:ascii="Times New Roman" w:eastAsia="Times New Roman" w:hAnsi="Times New Roman" w:cs="Times New Roman"/>
-          <w:b/>
-          <w:bCs/>
-        </w:rPr>
-      </w:pPr>
+        </w:rPr>
+      </w:pPr>
+      <w:r>
+        <w:rPr>
+          <w:rFonts w:ascii="Times New Roman" w:eastAsia="Times New Roman" w:hAnsi="Times New Roman" w:cs="Times New Roman"/>
+          <w:b/>
+          <w:bCs/>
+        </w:rPr>
+        <w:lastRenderedPageBreak/>
+        <w:t>Step 2: Hands-on System Testing</w:t>
+      </w:r>
+    </w:p>
+    <w:p>
+      <w:pPr>
+        <w:spacing w:line="480" w:lineRule="auto"/>
+        <w:ind w:left="720" w:firstLine="720"/>
+        <w:rPr>
+          <w:rFonts w:ascii="Times New Roman" w:eastAsia="Times New Roman" w:hAnsi="Times New Roman" w:cs="Times New Roman"/>
+        </w:rPr>
+      </w:pPr>
+      <w:r>
+        <w:rPr>
+          <w:rFonts w:ascii="Times New Roman" w:eastAsia="Times New Roman" w:hAnsi="Times New Roman" w:cs="Times New Roman"/>
+        </w:rPr>
+        <w:t>After the orientation, the respondents will be given the opportunity to utilize the platform according to their designated roles. MDRRMO personnel will evaluate the web administrative dashboard, particularly focusing on targeted SMS broadcasting, the processing of resident service requests, and resident profile management. Conversely, residents will test the mobile application functionalities, which include receiving public service updates, submitting service requests, and accessing offline public safety materials. During this procedure, the researchers will observe the participant interactions with the platform and document any operational challenges encountered. This phase strictly focuses on validating the Functional Suitability of the system modules.</w:t>
+      </w:r>
     </w:p>
     <w:p>
       <w:pPr>
@@ -10821,29 +12265,15 @@
         <w:ind w:firstLine="720"/>
         <w:rPr>
           <w:rFonts w:ascii="Times New Roman" w:eastAsia="Times New Roman" w:hAnsi="Times New Roman" w:cs="Times New Roman"/>
-          <w:b/>
-          <w:bCs/>
-        </w:rPr>
-      </w:pPr>
-    </w:p>
-    <w:p>
-      <w:pPr>
-        <w:spacing w:line="480" w:lineRule="auto"/>
-        <w:ind w:firstLine="720"/>
-        <w:rPr>
-          <w:rFonts w:ascii="Times New Roman" w:eastAsia="Times New Roman" w:hAnsi="Times New Roman" w:cs="Times New Roman"/>
-          <w:b/>
-          <w:bCs/>
-        </w:rPr>
-      </w:pPr>
-      <w:r>
-        <w:rPr>
-          <w:rFonts w:ascii="Times New Roman" w:eastAsia="Times New Roman" w:hAnsi="Times New Roman" w:cs="Times New Roman"/>
-          <w:b/>
-          <w:bCs/>
-        </w:rPr>
-        <w:lastRenderedPageBreak/>
-        <w:t>3.5.3 Step-by-Step Procedure</w:t>
+        </w:rPr>
+      </w:pPr>
+      <w:r>
+        <w:rPr>
+          <w:rFonts w:ascii="Times New Roman" w:eastAsia="Times New Roman" w:hAnsi="Times New Roman" w:cs="Times New Roman"/>
+          <w:b/>
+          <w:bCs/>
+        </w:rPr>
+        <w:t>Step 3: Survey Distribution and Administration</w:t>
       </w:r>
     </w:p>
     <w:p>
@@ -10857,96 +12287,8 @@
       <w:r>
         <w:rPr>
           <w:rFonts w:ascii="Times New Roman" w:eastAsia="Times New Roman" w:hAnsi="Times New Roman" w:cs="Times New Roman"/>
-          <w:b/>
-          <w:bCs/>
-        </w:rPr>
-        <w:t>Step 1: Orientation and Ethical Clearance</w:t>
-      </w:r>
-    </w:p>
-    <w:p>
-      <w:pPr>
-        <w:spacing w:line="480" w:lineRule="auto"/>
-        <w:ind w:left="720" w:firstLine="720"/>
-        <w:rPr>
-          <w:rFonts w:ascii="Times New Roman" w:eastAsia="Times New Roman" w:hAnsi="Times New Roman" w:cs="Times New Roman"/>
-        </w:rPr>
-      </w:pPr>
-      <w:r>
-        <w:rPr>
-          <w:rFonts w:ascii="Times New Roman" w:eastAsia="Times New Roman" w:hAnsi="Times New Roman" w:cs="Times New Roman"/>
-        </w:rPr>
-        <w:t>The evaluation will begin with the securing of permission from the MDRRMO office and the informed consent of the participants. After permission is granted, the researchers will orient the respondents on the purpose of the study and demonstrate how to use the system. This orientation is important because it allows the participants to become familiar with the features of both the web-based and mobile-based platforms before they begin testing. During this session, the researchers will also explain the data privacy protections in accordance with RA 10173.</w:t>
-      </w:r>
-    </w:p>
-    <w:p>
-      <w:pPr>
-        <w:spacing w:line="480" w:lineRule="auto"/>
-        <w:ind w:firstLine="720"/>
-        <w:rPr>
-          <w:rFonts w:ascii="Times New Roman" w:eastAsia="Times New Roman" w:hAnsi="Times New Roman" w:cs="Times New Roman"/>
-        </w:rPr>
-      </w:pPr>
-      <w:r>
-        <w:rPr>
-          <w:rFonts w:ascii="Times New Roman" w:eastAsia="Times New Roman" w:hAnsi="Times New Roman" w:cs="Times New Roman"/>
-          <w:b/>
-          <w:bCs/>
-        </w:rPr>
-        <w:t>Step 2: Hands-on System Testing</w:t>
-      </w:r>
-    </w:p>
-    <w:p>
-      <w:pPr>
-        <w:spacing w:line="480" w:lineRule="auto"/>
-        <w:ind w:left="720" w:firstLine="720"/>
-        <w:rPr>
-          <w:rFonts w:ascii="Times New Roman" w:eastAsia="Times New Roman" w:hAnsi="Times New Roman" w:cs="Times New Roman"/>
-        </w:rPr>
-      </w:pPr>
-      <w:r>
-        <w:rPr>
-          <w:rFonts w:ascii="Times New Roman" w:eastAsia="Times New Roman" w:hAnsi="Times New Roman" w:cs="Times New Roman"/>
-        </w:rPr>
-        <w:t>After the orientation, the respondents will be given the opportunity to utilize the platform according to their designated roles. MDRRMO personnel will evaluate the web administrative dashboard, particularly focusing on targeted SMS broadcasting, the processing of resident service requests, and resident profile management. Conversely, residents will test the mobile application functionalities, which include receiving public service updates, submitting service requests, and accessing offline public safety materials. During this procedure, the researchers will observe the participant interactions with the platform and document any operational challenges encountered. This phase strictly focuses on validating the Functional Suitability of the system modules.</w:t>
-      </w:r>
-    </w:p>
-    <w:p>
-      <w:pPr>
-        <w:spacing w:line="480" w:lineRule="auto"/>
-        <w:ind w:firstLine="720"/>
-        <w:rPr>
-          <w:rFonts w:ascii="Times New Roman" w:eastAsia="Times New Roman" w:hAnsi="Times New Roman" w:cs="Times New Roman"/>
-        </w:rPr>
-      </w:pPr>
-      <w:r>
-        <w:rPr>
-          <w:rFonts w:ascii="Times New Roman" w:eastAsia="Times New Roman" w:hAnsi="Times New Roman" w:cs="Times New Roman"/>
-          <w:b/>
-          <w:bCs/>
-        </w:rPr>
-        <w:t>Step 3: Survey Distribution and Administration</w:t>
-      </w:r>
-    </w:p>
-    <w:p>
-      <w:pPr>
-        <w:spacing w:line="480" w:lineRule="auto"/>
-        <w:ind w:left="720" w:firstLine="720"/>
-        <w:rPr>
-          <w:rFonts w:ascii="Times New Roman" w:eastAsia="Times New Roman" w:hAnsi="Times New Roman" w:cs="Times New Roman"/>
-        </w:rPr>
-      </w:pPr>
-      <w:r>
-        <w:rPr>
-          <w:rFonts w:ascii="Times New Roman" w:eastAsia="Times New Roman" w:hAnsi="Times New Roman" w:cs="Times New Roman"/>
-        </w:rPr>
-        <w:t xml:space="preserve">Once the hands-on testing is completed, the respondents will accomplish the evaluation questionnaire based on the ISO/IEC 25010 model. Their answers will serve as </w:t>
-      </w:r>
-      <w:r>
-        <w:rPr>
-          <w:rFonts w:ascii="Times New Roman" w:eastAsia="Times New Roman" w:hAnsi="Times New Roman" w:cs="Times New Roman"/>
-        </w:rPr>
-        <w:lastRenderedPageBreak/>
-        <w:t>the main basis for determining the quality of the system. The researchers will be present to assist respondents with any technical terminology in the questionnaire to ensure the accuracy of the data collected.</w:t>
+        </w:rPr>
+        <w:t>Once the hands-on testing is completed, the respondents will accomplish the evaluation questionnaire based on the ISO/IEC 25010 model. Their answers will serve as the main basis for determining the quality of the system. The researchers will be present to assist respondents with any technical terminology in the questionnaire to ensure the accuracy of the data collected.</w:t>
       </w:r>
     </w:p>
     <w:p>
@@ -11030,14 +12372,6 @@
         </w:rPr>
         <w:t xml:space="preserve">of the offline public safety guides and the automated analytics summaries provided to the MDRRMO. </w:t>
       </w:r>
-      <w:r>
-        <w:rPr>
-          <w:rFonts w:ascii="Times New Roman" w:hAnsi="Times New Roman" w:cs="Times New Roman"/>
-          <w:sz w:val="24"/>
-          <w:szCs w:val="24"/>
-        </w:rPr>
-        <w:t>accuracy, relevance, completeness, and clarity.</w:t>
-      </w:r>
     </w:p>
     <w:p>
       <w:pPr>
@@ -11045,14 +12379,26 @@
         <w:ind w:firstLine="720"/>
         <w:rPr>
           <w:rFonts w:ascii="Times New Roman" w:eastAsia="Times New Roman" w:hAnsi="Times New Roman" w:cs="Times New Roman"/>
-        </w:rPr>
-      </w:pPr>
-      <w:r>
-        <w:rPr>
-          <w:rFonts w:ascii="Times New Roman" w:eastAsia="Times New Roman" w:hAnsi="Times New Roman" w:cs="Times New Roman"/>
-          <w:b/>
-          <w:bCs/>
-        </w:rPr>
+          <w:b/>
+          <w:bCs/>
+        </w:rPr>
+      </w:pPr>
+    </w:p>
+    <w:p>
+      <w:pPr>
+        <w:spacing w:line="480" w:lineRule="auto"/>
+        <w:ind w:firstLine="720"/>
+        <w:rPr>
+          <w:rFonts w:ascii="Times New Roman" w:eastAsia="Times New Roman" w:hAnsi="Times New Roman" w:cs="Times New Roman"/>
+        </w:rPr>
+      </w:pPr>
+      <w:r>
+        <w:rPr>
+          <w:rFonts w:ascii="Times New Roman" w:eastAsia="Times New Roman" w:hAnsi="Times New Roman" w:cs="Times New Roman"/>
+          <w:b/>
+          <w:bCs/>
+        </w:rPr>
+        <w:lastRenderedPageBreak/>
         <w:t>Step 4: Data Collection and Qualitative Analysis</w:t>
       </w:r>
     </w:p>
@@ -11068,7 +12414,13 @@
         <w:rPr>
           <w:rFonts w:ascii="Times New Roman" w:eastAsia="Times New Roman" w:hAnsi="Times New Roman" w:cs="Times New Roman"/>
         </w:rPr>
-        <w:t>After the questionnaires are collected, the researchers will review the responses for completeness and organize them for statistical analysis. Qualitative data from interviews and observations will be used to refine not only the system's interface but also the content of the safety guides, ensuring that the information provided is actionable and easy for residents to follow during emergencies.</w:t>
+        <w:t xml:space="preserve">After the questionnaires are collected, the researchers will review the responses for completeness and organize them for statistical analysis. </w:t>
+      </w:r>
+      <w:r>
+        <w:rPr>
+          <w:rFonts w:ascii="Times New Roman" w:eastAsia="Times New Roman" w:hAnsi="Times New Roman" w:cs="Times New Roman"/>
+        </w:rPr>
+        <w:t>Qualitative data from participant comments and researcher observations will be used to refine not only the system's interface but also the content of the safety guides, ensuring that the information provided is actionable and easy for residents to follow during emergencies.</w:t>
       </w:r>
     </w:p>
     <w:p>
@@ -11102,25 +12454,120 @@
         <w:rPr>
           <w:rFonts w:ascii="Times New Roman" w:eastAsia="Times New Roman" w:hAnsi="Times New Roman" w:cs="Times New Roman"/>
         </w:rPr>
-        <w:t>The system is considered to have successfully met its operational objectives if it achieves a minimum Grand Mean of 4.00, indicating a "Very Satisfactory" level of functional performance and usability across all participant groups. The outcome of this phase will be a fully functional SERBIS platform that is tested, evaluated, and refined to effectively support targeted information dissemination of high-quality public safety information and processing of resident service requests for the municipality of Echague.</w:t>
-      </w:r>
-    </w:p>
-    <w:p>
-      <w:pPr>
-        <w:spacing w:line="480" w:lineRule="auto"/>
-        <w:rPr>
-          <w:rFonts w:ascii="Times New Roman" w:eastAsia="Times New Roman" w:hAnsi="Times New Roman" w:cs="Times New Roman"/>
-          <w:b/>
-          <w:bCs/>
-        </w:rPr>
-      </w:pPr>
-      <w:r>
-        <w:rPr>
-          <w:rFonts w:ascii="Times New Roman" w:eastAsia="Times New Roman" w:hAnsi="Times New Roman" w:cs="Times New Roman"/>
-          <w:b/>
-          <w:bCs/>
-        </w:rPr>
-        <w:lastRenderedPageBreak/>
+        <w:t xml:space="preserve">The system is considered to have successfully met its operational objectives if it achieves a minimum Grand Mean of 4.00, </w:t>
+      </w:r>
+      <w:r>
+        <w:rPr>
+          <w:rFonts w:ascii="Times New Roman" w:eastAsia="Times New Roman" w:hAnsi="Times New Roman" w:cs="Times New Roman"/>
+        </w:rPr>
+        <w:t>interpreted</w:t>
+      </w:r>
+      <w:r>
+        <w:rPr>
+          <w:rFonts w:ascii="Times New Roman" w:eastAsia="Times New Roman" w:hAnsi="Times New Roman" w:cs="Times New Roman"/>
+        </w:rPr>
+        <w:t xml:space="preserve"> a</w:t>
+      </w:r>
+      <w:r>
+        <w:rPr>
+          <w:rFonts w:ascii="Times New Roman" w:eastAsia="Times New Roman" w:hAnsi="Times New Roman" w:cs="Times New Roman"/>
+        </w:rPr>
+        <w:t>s</w:t>
+      </w:r>
+      <w:r>
+        <w:rPr>
+          <w:rFonts w:ascii="Times New Roman" w:eastAsia="Times New Roman" w:hAnsi="Times New Roman" w:cs="Times New Roman"/>
+        </w:rPr>
+        <w:t xml:space="preserve"> "</w:t>
+      </w:r>
+      <w:r>
+        <w:rPr>
+          <w:rFonts w:ascii="Times New Roman" w:eastAsia="Times New Roman" w:hAnsi="Times New Roman" w:cs="Times New Roman"/>
+        </w:rPr>
+        <w:t>Agree</w:t>
+      </w:r>
+      <w:r>
+        <w:rPr>
+          <w:rFonts w:ascii="Times New Roman" w:eastAsia="Times New Roman" w:hAnsi="Times New Roman" w:cs="Times New Roman"/>
+        </w:rPr>
+        <w:t>"</w:t>
+      </w:r>
+      <w:r>
+        <w:rPr>
+          <w:rFonts w:ascii="Times New Roman" w:eastAsia="Times New Roman" w:hAnsi="Times New Roman" w:cs="Times New Roman"/>
+        </w:rPr>
+        <w:t>,</w:t>
+      </w:r>
+      <w:r>
+        <w:rPr>
+          <w:rFonts w:ascii="Times New Roman" w:eastAsia="Times New Roman" w:hAnsi="Times New Roman" w:cs="Times New Roman"/>
+        </w:rPr>
+        <w:t xml:space="preserve"> indicating</w:t>
+      </w:r>
+      <w:r>
+        <w:rPr>
+          <w:rFonts w:ascii="Times New Roman" w:eastAsia="Times New Roman" w:hAnsi="Times New Roman" w:cs="Times New Roman"/>
+        </w:rPr>
+        <w:t xml:space="preserve"> that</w:t>
+      </w:r>
+      <w:r>
+        <w:rPr>
+          <w:rFonts w:ascii="Times New Roman" w:eastAsia="Times New Roman" w:hAnsi="Times New Roman" w:cs="Times New Roman"/>
+        </w:rPr>
+        <w:t xml:space="preserve"> the</w:t>
+      </w:r>
+      <w:r>
+        <w:rPr>
+          <w:rFonts w:ascii="Times New Roman" w:eastAsia="Times New Roman" w:hAnsi="Times New Roman" w:cs="Times New Roman"/>
+        </w:rPr>
+        <w:t xml:space="preserve"> target level of </w:t>
+      </w:r>
+      <w:r>
+        <w:rPr>
+          <w:rFonts w:ascii="Times New Roman" w:eastAsia="Times New Roman" w:hAnsi="Times New Roman" w:cs="Times New Roman"/>
+        </w:rPr>
+        <w:t xml:space="preserve">functional performance and usability </w:t>
+      </w:r>
+      <w:r>
+        <w:rPr>
+          <w:rFonts w:ascii="Times New Roman" w:eastAsia="Times New Roman" w:hAnsi="Times New Roman" w:cs="Times New Roman"/>
+        </w:rPr>
+        <w:t xml:space="preserve">has </w:t>
+      </w:r>
+      <w:r>
+        <w:rPr>
+          <w:rFonts w:ascii="Times New Roman" w:eastAsia="Times New Roman" w:hAnsi="Times New Roman" w:cs="Times New Roman"/>
+        </w:rPr>
+        <w:t xml:space="preserve">been </w:t>
+      </w:r>
+      <w:r>
+        <w:rPr>
+          <w:rFonts w:ascii="Times New Roman" w:eastAsia="Times New Roman" w:hAnsi="Times New Roman" w:cs="Times New Roman"/>
+        </w:rPr>
+        <w:t xml:space="preserve">achieved </w:t>
+      </w:r>
+      <w:r>
+        <w:rPr>
+          <w:rFonts w:ascii="Times New Roman" w:eastAsia="Times New Roman" w:hAnsi="Times New Roman" w:cs="Times New Roman"/>
+        </w:rPr>
+        <w:t>across all participant groups. The outcome of this phase will be a fully functional SERBIS platform that is tested, evaluated, and refined to effectively support targeted information dissemination of high-quality public safety information and processing of resident service requests for the municipality of Echague.</w:t>
+      </w:r>
+    </w:p>
+    <w:p>
+      <w:pPr>
+        <w:spacing w:line="480" w:lineRule="auto"/>
+        <w:rPr>
+          <w:rFonts w:ascii="Times New Roman" w:eastAsia="Times New Roman" w:hAnsi="Times New Roman" w:cs="Times New Roman"/>
+          <w:b/>
+          <w:bCs/>
+        </w:rPr>
+      </w:pPr>
+      <w:r>
+        <w:rPr>
+          <w:rFonts w:ascii="Times New Roman" w:eastAsia="Times New Roman" w:hAnsi="Times New Roman" w:cs="Times New Roman"/>
+          <w:b/>
+          <w:bCs/>
+        </w:rPr>
         <w:t>3.6 Data Analysis Techniques</w:t>
       </w:r>
     </w:p>
@@ -11172,14 +12619,37 @@
         <w:ind w:left="720" w:firstLine="720"/>
         <w:rPr>
           <w:rFonts w:ascii="Times New Roman" w:eastAsia="Times New Roman" w:hAnsi="Times New Roman" w:cs="Times New Roman"/>
-        </w:rPr>
-      </w:pPr>
-      <w:r>
-        <w:rPr>
-          <w:rFonts w:ascii="Times New Roman" w:eastAsia="Times New Roman" w:hAnsi="Times New Roman" w:cs="Times New Roman"/>
-          <w:b/>
-          <w:bCs/>
-        </w:rPr>
+          <w:b/>
+          <w:bCs/>
+        </w:rPr>
+      </w:pPr>
+    </w:p>
+    <w:p>
+      <w:pPr>
+        <w:spacing w:line="480" w:lineRule="auto"/>
+        <w:ind w:left="720" w:firstLine="720"/>
+        <w:rPr>
+          <w:rFonts w:ascii="Times New Roman" w:eastAsia="Times New Roman" w:hAnsi="Times New Roman" w:cs="Times New Roman"/>
+          <w:b/>
+          <w:bCs/>
+        </w:rPr>
+      </w:pPr>
+    </w:p>
+    <w:p>
+      <w:pPr>
+        <w:spacing w:line="480" w:lineRule="auto"/>
+        <w:ind w:left="720" w:firstLine="720"/>
+        <w:rPr>
+          <w:rFonts w:ascii="Times New Roman" w:eastAsia="Times New Roman" w:hAnsi="Times New Roman" w:cs="Times New Roman"/>
+        </w:rPr>
+      </w:pPr>
+      <w:r>
+        <w:rPr>
+          <w:rFonts w:ascii="Times New Roman" w:eastAsia="Times New Roman" w:hAnsi="Times New Roman" w:cs="Times New Roman"/>
+          <w:b/>
+          <w:bCs/>
+        </w:rPr>
+        <w:lastRenderedPageBreak/>
         <w:t>1</w:t>
       </w:r>
       <w:r>
@@ -11278,35 +12748,7 @@
         <w:rPr>
           <w:rFonts w:ascii="Times New Roman" w:eastAsia="Times New Roman" w:hAnsi="Times New Roman" w:cs="Times New Roman"/>
         </w:rPr>
-        <w:t xml:space="preserve">The system utilizes SQL-based aggregation to calculate the volume of service requests. The engine executes COUNT and SUM functions on the MariaDB tables, grouped by </w:t>
-      </w:r>
-      <w:proofErr w:type="spellStart"/>
-      <w:r>
-        <w:rPr>
-          <w:rFonts w:ascii="Times New Roman" w:eastAsia="Times New Roman" w:hAnsi="Times New Roman" w:cs="Times New Roman"/>
-        </w:rPr>
-        <w:t>barangay_id</w:t>
-      </w:r>
-      <w:proofErr w:type="spellEnd"/>
-      <w:r>
-        <w:rPr>
-          <w:rFonts w:ascii="Times New Roman" w:eastAsia="Times New Roman" w:hAnsi="Times New Roman" w:cs="Times New Roman"/>
-        </w:rPr>
-        <w:t xml:space="preserve"> and </w:t>
-      </w:r>
-      <w:proofErr w:type="spellStart"/>
-      <w:r>
-        <w:rPr>
-          <w:rFonts w:ascii="Times New Roman" w:eastAsia="Times New Roman" w:hAnsi="Times New Roman" w:cs="Times New Roman"/>
-        </w:rPr>
-        <w:t>request_type</w:t>
-      </w:r>
-      <w:proofErr w:type="spellEnd"/>
-      <w:r>
-        <w:rPr>
-          <w:rFonts w:ascii="Times New Roman" w:eastAsia="Times New Roman" w:hAnsi="Times New Roman" w:cs="Times New Roman"/>
-        </w:rPr>
-        <w:t>.</w:t>
+        <w:t>The system utilizes SQL-based aggregation to calculate the volume of service requests. The engine executes COUNT and SUM functions on the MariaDB tables, grouped by barangay_id and request_type.</w:t>
       </w:r>
     </w:p>
     <w:p>
@@ -11504,24 +12946,12 @@
           <w:bCs/>
         </w:rPr>
       </w:pPr>
-    </w:p>
-    <w:p>
-      <w:pPr>
-        <w:spacing w:line="480" w:lineRule="auto"/>
-        <w:ind w:firstLine="720"/>
-        <w:rPr>
-          <w:rFonts w:ascii="Times New Roman" w:eastAsia="Times New Roman" w:hAnsi="Times New Roman" w:cs="Times New Roman"/>
-          <w:b/>
-          <w:bCs/>
-        </w:rPr>
-      </w:pPr>
-      <w:r>
-        <w:rPr>
-          <w:rFonts w:ascii="Times New Roman" w:eastAsia="Times New Roman" w:hAnsi="Times New Roman" w:cs="Times New Roman"/>
-          <w:b/>
-          <w:bCs/>
-        </w:rPr>
-        <w:lastRenderedPageBreak/>
+      <w:r>
+        <w:rPr>
+          <w:rFonts w:ascii="Times New Roman" w:eastAsia="Times New Roman" w:hAnsi="Times New Roman" w:cs="Times New Roman"/>
+          <w:b/>
+          <w:bCs/>
+        </w:rPr>
         <w:t>3.6.2 Evaluative Statistical Analysis (Research Data)</w:t>
       </w:r>
     </w:p>
@@ -11569,7 +12999,19 @@
         <w:rPr>
           <w:rFonts w:ascii="Times New Roman" w:eastAsia="Times New Roman" w:hAnsi="Times New Roman" w:cs="Times New Roman"/>
         </w:rPr>
-        <w:t xml:space="preserve"> Before analyzing the results, the researchers will use Cronbach’s Alpha to test the reliability of the evaluation instrument. A coefficient of 0.70 or higher will be required to ensure that the questionnaire items consistently measure the intended ISO 25010 characteristics.</w:t>
+        <w:t xml:space="preserve"> Before analyzing the results, the researchers will use Cronbach’s Alpha to test the reliability of the evaluation instrument. A coefficient of 0.70 or higher will be required to ensure that the questionnaire items consistently measure the intended ISO</w:t>
+      </w:r>
+      <w:r>
+        <w:rPr>
+          <w:rFonts w:ascii="Times New Roman" w:eastAsia="Times New Roman" w:hAnsi="Times New Roman" w:cs="Times New Roman"/>
+        </w:rPr>
+        <w:t>/IEC</w:t>
+      </w:r>
+      <w:r>
+        <w:rPr>
+          <w:rFonts w:ascii="Times New Roman" w:eastAsia="Times New Roman" w:hAnsi="Times New Roman" w:cs="Times New Roman"/>
+        </w:rPr>
+        <w:t xml:space="preserve"> 25010 characteristics.</w:t>
       </w:r>
     </w:p>
     <w:p>
@@ -11592,6 +13034,7 @@
           <w:b/>
           <w:bCs/>
         </w:rPr>
+        <w:lastRenderedPageBreak/>
         <w:t>Weighted Mean and Ranking:</w:t>
       </w:r>
       <w:r>
@@ -11633,7 +13076,7 @@
         <w:rPr>
           <w:rFonts w:ascii="Times New Roman" w:eastAsia="Times New Roman" w:hAnsi="Times New Roman" w:cs="Times New Roman"/>
         </w:rPr>
-        <w:t xml:space="preserve">To mathematically validate the Analytics Module, the system must achieve an Accuracy Rate of 95% or higher (a more realistic threshold for real-world network conditions). </w:t>
+        <w:t>To mathematically validate the Analytics Module, the system must achieve an Accuracy Rate of at least 95%.</w:t>
       </w:r>
     </w:p>
     <w:p>
@@ -11775,31 +13218,60 @@
         <w:rPr>
           <w:rFonts w:ascii="Times New Roman" w:eastAsia="Times New Roman" w:hAnsi="Times New Roman" w:cs="Times New Roman"/>
         </w:rPr>
-        <w:t xml:space="preserve">The weighted mean for each item and each quality characteristic will be computed separately. After computing the values, the results will be interpreted using the descriptive scale </w:t>
-      </w:r>
-      <w:r>
-        <w:rPr>
-          <w:rFonts w:ascii="Times New Roman" w:eastAsia="Times New Roman" w:hAnsi="Times New Roman" w:cs="Times New Roman"/>
+        <w:t>The weighted mean for each item and each quality characteristic will be computed separately. After computing the values, the results will be interpreted using the descriptive scale provided in the Likert table. This will help determine whether the system is strongly agreed upon, agreed upon, neutral, or needs improvement based on user feedback.</w:t>
+      </w:r>
+    </w:p>
+    <w:p>
+      <w:pPr>
+        <w:spacing w:line="480" w:lineRule="auto"/>
+        <w:ind w:firstLine="720"/>
+        <w:rPr>
+          <w:rFonts w:ascii="Times New Roman" w:eastAsia="Times New Roman" w:hAnsi="Times New Roman" w:cs="Times New Roman"/>
+        </w:rPr>
+      </w:pPr>
+    </w:p>
+    <w:p>
+      <w:pPr>
+        <w:spacing w:line="480" w:lineRule="auto"/>
+        <w:ind w:firstLine="720"/>
+        <w:rPr>
+          <w:rFonts w:ascii="Times New Roman" w:eastAsia="Times New Roman" w:hAnsi="Times New Roman" w:cs="Times New Roman"/>
+        </w:rPr>
+      </w:pPr>
+    </w:p>
+    <w:p>
+      <w:pPr>
+        <w:spacing w:line="480" w:lineRule="auto"/>
+        <w:ind w:firstLine="720"/>
+        <w:rPr>
+          <w:rFonts w:ascii="Times New Roman" w:eastAsia="Times New Roman" w:hAnsi="Times New Roman" w:cs="Times New Roman"/>
+        </w:rPr>
+      </w:pPr>
+    </w:p>
+    <w:p>
+      <w:pPr>
+        <w:spacing w:line="480" w:lineRule="auto"/>
+        <w:rPr>
+          <w:rFonts w:ascii="Times New Roman" w:eastAsia="Times New Roman" w:hAnsi="Times New Roman" w:cs="Times New Roman"/>
+        </w:rPr>
+      </w:pPr>
+    </w:p>
+    <w:p>
+      <w:pPr>
+        <w:spacing w:line="480" w:lineRule="auto"/>
+        <w:rPr>
+          <w:rFonts w:ascii="Times New Roman" w:eastAsia="Times New Roman" w:hAnsi="Times New Roman" w:cs="Times New Roman"/>
+          <w:b/>
+          <w:bCs/>
+        </w:rPr>
+      </w:pPr>
+      <w:r>
+        <w:rPr>
+          <w:rFonts w:ascii="Times New Roman" w:eastAsia="Times New Roman" w:hAnsi="Times New Roman" w:cs="Times New Roman"/>
+          <w:b/>
+          <w:bCs/>
         </w:rPr>
         <w:lastRenderedPageBreak/>
-        <w:t>provided in the Likert table. This will help determine whether the system is strongly agreed upon, agreed upon, neutral, or needs improvement based on user feedback.</w:t>
-      </w:r>
-    </w:p>
-    <w:p>
-      <w:pPr>
-        <w:spacing w:line="480" w:lineRule="auto"/>
-        <w:rPr>
-          <w:rFonts w:ascii="Times New Roman" w:eastAsia="Times New Roman" w:hAnsi="Times New Roman" w:cs="Times New Roman"/>
-          <w:b/>
-          <w:bCs/>
-        </w:rPr>
-      </w:pPr>
-      <w:r>
-        <w:rPr>
-          <w:rFonts w:ascii="Times New Roman" w:eastAsia="Times New Roman" w:hAnsi="Times New Roman" w:cs="Times New Roman"/>
-          <w:b/>
-          <w:bCs/>
-        </w:rPr>
         <w:t>Table 6</w:t>
       </w:r>
     </w:p>
@@ -12315,18 +13787,17 @@
     <w:p>
       <w:pPr>
         <w:spacing w:line="480" w:lineRule="auto"/>
-        <w:rPr>
-          <w:rFonts w:ascii="Times New Roman" w:eastAsia="Times New Roman" w:hAnsi="Times New Roman" w:cs="Times New Roman"/>
-          <w:i/>
-          <w:iCs/>
-        </w:rPr>
-      </w:pPr>
-    </w:p>
-    <w:p>
-      <w:pPr>
-        <w:spacing w:line="480" w:lineRule="auto"/>
         <w:ind w:firstLine="720"/>
         <w:rPr>
+          <w:rFonts w:ascii="Times New Roman" w:eastAsia="Times New Roman" w:hAnsi="Times New Roman" w:cs="Times New Roman"/>
+        </w:rPr>
+      </w:pPr>
+    </w:p>
+    <w:p>
+      <w:pPr>
+        <w:spacing w:line="480" w:lineRule="auto"/>
+        <w:ind w:firstLine="720"/>
+        <w:rPr>
           <w:rFonts w:ascii="Times New Roman" w:hAnsi="Times New Roman" w:cs="Times New Roman"/>
         </w:rPr>
       </w:pPr>
@@ -12349,8 +13820,34 @@
         <w:ind w:firstLine="720"/>
         <w:rPr>
           <w:rFonts w:ascii="Times New Roman" w:eastAsia="Times New Roman" w:hAnsi="Times New Roman" w:cs="Times New Roman"/>
-        </w:rPr>
-      </w:pPr>
+          <w:b/>
+          <w:bCs/>
+        </w:rPr>
+      </w:pPr>
+      <w:r>
+        <w:rPr>
+          <w:rFonts w:ascii="Times New Roman" w:eastAsia="Times New Roman" w:hAnsi="Times New Roman" w:cs="Times New Roman"/>
+          <w:b/>
+          <w:bCs/>
+        </w:rPr>
+        <w:t>3.6.3</w:t>
+      </w:r>
+      <w:r>
+        <w:rPr>
+          <w:rFonts w:ascii="Times New Roman" w:eastAsia="Times New Roman" w:hAnsi="Times New Roman" w:cs="Times New Roman"/>
+          <w:b/>
+          <w:bCs/>
+        </w:rPr>
+        <w:t xml:space="preserve"> </w:t>
+      </w:r>
+      <w:r>
+        <w:rPr>
+          <w:rFonts w:ascii="Times New Roman" w:eastAsia="Times New Roman" w:hAnsi="Times New Roman" w:cs="Times New Roman"/>
+          <w:b/>
+          <w:bCs/>
+        </w:rPr>
+        <w:t>Interpretation and Success Benchmarks</w:t>
+      </w:r>
     </w:p>
     <w:p>
       <w:pPr>
@@ -12358,34 +13855,44 @@
         <w:ind w:firstLine="720"/>
         <w:rPr>
           <w:rFonts w:ascii="Times New Roman" w:eastAsia="Times New Roman" w:hAnsi="Times New Roman" w:cs="Times New Roman"/>
-          <w:b/>
-          <w:bCs/>
-        </w:rPr>
-      </w:pPr>
-      <w:r>
-        <w:rPr>
-          <w:rFonts w:ascii="Times New Roman" w:eastAsia="Times New Roman" w:hAnsi="Times New Roman" w:cs="Times New Roman"/>
-          <w:b/>
-          <w:bCs/>
+        </w:rPr>
+      </w:pPr>
+      <w:r>
+        <w:rPr>
+          <w:rFonts w:ascii="Times New Roman" w:eastAsia="Times New Roman" w:hAnsi="Times New Roman" w:cs="Times New Roman"/>
+        </w:rPr>
+        <w:t xml:space="preserve">The general interpretation of the weighted mean will assist the researchers in determining whether the SERBIS system meets the expected quality standards for municipal information </w:t>
+      </w:r>
+      <w:r>
+        <w:rPr>
+          <w:rFonts w:ascii="Times New Roman" w:eastAsia="Times New Roman" w:hAnsi="Times New Roman" w:cs="Times New Roman"/>
         </w:rPr>
         <w:lastRenderedPageBreak/>
-        <w:t>3.6.3</w:t>
-      </w:r>
-      <w:r>
-        <w:rPr>
-          <w:rFonts w:ascii="Times New Roman" w:eastAsia="Times New Roman" w:hAnsi="Times New Roman" w:cs="Times New Roman"/>
-          <w:b/>
-          <w:bCs/>
-        </w:rPr>
-        <w:t xml:space="preserve"> </w:t>
-      </w:r>
-      <w:r>
-        <w:rPr>
-          <w:rFonts w:ascii="Times New Roman" w:eastAsia="Times New Roman" w:hAnsi="Times New Roman" w:cs="Times New Roman"/>
-          <w:b/>
-          <w:bCs/>
-        </w:rPr>
-        <w:t>Interpretation and Success Benchmarks</w:t>
+        <w:t xml:space="preserve">dissemination and the </w:t>
+      </w:r>
+      <w:r>
+        <w:rPr>
+          <w:rFonts w:ascii="Times New Roman" w:eastAsia="Times New Roman" w:hAnsi="Times New Roman" w:cs="Times New Roman"/>
+        </w:rPr>
+        <w:t>processing of resident</w:t>
+      </w:r>
+      <w:r>
+        <w:rPr>
+          <w:rFonts w:ascii="Times New Roman" w:eastAsia="Times New Roman" w:hAnsi="Times New Roman" w:cs="Times New Roman"/>
+        </w:rPr>
+        <w:t xml:space="preserve"> service request</w:t>
+      </w:r>
+      <w:r>
+        <w:rPr>
+          <w:rFonts w:ascii="Times New Roman" w:eastAsia="Times New Roman" w:hAnsi="Times New Roman" w:cs="Times New Roman"/>
+        </w:rPr>
+        <w:t>s</w:t>
+      </w:r>
+      <w:r>
+        <w:rPr>
+          <w:rFonts w:ascii="Times New Roman" w:eastAsia="Times New Roman" w:hAnsi="Times New Roman" w:cs="Times New Roman"/>
+        </w:rPr>
+        <w:t>. High scores in Functional Suitability and Security will indicate that the platform accurately executes its intended modules and protects sensitive resident data. High scores in Compatibility and Flexibility will prove that the system can operate across different devices and adapt to changing municipal needs, while high scores in Interaction Capability will suggest that the application is highly intuitive and accessible for community use.</w:t>
       </w:r>
     </w:p>
     <w:p>
@@ -12400,22 +13907,7 @@
         <w:rPr>
           <w:rFonts w:ascii="Times New Roman" w:eastAsia="Times New Roman" w:hAnsi="Times New Roman" w:cs="Times New Roman"/>
         </w:rPr>
-        <w:t>The general interpretation of the weighted mean will assist the researchers in determining whether the SERBIS system meets the expected quality standards for municipal information dissemination and the president service request. High scores in Functional Suitability and Security will indicate that the platform accurately executes its intended modules and protects sensitive resident data. High scores in Compatibility and Flexibility will prove that the system can operate across different devices and adapt to changing municipal needs, while high scores in Interaction Capability will suggest that the application is highly intuitive and accessible for community use.</w:t>
-      </w:r>
-    </w:p>
-    <w:p>
-      <w:pPr>
-        <w:spacing w:line="480" w:lineRule="auto"/>
-        <w:ind w:firstLine="720"/>
-        <w:rPr>
-          <w:rFonts w:ascii="Times New Roman" w:eastAsia="Times New Roman" w:hAnsi="Times New Roman" w:cs="Times New Roman"/>
-        </w:rPr>
-      </w:pPr>
-      <w:r>
-        <w:rPr>
-          <w:rFonts w:ascii="Times New Roman" w:eastAsia="Times New Roman" w:hAnsi="Times New Roman" w:cs="Times New Roman"/>
-        </w:rPr>
-        <w:t>The researchers have established a Target Grand Mean of 4.00 as the success threshold for the study. This benchmark is justified as it represents the "Agree" threshold, signifying that the system is "Fully Functional"</w:t>
+        <w:t>The researchers established a Target Grand Mean of 4.00 as the success threshold for the study. This benchmark is justified as it represents the "Agree" threshold, signifying that the system is "Fully Functional"</w:t>
       </w:r>
       <w:r>
         <w:rPr>
@@ -12511,8 +14003,14 @@
         <w:rPr>
           <w:rFonts w:ascii="Times New Roman" w:eastAsia="Times New Roman" w:hAnsi="Times New Roman" w:cs="Times New Roman"/>
         </w:rPr>
+        <w:t xml:space="preserve">These insights will serve as the basis for planning, developing, and evaluating the proposed SERBIS system to ensure that it effectively meets the needs of the MDRRMO and the residents. If significant discrepancies appear between the ratings of MDRRMO Personnel and </w:t>
+      </w:r>
+      <w:r>
+        <w:rPr>
+          <w:rFonts w:ascii="Times New Roman" w:eastAsia="Times New Roman" w:hAnsi="Times New Roman" w:cs="Times New Roman"/>
+        </w:rPr>
         <w:lastRenderedPageBreak/>
-        <w:t>These insights will serve as the basis for planning, developing, and evaluating the proposed SERBIS system to ensure that it effectively meets the needs of the MDRRMO and the residents. If significant discrepancies appear between the ratings of MDRRMO Personnel and Residents, the researchers will conduct a Comparative Analysis to ensure that the system fulfills its dual-purpose role effectively.</w:t>
+        <w:t>Residents, the researchers will conduct a Comparative Analysis to ensure that the system fulfills its dual-purpose role effectively.</w:t>
       </w:r>
       <w:r>
         <w:rPr>
@@ -12527,6 +14025,36 @@
       <w:pPr>
         <w:spacing w:line="480" w:lineRule="auto"/>
         <w:ind w:firstLine="720"/>
+        <w:rPr>
+          <w:rFonts w:ascii="Times New Roman" w:eastAsia="Times New Roman" w:hAnsi="Times New Roman" w:cs="Times New Roman"/>
+          <w:color w:val="000000"/>
+          <w:lang w:eastAsia="en-PH"/>
+        </w:rPr>
+      </w:pPr>
+    </w:p>
+    <w:p>
+      <w:pPr>
+        <w:spacing w:line="480" w:lineRule="auto"/>
+        <w:rPr>
+          <w:rFonts w:ascii="Times New Roman" w:eastAsia="Times New Roman" w:hAnsi="Times New Roman" w:cs="Times New Roman"/>
+          <w:color w:val="000000"/>
+          <w:lang w:eastAsia="en-PH"/>
+        </w:rPr>
+      </w:pPr>
+    </w:p>
+    <w:p>
+      <w:pPr>
+        <w:spacing w:line="480" w:lineRule="auto"/>
+        <w:rPr>
+          <w:rFonts w:ascii="Times New Roman" w:eastAsia="Times New Roman" w:hAnsi="Times New Roman" w:cs="Times New Roman"/>
+          <w:color w:val="000000"/>
+          <w:lang w:eastAsia="en-PH"/>
+        </w:rPr>
+      </w:pPr>
+    </w:p>
+    <w:p>
+      <w:pPr>
+        <w:spacing w:line="480" w:lineRule="auto"/>
         <w:rPr>
           <w:rFonts w:ascii="Times New Roman" w:eastAsia="Times New Roman" w:hAnsi="Times New Roman" w:cs="Times New Roman"/>
           <w:color w:val="000000"/>
@@ -14029,21 +15557,7 @@
         <w:rPr>
           <w:rFonts w:ascii="Times New Roman" w:hAnsi="Times New Roman" w:cs="Times New Roman"/>
         </w:rPr>
-        <w:t xml:space="preserve">The SERBIS platform uses a multi-language stack to meet the unique needs of the mobile, web, and server layers. Mobile rendering requires </w:t>
-      </w:r>
-      <w:proofErr w:type="gramStart"/>
-      <w:r>
-        <w:rPr>
-          <w:rFonts w:ascii="Times New Roman" w:hAnsi="Times New Roman" w:cs="Times New Roman"/>
-        </w:rPr>
-        <w:t>high performance</w:t>
-      </w:r>
-      <w:proofErr w:type="gramEnd"/>
-      <w:r>
-        <w:rPr>
-          <w:rFonts w:ascii="Times New Roman" w:hAnsi="Times New Roman" w:cs="Times New Roman"/>
-        </w:rPr>
-        <w:t xml:space="preserve"> capabilities, whereas the backend focuses on secure business logic. Standardized communication protocols manage the integration complexity and ensure all components exchange data seamlessly.</w:t>
+        <w:t>The SERBIS platform uses a multi-language stack to meet the unique needs of the mobile, web, and server layers. Mobile rendering requires high performance capabilities, whereas the backend focuses on secure business logic. Standardized communication protocols manage the integration complexity and ensure all components exchange data seamlessly.</w:t>
       </w:r>
     </w:p>
     <w:p>
@@ -14863,21 +16377,7 @@
         <w:rPr>
           <w:rFonts w:ascii="Times New Roman" w:hAnsi="Times New Roman" w:cs="Times New Roman"/>
         </w:rPr>
-        <w:t xml:space="preserve">To ensure the public accessibility and structural reliability of the platform, the researchers utilized </w:t>
-      </w:r>
-      <w:proofErr w:type="spellStart"/>
-      <w:r>
-        <w:rPr>
-          <w:rFonts w:ascii="Times New Roman" w:hAnsi="Times New Roman" w:cs="Times New Roman"/>
-        </w:rPr>
-        <w:t>Hostinger</w:t>
-      </w:r>
-      <w:proofErr w:type="spellEnd"/>
-      <w:r>
-        <w:rPr>
-          <w:rFonts w:ascii="Times New Roman" w:hAnsi="Times New Roman" w:cs="Times New Roman"/>
-        </w:rPr>
-        <w:t xml:space="preserve"> Cloud Hosting as the primary deployment infrastructure. A scalable cloud environment was necessary to guarantee system availability during severe weather events when localized hardware might fail.</w:t>
+        <w:t>To ensure the public accessibility and structural reliability of the platform, the researchers utilized Hostinger Cloud Hosting as the primary deployment infrastructure. A scalable cloud environment was necessary to guarantee system availability during severe weather events when localized hardware might fail.</w:t>
       </w:r>
     </w:p>
     <w:p>
@@ -14892,35 +16392,7 @@
         <w:rPr>
           <w:rFonts w:ascii="Times New Roman" w:hAnsi="Times New Roman" w:cs="Times New Roman"/>
         </w:rPr>
-        <w:t xml:space="preserve">The selected server specifications include 100 GB of Non-Volatile Memory Express storage for rapid data retrieval and 4 GB of Random Access Memory powered by a </w:t>
-      </w:r>
-      <w:proofErr w:type="gramStart"/>
-      <w:r>
-        <w:rPr>
-          <w:rFonts w:ascii="Times New Roman" w:hAnsi="Times New Roman" w:cs="Times New Roman"/>
-        </w:rPr>
-        <w:t>4 core</w:t>
-      </w:r>
-      <w:proofErr w:type="gramEnd"/>
-      <w:r>
-        <w:rPr>
-          <w:rFonts w:ascii="Times New Roman" w:hAnsi="Times New Roman" w:cs="Times New Roman"/>
-        </w:rPr>
-        <w:t xml:space="preserve"> CPU to process simultaneous service requests. </w:t>
-      </w:r>
-      <w:proofErr w:type="spellStart"/>
-      <w:r>
-        <w:rPr>
-          <w:rFonts w:ascii="Times New Roman" w:hAnsi="Times New Roman" w:cs="Times New Roman"/>
-        </w:rPr>
-        <w:t>Hostinger</w:t>
-      </w:r>
-      <w:proofErr w:type="spellEnd"/>
-      <w:r>
-        <w:rPr>
-          <w:rFonts w:ascii="Times New Roman" w:hAnsi="Times New Roman" w:cs="Times New Roman"/>
-        </w:rPr>
-        <w:t xml:space="preserve"> provides a 99.9 percent uptime guarantee, which is critical for an emergency management system. The platform includes advanced security features such as standard Secure Sockets Layer certificates to encrypt data in transit and built in Distributed Denial of Service protection to prevent malicious network overloads. To ensure data preservation, the hosting environment features automated server level backup systems. Furthermore, the cloud architecture offers seamless scalability options. This allows the MDRRMO to temporarily upgrade server resources to handle extreme spikes in web traffic during a major disaster without migrating to a new server.</w:t>
+        <w:t>The selected server specifications include 100 GB of Non-Volatile Memory Express storage for rapid data retrieval and 4 GB of Random Access Memory powered by a 4 core CPU to process simultaneous service requests. Hostinger provides a 99.9 percent uptime guarantee, which is critical for an emergency management system. The platform includes advanced security features such as standard Secure Sockets Layer certificates to encrypt data in transit and built in Distributed Denial of Service protection to prevent malicious network overloads. To ensure data preservation, the hosting environment features automated server level backup systems. Furthermore, the cloud architecture offers seamless scalability options. This allows the MDRRMO to temporarily upgrade server resources to handle extreme spikes in web traffic during a major disaster without migrating to a new server.</w:t>
       </w:r>
     </w:p>
     <w:p>
@@ -16706,21 +18178,7 @@
         <w:rPr>
           <w:rFonts w:ascii="Times New Roman" w:hAnsi="Times New Roman" w:cs="Times New Roman"/>
         </w:rPr>
-        <w:t xml:space="preserve">Figure 14 illustrates the primary </w:t>
-      </w:r>
-      <w:proofErr w:type="gramStart"/>
-      <w:r>
-        <w:rPr>
-          <w:rFonts w:ascii="Times New Roman" w:hAnsi="Times New Roman" w:cs="Times New Roman"/>
-        </w:rPr>
-        <w:t>Home</w:t>
-      </w:r>
-      <w:proofErr w:type="gramEnd"/>
-      <w:r>
-        <w:rPr>
-          <w:rFonts w:ascii="Times New Roman" w:hAnsi="Times New Roman" w:cs="Times New Roman"/>
-        </w:rPr>
-        <w:t xml:space="preserve"> dashboard, which residents see immediately upon logging in. The screen layout prominently displays real time tracking for active service requests, showing transparent administrative statuses. This page also introduces the persistent bottom navigation design, which allows immediate thumb access to the Services, Information, and Profile modules.</w:t>
+        <w:t>Figure 14 illustrates the primary Home dashboard, which residents see immediately upon logging in. The screen layout prominently displays real time tracking for active service requests, showing transparent administrative statuses. This page also introduces the persistent bottom navigation design, which allows immediate thumb access to the Services, Information, and Profile modules.</w:t>
       </w:r>
     </w:p>
     <w:p>
@@ -17525,49 +18983,7 @@
           <w:rFonts w:ascii="Times New Roman" w:hAnsi="Times New Roman" w:cs="Times New Roman"/>
         </w:rPr>
         <w:lastRenderedPageBreak/>
-        <w:t xml:space="preserve">Authentication), where input login credentials from the Resident entity are validated against the </w:t>
-      </w:r>
-      <w:proofErr w:type="spellStart"/>
-      <w:r>
-        <w:rPr>
-          <w:rFonts w:ascii="Times New Roman" w:hAnsi="Times New Roman" w:cs="Times New Roman"/>
-        </w:rPr>
-        <w:t>tbl_residents</w:t>
-      </w:r>
-      <w:proofErr w:type="spellEnd"/>
-      <w:r>
-        <w:rPr>
-          <w:rFonts w:ascii="Times New Roman" w:hAnsi="Times New Roman" w:cs="Times New Roman"/>
-        </w:rPr>
-        <w:t xml:space="preserve"> data store to generate a secure session. In Process 1.2 (Request MDRRMO Services), the resident inputs emergency data which the system processes and commits to the </w:t>
-      </w:r>
-      <w:proofErr w:type="spellStart"/>
-      <w:r>
-        <w:rPr>
-          <w:rFonts w:ascii="Times New Roman" w:hAnsi="Times New Roman" w:cs="Times New Roman"/>
-        </w:rPr>
-        <w:t>tbl_service_request</w:t>
-      </w:r>
-      <w:proofErr w:type="spellEnd"/>
-      <w:r>
-        <w:rPr>
-          <w:rFonts w:ascii="Times New Roman" w:hAnsi="Times New Roman" w:cs="Times New Roman"/>
-        </w:rPr>
-        <w:t xml:space="preserve"> data store as a new record. Process 1.3 (View Educational Materials) handles the output flow, where the system queries the </w:t>
-      </w:r>
-      <w:proofErr w:type="spellStart"/>
-      <w:r>
-        <w:rPr>
-          <w:rFonts w:ascii="Times New Roman" w:hAnsi="Times New Roman" w:cs="Times New Roman"/>
-        </w:rPr>
-        <w:t>tbl_info_materials</w:t>
-      </w:r>
-      <w:proofErr w:type="spellEnd"/>
-      <w:r>
-        <w:rPr>
-          <w:rFonts w:ascii="Times New Roman" w:hAnsi="Times New Roman" w:cs="Times New Roman"/>
-        </w:rPr>
-        <w:t xml:space="preserve"> data store to retrieve and display safety guides to the user. This configuration validates that every resident interaction is backed by a specific database transaction, ensuring that community requests are never lost or unprocessed.</w:t>
+        <w:t>Authentication), where input login credentials from the Resident entity are validated against the tbl_residents data store to generate a secure session. In Process 1.2 (Request MDRRMO Services), the resident inputs emergency data which the system processes and commits to the tbl_service_request data store as a new record. Process 1.3 (View Educational Materials) handles the output flow, where the system queries the tbl_info_materials data store to retrieve and display safety guides to the user. This configuration validates that every resident interaction is backed by a specific database transaction, ensuring that community requests are never lost or unprocessed.</w:t>
       </w:r>
     </w:p>
     <w:p>
@@ -17686,73 +19102,64 @@
           <w:rFonts w:ascii="Times New Roman" w:hAnsi="Times New Roman" w:cs="Times New Roman"/>
         </w:rPr>
         <w:lastRenderedPageBreak/>
-        <w:t xml:space="preserve">Figure 20 presents the Administrator Level 1 DFD, mapping the complex data logic required for municipal oversight. This model demonstrates how administrative inputs trigger </w:t>
-      </w:r>
-      <w:proofErr w:type="gramStart"/>
-      <w:r>
-        <w:rPr>
-          <w:rFonts w:ascii="Times New Roman" w:hAnsi="Times New Roman" w:cs="Times New Roman"/>
-        </w:rPr>
-        <w:t>high priority</w:t>
-      </w:r>
-      <w:proofErr w:type="gramEnd"/>
-      <w:r>
-        <w:rPr>
-          <w:rFonts w:ascii="Times New Roman" w:hAnsi="Times New Roman" w:cs="Times New Roman"/>
-        </w:rPr>
-        <w:t xml:space="preserve"> system outputs across four primary processes. Process 2.1 (Manage Resident Profiles) </w:t>
+        <w:t xml:space="preserve">Figure 20 presents the Administrator Level 1 DFD, mapping the complex data logic required for municipal oversight. This model demonstrates how administrative inputs trigger high priority system outputs across four primary processes. Process 2.1 (Manage Resident Profiles) </w:t>
       </w:r>
       <w:r>
         <w:rPr>
           <w:rFonts w:ascii="Times New Roman" w:hAnsi="Times New Roman" w:cs="Times New Roman"/>
           <w:lang w:val="en-US"/>
         </w:rPr>
-        <w:t xml:space="preserve">involves the verification and management of user accounts within the </w:t>
-      </w:r>
-      <w:proofErr w:type="spellStart"/>
+        <w:t>involves the verification and management of user accounts within the tbl_residents store</w:t>
+      </w:r>
+      <w:r>
+        <w:rPr>
+          <w:rFonts w:ascii="Times New Roman" w:hAnsi="Times New Roman" w:cs="Times New Roman"/>
+        </w:rPr>
+        <w:t>. Process 2.2 (Manage Resident Service Request)</w:t>
+      </w:r>
       <w:r>
         <w:rPr>
           <w:rFonts w:ascii="Times New Roman" w:hAnsi="Times New Roman" w:cs="Times New Roman"/>
           <w:lang w:val="en-US"/>
         </w:rPr>
-        <w:t>tbl_residents</w:t>
-      </w:r>
-      <w:proofErr w:type="spellEnd"/>
-      <w:r>
-        <w:rPr>
-          <w:rFonts w:ascii="Times New Roman" w:hAnsi="Times New Roman" w:cs="Times New Roman"/>
+        <w:t xml:space="preserve"> allows administrators to input request status updates and retrieve active records from the tbl_service_request data store.</w:t>
+      </w:r>
+    </w:p>
+    <w:p>
+      <w:pPr>
+        <w:spacing w:line="480" w:lineRule="auto"/>
+        <w:ind w:firstLine="720"/>
+        <w:rPr>
+          <w:rFonts w:ascii="Times New Roman" w:hAnsi="Times New Roman" w:cs="Times New Roman"/>
+        </w:rPr>
+      </w:pPr>
+      <w:r>
+        <w:rPr>
+          <w:rFonts w:ascii="Times New Roman" w:hAnsi="Times New Roman" w:cs="Times New Roman"/>
+        </w:rPr>
+        <w:t>while Process 2.3</w:t>
+      </w:r>
+      <w:r>
+        <w:rPr>
+          <w:rFonts w:ascii="Times New Roman" w:hAnsi="Times New Roman" w:cs="Times New Roman"/>
+          <w:b/>
+          <w:bCs/>
           <w:lang w:val="en-US"/>
         </w:rPr>
-        <w:t xml:space="preserve"> store</w:t>
-      </w:r>
-      <w:r>
-        <w:rPr>
-          <w:rFonts w:ascii="Times New Roman" w:hAnsi="Times New Roman" w:cs="Times New Roman"/>
-        </w:rPr>
-        <w:t>. Process 2.2 (Manage Resident Service Request)</w:t>
+        <w:t xml:space="preserve"> </w:t>
       </w:r>
       <w:r>
         <w:rPr>
           <w:rFonts w:ascii="Times New Roman" w:hAnsi="Times New Roman" w:cs="Times New Roman"/>
           <w:lang w:val="en-US"/>
         </w:rPr>
-        <w:t xml:space="preserve"> allows administrators to input request status updates and retrieve active records from the </w:t>
-      </w:r>
-      <w:proofErr w:type="spellStart"/>
-      <w:r>
-        <w:rPr>
-          <w:rFonts w:ascii="Times New Roman" w:hAnsi="Times New Roman" w:cs="Times New Roman"/>
-          <w:lang w:val="en-US"/>
-        </w:rPr>
-        <w:t>tbl_service_request</w:t>
-      </w:r>
-      <w:proofErr w:type="spellEnd"/>
-      <w:r>
-        <w:rPr>
-          <w:rFonts w:ascii="Times New Roman" w:hAnsi="Times New Roman" w:cs="Times New Roman"/>
-          <w:lang w:val="en-US"/>
-        </w:rPr>
-        <w:t xml:space="preserve"> data store.</w:t>
+        <w:t>(Generate Data Analytics and Reports) enables the Administrator to input Analytical Queries and Filters to synthesize information from the tbl_service_request, tbl_residents, and tbl_barangay data stores into dynamic reports and visuals.</w:t>
+      </w:r>
+      <w:r>
+        <w:rPr>
+          <w:rFonts w:ascii="Times New Roman" w:hAnsi="Times New Roman" w:cs="Times New Roman"/>
+        </w:rPr>
+        <w:t xml:space="preserve"> Furthermore,</w:t>
       </w:r>
     </w:p>
     <w:p>
@@ -17767,134 +19174,7 @@
         <w:rPr>
           <w:rFonts w:ascii="Times New Roman" w:hAnsi="Times New Roman" w:cs="Times New Roman"/>
         </w:rPr>
-        <w:t>while Process 2.3</w:t>
-      </w:r>
-      <w:r>
-        <w:rPr>
-          <w:rFonts w:ascii="Times New Roman" w:hAnsi="Times New Roman" w:cs="Times New Roman"/>
-          <w:b/>
-          <w:bCs/>
-          <w:lang w:val="en-US"/>
-        </w:rPr>
-        <w:t xml:space="preserve"> </w:t>
-      </w:r>
-      <w:r>
-        <w:rPr>
-          <w:rFonts w:ascii="Times New Roman" w:hAnsi="Times New Roman" w:cs="Times New Roman"/>
-          <w:lang w:val="en-US"/>
-        </w:rPr>
-        <w:t xml:space="preserve">(Generate Data Analytics and Reports) enables the Administrator to input Analytical Queries and Filters to synthesize information from the </w:t>
-      </w:r>
-      <w:proofErr w:type="spellStart"/>
-      <w:r>
-        <w:rPr>
-          <w:rFonts w:ascii="Times New Roman" w:hAnsi="Times New Roman" w:cs="Times New Roman"/>
-          <w:lang w:val="en-US"/>
-        </w:rPr>
-        <w:t>tbl_service_request</w:t>
-      </w:r>
-      <w:proofErr w:type="spellEnd"/>
-      <w:r>
-        <w:rPr>
-          <w:rFonts w:ascii="Times New Roman" w:hAnsi="Times New Roman" w:cs="Times New Roman"/>
-          <w:lang w:val="en-US"/>
-        </w:rPr>
-        <w:t xml:space="preserve">, </w:t>
-      </w:r>
-      <w:proofErr w:type="spellStart"/>
-      <w:r>
-        <w:rPr>
-          <w:rFonts w:ascii="Times New Roman" w:hAnsi="Times New Roman" w:cs="Times New Roman"/>
-          <w:lang w:val="en-US"/>
-        </w:rPr>
-        <w:t>tbl_residents</w:t>
-      </w:r>
-      <w:proofErr w:type="spellEnd"/>
-      <w:r>
-        <w:rPr>
-          <w:rFonts w:ascii="Times New Roman" w:hAnsi="Times New Roman" w:cs="Times New Roman"/>
-          <w:lang w:val="en-US"/>
-        </w:rPr>
-        <w:t xml:space="preserve">, and </w:t>
-      </w:r>
-      <w:proofErr w:type="spellStart"/>
-      <w:r>
-        <w:rPr>
-          <w:rFonts w:ascii="Times New Roman" w:hAnsi="Times New Roman" w:cs="Times New Roman"/>
-          <w:lang w:val="en-US"/>
-        </w:rPr>
-        <w:t>tbl_barangay</w:t>
-      </w:r>
-      <w:proofErr w:type="spellEnd"/>
-      <w:r>
-        <w:rPr>
-          <w:rFonts w:ascii="Times New Roman" w:hAnsi="Times New Roman" w:cs="Times New Roman"/>
-          <w:lang w:val="en-US"/>
-        </w:rPr>
-        <w:t xml:space="preserve"> data stores into dynamic reports and visuals.</w:t>
-      </w:r>
-      <w:r>
-        <w:rPr>
-          <w:rFonts w:ascii="Times New Roman" w:hAnsi="Times New Roman" w:cs="Times New Roman"/>
-        </w:rPr>
-        <w:t xml:space="preserve"> Furthermore,</w:t>
-      </w:r>
-    </w:p>
-    <w:p>
-      <w:pPr>
-        <w:spacing w:line="480" w:lineRule="auto"/>
-        <w:ind w:firstLine="720"/>
-        <w:rPr>
-          <w:rFonts w:ascii="Times New Roman" w:hAnsi="Times New Roman" w:cs="Times New Roman"/>
-        </w:rPr>
-      </w:pPr>
-      <w:r>
-        <w:rPr>
-          <w:rFonts w:ascii="Times New Roman" w:hAnsi="Times New Roman" w:cs="Times New Roman"/>
-        </w:rPr>
-        <w:t xml:space="preserve">Process 2.4 (Manage Educational Materials) handles the ingestion of new safety documents into </w:t>
-      </w:r>
-      <w:proofErr w:type="spellStart"/>
-      <w:r>
-        <w:rPr>
-          <w:rFonts w:ascii="Times New Roman" w:hAnsi="Times New Roman" w:cs="Times New Roman"/>
-        </w:rPr>
-        <w:t>tbl_info_materials</w:t>
-      </w:r>
-      <w:proofErr w:type="spellEnd"/>
-      <w:r>
-        <w:rPr>
-          <w:rFonts w:ascii="Times New Roman" w:hAnsi="Times New Roman" w:cs="Times New Roman"/>
-        </w:rPr>
-        <w:t xml:space="preserve">. Crucially, Process 2.5 (Manage MDRRMO Materials) handles the ingestion of new public information into the </w:t>
-      </w:r>
-      <w:proofErr w:type="spellStart"/>
-      <w:r>
-        <w:rPr>
-          <w:rFonts w:ascii="Times New Roman" w:hAnsi="Times New Roman" w:cs="Times New Roman"/>
-        </w:rPr>
-        <w:t>tbl_info_materials</w:t>
-      </w:r>
-      <w:proofErr w:type="spellEnd"/>
-      <w:r>
-        <w:rPr>
-          <w:rFonts w:ascii="Times New Roman" w:hAnsi="Times New Roman" w:cs="Times New Roman"/>
-        </w:rPr>
-        <w:t xml:space="preserve"> directory. Finally, Process 2.6 (Targeted SMS Alert) illustrates the communication logic where an administrative broadcast command triggers a query to the </w:t>
-      </w:r>
-      <w:proofErr w:type="spellStart"/>
-      <w:r>
-        <w:rPr>
-          <w:rFonts w:ascii="Times New Roman" w:hAnsi="Times New Roman" w:cs="Times New Roman"/>
-        </w:rPr>
-        <w:t>tbl_recipients</w:t>
-      </w:r>
-      <w:proofErr w:type="spellEnd"/>
-      <w:r>
-        <w:rPr>
-          <w:rFonts w:ascii="Times New Roman" w:hAnsi="Times New Roman" w:cs="Times New Roman"/>
-        </w:rPr>
-        <w:t xml:space="preserve"> store to execute the SMS transmission. By defining these specific directional flows, the diagram proves the system’s ability to maintain a coordinated and data driven municipal service framework. By defining these specific input output flows, the diagram proves the system’s ability to maintain a coordinated and accountable municipal disaster response.</w:t>
+        <w:t>Process 2.4 (Manage Educational Materials) handles the ingestion of new safety documents into tbl_info_materials. Crucially, Process 2.5 (Manage MDRRMO Materials) handles the ingestion of new public information into the tbl_info_materials directory. Finally, Process 2.6 (Targeted SMS Alert) illustrates the communication logic where an administrative broadcast command triggers a query to the tbl_recipients store to execute the SMS transmission. By defining these specific directional flows, the diagram proves the system’s ability to maintain a coordinated and data driven municipal service framework. By defining these specific input output flows, the diagram proves the system’s ability to maintain a coordinated and accountable municipal disaster response.</w:t>
       </w:r>
     </w:p>
     <w:p>
@@ -18071,91 +19351,7 @@
         <w:rPr>
           <w:rFonts w:ascii="Times New Roman" w:hAnsi="Times New Roman" w:cs="Times New Roman"/>
         </w:rPr>
-        <w:t xml:space="preserve"> The </w:t>
-      </w:r>
-      <w:proofErr w:type="spellStart"/>
-      <w:r>
-        <w:rPr>
-          <w:rFonts w:ascii="Times New Roman" w:hAnsi="Times New Roman" w:cs="Times New Roman"/>
-        </w:rPr>
-        <w:t>tbl_residents</w:t>
-      </w:r>
-      <w:proofErr w:type="spellEnd"/>
-      <w:r>
-        <w:rPr>
-          <w:rFonts w:ascii="Times New Roman" w:hAnsi="Times New Roman" w:cs="Times New Roman"/>
-        </w:rPr>
-        <w:t xml:space="preserve"> table uses </w:t>
-      </w:r>
-      <w:proofErr w:type="spellStart"/>
-      <w:r>
-        <w:rPr>
-          <w:rFonts w:ascii="Times New Roman" w:hAnsi="Times New Roman" w:cs="Times New Roman"/>
-        </w:rPr>
-        <w:t>resident_id</w:t>
-      </w:r>
-      <w:proofErr w:type="spellEnd"/>
-      <w:r>
-        <w:rPr>
-          <w:rFonts w:ascii="Times New Roman" w:hAnsi="Times New Roman" w:cs="Times New Roman"/>
-        </w:rPr>
-        <w:t xml:space="preserve"> as its primary key. It connects to the </w:t>
-      </w:r>
-      <w:proofErr w:type="spellStart"/>
-      <w:r>
-        <w:rPr>
-          <w:rFonts w:ascii="Times New Roman" w:hAnsi="Times New Roman" w:cs="Times New Roman"/>
-        </w:rPr>
-        <w:t>tbl_barangay</w:t>
-      </w:r>
-      <w:proofErr w:type="spellEnd"/>
-      <w:r>
-        <w:rPr>
-          <w:rFonts w:ascii="Times New Roman" w:hAnsi="Times New Roman" w:cs="Times New Roman"/>
-        </w:rPr>
-        <w:t xml:space="preserve"> table using the </w:t>
-      </w:r>
-      <w:proofErr w:type="spellStart"/>
-      <w:r>
-        <w:rPr>
-          <w:rFonts w:ascii="Times New Roman" w:hAnsi="Times New Roman" w:cs="Times New Roman"/>
-        </w:rPr>
-        <w:t>barangay_id</w:t>
-      </w:r>
-      <w:proofErr w:type="spellEnd"/>
-      <w:r>
-        <w:rPr>
-          <w:rFonts w:ascii="Times New Roman" w:hAnsi="Times New Roman" w:cs="Times New Roman"/>
-        </w:rPr>
-        <w:t xml:space="preserve"> foreign key. MDRRMO admins are identified by the </w:t>
-      </w:r>
-      <w:proofErr w:type="spellStart"/>
-      <w:r>
-        <w:rPr>
-          <w:rFonts w:ascii="Times New Roman" w:hAnsi="Times New Roman" w:cs="Times New Roman"/>
-        </w:rPr>
-        <w:t>admin_id</w:t>
-      </w:r>
-      <w:proofErr w:type="spellEnd"/>
-      <w:r>
-        <w:rPr>
-          <w:rFonts w:ascii="Times New Roman" w:hAnsi="Times New Roman" w:cs="Times New Roman"/>
-        </w:rPr>
-        <w:t xml:space="preserve"> primary key in the </w:t>
-      </w:r>
-      <w:proofErr w:type="spellStart"/>
-      <w:r>
-        <w:rPr>
-          <w:rFonts w:ascii="Times New Roman" w:hAnsi="Times New Roman" w:cs="Times New Roman"/>
-        </w:rPr>
-        <w:t>tbl_user</w:t>
-      </w:r>
-      <w:proofErr w:type="spellEnd"/>
-      <w:r>
-        <w:rPr>
-          <w:rFonts w:ascii="Times New Roman" w:hAnsi="Times New Roman" w:cs="Times New Roman"/>
-        </w:rPr>
-        <w:t xml:space="preserve"> table.</w:t>
+        <w:t xml:space="preserve"> The tbl_residents table uses resident_id as its primary key. It connects to the tbl_barangay table using the barangay_id foreign key. MDRRMO admins are identified by the admin_id primary key in the tbl_user table.</w:t>
       </w:r>
     </w:p>
     <w:p>
@@ -18178,63 +19374,7 @@
         <w:rPr>
           <w:rFonts w:ascii="Times New Roman" w:hAnsi="Times New Roman" w:cs="Times New Roman"/>
         </w:rPr>
-        <w:t xml:space="preserve"> The </w:t>
-      </w:r>
-      <w:proofErr w:type="spellStart"/>
-      <w:r>
-        <w:rPr>
-          <w:rFonts w:ascii="Times New Roman" w:hAnsi="Times New Roman" w:cs="Times New Roman"/>
-        </w:rPr>
-        <w:t>tbl_service_request</w:t>
-      </w:r>
-      <w:proofErr w:type="spellEnd"/>
-      <w:r>
-        <w:rPr>
-          <w:rFonts w:ascii="Times New Roman" w:hAnsi="Times New Roman" w:cs="Times New Roman"/>
-        </w:rPr>
-        <w:t xml:space="preserve"> table acts as the primary data source for the analytics engine that uses </w:t>
-      </w:r>
-      <w:proofErr w:type="spellStart"/>
-      <w:r>
-        <w:rPr>
-          <w:rFonts w:ascii="Times New Roman" w:hAnsi="Times New Roman" w:cs="Times New Roman"/>
-        </w:rPr>
-        <w:t>request_id</w:t>
-      </w:r>
-      <w:proofErr w:type="spellEnd"/>
-      <w:r>
-        <w:rPr>
-          <w:rFonts w:ascii="Times New Roman" w:hAnsi="Times New Roman" w:cs="Times New Roman"/>
-        </w:rPr>
-        <w:t xml:space="preserve"> as the primary key. It uses foreign keys like </w:t>
-      </w:r>
-      <w:proofErr w:type="spellStart"/>
-      <w:r>
-        <w:rPr>
-          <w:rFonts w:ascii="Times New Roman" w:hAnsi="Times New Roman" w:cs="Times New Roman"/>
-        </w:rPr>
-        <w:t>resident_id</w:t>
-      </w:r>
-      <w:proofErr w:type="spellEnd"/>
-      <w:r>
-        <w:rPr>
-          <w:rFonts w:ascii="Times New Roman" w:hAnsi="Times New Roman" w:cs="Times New Roman"/>
-        </w:rPr>
-        <w:t xml:space="preserve"> to link the request to the citizen and </w:t>
-      </w:r>
-      <w:proofErr w:type="spellStart"/>
-      <w:r>
-        <w:rPr>
-          <w:rFonts w:ascii="Times New Roman" w:hAnsi="Times New Roman" w:cs="Times New Roman"/>
-        </w:rPr>
-        <w:t>service_id</w:t>
-      </w:r>
-      <w:proofErr w:type="spellEnd"/>
-      <w:r>
-        <w:rPr>
-          <w:rFonts w:ascii="Times New Roman" w:hAnsi="Times New Roman" w:cs="Times New Roman"/>
-        </w:rPr>
-        <w:t xml:space="preserve"> to link it to the specific service needed.</w:t>
+        <w:t xml:space="preserve"> The tbl_service_request table acts as the primary data source for the analytics engine that uses request_id as the primary key. It uses foreign keys like resident_id to link the request to the citizen and service_id to link it to the specific service needed.</w:t>
       </w:r>
     </w:p>
     <w:p>
@@ -18258,63 +19398,7 @@
         <w:rPr>
           <w:rFonts w:ascii="Times New Roman" w:hAnsi="Times New Roman" w:cs="Times New Roman"/>
         </w:rPr>
-        <w:t xml:space="preserve"> The </w:t>
-      </w:r>
-      <w:proofErr w:type="spellStart"/>
-      <w:r>
-        <w:rPr>
-          <w:rFonts w:ascii="Times New Roman" w:hAnsi="Times New Roman" w:cs="Times New Roman"/>
-        </w:rPr>
-        <w:t>tbl_sms_logs</w:t>
-      </w:r>
-      <w:proofErr w:type="spellEnd"/>
-      <w:r>
-        <w:rPr>
-          <w:rFonts w:ascii="Times New Roman" w:hAnsi="Times New Roman" w:cs="Times New Roman"/>
-        </w:rPr>
-        <w:t xml:space="preserve"> table uses </w:t>
-      </w:r>
-      <w:proofErr w:type="spellStart"/>
-      <w:r>
-        <w:rPr>
-          <w:rFonts w:ascii="Times New Roman" w:hAnsi="Times New Roman" w:cs="Times New Roman"/>
-        </w:rPr>
-        <w:t>sms_log_id</w:t>
-      </w:r>
-      <w:proofErr w:type="spellEnd"/>
-      <w:r>
-        <w:rPr>
-          <w:rFonts w:ascii="Times New Roman" w:hAnsi="Times New Roman" w:cs="Times New Roman"/>
-        </w:rPr>
-        <w:t xml:space="preserve"> as the primary key. It uses foreign keys like </w:t>
-      </w:r>
-      <w:proofErr w:type="spellStart"/>
-      <w:r>
-        <w:rPr>
-          <w:rFonts w:ascii="Times New Roman" w:hAnsi="Times New Roman" w:cs="Times New Roman"/>
-        </w:rPr>
-        <w:t>disaster_id</w:t>
-      </w:r>
-      <w:proofErr w:type="spellEnd"/>
-      <w:r>
-        <w:rPr>
-          <w:rFonts w:ascii="Times New Roman" w:hAnsi="Times New Roman" w:cs="Times New Roman"/>
-        </w:rPr>
-        <w:t xml:space="preserve"> to link the text blast to a specific emergency. It also connects to the </w:t>
-      </w:r>
-      <w:proofErr w:type="spellStart"/>
-      <w:r>
-        <w:rPr>
-          <w:rFonts w:ascii="Times New Roman" w:hAnsi="Times New Roman" w:cs="Times New Roman"/>
-        </w:rPr>
-        <w:t>tbl_recipients</w:t>
-      </w:r>
-      <w:proofErr w:type="spellEnd"/>
-      <w:r>
-        <w:rPr>
-          <w:rFonts w:ascii="Times New Roman" w:hAnsi="Times New Roman" w:cs="Times New Roman"/>
-        </w:rPr>
-        <w:t xml:space="preserve"> table to track exactly which residents received the message.</w:t>
+        <w:t xml:space="preserve"> The tbl_sms_logs table uses sms_log_id as the primary key. It uses foreign keys like disaster_id to link the text blast to a specific emergency. It also connects to the tbl_recipients table to track exactly which residents received the message.</w:t>
       </w:r>
     </w:p>
     <w:p/>
@@ -18383,67 +19467,7 @@
           <w:shd w:val="clear" w:color="auto" w:fill="FFFFFF"/>
           <w:lang w:eastAsia="en-PH"/>
         </w:rPr>
-        <w:t xml:space="preserve">Aisyah, D. N., Rahman, F. M., Diva, H., Putra, B. S., </w:t>
-      </w:r>
-      <w:proofErr w:type="spellStart"/>
-      <w:r>
-        <w:rPr>
-          <w:rFonts w:ascii="Times New Roman" w:eastAsia="Times New Roman" w:hAnsi="Times New Roman" w:cs="Times New Roman"/>
-          <w:color w:val="222222"/>
-          <w:shd w:val="clear" w:color="auto" w:fill="FFFFFF"/>
-          <w:lang w:eastAsia="en-PH"/>
-        </w:rPr>
-        <w:t>Rizki</w:t>
-      </w:r>
-      <w:proofErr w:type="spellEnd"/>
-      <w:r>
-        <w:rPr>
-          <w:rFonts w:ascii="Times New Roman" w:eastAsia="Times New Roman" w:hAnsi="Times New Roman" w:cs="Times New Roman"/>
-          <w:color w:val="222222"/>
-          <w:shd w:val="clear" w:color="auto" w:fill="FFFFFF"/>
-          <w:lang w:eastAsia="en-PH"/>
-        </w:rPr>
-        <w:t xml:space="preserve">, M. H., </w:t>
-      </w:r>
-      <w:proofErr w:type="spellStart"/>
-      <w:r>
-        <w:rPr>
-          <w:rFonts w:ascii="Times New Roman" w:eastAsia="Times New Roman" w:hAnsi="Times New Roman" w:cs="Times New Roman"/>
-          <w:color w:val="222222"/>
-          <w:shd w:val="clear" w:color="auto" w:fill="FFFFFF"/>
-          <w:lang w:eastAsia="en-PH"/>
-        </w:rPr>
-        <w:t>Bisri</w:t>
-      </w:r>
-      <w:proofErr w:type="spellEnd"/>
-      <w:r>
-        <w:rPr>
-          <w:rFonts w:ascii="Times New Roman" w:eastAsia="Times New Roman" w:hAnsi="Times New Roman" w:cs="Times New Roman"/>
-          <w:color w:val="222222"/>
-          <w:shd w:val="clear" w:color="auto" w:fill="FFFFFF"/>
-          <w:lang w:eastAsia="en-PH"/>
-        </w:rPr>
-        <w:t xml:space="preserve">, M. B. F., &amp; </w:t>
-      </w:r>
-      <w:proofErr w:type="spellStart"/>
-      <w:r>
-        <w:rPr>
-          <w:rFonts w:ascii="Times New Roman" w:eastAsia="Times New Roman" w:hAnsi="Times New Roman" w:cs="Times New Roman"/>
-          <w:color w:val="222222"/>
-          <w:shd w:val="clear" w:color="auto" w:fill="FFFFFF"/>
-          <w:lang w:eastAsia="en-PH"/>
-        </w:rPr>
-        <w:t>Manikam</w:t>
-      </w:r>
-      <w:proofErr w:type="spellEnd"/>
-      <w:r>
-        <w:rPr>
-          <w:rFonts w:ascii="Times New Roman" w:eastAsia="Times New Roman" w:hAnsi="Times New Roman" w:cs="Times New Roman"/>
-          <w:color w:val="222222"/>
-          <w:shd w:val="clear" w:color="auto" w:fill="FFFFFF"/>
-          <w:lang w:eastAsia="en-PH"/>
-        </w:rPr>
-        <w:t xml:space="preserve">, L. (2026). Mobile-enabled technologies in disaster management: A systematic literature review. </w:t>
+        <w:t xml:space="preserve">Aisyah, D. N., Rahman, F. M., Diva, H., Putra, B. S., Rizki, M. H., Bisri, M. B. F., &amp; Manikam, L. (2026). Mobile-enabled technologies in disaster management: A systematic literature review. </w:t>
       </w:r>
       <w:r>
         <w:rPr>
@@ -18656,67 +19680,7 @@
           <w:shd w:val="clear" w:color="auto" w:fill="FFFFFF"/>
           <w:lang w:eastAsia="en-PH"/>
         </w:rPr>
-        <w:t xml:space="preserve">Elejalde, E., </w:t>
-      </w:r>
-      <w:proofErr w:type="spellStart"/>
-      <w:r>
-        <w:rPr>
-          <w:rFonts w:ascii="Times New Roman" w:eastAsia="Times New Roman" w:hAnsi="Times New Roman" w:cs="Times New Roman"/>
-          <w:color w:val="222222"/>
-          <w:shd w:val="clear" w:color="auto" w:fill="FFFFFF"/>
-          <w:lang w:eastAsia="en-PH"/>
-        </w:rPr>
-        <w:t>Naushirvanov</w:t>
-      </w:r>
-      <w:proofErr w:type="spellEnd"/>
-      <w:r>
-        <w:rPr>
-          <w:rFonts w:ascii="Times New Roman" w:eastAsia="Times New Roman" w:hAnsi="Times New Roman" w:cs="Times New Roman"/>
-          <w:color w:val="222222"/>
-          <w:shd w:val="clear" w:color="auto" w:fill="FFFFFF"/>
-          <w:lang w:eastAsia="en-PH"/>
-        </w:rPr>
-        <w:t xml:space="preserve">, T., </w:t>
-      </w:r>
-      <w:proofErr w:type="spellStart"/>
-      <w:r>
-        <w:rPr>
-          <w:rFonts w:ascii="Times New Roman" w:eastAsia="Times New Roman" w:hAnsi="Times New Roman" w:cs="Times New Roman"/>
-          <w:color w:val="222222"/>
-          <w:shd w:val="clear" w:color="auto" w:fill="FFFFFF"/>
-          <w:lang w:eastAsia="en-PH"/>
-        </w:rPr>
-        <w:t>Kalimeri</w:t>
-      </w:r>
-      <w:proofErr w:type="spellEnd"/>
-      <w:r>
-        <w:rPr>
-          <w:rFonts w:ascii="Times New Roman" w:eastAsia="Times New Roman" w:hAnsi="Times New Roman" w:cs="Times New Roman"/>
-          <w:color w:val="222222"/>
-          <w:shd w:val="clear" w:color="auto" w:fill="FFFFFF"/>
-          <w:lang w:eastAsia="en-PH"/>
-        </w:rPr>
-        <w:t xml:space="preserve">, K., </w:t>
-      </w:r>
-      <w:proofErr w:type="spellStart"/>
-      <w:r>
-        <w:rPr>
-          <w:rFonts w:ascii="Times New Roman" w:eastAsia="Times New Roman" w:hAnsi="Times New Roman" w:cs="Times New Roman"/>
-          <w:color w:val="222222"/>
-          <w:shd w:val="clear" w:color="auto" w:fill="FFFFFF"/>
-          <w:lang w:eastAsia="en-PH"/>
-        </w:rPr>
-        <w:t>Omodei</w:t>
-      </w:r>
-      <w:proofErr w:type="spellEnd"/>
-      <w:r>
-        <w:rPr>
-          <w:rFonts w:ascii="Times New Roman" w:eastAsia="Times New Roman" w:hAnsi="Times New Roman" w:cs="Times New Roman"/>
-          <w:color w:val="222222"/>
-          <w:shd w:val="clear" w:color="auto" w:fill="FFFFFF"/>
-          <w:lang w:eastAsia="en-PH"/>
-        </w:rPr>
-        <w:t xml:space="preserve">, E., Karsai, M., Bravo, L., &amp; Ferres, L. (2025). Use of mobile phone data to measure behavioral response to SMS evacuation alerts. </w:t>
+        <w:t xml:space="preserve">Elejalde, E., Naushirvanov, T., Kalimeri, K., Omodei, E., Karsai, M., Bravo, L., &amp; Ferres, L. (2025). Use of mobile phone data to measure behavioral response to SMS evacuation alerts. </w:t>
       </w:r>
       <w:r>
         <w:rPr>
@@ -18761,7 +19725,6 @@
           <w:lang w:eastAsia="en-PH"/>
         </w:rPr>
       </w:pPr>
-      <w:proofErr w:type="spellStart"/>
       <w:r>
         <w:rPr>
           <w:rFonts w:ascii="Times New Roman" w:eastAsia="Times New Roman" w:hAnsi="Times New Roman" w:cs="Times New Roman"/>
@@ -18769,37 +19732,7 @@
           <w:shd w:val="clear" w:color="auto" w:fill="FFFFFF"/>
           <w:lang w:eastAsia="en-PH"/>
         </w:rPr>
-        <w:t>EmergInsight</w:t>
-      </w:r>
-      <w:proofErr w:type="spellEnd"/>
-      <w:r>
-        <w:rPr>
-          <w:rFonts w:ascii="Times New Roman" w:eastAsia="Times New Roman" w:hAnsi="Times New Roman" w:cs="Times New Roman"/>
-          <w:color w:val="222222"/>
-          <w:shd w:val="clear" w:color="auto" w:fill="FFFFFF"/>
-          <w:lang w:eastAsia="en-PH"/>
-        </w:rPr>
-        <w:t xml:space="preserve">. (2026). </w:t>
-      </w:r>
-      <w:proofErr w:type="spellStart"/>
-      <w:r>
-        <w:rPr>
-          <w:rFonts w:ascii="Times New Roman" w:eastAsia="Times New Roman" w:hAnsi="Times New Roman" w:cs="Times New Roman"/>
-          <w:color w:val="222222"/>
-          <w:shd w:val="clear" w:color="auto" w:fill="FFFFFF"/>
-          <w:lang w:eastAsia="en-PH"/>
-        </w:rPr>
-        <w:t>EmergInsight</w:t>
-      </w:r>
-      <w:proofErr w:type="spellEnd"/>
-      <w:r>
-        <w:rPr>
-          <w:rFonts w:ascii="Times New Roman" w:eastAsia="Times New Roman" w:hAnsi="Times New Roman" w:cs="Times New Roman"/>
-          <w:color w:val="222222"/>
-          <w:shd w:val="clear" w:color="auto" w:fill="FFFFFF"/>
-          <w:lang w:eastAsia="en-PH"/>
-        </w:rPr>
-        <w:t xml:space="preserve">: A real-time dashboard for optimizing emergency care through data visualization and analytics. </w:t>
+        <w:t xml:space="preserve">EmergInsight. (2026). EmergInsight: A real-time dashboard for optimizing emergency care through data visualization and analytics. </w:t>
       </w:r>
       <w:r>
         <w:rPr>
@@ -19002,27 +19935,7 @@
           <w:shd w:val="clear" w:color="auto" w:fill="FFFFFF"/>
           <w:lang w:eastAsia="en-PH"/>
         </w:rPr>
-        <w:t xml:space="preserve">Goh, L., Tan, R., &amp; Lim, K. (2023). </w:t>
-      </w:r>
-      <w:proofErr w:type="spellStart"/>
-      <w:r>
-        <w:rPr>
-          <w:rFonts w:ascii="Times New Roman" w:eastAsia="Times New Roman" w:hAnsi="Times New Roman" w:cs="Times New Roman"/>
-          <w:color w:val="222222"/>
-          <w:shd w:val="clear" w:color="auto" w:fill="FFFFFF"/>
-          <w:lang w:eastAsia="en-PH"/>
-        </w:rPr>
-        <w:t>iAlerto</w:t>
-      </w:r>
-      <w:proofErr w:type="spellEnd"/>
-      <w:r>
-        <w:rPr>
-          <w:rFonts w:ascii="Times New Roman" w:eastAsia="Times New Roman" w:hAnsi="Times New Roman" w:cs="Times New Roman"/>
-          <w:color w:val="222222"/>
-          <w:shd w:val="clear" w:color="auto" w:fill="FFFFFF"/>
-          <w:lang w:eastAsia="en-PH"/>
-        </w:rPr>
-        <w:t xml:space="preserve">: A web and mobile alert system for Pasig City DRRMO. </w:t>
+        <w:t xml:space="preserve">Goh, L., Tan, R., &amp; Lim, K. (2023). iAlerto: A web and mobile alert system for Pasig City DRRMO. </w:t>
       </w:r>
       <w:r>
         <w:rPr>
@@ -19085,31 +19998,7 @@
           <w:shd w:val="clear" w:color="auto" w:fill="FFFFFF"/>
           <w:lang w:eastAsia="en-PH"/>
         </w:rPr>
-        <w:t xml:space="preserve">Computerized record management of resident and certificate issuance system for Barangay </w:t>
-      </w:r>
-      <w:proofErr w:type="spellStart"/>
-      <w:r>
-        <w:rPr>
-          <w:rFonts w:ascii="Times New Roman" w:eastAsia="Times New Roman" w:hAnsi="Times New Roman" w:cs="Times New Roman"/>
-          <w:i/>
-          <w:iCs/>
-          <w:color w:val="222222"/>
-          <w:shd w:val="clear" w:color="auto" w:fill="FFFFFF"/>
-          <w:lang w:eastAsia="en-PH"/>
-        </w:rPr>
-        <w:t>Dammang</w:t>
-      </w:r>
-      <w:proofErr w:type="spellEnd"/>
-      <w:r>
-        <w:rPr>
-          <w:rFonts w:ascii="Times New Roman" w:eastAsia="Times New Roman" w:hAnsi="Times New Roman" w:cs="Times New Roman"/>
-          <w:i/>
-          <w:iCs/>
-          <w:color w:val="222222"/>
-          <w:shd w:val="clear" w:color="auto" w:fill="FFFFFF"/>
-          <w:lang w:eastAsia="en-PH"/>
-        </w:rPr>
-        <w:t>, Sanchez Mira, Cagayan</w:t>
+        <w:t>Computerized record management of resident and certificate issuance system for Barangay Dammang, Sanchez Mira, Cagayan</w:t>
       </w:r>
       <w:r>
         <w:rPr>
@@ -19306,27 +20195,7 @@
           <w:shd w:val="clear" w:color="auto" w:fill="FFFFFF"/>
           <w:lang w:eastAsia="en-PH"/>
         </w:rPr>
-        <w:t xml:space="preserve">Lidres, K. A., </w:t>
-      </w:r>
-      <w:proofErr w:type="spellStart"/>
-      <w:r>
-        <w:rPr>
-          <w:rFonts w:ascii="Times New Roman" w:eastAsia="Times New Roman" w:hAnsi="Times New Roman" w:cs="Times New Roman"/>
-          <w:color w:val="222222"/>
-          <w:shd w:val="clear" w:color="auto" w:fill="FFFFFF"/>
-          <w:lang w:eastAsia="en-PH"/>
-        </w:rPr>
-        <w:t>Sadava</w:t>
-      </w:r>
-      <w:proofErr w:type="spellEnd"/>
-      <w:r>
-        <w:rPr>
-          <w:rFonts w:ascii="Times New Roman" w:eastAsia="Times New Roman" w:hAnsi="Times New Roman" w:cs="Times New Roman"/>
-          <w:color w:val="222222"/>
-          <w:shd w:val="clear" w:color="auto" w:fill="FFFFFF"/>
-          <w:lang w:eastAsia="en-PH"/>
-        </w:rPr>
-        <w:t xml:space="preserve">, D. J. G., &amp; Soberano, K. T. (2024). RescueLink: SOS alert system for disaster response and management. </w:t>
+        <w:t xml:space="preserve">Lidres, K. A., Sadava, D. J. G., &amp; Soberano, K. T. (2024). RescueLink: SOS alert system for disaster response and management. </w:t>
       </w:r>
       <w:r>
         <w:rPr>
@@ -19373,27 +20242,7 @@
           <w:lang w:eastAsia="en-PH"/>
         </w:rPr>
         <w:lastRenderedPageBreak/>
-        <w:t xml:space="preserve">Montefalcon, M., Reyes, C., &amp; Santos, B. (2021). </w:t>
-      </w:r>
-      <w:proofErr w:type="spellStart"/>
-      <w:r>
-        <w:rPr>
-          <w:rFonts w:ascii="Times New Roman" w:eastAsia="Times New Roman" w:hAnsi="Times New Roman" w:cs="Times New Roman"/>
-          <w:color w:val="222222"/>
-          <w:shd w:val="clear" w:color="auto" w:fill="FFFFFF"/>
-          <w:lang w:eastAsia="en-PH"/>
-        </w:rPr>
-        <w:t>IRespondPH</w:t>
-      </w:r>
-      <w:proofErr w:type="spellEnd"/>
-      <w:r>
-        <w:rPr>
-          <w:rFonts w:ascii="Times New Roman" w:eastAsia="Times New Roman" w:hAnsi="Times New Roman" w:cs="Times New Roman"/>
-          <w:color w:val="222222"/>
-          <w:shd w:val="clear" w:color="auto" w:fill="FFFFFF"/>
-          <w:lang w:eastAsia="en-PH"/>
-        </w:rPr>
-        <w:t xml:space="preserve">: Mobile and web application for post-disaster needs assessment in the Philippines. </w:t>
+        <w:t xml:space="preserve">Montefalcon, M., Reyes, C., &amp; Santos, B. (2021). IRespondPH: Mobile and web application for post-disaster needs assessment in the Philippines. </w:t>
       </w:r>
       <w:r>
         <w:rPr>
@@ -19435,19 +20284,11 @@
           <w:rFonts w:ascii="Times New Roman" w:hAnsi="Times New Roman" w:cs="Times New Roman"/>
         </w:rPr>
       </w:pPr>
-      <w:proofErr w:type="spellStart"/>
-      <w:r>
-        <w:rPr>
-          <w:rFonts w:ascii="Times New Roman" w:hAnsi="Times New Roman" w:cs="Times New Roman"/>
-        </w:rPr>
-        <w:t>Nalendra</w:t>
-      </w:r>
-      <w:proofErr w:type="spellEnd"/>
-      <w:r>
-        <w:rPr>
-          <w:rFonts w:ascii="Times New Roman" w:hAnsi="Times New Roman" w:cs="Times New Roman"/>
-        </w:rPr>
-        <w:t>, A. K. (2021). Rapid Application Development (RAD) model method for creating an agricultural irrigation system based on internet of things</w:t>
+      <w:r>
+        <w:rPr>
+          <w:rFonts w:ascii="Times New Roman" w:hAnsi="Times New Roman" w:cs="Times New Roman"/>
+        </w:rPr>
+        <w:t>Nalendra, A. K. (2021). Rapid Application Development (RAD) model method for creating an agricultural irrigation system based on internet of things</w:t>
       </w:r>
       <w:r>
         <w:rPr>
@@ -19550,7 +20391,6 @@
         <w:spacing w:before="240" w:after="240" w:line="360" w:lineRule="auto"/>
         <w:ind w:firstLine="720"/>
       </w:pPr>
-      <w:proofErr w:type="spellStart"/>
       <w:r>
         <w:rPr>
           <w:rFonts w:ascii="Times New Roman" w:eastAsia="Times New Roman" w:hAnsi="Times New Roman" w:cs="Times New Roman"/>
@@ -19558,39 +20398,8 @@
           <w:shd w:val="clear" w:color="auto" w:fill="FFFFFF"/>
           <w:lang w:eastAsia="en-PH"/>
         </w:rPr>
-        <w:t>Nurjannah</w:t>
-      </w:r>
-      <w:proofErr w:type="spellEnd"/>
-      <w:r>
-        <w:rPr>
-          <w:rFonts w:ascii="Times New Roman" w:eastAsia="Times New Roman" w:hAnsi="Times New Roman" w:cs="Times New Roman"/>
-          <w:color w:val="222222"/>
-          <w:shd w:val="clear" w:color="auto" w:fill="FFFFFF"/>
-          <w:lang w:eastAsia="en-PH"/>
-        </w:rPr>
-        <w:t xml:space="preserve">, U., </w:t>
-      </w:r>
-      <w:proofErr w:type="spellStart"/>
-      <w:r>
-        <w:rPr>
-          <w:rFonts w:ascii="Times New Roman" w:eastAsia="Times New Roman" w:hAnsi="Times New Roman" w:cs="Times New Roman"/>
-          <w:color w:val="222222"/>
-          <w:shd w:val="clear" w:color="auto" w:fill="FFFFFF"/>
-          <w:lang w:eastAsia="en-PH"/>
-        </w:rPr>
-        <w:t>Hasymi</w:t>
-      </w:r>
-      <w:proofErr w:type="spellEnd"/>
-      <w:r>
-        <w:rPr>
-          <w:rFonts w:ascii="Times New Roman" w:eastAsia="Times New Roman" w:hAnsi="Times New Roman" w:cs="Times New Roman"/>
-          <w:color w:val="222222"/>
-          <w:shd w:val="clear" w:color="auto" w:fill="FFFFFF"/>
-          <w:lang w:eastAsia="en-PH"/>
-        </w:rPr>
-        <w:t xml:space="preserve">, E., &amp; Putera, R. E. (2025). Information technology-based public service innovation management strategy: A case study of mobile application usage in government agencies. </w:t>
-      </w:r>
-      <w:proofErr w:type="spellStart"/>
+        <w:t xml:space="preserve">Nurjannah, U., Hasymi, E., &amp; Putera, R. E. (2025). Information technology-based public service innovation management strategy: A case study of mobile application usage in government agencies. </w:t>
+      </w:r>
       <w:r>
         <w:rPr>
           <w:rFonts w:ascii="Times New Roman" w:eastAsia="Times New Roman" w:hAnsi="Times New Roman" w:cs="Times New Roman"/>
@@ -19600,81 +20409,8 @@
           <w:shd w:val="clear" w:color="auto" w:fill="FFFFFF"/>
           <w:lang w:eastAsia="en-PH"/>
         </w:rPr>
-        <w:t>Jurnal</w:t>
-      </w:r>
-      <w:proofErr w:type="spellEnd"/>
-      <w:r>
-        <w:rPr>
-          <w:rFonts w:ascii="Times New Roman" w:eastAsia="Times New Roman" w:hAnsi="Times New Roman" w:cs="Times New Roman"/>
-          <w:i/>
-          <w:iCs/>
-          <w:color w:val="222222"/>
-          <w:shd w:val="clear" w:color="auto" w:fill="FFFFFF"/>
-          <w:lang w:eastAsia="en-PH"/>
-        </w:rPr>
-        <w:t xml:space="preserve"> </w:t>
-      </w:r>
-      <w:proofErr w:type="spellStart"/>
-      <w:r>
-        <w:rPr>
-          <w:rFonts w:ascii="Times New Roman" w:eastAsia="Times New Roman" w:hAnsi="Times New Roman" w:cs="Times New Roman"/>
-          <w:i/>
-          <w:iCs/>
-          <w:color w:val="222222"/>
-          <w:shd w:val="clear" w:color="auto" w:fill="FFFFFF"/>
-          <w:lang w:eastAsia="en-PH"/>
-        </w:rPr>
-        <w:t>Ilmiah</w:t>
-      </w:r>
-      <w:proofErr w:type="spellEnd"/>
-      <w:r>
-        <w:rPr>
-          <w:rFonts w:ascii="Times New Roman" w:eastAsia="Times New Roman" w:hAnsi="Times New Roman" w:cs="Times New Roman"/>
-          <w:i/>
-          <w:iCs/>
-          <w:color w:val="222222"/>
-          <w:shd w:val="clear" w:color="auto" w:fill="FFFFFF"/>
-          <w:lang w:eastAsia="en-PH"/>
-        </w:rPr>
-        <w:t xml:space="preserve"> </w:t>
-      </w:r>
-      <w:proofErr w:type="spellStart"/>
-      <w:r>
-        <w:rPr>
-          <w:rFonts w:ascii="Times New Roman" w:eastAsia="Times New Roman" w:hAnsi="Times New Roman" w:cs="Times New Roman"/>
-          <w:i/>
-          <w:iCs/>
-          <w:color w:val="222222"/>
-          <w:shd w:val="clear" w:color="auto" w:fill="FFFFFF"/>
-          <w:lang w:eastAsia="en-PH"/>
-        </w:rPr>
-        <w:t>Ekotrans</w:t>
-      </w:r>
-      <w:proofErr w:type="spellEnd"/>
-      <w:r>
-        <w:rPr>
-          <w:rFonts w:ascii="Times New Roman" w:eastAsia="Times New Roman" w:hAnsi="Times New Roman" w:cs="Times New Roman"/>
-          <w:i/>
-          <w:iCs/>
-          <w:color w:val="222222"/>
-          <w:shd w:val="clear" w:color="auto" w:fill="FFFFFF"/>
-          <w:lang w:eastAsia="en-PH"/>
-        </w:rPr>
-        <w:t xml:space="preserve"> &amp; </w:t>
-      </w:r>
-      <w:proofErr w:type="spellStart"/>
-      <w:r>
-        <w:rPr>
-          <w:rFonts w:ascii="Times New Roman" w:eastAsia="Times New Roman" w:hAnsi="Times New Roman" w:cs="Times New Roman"/>
-          <w:i/>
-          <w:iCs/>
-          <w:color w:val="222222"/>
-          <w:shd w:val="clear" w:color="auto" w:fill="FFFFFF"/>
-          <w:lang w:eastAsia="en-PH"/>
-        </w:rPr>
-        <w:t>Erudisi</w:t>
-      </w:r>
-      <w:proofErr w:type="spellEnd"/>
+        <w:t>Jurnal Ilmiah Ekotrans &amp; Erudisi</w:t>
+      </w:r>
       <w:r>
         <w:rPr>
           <w:rFonts w:ascii="Times New Roman" w:eastAsia="Times New Roman" w:hAnsi="Times New Roman" w:cs="Times New Roman"/>
@@ -19714,27 +20450,7 @@
           <w:shd w:val="clear" w:color="auto" w:fill="FFFFFF"/>
           <w:lang w:eastAsia="en-PH"/>
         </w:rPr>
-        <w:t xml:space="preserve">Puspita, I., Kurniawan, A., &amp; </w:t>
-      </w:r>
-      <w:proofErr w:type="spellStart"/>
-      <w:r>
-        <w:rPr>
-          <w:rFonts w:ascii="Times New Roman" w:eastAsia="Times New Roman" w:hAnsi="Times New Roman" w:cs="Times New Roman"/>
-          <w:color w:val="222222"/>
-          <w:shd w:val="clear" w:color="auto" w:fill="FFFFFF"/>
-          <w:lang w:eastAsia="en-PH"/>
-        </w:rPr>
-        <w:t>Marfai</w:t>
-      </w:r>
-      <w:proofErr w:type="spellEnd"/>
-      <w:r>
-        <w:rPr>
-          <w:rFonts w:ascii="Times New Roman" w:eastAsia="Times New Roman" w:hAnsi="Times New Roman" w:cs="Times New Roman"/>
-          <w:color w:val="222222"/>
-          <w:shd w:val="clear" w:color="auto" w:fill="FFFFFF"/>
-          <w:lang w:eastAsia="en-PH"/>
-        </w:rPr>
-        <w:t xml:space="preserve">, M. A. (2025). Contribution of ICT development to disaster risk reduction from a spatial perspective: A preliminary literature review. </w:t>
+        <w:t xml:space="preserve">Puspita, I., Kurniawan, A., &amp; Marfai, M. A. (2025). Contribution of ICT development to disaster risk reduction from a spatial perspective: A preliminary literature review. </w:t>
       </w:r>
       <w:r>
         <w:rPr>
@@ -20055,27 +20771,7 @@
           <w:shd w:val="clear" w:color="auto" w:fill="FFFFFF"/>
           <w:lang w:eastAsia="en-PH"/>
         </w:rPr>
-        <w:t xml:space="preserve">Trogrlić, R. Š., van den Homberg, M., Budimir, M., </w:t>
-      </w:r>
-      <w:proofErr w:type="spellStart"/>
-      <w:r>
-        <w:rPr>
-          <w:rFonts w:ascii="Times New Roman" w:eastAsia="Times New Roman" w:hAnsi="Times New Roman" w:cs="Times New Roman"/>
-          <w:color w:val="222222"/>
-          <w:shd w:val="clear" w:color="auto" w:fill="FFFFFF"/>
-          <w:lang w:eastAsia="en-PH"/>
-        </w:rPr>
-        <w:t>McQuistan</w:t>
-      </w:r>
-      <w:proofErr w:type="spellEnd"/>
-      <w:r>
-        <w:rPr>
-          <w:rFonts w:ascii="Times New Roman" w:eastAsia="Times New Roman" w:hAnsi="Times New Roman" w:cs="Times New Roman"/>
-          <w:color w:val="222222"/>
-          <w:shd w:val="clear" w:color="auto" w:fill="FFFFFF"/>
-          <w:lang w:eastAsia="en-PH"/>
-        </w:rPr>
-        <w:t xml:space="preserve">, C., Sneddon, A., &amp; Golding, B. (2022). Early warning systems and their role in disaster risk reduction. </w:t>
+        <w:t xml:space="preserve">Trogrlić, R. Š., van den Homberg, M., Budimir, M., McQuistan, C., Sneddon, A., &amp; Golding, B. (2022). Early warning systems and their role in disaster risk reduction. </w:t>
       </w:r>
       <w:r>
         <w:rPr>
@@ -25831,6 +26527,10 @@
 </file>
 
 <file path=customXml/item1.xml><?xml version="1.0" encoding="utf-8"?>
+<b:Sources xmlns:b="http://schemas.openxmlformats.org/officeDocument/2006/bibliography" xmlns="http://schemas.openxmlformats.org/officeDocument/2006/bibliography" SelectedStyle="\APASixthEditionOfficeOnline.xsl" StyleName="APA" Version="6"/>
+</file>
+
+<file path=customXml/item2.xml><?xml version="1.0" encoding="utf-8"?>
 <s:customData xmlns="http://www.wps.cn/officeDocument/2013/wpsCustomData" xmlns:s="http://www.wps.cn/officeDocument/2013/wpsCustomData">
   <customSectProps>
     <customSectPr/>
@@ -25842,22 +26542,18 @@
 </s:customData>
 </file>
 
-<file path=customXml/item2.xml><?xml version="1.0" encoding="utf-8"?>
-<b:Sources xmlns:b="http://schemas.openxmlformats.org/officeDocument/2006/bibliography" xmlns="http://schemas.openxmlformats.org/officeDocument/2006/bibliography" SelectedStyle="\APASixthEditionOfficeOnline.xsl" StyleName="APA" Version="6"/>
+<file path=customXml/itemProps1.xml><?xml version="1.0" encoding="utf-8"?>
+<ds:datastoreItem xmlns:ds="http://schemas.openxmlformats.org/officeDocument/2006/customXml" ds:itemID="{82ECC267-CE89-49CF-99EB-5CEE5B977B76}">
+  <ds:schemaRefs>
+    <ds:schemaRef ds:uri="http://schemas.openxmlformats.org/officeDocument/2006/bibliography"/>
+  </ds:schemaRefs>
+</ds:datastoreItem>
 </file>
 
-<file path=customXml/itemProps1.xml><?xml version="1.0" encoding="utf-8"?>
+<file path=customXml/itemProps2.xml><?xml version="1.0" encoding="utf-8"?>
 <ds:datastoreItem xmlns:ds="http://schemas.openxmlformats.org/officeDocument/2006/customXml" ds:itemID="{B1977F7D-205B-4081-913C-38D41E755F92}">
   <ds:schemaRefs>
     <ds:schemaRef ds:uri="http://www.wps.cn/officeDocument/2013/wpsCustomData"/>
   </ds:schemaRefs>
 </ds:datastoreItem>
-</file>
-
-<file path=customXml/itemProps2.xml><?xml version="1.0" encoding="utf-8"?>
-<ds:datastoreItem xmlns:ds="http://schemas.openxmlformats.org/officeDocument/2006/customXml" ds:itemID="{82ECC267-CE89-49CF-99EB-5CEE5B977B76}">
-  <ds:schemaRefs>
-    <ds:schemaRef ds:uri="http://schemas.openxmlformats.org/officeDocument/2006/bibliography"/>
-  </ds:schemaRefs>
-</ds:datastoreItem>
 </file>